--- a/Thesis/docx_export/BAGIAN_AWAL_PROPOSAL.docx
+++ b/Thesis/docx_export/BAGIAN_AWAL_PROPOSAL.docx
@@ -27,7 +27,50 @@
           <w:b/>
           <w:sz w:val="22"/>
         </w:rPr>
-        <w:t>ANALISIS KINEMATIKA, DINAMIKA, DAN ESTIMASI KEADAAN OPTIMAL KALMAN FILTER UNTUK PELACAKAN BERBASIS VISI PADA AUV VECTORED 6-DOF OVER-ACTUATED 8-PENDORONG</w:t>
+        <w:t xml:space="preserve">ANALISIS KINEMATIKA, DINAMIKA, DAN ESTIMASI KEADAAN OPTIMAL </w:t>
+      </w:r>
+      <w:r>
+        <w:rPr>
+          <w:rFonts w:ascii="Arial" w:hAnsi="Arial"/>
+          <w:b/>
+          <w:i/>
+          <w:sz w:val="22"/>
+        </w:rPr>
+        <w:t>KALMAN FILTER</w:t>
+      </w:r>
+      <w:r>
+        <w:rPr>
+          <w:rFonts w:ascii="Arial" w:hAnsi="Arial"/>
+          <w:b/>
+          <w:sz w:val="22"/>
+        </w:rPr>
+        <w:t xml:space="preserve"> UNTUK </w:t>
+      </w:r>
+      <w:r>
+        <w:rPr>
+          <w:rFonts w:ascii="Arial" w:hAnsi="Arial"/>
+          <w:b/>
+          <w:i/>
+          <w:sz w:val="22"/>
+        </w:rPr>
+        <w:t>VISION-BASED TRACKING</w:t>
+      </w:r>
+      <w:r>
+        <w:rPr>
+          <w:rFonts w:ascii="Arial" w:hAnsi="Arial"/>
+          <w:b/>
+          <w:sz w:val="22"/>
+        </w:rPr>
+        <w:t xml:space="preserve"> PADA </w:t>
+      </w:r>
+      <w:r>
+        <w:rPr>
+          <w:rFonts w:ascii="Arial" w:hAnsi="Arial"/>
+          <w:b/>
+          <w:i/>
+          <w:sz w:val="22"/>
+        </w:rPr>
+        <w:t>OVER-ACTUATED 8-THRUSTER 6-DOF VECTORED AUV</w:t>
       </w:r>
     </w:p>
     <w:p>
@@ -41,7 +84,7 @@
           <w:i/>
           <w:sz w:val="19"/>
         </w:rPr>
-        <w:t>(Analysis of Kinematics, Dynamics, and Optimal Kalman Filter State Estimation for Vision-Based Tracking in an Over-Actuated 8-Thruster 6-DOF Vectored AUV)</w:t>
+        <w:t>(Analysis of Kinematics, Dynamics, and Optimal Kalman Filter State Estimation for Vision-Based Tracking on an Over-Actuated 8-Thruster 6-DOF Vectored AUV)</w:t>
       </w:r>
     </w:p>
     <w:p>
@@ -136,8 +179,6 @@
           <w:b/>
           <w:sz w:val="20"/>
         </w:rPr>
-        <w:t>PROGRAM STUDI TEKNIK MEKATRONIKA</w:t>
-        <w:br/>
         <w:t>DEPARTEMEN TEKNIK MESIN</w:t>
         <w:br/>
         <w:t>FAKULTAS TEKNIK</w:t>
@@ -181,7 +222,50 @@
           <w:b/>
           <w:sz w:val="21"/>
         </w:rPr>
-        <w:t>ANALISIS KINEMATIKA, DINAMIKA, DAN ESTIMASI KEADAAN OPTIMAL KALMAN FILTER UNTUK PELACAKAN BERBASIS VISI PADA AUV VECTORED 6-DOF OVER-ACTUATED 8-PENDORONG</w:t>
+        <w:t xml:space="preserve">ANALISIS KINEMATIKA, DINAMIKA, DAN ESTIMASI KEADAAN OPTIMAL </w:t>
+      </w:r>
+      <w:r>
+        <w:rPr>
+          <w:rFonts w:ascii="Arial" w:hAnsi="Arial"/>
+          <w:b/>
+          <w:i/>
+          <w:sz w:val="21"/>
+        </w:rPr>
+        <w:t>KALMAN FILTER</w:t>
+      </w:r>
+      <w:r>
+        <w:rPr>
+          <w:rFonts w:ascii="Arial" w:hAnsi="Arial"/>
+          <w:b/>
+          <w:sz w:val="21"/>
+        </w:rPr>
+        <w:t xml:space="preserve"> UNTUK </w:t>
+      </w:r>
+      <w:r>
+        <w:rPr>
+          <w:rFonts w:ascii="Arial" w:hAnsi="Arial"/>
+          <w:b/>
+          <w:i/>
+          <w:sz w:val="21"/>
+        </w:rPr>
+        <w:t>VISION-BASED TRACKING</w:t>
+      </w:r>
+      <w:r>
+        <w:rPr>
+          <w:rFonts w:ascii="Arial" w:hAnsi="Arial"/>
+          <w:b/>
+          <w:sz w:val="21"/>
+        </w:rPr>
+        <w:t xml:space="preserve"> PADA </w:t>
+      </w:r>
+      <w:r>
+        <w:rPr>
+          <w:rFonts w:ascii="Arial" w:hAnsi="Arial"/>
+          <w:b/>
+          <w:i/>
+          <w:sz w:val="21"/>
+        </w:rPr>
+        <w:t>OVER-ACTUATED 8-THRUSTER 6-DOF VECTORED AUV</w:t>
       </w:r>
     </w:p>
     <w:p>
@@ -223,7 +307,9 @@
           <w:rFonts w:ascii="Arial" w:hAnsi="Arial"/>
           <w:sz w:val="20"/>
         </w:rPr>
-        <w:t>Telah diperiksa dan disetujui untuk diseminarkan:</w:t>
+        <w:t>Telah diperiksa dan disetujui untuk diseminarkan pada:</w:t>
+        <w:br/>
+        <w:t>Departemen Teknik Mesin, Fakultas Teknik, Universitas Hasanuddin</w:t>
       </w:r>
     </w:p>
     <w:tbl>
@@ -508,7 +594,7 @@
               <w:rPr>
                 <w:rFonts w:ascii="Arial" w:hAnsi="Arial"/>
               </w:rPr>
-              <w:t>Teknik Mekatronika</w:t>
+              <w:t>Teknik Mesin</w:t>
             </w:r>
           </w:p>
         </w:tc>
@@ -582,9 +668,65 @@
       <w:r>
         <w:rPr>
           <w:rFonts w:ascii="Arial" w:hAnsi="Arial"/>
+        </w:rPr>
+        <w:t>"</w:t>
+      </w:r>
+      <w:r>
+        <w:rPr>
+          <w:rFonts w:ascii="Arial" w:hAnsi="Arial"/>
           <w:b/>
+          <w:sz w:val="20"/>
         </w:rPr>
-        <w:t>"ANALISIS KINEMATIKA, DINAMIKA, DAN ESTIMASI KEADAAN OPTIMAL KALMAN FILTER UNTUK PELACAKAN BERBASIS VISI PADA AUV VECTORED 6-DOF OVER-ACTUATED 8-PENDORONG"</w:t>
+        <w:t xml:space="preserve">ANALISIS KINEMATIKA, DINAMIKA, DAN ESTIMASI KEADAAN OPTIMAL </w:t>
+      </w:r>
+      <w:r>
+        <w:rPr>
+          <w:rFonts w:ascii="Arial" w:hAnsi="Arial"/>
+          <w:b/>
+          <w:i/>
+          <w:sz w:val="20"/>
+        </w:rPr>
+        <w:t>KALMAN FILTER</w:t>
+      </w:r>
+      <w:r>
+        <w:rPr>
+          <w:rFonts w:ascii="Arial" w:hAnsi="Arial"/>
+          <w:b/>
+          <w:sz w:val="20"/>
+        </w:rPr>
+        <w:t xml:space="preserve"> UNTUK </w:t>
+      </w:r>
+      <w:r>
+        <w:rPr>
+          <w:rFonts w:ascii="Arial" w:hAnsi="Arial"/>
+          <w:b/>
+          <w:i/>
+          <w:sz w:val="20"/>
+        </w:rPr>
+        <w:t>VISION-BASED TRACKING</w:t>
+      </w:r>
+      <w:r>
+        <w:rPr>
+          <w:rFonts w:ascii="Arial" w:hAnsi="Arial"/>
+          <w:b/>
+          <w:sz w:val="20"/>
+        </w:rPr>
+        <w:t xml:space="preserve"> PADA </w:t>
+      </w:r>
+      <w:r>
+        <w:rPr>
+          <w:rFonts w:ascii="Arial" w:hAnsi="Arial"/>
+          <w:b/>
+          <w:i/>
+          <w:sz w:val="20"/>
+        </w:rPr>
+        <w:t>OVER-ACTUATED 8-THRUSTER 6-DOF VECTORED AUV</w:t>
+      </w:r>
+      <w:r>
+        <w:rPr>
+          <w:rFonts w:ascii="Arial" w:hAnsi="Arial"/>
+        </w:rPr>
+        <w:t>"</w:t>
       </w:r>
     </w:p>
     <w:p>
@@ -686,14 +828,14 @@
           <w:i/>
           <w:sz w:val="20"/>
         </w:rPr>
-        <w:t>"Analisis Kinematika, Dinamika, dan Estimasi Keadaan Optimal Kalman Filter untuk Pelacakan Berbasis Visi pada AUV Vectored 6-DOF Over-Actuated 8-Pendorong"</w:t>
+        <w:t>"Analisis Kinematika, Dinamika, dan Estimasi Keadaan Optimal Kalman Filter untuk Vision-Based Tracking pada Over-Actuated 8-Thruster 6-DOF Vectored AUV"</w:t>
       </w:r>
       <w:r>
         <w:rPr>
           <w:rFonts w:ascii="Arial" w:hAnsi="Arial"/>
           <w:sz w:val="20"/>
         </w:rPr>
-        <w:t>. Naskah ini diajukan sebagai salah satu syarat akademis kurikuler wajib guna mencapai derajat Sarjana Teknik (S.T.) pada Program Studi Teknik Mekatronika, Departemen Teknik Mesin, Fakultas Teknik, Universitas Hasanuddin.</w:t>
+        <w:t>. Naskah ini diajukan sebagai salah satu syarat akademis kurikuler wajib guna mencapai derajat Sarjana Teknik (S.T.) pada Departemen Teknik Mesin, Fakultas Teknik, Universitas Hasanuddin.</w:t>
       </w:r>
     </w:p>
     <w:p>
@@ -767,7 +909,7 @@
         <w:rPr>
           <w:rFonts w:ascii="Arial" w:hAnsi="Arial"/>
         </w:rPr>
-        <w:t>Seluruh Dosen dan Staf Pengajar Program Studi Teknik Mekatronika dan Departemen Teknik Mesin Universitas Hasanuddin yang telah mentransfer khazanah keilmuan keteknikan yang berharga selama masa studi sarjana penulis.</w:t>
+        <w:t>Seluruh Dosen dan Staf Pengajar Departemen Teknik Mesin Universitas Hasanuddin yang telah mentransfer khazanah keilmuan keteknikan yang berharga selama masa studi sarjana penulis.</w:t>
       </w:r>
     </w:p>
     <w:p>
@@ -807,7 +949,7 @@
         <w:rPr>
           <w:rFonts w:ascii="Arial" w:hAnsi="Arial"/>
         </w:rPr>
-        <w:t>Rekan-rekan seperjuangan Mahasiswa Teknik Mekatronika Universitas Hasanuddin Angkatan 2020 atas sinergi diskusi laboratorium, bantuan pengujian eksperimental, dan kebersamaan yang senantiasa terbangun.</w:t>
+        <w:t>Rekan-rekan peneliti dan asisten di Laboratorium Mekatronika dan Robotika, Departemen Teknik Mesin, serta segenap rekan mahasiswa Departemen Teknik Mesin Universitas Hasanuddin Angkatan 2020 atas sinergi diskusi laboratorium, bantuan pengujian eksperimental, dan kebersamaan yang senantiasa terbangun.</w:t>
       </w:r>
     </w:p>
     <w:p>
@@ -876,7 +1018,50 @@
           <w:b/>
           <w:sz w:val="20"/>
         </w:rPr>
-        <w:t>ANALISIS KINEMATIKA, DINAMIKA, DAN ESTIMASI KEADAAN OPTIMAL KALMAN FILTER UNTUK PELACAKAN BERBASIS VISI PADA AUV VECTORED 6-DOF OVER-ACTUATED 8-PENDORONG</w:t>
+        <w:t xml:space="preserve">ANALISIS KINEMATIKA, DINAMIKA, DAN ESTIMASI KEADAAN OPTIMAL </w:t>
+      </w:r>
+      <w:r>
+        <w:rPr>
+          <w:rFonts w:ascii="Arial" w:hAnsi="Arial"/>
+          <w:b/>
+          <w:i/>
+          <w:sz w:val="20"/>
+        </w:rPr>
+        <w:t>KALMAN FILTER</w:t>
+      </w:r>
+      <w:r>
+        <w:rPr>
+          <w:rFonts w:ascii="Arial" w:hAnsi="Arial"/>
+          <w:b/>
+          <w:sz w:val="20"/>
+        </w:rPr>
+        <w:t xml:space="preserve"> UNTUK </w:t>
+      </w:r>
+      <w:r>
+        <w:rPr>
+          <w:rFonts w:ascii="Arial" w:hAnsi="Arial"/>
+          <w:b/>
+          <w:i/>
+          <w:sz w:val="20"/>
+        </w:rPr>
+        <w:t>VISION-BASED TRACKING</w:t>
+      </w:r>
+      <w:r>
+        <w:rPr>
+          <w:rFonts w:ascii="Arial" w:hAnsi="Arial"/>
+          <w:b/>
+          <w:sz w:val="20"/>
+        </w:rPr>
+        <w:t xml:space="preserve"> PADA </w:t>
+      </w:r>
+      <w:r>
+        <w:rPr>
+          <w:rFonts w:ascii="Arial" w:hAnsi="Arial"/>
+          <w:b/>
+          <w:i/>
+          <w:sz w:val="20"/>
+        </w:rPr>
+        <w:t>OVER-ACTUATED 8-THRUSTER 6-DOF VECTORED AUV</w:t>
       </w:r>
     </w:p>
     <w:p>
@@ -1294,7 +1479,67 @@
           <w:rFonts w:ascii="Arial" w:hAnsi="Arial"/>
           <w:sz w:val="19"/>
         </w:rPr>
-        <w:t>AUV *over-actuated*; dinamika 6-DOF; alokasi gaya dorong; *Extended Kalman Filter*; pelacakan visual YOLO; *Hardware-In-The-Loop*.</w:t>
+        <w:t xml:space="preserve">AUV </w:t>
+      </w:r>
+      <w:r>
+        <w:rPr>
+          <w:rFonts w:ascii="Arial" w:hAnsi="Arial"/>
+          <w:i/>
+          <w:sz w:val="19"/>
+        </w:rPr>
+        <w:t>over-actuated</w:t>
+      </w:r>
+      <w:r>
+        <w:rPr>
+          <w:rFonts w:ascii="Arial" w:hAnsi="Arial"/>
+          <w:sz w:val="19"/>
+        </w:rPr>
+        <w:t xml:space="preserve">; dinamika 6-DOF; alokasi gaya dorong; </w:t>
+      </w:r>
+      <w:r>
+        <w:rPr>
+          <w:rFonts w:ascii="Arial" w:hAnsi="Arial"/>
+          <w:i/>
+          <w:sz w:val="19"/>
+        </w:rPr>
+        <w:t>Extended Kalman Filter</w:t>
+      </w:r>
+      <w:r>
+        <w:rPr>
+          <w:rFonts w:ascii="Arial" w:hAnsi="Arial"/>
+          <w:sz w:val="19"/>
+        </w:rPr>
+        <w:t xml:space="preserve">; </w:t>
+      </w:r>
+      <w:r>
+        <w:rPr>
+          <w:rFonts w:ascii="Arial" w:hAnsi="Arial"/>
+          <w:i/>
+          <w:sz w:val="19"/>
+        </w:rPr>
+        <w:t>vision-based tracking</w:t>
+      </w:r>
+      <w:r>
+        <w:rPr>
+          <w:rFonts w:ascii="Arial" w:hAnsi="Arial"/>
+          <w:sz w:val="19"/>
+        </w:rPr>
+        <w:t xml:space="preserve">; </w:t>
+      </w:r>
+      <w:r>
+        <w:rPr>
+          <w:rFonts w:ascii="Arial" w:hAnsi="Arial"/>
+          <w:i/>
+          <w:sz w:val="19"/>
+        </w:rPr>
+        <w:t>Hardware-In-The-Loop</w:t>
+      </w:r>
+      <w:r>
+        <w:rPr>
+          <w:rFonts w:ascii="Arial" w:hAnsi="Arial"/>
+          <w:sz w:val="19"/>
+        </w:rPr>
+        <w:t>.</w:t>
       </w:r>
     </w:p>
     <w:p>
@@ -1459,7 +1704,7 @@
           <w:i/>
           <w:sz w:val="19"/>
         </w:rPr>
-        <w:t>Over-actuated AUV; 6-DOF dynamics; thrust allocation; Extended Kalman Filter; YOLO visual tracking; Hardware-In-The-Loop.</w:t>
+        <w:t>Over-actuated AUV; 6-DOF dynamics; thrust allocation; Extended Kalman Filter; vision-based tracking; Hardware-In-The-Loop.</w:t>
       </w:r>
     </w:p>
     <w:p>

--- a/Thesis/docx_export/BAGIAN_AWAL_PROPOSAL.docx
+++ b/Thesis/docx_export/BAGIAN_AWAL_PROPOSAL.docx
@@ -2151,30 +2151,6 @@
         <w:tabs>
           <w:tab w:pos="7427" w:val="right" w:leader="dot"/>
         </w:tabs>
-        <w:spacing w:line="276" w:lineRule="auto" w:after="40"/>
-        <w:ind w:left="283"/>
-      </w:pPr>
-      <w:r>
-        <w:rPr>
-          <w:rFonts w:ascii="Arial" w:hAnsi="Arial"/>
-          <w:sz w:val="19"/>
-        </w:rPr>
-        <w:t>1.6 Sistematika Penulisan</w:t>
-      </w:r>
-      <w:r>
-        <w:rPr>
-          <w:rFonts w:ascii="Arial" w:hAnsi="Arial"/>
-          <w:sz w:val="19"/>
-        </w:rPr>
-        <w:tab/>
-        <w:t>8</w:t>
-      </w:r>
-    </w:p>
-    <w:p>
-      <w:pPr>
-        <w:tabs>
-          <w:tab w:pos="7427" w:val="right" w:leader="dot"/>
-        </w:tabs>
         <w:spacing w:line="276" w:lineRule="auto" w:after="80"/>
       </w:pPr>
       <w:r>
@@ -2682,7 +2658,7 @@
           <w:rFonts w:ascii="Arial" w:hAnsi="Arial"/>
           <w:sz w:val="19"/>
         </w:rPr>
-        <w:t>Tabel 2.3  Parameter Redaman Linier dan Non-Linier BlueROV2 Heavy</w:t>
+        <w:t>Tabel 2.3  Parameter Redaman Linier dan Non-Linier Wahana Over-Actuated</w:t>
       </w:r>
       <w:r>
         <w:rPr>
@@ -2705,7 +2681,7 @@
           <w:rFonts w:ascii="Arial" w:hAnsi="Arial"/>
           <w:sz w:val="19"/>
         </w:rPr>
-        <w:t>Tabel 2.4  Posisi dan Sudut Pemasangan 8 Motor Pendorong T200 pada Rangka Wahana</w:t>
+        <w:t>Tabel 2.4  Posisi dan Sudut Pemasangan 8 Motor Pendorong BLDC pada Rangka Wahana</w:t>
       </w:r>
       <w:r>
         <w:rPr>
@@ -2728,7 +2704,7 @@
           <w:rFonts w:ascii="Arial" w:hAnsi="Arial"/>
           <w:sz w:val="19"/>
         </w:rPr>
-        <w:t>Tabel 3.1  Jadwal dan Rencana Waktu Pelaksanaan Tahapan Penelitian</w:t>
+        <w:t>Tabel 3.1  Parameter Fisik dan Properti Benda Tegar Wahana Over-Actuated 8-Pendorong</w:t>
       </w:r>
       <w:r>
         <w:rPr>
@@ -2736,7 +2712,7 @@
           <w:sz w:val="19"/>
         </w:rPr>
         <w:tab/>
-        <w:t>39</w:t>
+        <w:t>40</w:t>
       </w:r>
     </w:p>
     <w:p>
@@ -2751,7 +2727,7 @@
           <w:rFonts w:ascii="Arial" w:hAnsi="Arial"/>
           <w:sz w:val="19"/>
         </w:rPr>
-        <w:t>Tabel 3.2  Parameter Fisik dan Inersia Benda Tegar AUV BlueROV2 Heavy</w:t>
+        <w:t>Tabel 3.2  Koefisien Derivatif Massa Tambah Hidrodinamika Wahana</w:t>
       </w:r>
       <w:r>
         <w:rPr>
@@ -2774,7 +2750,7 @@
           <w:rFonts w:ascii="Arial" w:hAnsi="Arial"/>
           <w:sz w:val="19"/>
         </w:rPr>
-        <w:t>Tabel 3.3  Matriks Massa Tambah Hidrodinamika Fluida (Added Mass Matrix)</w:t>
+        <w:t>Tabel 3.3  Koefisien Redaman Hidrodinamika Linier dan Kuadratik Wahana</w:t>
       </w:r>
       <w:r>
         <w:rPr>
@@ -2797,7 +2773,7 @@
           <w:rFonts w:ascii="Arial" w:hAnsi="Arial"/>
           <w:sz w:val="19"/>
         </w:rPr>
-        <w:t>Tabel 3.4  Matriks Koefisien Redaman Kuadratik dan Linier Fluida</w:t>
+        <w:t>Tabel 3.4  Posisi Spasial dan Vektor Satuan Gaya Dorong 8-Pendorong Bervektor</w:t>
       </w:r>
       <w:r>
         <w:rPr>
@@ -2805,7 +2781,7 @@
           <w:sz w:val="19"/>
         </w:rPr>
         <w:tab/>
-        <w:t>44</w:t>
+        <w:t>45</w:t>
       </w:r>
     </w:p>
     <w:p>
@@ -2829,29 +2805,6 @@
         </w:rPr>
         <w:tab/>
         <w:t>49</w:t>
-      </w:r>
-    </w:p>
-    <w:p>
-      <w:pPr>
-        <w:tabs>
-          <w:tab w:pos="7427" w:val="right" w:leader="dot"/>
-        </w:tabs>
-        <w:spacing w:line="276" w:lineRule="auto" w:after="60"/>
-      </w:pPr>
-      <w:r>
-        <w:rPr>
-          <w:rFonts w:ascii="Arial" w:hAnsi="Arial"/>
-          <w:sz w:val="19"/>
-        </w:rPr>
-        <w:t>Tabel 3.6  Konfigurasi Parameter Variansi Derau Filter Visual dan Hidrodinamika</w:t>
-      </w:r>
-      <w:r>
-        <w:rPr>
-          <w:rFonts w:ascii="Arial" w:hAnsi="Arial"/>
-          <w:sz w:val="19"/>
-        </w:rPr>
-        <w:tab/>
-        <w:t>52</w:t>
       </w:r>
     </w:p>
     <w:p>
@@ -3025,7 +2978,7 @@
           <w:rFonts w:ascii="Arial" w:hAnsi="Arial"/>
           <w:sz w:val="19"/>
         </w:rPr>
-        <w:t>Gambar 2.4  Konfigurasi Vektor Geometris 8 Pendorong T200 pada Rangka BlueROV2 Heavy</w:t>
+        <w:t>Gambar 2.4  Konfigurasi Vektor Geometris 8 Pendorong pada Rangka Wahana Over-Actuated</w:t>
       </w:r>
       <w:r>
         <w:rPr>
@@ -3117,7 +3070,7 @@
           <w:rFonts w:ascii="Arial" w:hAnsi="Arial"/>
           <w:sz w:val="19"/>
         </w:rPr>
-        <w:t>Gambar 3.2  Arsitektur Software-In-The-Loop (SITL) Gazebo Harmonic dan ArduSub</w:t>
+        <w:t>Gambar 3.2  Rangka (Frame) dan Lambung Tekanan Kustom AUV 8-Pendorong</w:t>
       </w:r>
       <w:r>
         <w:rPr>
@@ -3140,7 +3093,76 @@
           <w:rFonts w:ascii="Arial" w:hAnsi="Arial"/>
           <w:sz w:val="19"/>
         </w:rPr>
-        <w:t>Gambar 3.3  Arsitektur Hardware-In-The-Loop (HITL) Komunikasi MAVLink Subsea-Topside</w:t>
+        <w:t>Gambar 3.3  Papan Pengendali Penerbangan (Flight Controller) Pixhawk 2.4.8</w:t>
+      </w:r>
+      <w:r>
+        <w:rPr>
+          <w:rFonts w:ascii="Arial" w:hAnsi="Arial"/>
+          <w:sz w:val="19"/>
+        </w:rPr>
+        <w:tab/>
+        <w:t>48</w:t>
+      </w:r>
+    </w:p>
+    <w:p>
+      <w:pPr>
+        <w:tabs>
+          <w:tab w:pos="7427" w:val="right" w:leader="dot"/>
+        </w:tabs>
+        <w:spacing w:line="276" w:lineRule="auto" w:after="60"/>
+      </w:pPr>
+      <w:r>
+        <w:rPr>
+          <w:rFonts w:ascii="Arial" w:hAnsi="Arial"/>
+          <w:sz w:val="19"/>
+        </w:rPr>
+        <w:t>Gambar 3.4  Komputer Pendamping (Companion Computer) Raspberry Pi 4B</w:t>
+      </w:r>
+      <w:r>
+        <w:rPr>
+          <w:rFonts w:ascii="Arial" w:hAnsi="Arial"/>
+          <w:sz w:val="19"/>
+        </w:rPr>
+        <w:tab/>
+        <w:t>49</w:t>
+      </w:r>
+    </w:p>
+    <w:p>
+      <w:pPr>
+        <w:tabs>
+          <w:tab w:pos="7427" w:val="right" w:leader="dot"/>
+        </w:tabs>
+        <w:spacing w:line="276" w:lineRule="auto" w:after="60"/>
+      </w:pPr>
+      <w:r>
+        <w:rPr>
+          <w:rFonts w:ascii="Arial" w:hAnsi="Arial"/>
+          <w:sz w:val="19"/>
+        </w:rPr>
+        <w:t>Gambar 3.5  Modul Pengendali Kecepatan Elektronik (ESC EMAX BLHeli 30A)</w:t>
+      </w:r>
+      <w:r>
+        <w:rPr>
+          <w:rFonts w:ascii="Arial" w:hAnsi="Arial"/>
+          <w:sz w:val="19"/>
+        </w:rPr>
+        <w:tab/>
+        <w:t>50</w:t>
+      </w:r>
+    </w:p>
+    <w:p>
+      <w:pPr>
+        <w:tabs>
+          <w:tab w:pos="7427" w:val="right" w:leader="dot"/>
+        </w:tabs>
+        <w:spacing w:line="276" w:lineRule="auto" w:after="60"/>
+      </w:pPr>
+      <w:r>
+        <w:rPr>
+          <w:rFonts w:ascii="Arial" w:hAnsi="Arial"/>
+          <w:sz w:val="19"/>
+        </w:rPr>
+        <w:t>Gambar 3.6  Motor Pendorong Bawah Air (BLDC Underwater Thruster)</w:t>
       </w:r>
       <w:r>
         <w:rPr>
@@ -3149,6 +3171,29 @@
         </w:rPr>
         <w:tab/>
         <w:t>51</w:t>
+      </w:r>
+    </w:p>
+    <w:p>
+      <w:pPr>
+        <w:tabs>
+          <w:tab w:pos="7427" w:val="right" w:leader="dot"/>
+        </w:tabs>
+        <w:spacing w:line="276" w:lineRule="auto" w:after="60"/>
+      </w:pPr>
+      <w:r>
+        <w:rPr>
+          <w:rFonts w:ascii="Arial" w:hAnsi="Arial"/>
+          <w:sz w:val="19"/>
+        </w:rPr>
+        <w:t>Gambar 3.7  Sumber Daya Baterai Li-Po 4S 14.8V 6000 mAh dan Pengisi Daya SKYRC IMAX B6AC V2</w:t>
+      </w:r>
+      <w:r>
+        <w:rPr>
+          <w:rFonts w:ascii="Arial" w:hAnsi="Arial"/>
+          <w:sz w:val="19"/>
+        </w:rPr>
+        <w:tab/>
+        <w:t>52</w:t>
       </w:r>
     </w:p>
     <w:p>

--- a/Thesis/docx_export/BAGIAN_AWAL_PROPOSAL.docx
+++ b/Thesis/docx_export/BAGIAN_AWAL_PROPOSAL.docx
@@ -3070,7 +3070,7 @@
           <w:rFonts w:ascii="Arial" w:hAnsi="Arial"/>
           <w:sz w:val="19"/>
         </w:rPr>
-        <w:t>Gambar 3.2  Rangka (Frame) dan Lambung Tekanan Kustom AUV 8-Pendorong</w:t>
+        <w:t>Gambar 3.2  Arsitektur Simulasi Software-In-The-Loop (SITL) Sistem AUV</w:t>
       </w:r>
       <w:r>
         <w:rPr>
@@ -3078,7 +3078,7 @@
           <w:sz w:val="19"/>
         </w:rPr>
         <w:tab/>
-        <w:t>47</w:t>
+        <w:t>46</w:t>
       </w:r>
     </w:p>
     <w:p>
@@ -3093,7 +3093,7 @@
           <w:rFonts w:ascii="Arial" w:hAnsi="Arial"/>
           <w:sz w:val="19"/>
         </w:rPr>
-        <w:t>Gambar 3.3  Papan Pengendali Penerbangan (Flight Controller) Pixhawk 2.4.8</w:t>
+        <w:t>Gambar 3.3  Arsitektur Integrasi Hardware-In-The-Loop (HITL) Mekatronika AUV</w:t>
       </w:r>
       <w:r>
         <w:rPr>
@@ -3116,30 +3116,7 @@
           <w:rFonts w:ascii="Arial" w:hAnsi="Arial"/>
           <w:sz w:val="19"/>
         </w:rPr>
-        <w:t>Gambar 3.4  Komputer Pendamping (Companion Computer) Raspberry Pi 4B</w:t>
-      </w:r>
-      <w:r>
-        <w:rPr>
-          <w:rFonts w:ascii="Arial" w:hAnsi="Arial"/>
-          <w:sz w:val="19"/>
-        </w:rPr>
-        <w:tab/>
-        <w:t>49</w:t>
-      </w:r>
-    </w:p>
-    <w:p>
-      <w:pPr>
-        <w:tabs>
-          <w:tab w:pos="7427" w:val="right" w:leader="dot"/>
-        </w:tabs>
-        <w:spacing w:line="276" w:lineRule="auto" w:after="60"/>
-      </w:pPr>
-      <w:r>
-        <w:rPr>
-          <w:rFonts w:ascii="Arial" w:hAnsi="Arial"/>
-          <w:sz w:val="19"/>
-        </w:rPr>
-        <w:t>Gambar 3.5  Modul Pengendali Kecepatan Elektronik (ESC EMAX BLHeli 30A)</w:t>
+        <w:t>Gambar 3.4  Rangka (Frame) dan Lambung Tekanan Kustom AUV 8-Pendorong</w:t>
       </w:r>
       <w:r>
         <w:rPr>
@@ -3162,7 +3139,7 @@
           <w:rFonts w:ascii="Arial" w:hAnsi="Arial"/>
           <w:sz w:val="19"/>
         </w:rPr>
-        <w:t>Gambar 3.6  Motor Pendorong Bawah Air (BLDC Underwater Thruster)</w:t>
+        <w:t>Gambar 3.5  Papan Pengendali Penerbangan (Flight Controller) Pixhawk 2.4.8</w:t>
       </w:r>
       <w:r>
         <w:rPr>
@@ -3185,7 +3162,7 @@
           <w:rFonts w:ascii="Arial" w:hAnsi="Arial"/>
           <w:sz w:val="19"/>
         </w:rPr>
-        <w:t>Gambar 3.7  Sumber Daya Baterai Li-Po 4S 14.8V 6000 mAh dan Pengisi Daya SKYRC IMAX B6AC V2</w:t>
+        <w:t>Gambar 3.6  Komputer Pendamping (Companion Computer) Raspberry Pi 4B</w:t>
       </w:r>
       <w:r>
         <w:rPr>
@@ -3194,6 +3171,75 @@
         </w:rPr>
         <w:tab/>
         <w:t>52</w:t>
+      </w:r>
+    </w:p>
+    <w:p>
+      <w:pPr>
+        <w:tabs>
+          <w:tab w:pos="7427" w:val="right" w:leader="dot"/>
+        </w:tabs>
+        <w:spacing w:line="276" w:lineRule="auto" w:after="60"/>
+      </w:pPr>
+      <w:r>
+        <w:rPr>
+          <w:rFonts w:ascii="Arial" w:hAnsi="Arial"/>
+          <w:sz w:val="19"/>
+        </w:rPr>
+        <w:t>Gambar 3.7  Modul Pengendali Kecepatan Elektronik (ESC EMAX BLHeli 30A)</w:t>
+      </w:r>
+      <w:r>
+        <w:rPr>
+          <w:rFonts w:ascii="Arial" w:hAnsi="Arial"/>
+          <w:sz w:val="19"/>
+        </w:rPr>
+        <w:tab/>
+        <w:t>53</w:t>
+      </w:r>
+    </w:p>
+    <w:p>
+      <w:pPr>
+        <w:tabs>
+          <w:tab w:pos="7427" w:val="right" w:leader="dot"/>
+        </w:tabs>
+        <w:spacing w:line="276" w:lineRule="auto" w:after="60"/>
+      </w:pPr>
+      <w:r>
+        <w:rPr>
+          <w:rFonts w:ascii="Arial" w:hAnsi="Arial"/>
+          <w:sz w:val="19"/>
+        </w:rPr>
+        <w:t>Gambar 3.8  Motor Pendorong Bawah Air (BLDC Underwater Thruster)</w:t>
+      </w:r>
+      <w:r>
+        <w:rPr>
+          <w:rFonts w:ascii="Arial" w:hAnsi="Arial"/>
+          <w:sz w:val="19"/>
+        </w:rPr>
+        <w:tab/>
+        <w:t>54</w:t>
+      </w:r>
+    </w:p>
+    <w:p>
+      <w:pPr>
+        <w:tabs>
+          <w:tab w:pos="7427" w:val="right" w:leader="dot"/>
+        </w:tabs>
+        <w:spacing w:line="276" w:lineRule="auto" w:after="60"/>
+      </w:pPr>
+      <w:r>
+        <w:rPr>
+          <w:rFonts w:ascii="Arial" w:hAnsi="Arial"/>
+          <w:sz w:val="19"/>
+        </w:rPr>
+        <w:t>Gambar 3.9  Sumber Daya Baterai Li-Po 4S 14.8V 6000 mAh dan Pengisi Daya SKYRC IMAX B6AC V2</w:t>
+      </w:r>
+      <w:r>
+        <w:rPr>
+          <w:rFonts w:ascii="Arial" w:hAnsi="Arial"/>
+          <w:sz w:val="19"/>
+        </w:rPr>
+        <w:tab/>
+        <w:t>55</w:t>
       </w:r>
     </w:p>
     <w:p>

--- a/Thesis/docx_export/BAGIAN_AWAL_PROPOSAL.docx
+++ b/Thesis/docx_export/BAGIAN_AWAL_PROPOSAL.docx
@@ -108,7 +108,7 @@
                     <pic:cNvPicPr/>
                   </pic:nvPicPr>
                   <pic:blipFill>
-                    <a:blip r:embed="rId9"/>
+                    <a:blip r:embed="rId10"/>
                     <a:stretch>
                       <a:fillRect/>
                     </a:stretch>
@@ -466,7 +466,7 @@
     <w:tbl>
       <w:tblPr>
         <w:tblW w:type="auto" w:w="0"/>
-        <w:jc w:val="center"/>
+        <w:jc w:val="left"/>
         <w:tblLook w:firstColumn="1" w:firstRow="1" w:lastColumn="0" w:lastRow="0" w:noHBand="0" w:noVBand="1" w:val="04A0"/>
       </w:tblPr>
       <w:tblGrid>
@@ -477,9 +477,12 @@
       <w:tr>
         <w:tc>
           <w:tcPr>
-            <w:tcW w:type="dxa" w:w="2948"/>
+            <w:tcW w:type="dxa" w:w="3118"/>
           </w:tcPr>
           <w:p>
+            <w:pPr>
+              <w:jc w:val="left"/>
+            </w:pPr>
             <w:r>
               <w:rPr>
                 <w:rFonts w:ascii="Arial" w:hAnsi="Arial"/>
@@ -490,9 +493,12 @@
         </w:tc>
         <w:tc>
           <w:tcPr>
-            <w:tcW w:type="dxa" w:w="340"/>
+            <w:tcW w:type="dxa" w:w="283"/>
           </w:tcPr>
           <w:p>
+            <w:pPr>
+              <w:jc w:val="left"/>
+            </w:pPr>
             <w:r>
               <w:rPr>
                 <w:rFonts w:ascii="Arial" w:hAnsi="Arial"/>
@@ -503,9 +509,12 @@
         </w:tc>
         <w:tc>
           <w:tcPr>
-            <w:tcW w:type="dxa" w:w="4139"/>
+            <w:tcW w:type="dxa" w:w="4025"/>
           </w:tcPr>
           <w:p>
+            <w:pPr>
+              <w:jc w:val="left"/>
+            </w:pPr>
             <w:r>
               <w:rPr>
                 <w:rFonts w:ascii="Arial" w:hAnsi="Arial"/>
@@ -519,9 +528,12 @@
       <w:tr>
         <w:tc>
           <w:tcPr>
-            <w:tcW w:type="dxa" w:w="2948"/>
+            <w:tcW w:type="dxa" w:w="3118"/>
           </w:tcPr>
           <w:p>
+            <w:pPr>
+              <w:jc w:val="left"/>
+            </w:pPr>
             <w:r>
               <w:rPr>
                 <w:rFonts w:ascii="Arial" w:hAnsi="Arial"/>
@@ -532,9 +544,12 @@
         </w:tc>
         <w:tc>
           <w:tcPr>
-            <w:tcW w:type="dxa" w:w="340"/>
+            <w:tcW w:type="dxa" w:w="283"/>
           </w:tcPr>
           <w:p>
+            <w:pPr>
+              <w:jc w:val="left"/>
+            </w:pPr>
             <w:r>
               <w:rPr>
                 <w:rFonts w:ascii="Arial" w:hAnsi="Arial"/>
@@ -545,9 +560,12 @@
         </w:tc>
         <w:tc>
           <w:tcPr>
-            <w:tcW w:type="dxa" w:w="4139"/>
+            <w:tcW w:type="dxa" w:w="4025"/>
           </w:tcPr>
           <w:p>
+            <w:pPr>
+              <w:jc w:val="left"/>
+            </w:pPr>
             <w:r>
               <w:rPr>
                 <w:rFonts w:ascii="Arial" w:hAnsi="Arial"/>
@@ -561,9 +579,12 @@
       <w:tr>
         <w:tc>
           <w:tcPr>
-            <w:tcW w:type="dxa" w:w="2948"/>
+            <w:tcW w:type="dxa" w:w="3118"/>
           </w:tcPr>
           <w:p>
+            <w:pPr>
+              <w:jc w:val="left"/>
+            </w:pPr>
             <w:r>
               <w:rPr>
                 <w:rFonts w:ascii="Arial" w:hAnsi="Arial"/>
@@ -574,9 +595,12 @@
         </w:tc>
         <w:tc>
           <w:tcPr>
-            <w:tcW w:type="dxa" w:w="340"/>
+            <w:tcW w:type="dxa" w:w="283"/>
           </w:tcPr>
           <w:p>
+            <w:pPr>
+              <w:jc w:val="left"/>
+            </w:pPr>
             <w:r>
               <w:rPr>
                 <w:rFonts w:ascii="Arial" w:hAnsi="Arial"/>
@@ -587,9 +611,12 @@
         </w:tc>
         <w:tc>
           <w:tcPr>
-            <w:tcW w:type="dxa" w:w="4139"/>
+            <w:tcW w:type="dxa" w:w="4025"/>
           </w:tcPr>
           <w:p>
+            <w:pPr>
+              <w:jc w:val="left"/>
+            </w:pPr>
             <w:r>
               <w:rPr>
                 <w:rFonts w:ascii="Arial" w:hAnsi="Arial"/>
@@ -602,9 +629,12 @@
       <w:tr>
         <w:tc>
           <w:tcPr>
-            <w:tcW w:type="dxa" w:w="2948"/>
+            <w:tcW w:type="dxa" w:w="3118"/>
           </w:tcPr>
           <w:p>
+            <w:pPr>
+              <w:jc w:val="left"/>
+            </w:pPr>
             <w:r>
               <w:rPr>
                 <w:rFonts w:ascii="Arial" w:hAnsi="Arial"/>
@@ -615,9 +645,12 @@
         </w:tc>
         <w:tc>
           <w:tcPr>
-            <w:tcW w:type="dxa" w:w="340"/>
+            <w:tcW w:type="dxa" w:w="283"/>
           </w:tcPr>
           <w:p>
+            <w:pPr>
+              <w:jc w:val="left"/>
+            </w:pPr>
             <w:r>
               <w:rPr>
                 <w:rFonts w:ascii="Arial" w:hAnsi="Arial"/>
@@ -628,9 +661,12 @@
         </w:tc>
         <w:tc>
           <w:tcPr>
-            <w:tcW w:type="dxa" w:w="4139"/>
+            <w:tcW w:type="dxa" w:w="4025"/>
           </w:tcPr>
           <w:p>
+            <w:pPr>
+              <w:jc w:val="left"/>
+            </w:pPr>
             <w:r>
               <w:rPr>
                 <w:rFonts w:ascii="Arial" w:hAnsi="Arial"/>
@@ -1224,7 +1260,7 @@
           <w:rFonts w:ascii="Arial" w:hAnsi="Arial"/>
           <w:sz w:val="19"/>
         </w:rPr>
-        <w:t xml:space="preserve"> T200, serta menerapkan penapis </w:t>
+        <w:t xml:space="preserve">, serta menerapkan penapis </w:t>
       </w:r>
       <w:r>
         <w:rPr>
@@ -1558,171 +1594,6 @@
           <w:b/>
           <w:sz w:val="22"/>
         </w:rPr>
-        <w:t>ABSTRACT</w:t>
-      </w:r>
-    </w:p>
-    <w:p>
-      <w:pPr>
-        <w:spacing w:after="160" w:line="276" w:lineRule="auto"/>
-        <w:jc w:val="center"/>
-      </w:pPr>
-      <w:r>
-        <w:rPr>
-          <w:rFonts w:ascii="Arial" w:hAnsi="Arial"/>
-          <w:b/>
-          <w:i/>
-          <w:sz w:val="20"/>
-        </w:rPr>
-        <w:t>KINEMATICS, DYNAMICS, AND OPTIMAL KALMAN FILTER STATE ESTIMATION FOR VISION-BASED TRACKING IN AN OVER-ACTUATED 8-THRUSTER 6-DOF VECTORED AUV</w:t>
-      </w:r>
-    </w:p>
-    <w:p>
-      <w:pPr>
-        <w:spacing w:after="160" w:line="240" w:lineRule="auto"/>
-        <w:jc w:val="both"/>
-      </w:pPr>
-      <w:r>
-        <w:rPr>
-          <w:rFonts w:ascii="Arial" w:hAnsi="Arial"/>
-          <w:i/>
-          <w:sz w:val="19"/>
-        </w:rPr>
-        <w:t>Background. Conventional underactuated Autonomous Underwater Vehicles (AUVs) encounter severe cross-coupling dynamics in spatial orientation control, particularly in pitch and heave. Objective. This study derives a comprehensive 6-DOF rigid-body hydrodynamic model based on Fossen formulation, synthesizes a Moore-Penrose pseudo-inverse thrust allocation matrix for an 8-thruster vectored configuration, and deploys an optimal distributed Extended Kalman Filter (EKF) suite for real-time visual tracking and spatial state estimation. Methodology. Hydrodynamic modeling incorporates rigid-body and added mass tensors (</w:t>
-      </w:r>
-      <w:r>
-        <w:rPr>
-          <w:rFonts w:ascii="Arial" w:hAnsi="Arial"/>
-          <w:i/>
-          <w:sz w:val="19"/>
-        </w:rPr>
-        <w:t>$$\mathbf{M} = \mathbf{M}_{RB} + \mathbf{M}_A$$</w:t>
-      </w:r>
-      <w:r>
-        <w:rPr>
-          <w:rFonts w:ascii="Arial" w:hAnsi="Arial"/>
-          <w:i/>
-          <w:sz w:val="19"/>
-        </w:rPr>
-        <w:t xml:space="preserve">), coupled nonlinear drag </w:t>
-      </w:r>
-      <w:r>
-        <w:rPr>
-          <w:rFonts w:ascii="Arial" w:hAnsi="Arial"/>
-          <w:i/>
-          <w:sz w:val="19"/>
-        </w:rPr>
-        <w:t>$$\mathbf{D}(\boldsymbol{\nu}_r)$$</w:t>
-      </w:r>
-      <w:r>
-        <w:rPr>
-          <w:rFonts w:ascii="Arial" w:hAnsi="Arial"/>
-          <w:i/>
-          <w:sz w:val="19"/>
-        </w:rPr>
-        <w:t xml:space="preserve">, hydrostatic restoring moments </w:t>
-      </w:r>
-      <w:r>
-        <w:rPr>
-          <w:rFonts w:ascii="Arial" w:hAnsi="Arial"/>
-          <w:i/>
-          <w:sz w:val="19"/>
-        </w:rPr>
-        <w:t>$$\mathbf{g}(\boldsymbol{\eta})$$</w:t>
-      </w:r>
-      <w:r>
-        <w:rPr>
-          <w:rFonts w:ascii="Arial" w:hAnsi="Arial"/>
-          <w:i/>
-          <w:sz w:val="19"/>
-        </w:rPr>
-        <w:t xml:space="preserve">, and a </w:t>
-      </w:r>
-      <w:r>
-        <w:rPr>
-          <w:rFonts w:ascii="Arial" w:hAnsi="Arial"/>
-          <w:i/>
-          <w:sz w:val="19"/>
-        </w:rPr>
-        <w:t>$$6 \times 8$$</w:t>
-      </w:r>
-      <w:r>
-        <w:rPr>
-          <w:rFonts w:ascii="Arial" w:hAnsi="Arial"/>
-          <w:i/>
-          <w:sz w:val="19"/>
-        </w:rPr>
-        <w:t xml:space="preserve"> mapping matrix </w:t>
-      </w:r>
-      <w:r>
-        <w:rPr>
-          <w:rFonts w:ascii="Arial" w:hAnsi="Arial"/>
-          <w:i/>
-          <w:sz w:val="19"/>
-        </w:rPr>
-        <w:t>$$T^\dagger$$</w:t>
-      </w:r>
-      <w:r>
-        <w:rPr>
-          <w:rFonts w:ascii="Arial" w:hAnsi="Arial"/>
-          <w:i/>
-          <w:sz w:val="19"/>
-        </w:rPr>
-        <w:t>. Visual estimation implements an 8D Discrete Kalman Filter tracking YOLO bounding box dynamics via Continuous White Noise Acceleration (CWNA) with Mahalanobis outlier rejection (</w:t>
-      </w:r>
-      <w:r>
-        <w:rPr>
-          <w:rFonts w:ascii="Arial" w:hAnsi="Arial"/>
-          <w:i/>
-          <w:sz w:val="19"/>
-        </w:rPr>
-        <w:t>$$D_M^2 \le 9.488$$</w:t>
-      </w:r>
-      <w:r>
-        <w:rPr>
-          <w:rFonts w:ascii="Arial" w:hAnsi="Arial"/>
-          <w:i/>
-          <w:sz w:val="19"/>
-        </w:rPr>
-        <w:t>), while attitude and velocity states are filtered through a distributed EKF on a companion Raspberry Pi 4B. The framework is validated via Gazebo Harmonic Software-In-The-Loop (SITL) and Pixhawk Hardware-In-The-Loop (HITL) co-simulation. Expected Results. This research yields complete mathematical derivations, verified thrust allocation matrices, and robust Kalman estimators that suppress YOLO bounding box jitter and preserve 6-DOF attitude stability (active pitch-holding) in real time. Conclusion. Integrating rigorous 6-DOF hydrodynamic modeling with optimal Kalman state estimation establishes a robust theoretical and mechatronic foundation for autonomous subsea inspection missions.</w:t>
-      </w:r>
-    </w:p>
-    <w:p>
-      <w:pPr>
-        <w:spacing w:after="280" w:line="240" w:lineRule="auto"/>
-      </w:pPr>
-      <w:r>
-        <w:rPr>
-          <w:rFonts w:ascii="Arial" w:hAnsi="Arial"/>
-          <w:b/>
-          <w:sz w:val="19"/>
-        </w:rPr>
-        <w:t xml:space="preserve">Keywords: </w:t>
-      </w:r>
-      <w:r>
-        <w:rPr>
-          <w:rFonts w:ascii="Arial" w:hAnsi="Arial"/>
-          <w:i/>
-          <w:sz w:val="19"/>
-        </w:rPr>
-        <w:t>Over-actuated AUV; 6-DOF dynamics; thrust allocation; Extended Kalman Filter; vision-based tracking; Hardware-In-The-Loop.</w:t>
-      </w:r>
-    </w:p>
-    <w:p>
-      <w:r>
-        <w:br w:type="page"/>
-      </w:r>
-    </w:p>
-    <w:p>
-      <w:pPr>
-        <w:spacing w:before="240" w:after="240" w:line="276" w:lineRule="auto"/>
-        <w:jc w:val="center"/>
-      </w:pPr>
-      <w:r>
-        <w:rPr>
-          <w:rFonts w:ascii="Arial" w:hAnsi="Arial"/>
-          <w:b/>
-          <w:sz w:val="22"/>
-        </w:rPr>
         <w:t>DAFTAR ISI</w:t>
       </w:r>
     </w:p>
@@ -1889,7 +1760,7 @@
           <w:b/>
           <w:sz w:val="19"/>
         </w:rPr>
-        <w:t>ABSTRACT</w:t>
+        <w:t>DAFTAR ISI</w:t>
       </w:r>
       <w:r>
         <w:rPr>
@@ -1914,7 +1785,7 @@
           <w:b/>
           <w:sz w:val="19"/>
         </w:rPr>
-        <w:t>DAFTAR ISI</w:t>
+        <w:t>DAFTAR TABEL</w:t>
       </w:r>
       <w:r>
         <w:rPr>
@@ -1939,7 +1810,7 @@
           <w:b/>
           <w:sz w:val="19"/>
         </w:rPr>
-        <w:t>DAFTAR TABEL</w:t>
+        <w:t>DAFTAR GAMBAR</w:t>
       </w:r>
       <w:r>
         <w:rPr>
@@ -1964,7 +1835,7 @@
           <w:b/>
           <w:sz w:val="19"/>
         </w:rPr>
-        <w:t>DAFTAR GAMBAR</w:t>
+        <w:t>DAFTAR SINGKATAN, ISTILAH, DAN LAMBANG</w:t>
       </w:r>
       <w:r>
         <w:rPr>
@@ -1974,31 +1845,6 @@
         </w:rPr>
         <w:tab/>
         <w:t>ix</w:t>
-      </w:r>
-    </w:p>
-    <w:p>
-      <w:pPr>
-        <w:tabs>
-          <w:tab w:pos="7427" w:val="right" w:leader="dot"/>
-        </w:tabs>
-        <w:spacing w:line="276" w:lineRule="auto" w:after="40"/>
-      </w:pPr>
-      <w:r>
-        <w:rPr>
-          <w:rFonts w:ascii="Arial" w:hAnsi="Arial"/>
-          <w:b/>
-          <w:sz w:val="19"/>
-        </w:rPr>
-        <w:t>DAFTAR SINGKATAN, ISTILAH, DAN LAMBANG</w:t>
-      </w:r>
-      <w:r>
-        <w:rPr>
-          <w:rFonts w:ascii="Arial" w:hAnsi="Arial"/>
-          <w:b/>
-          <w:sz w:val="19"/>
-        </w:rPr>
-        <w:tab/>
-        <w:t>x</w:t>
       </w:r>
     </w:p>
     <w:p>
@@ -2071,7 +1917,7 @@
           <w:sz w:val="19"/>
         </w:rPr>
         <w:tab/>
-        <w:t>6</w:t>
+        <w:t>5</w:t>
       </w:r>
     </w:p>
     <w:p>
@@ -2184,7 +2030,22 @@
           <w:rFonts w:ascii="Arial" w:hAnsi="Arial"/>
           <w:sz w:val="19"/>
         </w:rPr>
-        <w:t>2.1 Tinjauan Pustaka Terkait</w:t>
+        <w:t>2.1 Tinjauan Pustaka (</w:t>
+      </w:r>
+      <w:r>
+        <w:rPr>
+          <w:rFonts w:ascii="Arial" w:hAnsi="Arial"/>
+          <w:i/>
+          <w:sz w:val="19"/>
+        </w:rPr>
+        <w:t>State of the Art</w:t>
+      </w:r>
+      <w:r>
+        <w:rPr>
+          <w:rFonts w:ascii="Arial" w:hAnsi="Arial"/>
+          <w:sz w:val="19"/>
+        </w:rPr>
+        <w:t xml:space="preserve"> Penelitian AUV)</w:t>
       </w:r>
       <w:r>
         <w:rPr>
@@ -2208,7 +2069,7 @@
           <w:rFonts w:ascii="Arial" w:hAnsi="Arial"/>
           <w:sz w:val="19"/>
         </w:rPr>
-        <w:t>2.2 Landasan Teori</w:t>
+        <w:t>2.2 Sistem Koordinat dan Konvensi SNAME</w:t>
       </w:r>
       <w:r>
         <w:rPr>
@@ -2216,7 +2077,7 @@
           <w:sz w:val="19"/>
         </w:rPr>
         <w:tab/>
-        <w:t>16</w:t>
+        <w:t>15</w:t>
       </w:r>
     </w:p>
     <w:p>
@@ -2225,14 +2086,14 @@
           <w:tab w:pos="7427" w:val="right" w:leader="dot"/>
         </w:tabs>
         <w:spacing w:line="276" w:lineRule="auto" w:after="40"/>
-        <w:ind w:left="567"/>
+        <w:ind w:left="283"/>
       </w:pPr>
       <w:r>
         <w:rPr>
           <w:rFonts w:ascii="Arial" w:hAnsi="Arial"/>
           <w:sz w:val="19"/>
         </w:rPr>
-        <w:t>2.2.1 Sistem Koordinat dan Kinematika 6-DOF</w:t>
+        <w:t>2.3 Penurunan Kinematika 6-DOF dan Matriks Jacobian</w:t>
       </w:r>
       <w:r>
         <w:rPr>
@@ -2240,7 +2101,7 @@
           <w:sz w:val="19"/>
         </w:rPr>
         <w:tab/>
-        <w:t>16</w:t>
+        <w:t>19</w:t>
       </w:r>
     </w:p>
     <w:p>
@@ -2249,38 +2110,14 @@
           <w:tab w:pos="7427" w:val="right" w:leader="dot"/>
         </w:tabs>
         <w:spacing w:line="276" w:lineRule="auto" w:after="40"/>
-        <w:ind w:left="567"/>
+        <w:ind w:left="283"/>
       </w:pPr>
       <w:r>
         <w:rPr>
           <w:rFonts w:ascii="Arial" w:hAnsi="Arial"/>
           <w:sz w:val="19"/>
         </w:rPr>
-        <w:t>2.2.2 Dinamika Benda Tegar Bawah Air (Fossen Model)</w:t>
-      </w:r>
-      <w:r>
-        <w:rPr>
-          <w:rFonts w:ascii="Arial" w:hAnsi="Arial"/>
-          <w:sz w:val="19"/>
-        </w:rPr>
-        <w:tab/>
-        <w:t>20</w:t>
-      </w:r>
-    </w:p>
-    <w:p>
-      <w:pPr>
-        <w:tabs>
-          <w:tab w:pos="7427" w:val="right" w:leader="dot"/>
-        </w:tabs>
-        <w:spacing w:line="276" w:lineRule="auto" w:after="40"/>
-        <w:ind w:left="567"/>
-      </w:pPr>
-      <w:r>
-        <w:rPr>
-          <w:rFonts w:ascii="Arial" w:hAnsi="Arial"/>
-          <w:sz w:val="19"/>
-        </w:rPr>
-        <w:t>2.2.3 Konfigurasi Geometri dan Alokasi Gaya Dorong 8 Pendorong</w:t>
+        <w:t>2.4 Penurunan Dinamika Hidrodinamika 6-DOF (Persamaan Fossen)</w:t>
       </w:r>
       <w:r>
         <w:rPr>
@@ -2297,14 +2134,29 @@
           <w:tab w:pos="7427" w:val="right" w:leader="dot"/>
         </w:tabs>
         <w:spacing w:line="276" w:lineRule="auto" w:after="40"/>
-        <w:ind w:left="567"/>
+        <w:ind w:left="283"/>
       </w:pPr>
       <w:r>
         <w:rPr>
           <w:rFonts w:ascii="Arial" w:hAnsi="Arial"/>
           <w:sz w:val="19"/>
         </w:rPr>
-        <w:t>2.2.4 Teori Estimasi Keadaan dan Kalman Filter Suite</w:t>
+        <w:t xml:space="preserve">2.5 Alokasi Gaya Dorong Sistem </w:t>
+      </w:r>
+      <w:r>
+        <w:rPr>
+          <w:rFonts w:ascii="Arial" w:hAnsi="Arial"/>
+          <w:i/>
+          <w:sz w:val="19"/>
+        </w:rPr>
+        <w:t>Over-Actuated</w:t>
+      </w:r>
+      <w:r>
+        <w:rPr>
+          <w:rFonts w:ascii="Arial" w:hAnsi="Arial"/>
+          <w:sz w:val="19"/>
+        </w:rPr>
+        <w:t xml:space="preserve"> 8-Pendorong</w:t>
       </w:r>
       <w:r>
         <w:rPr>
@@ -2312,7 +2164,7 @@
           <w:sz w:val="19"/>
         </w:rPr>
         <w:tab/>
-        <w:t>28</w:t>
+        <w:t>34</w:t>
       </w:r>
     </w:p>
     <w:p>
@@ -2321,14 +2173,29 @@
           <w:tab w:pos="7427" w:val="right" w:leader="dot"/>
         </w:tabs>
         <w:spacing w:line="276" w:lineRule="auto" w:after="40"/>
-        <w:ind w:left="567"/>
+        <w:ind w:left="283"/>
       </w:pPr>
       <w:r>
         <w:rPr>
           <w:rFonts w:ascii="Arial" w:hAnsi="Arial"/>
           <w:sz w:val="19"/>
         </w:rPr>
-        <w:t>2.2.5 Deteksi Objek Berbasis Visi dan YOLO Pipeline</w:t>
+        <w:t xml:space="preserve">2.6 Teori dan Formulasi Optimal </w:t>
+      </w:r>
+      <w:r>
+        <w:rPr>
+          <w:rFonts w:ascii="Arial" w:hAnsi="Arial"/>
+          <w:i/>
+          <w:sz w:val="19"/>
+        </w:rPr>
+        <w:t>Kalman Filter</w:t>
+      </w:r>
+      <w:r>
+        <w:rPr>
+          <w:rFonts w:ascii="Arial" w:hAnsi="Arial"/>
+          <w:sz w:val="19"/>
+        </w:rPr>
+        <w:t xml:space="preserve"> Suite</w:t>
       </w:r>
       <w:r>
         <w:rPr>
@@ -2336,7 +2203,7 @@
           <w:sz w:val="19"/>
         </w:rPr>
         <w:tab/>
-        <w:t>35</w:t>
+        <w:t>39</w:t>
       </w:r>
     </w:p>
     <w:p>
@@ -2361,7 +2228,7 @@
           <w:sz w:val="19"/>
         </w:rPr>
         <w:tab/>
-        <w:t>38</w:t>
+        <w:t>42</w:t>
       </w:r>
     </w:p>
     <w:p>
@@ -2385,7 +2252,7 @@
           <w:sz w:val="19"/>
         </w:rPr>
         <w:tab/>
-        <w:t>38</w:t>
+        <w:t>42</w:t>
       </w:r>
     </w:p>
     <w:p>
@@ -2409,7 +2276,7 @@
           <w:sz w:val="19"/>
         </w:rPr>
         <w:tab/>
-        <w:t>39</w:t>
+        <w:t>43</w:t>
       </w:r>
     </w:p>
     <w:p>
@@ -2433,7 +2300,7 @@
           <w:sz w:val="19"/>
         </w:rPr>
         <w:tab/>
-        <w:t>41</w:t>
+        <w:t>45</w:t>
       </w:r>
     </w:p>
     <w:p>
@@ -2449,7 +2316,22 @@
           <w:rFonts w:ascii="Arial" w:hAnsi="Arial"/>
           <w:sz w:val="19"/>
         </w:rPr>
-        <w:t>3.4 Perancangan Arsitektur Software-In-The-Loop (SITL)</w:t>
+        <w:t xml:space="preserve">3.4 Perancangan Arsitektur </w:t>
+      </w:r>
+      <w:r>
+        <w:rPr>
+          <w:rFonts w:ascii="Arial" w:hAnsi="Arial"/>
+          <w:i/>
+          <w:sz w:val="19"/>
+        </w:rPr>
+        <w:t>Software-In-The-Loop</w:t>
+      </w:r>
+      <w:r>
+        <w:rPr>
+          <w:rFonts w:ascii="Arial" w:hAnsi="Arial"/>
+          <w:sz w:val="19"/>
+        </w:rPr>
+        <w:t xml:space="preserve"> (SITL)</w:t>
       </w:r>
       <w:r>
         <w:rPr>
@@ -2457,7 +2339,7 @@
           <w:sz w:val="19"/>
         </w:rPr>
         <w:tab/>
-        <w:t>46</w:t>
+        <w:t>50</w:t>
       </w:r>
     </w:p>
     <w:p>
@@ -2473,7 +2355,22 @@
           <w:rFonts w:ascii="Arial" w:hAnsi="Arial"/>
           <w:sz w:val="19"/>
         </w:rPr>
-        <w:t>3.5 Perancangan Arsitektur Hardware-In-The-Loop (HITL)</w:t>
+        <w:t xml:space="preserve">3.5 Perancangan Arsitektur </w:t>
+      </w:r>
+      <w:r>
+        <w:rPr>
+          <w:rFonts w:ascii="Arial" w:hAnsi="Arial"/>
+          <w:i/>
+          <w:sz w:val="19"/>
+        </w:rPr>
+        <w:t>Hardware-In-The-Loop</w:t>
+      </w:r>
+      <w:r>
+        <w:rPr>
+          <w:rFonts w:ascii="Arial" w:hAnsi="Arial"/>
+          <w:sz w:val="19"/>
+        </w:rPr>
+        <w:t xml:space="preserve"> (HITL)</w:t>
       </w:r>
       <w:r>
         <w:rPr>
@@ -2481,7 +2378,7 @@
           <w:sz w:val="19"/>
         </w:rPr>
         <w:tab/>
-        <w:t>48</w:t>
+        <w:t>52</w:t>
       </w:r>
     </w:p>
     <w:p>
@@ -2505,7 +2402,7 @@
           <w:sz w:val="19"/>
         </w:rPr>
         <w:tab/>
-        <w:t>53</w:t>
+        <w:t>57</w:t>
       </w:r>
     </w:p>
     <w:p>
@@ -2530,7 +2427,7 @@
           <w:sz w:val="19"/>
         </w:rPr>
         <w:tab/>
-        <w:t>57</w:t>
+        <w:t>61</w:t>
       </w:r>
     </w:p>
     <w:p>
@@ -2589,7 +2486,7 @@
           <w:rFonts w:ascii="Arial" w:hAnsi="Arial"/>
           <w:sz w:val="19"/>
         </w:rPr>
-        <w:t>Tabel 1.1  Perbandingan Konfigurasi AUV Underactuated vs Over-Actuated</w:t>
+        <w:t>Tabel 2.1  Matriks Sintesis Literatur Terkini (2021–2025) Bidang Dinamika dan Kontrol AUV</w:t>
       </w:r>
       <w:r>
         <w:rPr>
@@ -2597,7 +2494,7 @@
           <w:sz w:val="19"/>
         </w:rPr>
         <w:tab/>
-        <w:t>5</w:t>
+        <w:t>13</w:t>
       </w:r>
     </w:p>
     <w:p>
@@ -2612,7 +2509,7 @@
           <w:rFonts w:ascii="Arial" w:hAnsi="Arial"/>
           <w:sz w:val="19"/>
         </w:rPr>
-        <w:t>Tabel 2.1  Ringkasan Penelitian Terkait Pemodelan, Estimasi, dan Kendali Robot Bawah Air</w:t>
+        <w:t>Tabel 2.2  Notasi dan Konvensi 6 Derajat Kebebasan SNAME (1950) &amp; Fossen (2021)</w:t>
       </w:r>
       <w:r>
         <w:rPr>
@@ -2620,7 +2517,7 @@
           <w:sz w:val="19"/>
         </w:rPr>
         <w:tab/>
-        <w:t>14</w:t>
+        <w:t>16</w:t>
       </w:r>
     </w:p>
     <w:p>
@@ -2635,7 +2532,7 @@
           <w:rFonts w:ascii="Arial" w:hAnsi="Arial"/>
           <w:sz w:val="19"/>
         </w:rPr>
-        <w:t>Tabel 2.2  Notasi SNAME (1950) untuk Kinematika dan Dinamika Wahana Bawah Air 6-DOF</w:t>
+        <w:t>Tabel 2.3  Koordinat Spasial dan Vektor Orientasi 8 Pendorong Wahana Over-Actuated</w:t>
       </w:r>
       <w:r>
         <w:rPr>
@@ -2643,53 +2540,7 @@
           <w:sz w:val="19"/>
         </w:rPr>
         <w:tab/>
-        <w:t>17</w:t>
-      </w:r>
-    </w:p>
-    <w:p>
-      <w:pPr>
-        <w:tabs>
-          <w:tab w:pos="7427" w:val="right" w:leader="dot"/>
-        </w:tabs>
-        <w:spacing w:line="276" w:lineRule="auto" w:after="60"/>
-      </w:pPr>
-      <w:r>
-        <w:rPr>
-          <w:rFonts w:ascii="Arial" w:hAnsi="Arial"/>
-          <w:sz w:val="19"/>
-        </w:rPr>
-        <w:t>Tabel 2.3  Parameter Redaman Linier dan Non-Linier Wahana Over-Actuated</w:t>
-      </w:r>
-      <w:r>
-        <w:rPr>
-          <w:rFonts w:ascii="Arial" w:hAnsi="Arial"/>
-          <w:sz w:val="19"/>
-        </w:rPr>
-        <w:tab/>
-        <w:t>24</w:t>
-      </w:r>
-    </w:p>
-    <w:p>
-      <w:pPr>
-        <w:tabs>
-          <w:tab w:pos="7427" w:val="right" w:leader="dot"/>
-        </w:tabs>
-        <w:spacing w:line="276" w:lineRule="auto" w:after="60"/>
-      </w:pPr>
-      <w:r>
-        <w:rPr>
-          <w:rFonts w:ascii="Arial" w:hAnsi="Arial"/>
-          <w:sz w:val="19"/>
-        </w:rPr>
-        <w:t>Tabel 2.4  Posisi dan Sudut Pemasangan 8 Motor Pendorong BLDC pada Rangka Wahana</w:t>
-      </w:r>
-      <w:r>
-        <w:rPr>
-          <w:rFonts w:ascii="Arial" w:hAnsi="Arial"/>
-          <w:sz w:val="19"/>
-        </w:rPr>
-        <w:tab/>
-        <w:t>26</w:t>
+        <w:t>35</w:t>
       </w:r>
     </w:p>
     <w:p>
@@ -2712,7 +2563,7 @@
           <w:sz w:val="19"/>
         </w:rPr>
         <w:tab/>
-        <w:t>40</w:t>
+        <w:t>45</w:t>
       </w:r>
     </w:p>
     <w:p>
@@ -2735,7 +2586,7 @@
           <w:sz w:val="19"/>
         </w:rPr>
         <w:tab/>
-        <w:t>42</w:t>
+        <w:t>47</w:t>
       </w:r>
     </w:p>
     <w:p>
@@ -2758,7 +2609,7 @@
           <w:sz w:val="19"/>
         </w:rPr>
         <w:tab/>
-        <w:t>43</w:t>
+        <w:t>48</w:t>
       </w:r>
     </w:p>
     <w:p>
@@ -2781,7 +2632,7 @@
           <w:sz w:val="19"/>
         </w:rPr>
         <w:tab/>
-        <w:t>45</w:t>
+        <w:t>49</w:t>
       </w:r>
     </w:p>
     <w:p>
@@ -2804,7 +2655,7 @@
           <w:sz w:val="19"/>
         </w:rPr>
         <w:tab/>
-        <w:t>49</w:t>
+        <w:t>53</w:t>
       </w:r>
     </w:p>
     <w:p>
@@ -2863,7 +2714,7 @@
           <w:rFonts w:ascii="Arial" w:hAnsi="Arial"/>
           <w:sz w:val="19"/>
         </w:rPr>
-        <w:t>Gambar 1.1  Arsitektur Wahana AUV Vectored 6-DOF Over-Actuated 8-Pendorong</w:t>
+        <w:t>Gambar 2.1  Sistem Kerangka Acuan Inersia Bumi (Fn - NED) dan Kerangka Acuan Bergerak Bodi (Fb - FRD) Konvensi SNAME (1950) dan Fossen (2021)</w:t>
       </w:r>
       <w:r>
         <w:rPr>
@@ -2871,168 +2722,7 @@
           <w:sz w:val="19"/>
         </w:rPr>
         <w:tab/>
-        <w:t>3</w:t>
-      </w:r>
-    </w:p>
-    <w:p>
-      <w:pPr>
-        <w:tabs>
-          <w:tab w:pos="7427" w:val="right" w:leader="dot"/>
-        </w:tabs>
-        <w:spacing w:line="276" w:lineRule="auto" w:after="60"/>
-      </w:pPr>
-      <w:r>
-        <w:rPr>
-          <w:rFonts w:ascii="Arial" w:hAnsi="Arial"/>
-          <w:sz w:val="19"/>
-        </w:rPr>
-        <w:t>Gambar 1.2  Topologi Terdistribusi Subsea (Raspberry Pi 4B) dan Topside via Tether Ethernet</w:t>
-      </w:r>
-      <w:r>
-        <w:rPr>
-          <w:rFonts w:ascii="Arial" w:hAnsi="Arial"/>
-          <w:sz w:val="19"/>
-        </w:rPr>
-        <w:tab/>
-        <w:t>5</w:t>
-      </w:r>
-    </w:p>
-    <w:p>
-      <w:pPr>
-        <w:tabs>
-          <w:tab w:pos="7427" w:val="right" w:leader="dot"/>
-        </w:tabs>
-        <w:spacing w:line="276" w:lineRule="auto" w:after="60"/>
-      </w:pPr>
-      <w:r>
-        <w:rPr>
-          <w:rFonts w:ascii="Arial" w:hAnsi="Arial"/>
-          <w:sz w:val="19"/>
-        </w:rPr>
-        <w:t>Gambar 2.1  Sistem Kerangka Acuan Inersia Bumi (Fn - NED) dan Kerangka Acuan Bodi (Fb - FRD)</w:t>
-      </w:r>
-      <w:r>
-        <w:rPr>
-          <w:rFonts w:ascii="Arial" w:hAnsi="Arial"/>
-          <w:sz w:val="19"/>
-        </w:rPr>
-        <w:tab/>
-        <w:t>18</w:t>
-      </w:r>
-    </w:p>
-    <w:p>
-      <w:pPr>
-        <w:tabs>
-          <w:tab w:pos="7427" w:val="right" w:leader="dot"/>
-        </w:tabs>
-        <w:spacing w:line="276" w:lineRule="auto" w:after="60"/>
-      </w:pPr>
-      <w:r>
-        <w:rPr>
-          <w:rFonts w:ascii="Arial" w:hAnsi="Arial"/>
-          <w:sz w:val="19"/>
-        </w:rPr>
-        <w:t>Gambar 2.2  Konvensi Rotasi Intrinsik Sudut Euler Yaw-Pitch-Roll (z-y-x)</w:t>
-      </w:r>
-      <w:r>
-        <w:rPr>
-          <w:rFonts w:ascii="Arial" w:hAnsi="Arial"/>
-          <w:sz w:val="19"/>
-        </w:rPr>
-        <w:tab/>
-        <w:t>21</w:t>
-      </w:r>
-    </w:p>
-    <w:p>
-      <w:pPr>
-        <w:tabs>
-          <w:tab w:pos="7427" w:val="right" w:leader="dot"/>
-        </w:tabs>
-        <w:spacing w:line="276" w:lineRule="auto" w:after="60"/>
-      </w:pPr>
-      <w:r>
-        <w:rPr>
-          <w:rFonts w:ascii="Arial" w:hAnsi="Arial"/>
-          <w:sz w:val="19"/>
-        </w:rPr>
-        <w:t>Gambar 2.3  Kopling Momen Hidrodinamika Munk pada Bidang Horizontal</w:t>
-      </w:r>
-      <w:r>
-        <w:rPr>
-          <w:rFonts w:ascii="Arial" w:hAnsi="Arial"/>
-          <w:sz w:val="19"/>
-        </w:rPr>
-        <w:tab/>
-        <w:t>23</w:t>
-      </w:r>
-    </w:p>
-    <w:p>
-      <w:pPr>
-        <w:tabs>
-          <w:tab w:pos="7427" w:val="right" w:leader="dot"/>
-        </w:tabs>
-        <w:spacing w:line="276" w:lineRule="auto" w:after="60"/>
-      </w:pPr>
-      <w:r>
-        <w:rPr>
-          <w:rFonts w:ascii="Arial" w:hAnsi="Arial"/>
-          <w:sz w:val="19"/>
-        </w:rPr>
-        <w:t>Gambar 2.4  Konfigurasi Vektor Geometris 8 Pendorong pada Rangka Wahana Over-Actuated</w:t>
-      </w:r>
-      <w:r>
-        <w:rPr>
-          <w:rFonts w:ascii="Arial" w:hAnsi="Arial"/>
-          <w:sz w:val="19"/>
-        </w:rPr>
-        <w:tab/>
-        <w:t>26</w:t>
-      </w:r>
-    </w:p>
-    <w:p>
-      <w:pPr>
-        <w:tabs>
-          <w:tab w:pos="7427" w:val="right" w:leader="dot"/>
-        </w:tabs>
-        <w:spacing w:line="276" w:lineRule="auto" w:after="60"/>
-      </w:pPr>
-      <w:r>
-        <w:rPr>
-          <w:rFonts w:ascii="Arial" w:hAnsi="Arial"/>
-          <w:sz w:val="19"/>
-        </w:rPr>
-        <w:t>Gambar 2.5  Struktur Rekursif Predict-Update pada Discrete Kalman Filter dan EKF</w:t>
-      </w:r>
-      <w:r>
-        <w:rPr>
-          <w:rFonts w:ascii="Arial" w:hAnsi="Arial"/>
-          <w:sz w:val="19"/>
-        </w:rPr>
-        <w:tab/>
-        <w:t>30</w:t>
-      </w:r>
-    </w:p>
-    <w:p>
-      <w:pPr>
-        <w:tabs>
-          <w:tab w:pos="7427" w:val="right" w:leader="dot"/>
-        </w:tabs>
-        <w:spacing w:line="276" w:lineRule="auto" w:after="60"/>
-      </w:pPr>
-      <w:r>
-        <w:rPr>
-          <w:rFonts w:ascii="Arial" w:hAnsi="Arial"/>
-          <w:sz w:val="19"/>
-        </w:rPr>
-        <w:t>Gambar 2.6  Model Ruang Keadaan 8D Penjejakan Bounding Box Kamera Monokuler</w:t>
-      </w:r>
-      <w:r>
-        <w:rPr>
-          <w:rFonts w:ascii="Arial" w:hAnsi="Arial"/>
-          <w:sz w:val="19"/>
-        </w:rPr>
-        <w:tab/>
-        <w:t>34</w:t>
+        <w:t>15</w:t>
       </w:r>
     </w:p>
     <w:p>
@@ -3055,7 +2745,7 @@
           <w:sz w:val="19"/>
         </w:rPr>
         <w:tab/>
-        <w:t>40</w:t>
+        <w:t>44</w:t>
       </w:r>
     </w:p>
     <w:p>
@@ -3078,7 +2768,7 @@
           <w:sz w:val="19"/>
         </w:rPr>
         <w:tab/>
-        <w:t>46</w:t>
+        <w:t>50</w:t>
       </w:r>
     </w:p>
     <w:p>
@@ -3101,7 +2791,7 @@
           <w:sz w:val="19"/>
         </w:rPr>
         <w:tab/>
-        <w:t>48</w:t>
+        <w:t>52</w:t>
       </w:r>
     </w:p>
     <w:p>
@@ -3124,7 +2814,7 @@
           <w:sz w:val="19"/>
         </w:rPr>
         <w:tab/>
-        <w:t>50</w:t>
+        <w:t>54</w:t>
       </w:r>
     </w:p>
     <w:p>
@@ -3147,7 +2837,7 @@
           <w:sz w:val="19"/>
         </w:rPr>
         <w:tab/>
-        <w:t>51</w:t>
+        <w:t>54</w:t>
       </w:r>
     </w:p>
     <w:p>
@@ -3170,7 +2860,7 @@
           <w:sz w:val="19"/>
         </w:rPr>
         <w:tab/>
-        <w:t>52</w:t>
+        <w:t>55</w:t>
       </w:r>
     </w:p>
     <w:p>
@@ -3193,7 +2883,7 @@
           <w:sz w:val="19"/>
         </w:rPr>
         <w:tab/>
-        <w:t>53</w:t>
+        <w:t>55</w:t>
       </w:r>
     </w:p>
     <w:p>
@@ -3216,7 +2906,7 @@
           <w:sz w:val="19"/>
         </w:rPr>
         <w:tab/>
-        <w:t>54</w:t>
+        <w:t>56</w:t>
       </w:r>
     </w:p>
     <w:p>
@@ -3239,7 +2929,7 @@
           <w:sz w:val="19"/>
         </w:rPr>
         <w:tab/>
-        <w:t>55</w:t>
+        <w:t>56</w:t>
       </w:r>
     </w:p>
     <w:p>
@@ -3286,6 +2976,10 @@
         <w:gridCol w:w="3713"/>
       </w:tblGrid>
       <w:tr>
+        <w:trPr>
+          <w:cantSplit/>
+          <w:tblHeader/>
+        </w:trPr>
         <w:tc>
           <w:tcPr>
             <w:tcW w:type="dxa" w:w="1587"/>
@@ -3340,6 +3034,9 @@
         </w:tc>
       </w:tr>
       <w:tr>
+        <w:trPr>
+          <w:cantSplit/>
+        </w:trPr>
         <w:tc>
           <w:tcPr>
             <w:tcW w:type="dxa" w:w="1587"/>
@@ -3401,6 +3098,9 @@
         </w:tc>
       </w:tr>
       <w:tr>
+        <w:trPr>
+          <w:cantSplit/>
+        </w:trPr>
         <w:tc>
           <w:tcPr>
             <w:tcW w:type="dxa" w:w="1587"/>
@@ -3462,6 +3162,9 @@
         </w:tc>
       </w:tr>
       <w:tr>
+        <w:trPr>
+          <w:cantSplit/>
+        </w:trPr>
         <w:tc>
           <w:tcPr>
             <w:tcW w:type="dxa" w:w="1587"/>
@@ -3523,6 +3226,9 @@
         </w:tc>
       </w:tr>
       <w:tr>
+        <w:trPr>
+          <w:cantSplit/>
+        </w:trPr>
         <w:tc>
           <w:tcPr>
             <w:tcW w:type="dxa" w:w="1587"/>
@@ -3584,6 +3290,9 @@
         </w:tc>
       </w:tr>
       <w:tr>
+        <w:trPr>
+          <w:cantSplit/>
+        </w:trPr>
         <w:tc>
           <w:tcPr>
             <w:tcW w:type="dxa" w:w="1587"/>
@@ -3645,6 +3354,9 @@
         </w:tc>
       </w:tr>
       <w:tr>
+        <w:trPr>
+          <w:cantSplit/>
+        </w:trPr>
         <w:tc>
           <w:tcPr>
             <w:tcW w:type="dxa" w:w="1587"/>
@@ -3706,6 +3418,9 @@
         </w:tc>
       </w:tr>
       <w:tr>
+        <w:trPr>
+          <w:cantSplit/>
+        </w:trPr>
         <w:tc>
           <w:tcPr>
             <w:tcW w:type="dxa" w:w="1587"/>
@@ -3767,6 +3482,9 @@
         </w:tc>
       </w:tr>
       <w:tr>
+        <w:trPr>
+          <w:cantSplit/>
+        </w:trPr>
         <w:tc>
           <w:tcPr>
             <w:tcW w:type="dxa" w:w="1587"/>
@@ -3828,6 +3546,9 @@
         </w:tc>
       </w:tr>
       <w:tr>
+        <w:trPr>
+          <w:cantSplit/>
+        </w:trPr>
         <w:tc>
           <w:tcPr>
             <w:tcW w:type="dxa" w:w="1587"/>
@@ -3889,6 +3610,9 @@
         </w:tc>
       </w:tr>
       <w:tr>
+        <w:trPr>
+          <w:cantSplit/>
+        </w:trPr>
         <w:tc>
           <w:tcPr>
             <w:tcW w:type="dxa" w:w="1587"/>
@@ -3950,6 +3674,9 @@
         </w:tc>
       </w:tr>
       <w:tr>
+        <w:trPr>
+          <w:cantSplit/>
+        </w:trPr>
         <w:tc>
           <w:tcPr>
             <w:tcW w:type="dxa" w:w="1587"/>
@@ -4011,6 +3738,9 @@
         </w:tc>
       </w:tr>
       <w:tr>
+        <w:trPr>
+          <w:cantSplit/>
+        </w:trPr>
         <w:tc>
           <w:tcPr>
             <w:tcW w:type="dxa" w:w="1587"/>
@@ -4072,6 +3802,9 @@
         </w:tc>
       </w:tr>
       <w:tr>
+        <w:trPr>
+          <w:cantSplit/>
+        </w:trPr>
         <w:tc>
           <w:tcPr>
             <w:tcW w:type="dxa" w:w="1587"/>
@@ -4133,6 +3866,9 @@
         </w:tc>
       </w:tr>
       <w:tr>
+        <w:trPr>
+          <w:cantSplit/>
+        </w:trPr>
         <w:tc>
           <w:tcPr>
             <w:tcW w:type="dxa" w:w="1587"/>
@@ -4194,6 +3930,9 @@
         </w:tc>
       </w:tr>
       <w:tr>
+        <w:trPr>
+          <w:cantSplit/>
+        </w:trPr>
         <w:tc>
           <w:tcPr>
             <w:tcW w:type="dxa" w:w="1587"/>
@@ -4255,6 +3994,9 @@
         </w:tc>
       </w:tr>
       <w:tr>
+        <w:trPr>
+          <w:cantSplit/>
+        </w:trPr>
         <w:tc>
           <w:tcPr>
             <w:tcW w:type="dxa" w:w="1587"/>
@@ -4316,6 +4058,9 @@
         </w:tc>
       </w:tr>
       <w:tr>
+        <w:trPr>
+          <w:cantSplit/>
+        </w:trPr>
         <w:tc>
           <w:tcPr>
             <w:tcW w:type="dxa" w:w="1587"/>
@@ -4377,6 +4122,9 @@
         </w:tc>
       </w:tr>
       <w:tr>
+        <w:trPr>
+          <w:cantSplit/>
+        </w:trPr>
         <w:tc>
           <w:tcPr>
             <w:tcW w:type="dxa" w:w="1587"/>
@@ -4469,6 +4217,10 @@
         <w:gridCol w:w="2475"/>
       </w:tblGrid>
       <w:tr>
+        <w:trPr>
+          <w:cantSplit/>
+          <w:tblHeader/>
+        </w:trPr>
         <w:tc>
           <w:tcPr>
             <w:tcW w:type="dxa" w:w="1474"/>
@@ -4549,6 +4301,9 @@
         </w:tc>
       </w:tr>
       <w:tr>
+        <w:trPr>
+          <w:cantSplit/>
+        </w:trPr>
         <w:tc>
           <w:tcPr>
             <w:tcW w:type="dxa" w:w="1474"/>
@@ -4661,6 +4416,9 @@
         </w:tc>
       </w:tr>
       <w:tr>
+        <w:trPr>
+          <w:cantSplit/>
+        </w:trPr>
         <w:tc>
           <w:tcPr>
             <w:tcW w:type="dxa" w:w="1474"/>
@@ -4773,6 +4531,9 @@
         </w:tc>
       </w:tr>
       <w:tr>
+        <w:trPr>
+          <w:cantSplit/>
+        </w:trPr>
         <w:tc>
           <w:tcPr>
             <w:tcW w:type="dxa" w:w="1474"/>
@@ -4884,6 +4645,9 @@
         </w:tc>
       </w:tr>
       <w:tr>
+        <w:trPr>
+          <w:cantSplit/>
+        </w:trPr>
         <w:tc>
           <w:tcPr>
             <w:tcW w:type="dxa" w:w="1474"/>
@@ -4995,6 +4759,9 @@
         </w:tc>
       </w:tr>
       <w:tr>
+        <w:trPr>
+          <w:cantSplit/>
+        </w:trPr>
         <w:tc>
           <w:tcPr>
             <w:tcW w:type="dxa" w:w="1474"/>
@@ -5106,6 +4873,9 @@
         </w:tc>
       </w:tr>
       <w:tr>
+        <w:trPr>
+          <w:cantSplit/>
+        </w:trPr>
         <w:tc>
           <w:tcPr>
             <w:tcW w:type="dxa" w:w="1474"/>
@@ -5203,6 +4973,9 @@
         </w:tc>
       </w:tr>
       <w:tr>
+        <w:trPr>
+          <w:cantSplit/>
+        </w:trPr>
         <w:tc>
           <w:tcPr>
             <w:tcW w:type="dxa" w:w="1474"/>
@@ -5300,6 +5073,9 @@
         </w:tc>
       </w:tr>
       <w:tr>
+        <w:trPr>
+          <w:cantSplit/>
+        </w:trPr>
         <w:tc>
           <w:tcPr>
             <w:tcW w:type="dxa" w:w="1474"/>
@@ -5411,6 +5187,9 @@
         </w:tc>
       </w:tr>
       <w:tr>
+        <w:trPr>
+          <w:cantSplit/>
+        </w:trPr>
         <w:tc>
           <w:tcPr>
             <w:tcW w:type="dxa" w:w="1474"/>
@@ -5508,6 +5287,9 @@
         </w:tc>
       </w:tr>
       <w:tr>
+        <w:trPr>
+          <w:cantSplit/>
+        </w:trPr>
         <w:tc>
           <w:tcPr>
             <w:tcW w:type="dxa" w:w="1474"/>
@@ -5605,6 +5387,9 @@
         </w:tc>
       </w:tr>
       <w:tr>
+        <w:trPr>
+          <w:cantSplit/>
+        </w:trPr>
         <w:tc>
           <w:tcPr>
             <w:tcW w:type="dxa" w:w="1474"/>
@@ -5702,6 +5487,9 @@
         </w:tc>
       </w:tr>
       <w:tr>
+        <w:trPr>
+          <w:cantSplit/>
+        </w:trPr>
         <w:tc>
           <w:tcPr>
             <w:tcW w:type="dxa" w:w="1474"/>
@@ -5807,6 +5595,9 @@
         </w:tc>
       </w:tr>
       <w:tr>
+        <w:trPr>
+          <w:cantSplit/>
+        </w:trPr>
         <w:tc>
           <w:tcPr>
             <w:tcW w:type="dxa" w:w="1474"/>
@@ -5912,6 +5703,9 @@
         </w:tc>
       </w:tr>
       <w:tr>
+        <w:trPr>
+          <w:cantSplit/>
+        </w:trPr>
         <w:tc>
           <w:tcPr>
             <w:tcW w:type="dxa" w:w="1474"/>
@@ -6009,6 +5803,9 @@
         </w:tc>
       </w:tr>
       <w:tr>
+        <w:trPr>
+          <w:cantSplit/>
+        </w:trPr>
         <w:tc>
           <w:tcPr>
             <w:tcW w:type="dxa" w:w="1474"/>
@@ -6099,6 +5896,9 @@
         </w:tc>
       </w:tr>
       <w:tr>
+        <w:trPr>
+          <w:cantSplit/>
+        </w:trPr>
         <w:tc>
           <w:tcPr>
             <w:tcW w:type="dxa" w:w="1474"/>
@@ -6189,6 +5989,9 @@
         </w:tc>
       </w:tr>
       <w:tr>
+        <w:trPr>
+          <w:cantSplit/>
+        </w:trPr>
         <w:tc>
           <w:tcPr>
             <w:tcW w:type="dxa" w:w="1474"/>
@@ -6307,6 +6110,9 @@
         </w:tc>
       </w:tr>
       <w:tr>
+        <w:trPr>
+          <w:cantSplit/>
+        </w:trPr>
         <w:tc>
           <w:tcPr>
             <w:tcW w:type="dxa" w:w="1474"/>
@@ -6397,6 +6203,9 @@
         </w:tc>
       </w:tr>
       <w:tr>
+        <w:trPr>
+          <w:cantSplit/>
+        </w:trPr>
         <w:tc>
           <w:tcPr>
             <w:tcW w:type="dxa" w:w="1474"/>
@@ -6494,6 +6303,9 @@
         </w:tc>
       </w:tr>
       <w:tr>
+        <w:trPr>
+          <w:cantSplit/>
+        </w:trPr>
         <w:tc>
           <w:tcPr>
             <w:tcW w:type="dxa" w:w="1474"/>
@@ -6584,6 +6396,9 @@
         </w:tc>
       </w:tr>
       <w:tr>
+        <w:trPr>
+          <w:cantSplit/>
+        </w:trPr>
         <w:tc>
           <w:tcPr>
             <w:tcW w:type="dxa" w:w="1474"/>
@@ -6696,6 +6511,9 @@
         </w:tc>
       </w:tr>
       <w:tr>
+        <w:trPr>
+          <w:cantSplit/>
+        </w:trPr>
         <w:tc>
           <w:tcPr>
             <w:tcW w:type="dxa" w:w="1474"/>
@@ -6751,7 +6569,7 @@
                 <w:rFonts w:ascii="Arial" w:hAnsi="Arial"/>
                 <w:sz w:val="17"/>
               </w:rPr>
-              <w:t>$$\mathbb{R}^8\text{ (N)}$$</w:t>
+              <w:t>$$\mathbb{R}^{8}\text{ (N)}$$</w:t>
             </w:r>
           </w:p>
         </w:tc>
@@ -6793,6 +6611,9 @@
         </w:tc>
       </w:tr>
       <w:tr>
+        <w:trPr>
+          <w:cantSplit/>
+        </w:trPr>
         <w:tc>
           <w:tcPr>
             <w:tcW w:type="dxa" w:w="1474"/>
@@ -6890,6 +6711,9 @@
         </w:tc>
       </w:tr>
       <w:tr>
+        <w:trPr>
+          <w:cantSplit/>
+        </w:trPr>
         <w:tc>
           <w:tcPr>
             <w:tcW w:type="dxa" w:w="1474"/>
@@ -6995,6 +6819,9 @@
         </w:tc>
       </w:tr>
       <w:tr>
+        <w:trPr>
+          <w:cantSplit/>
+        </w:trPr>
         <w:tc>
           <w:tcPr>
             <w:tcW w:type="dxa" w:w="1474"/>
@@ -7100,6 +6927,9 @@
         </w:tc>
       </w:tr>
       <w:tr>
+        <w:trPr>
+          <w:cantSplit/>
+        </w:trPr>
         <w:tc>
           <w:tcPr>
             <w:tcW w:type="dxa" w:w="1474"/>
@@ -7205,6 +7035,9 @@
         </w:tc>
       </w:tr>
       <w:tr>
+        <w:trPr>
+          <w:cantSplit/>
+        </w:trPr>
         <w:tc>
           <w:tcPr>
             <w:tcW w:type="dxa" w:w="1474"/>
@@ -7310,6 +7143,9 @@
         </w:tc>
       </w:tr>
       <w:tr>
+        <w:trPr>
+          <w:cantSplit/>
+        </w:trPr>
         <w:tc>
           <w:tcPr>
             <w:tcW w:type="dxa" w:w="1474"/>
@@ -7409,13 +7245,35 @@
       </w:tr>
     </w:tbl>
     <w:sectPr>
+      <w:headerReference w:type="default" r:id="rId9"/>
       <w:pgSz w:w="9978" w:h="14173"/>
       <w:pgMar w:top="1276" w:right="1276" w:bottom="1276" w:left="1276" w:header="720" w:footer="720" w:gutter="0"/>
       <w:cols w:space="720"/>
+      <w:titlePg/>
       <w:docGrid w:linePitch="360"/>
+      <w:pgNumType w:fmt="lowerRoman" w:start="1"/>
     </w:sectPr>
   </w:body>
 </w:document>
+</file>
+
+<file path=word/header1.xml><?xml version="1.0" encoding="utf-8"?>
+<w:hdr xmlns:m="http://schemas.openxmlformats.org/officeDocument/2006/math" xmlns:mc="http://schemas.openxmlformats.org/markup-compatibility/2006" xmlns:mo="http://schemas.microsoft.com/office/mac/office/2008/main" xmlns:mv="urn:schemas-microsoft-com:mac:vml" xmlns:o="urn:schemas-microsoft-com:office:office" xmlns:r="http://schemas.openxmlformats.org/officeDocument/2006/relationships" xmlns:v="urn:schemas-microsoft-com:vml" xmlns:w10="urn:schemas-microsoft-com:office:word" xmlns:w14="http://schemas.microsoft.com/office/word/2010/wordml" xmlns:w="http://schemas.openxmlformats.org/wordprocessingml/2006/main" xmlns:wne="http://schemas.microsoft.com/office/word/2006/wordml" xmlns:wp14="http://schemas.microsoft.com/office/word/2010/wordprocessingDrawing" xmlns:wp="http://schemas.openxmlformats.org/drawingml/2006/wordprocessingDrawing" xmlns:wpc="http://schemas.microsoft.com/office/word/2010/wordprocessingCanvas" xmlns:wpg="http://schemas.microsoft.com/office/word/2010/wordprocessingGroup" xmlns:wpi="http://schemas.microsoft.com/office/word/2010/wordprocessingInk" xmlns:wps="http://schemas.microsoft.com/office/word/2010/wordprocessingShape" mc:Ignorable="w14 wp14">
+  <w:p>
+    <w:pPr>
+      <w:pStyle w:val="Header"/>
+      <w:spacing w:after="0" w:line="240" w:lineRule="auto"/>
+      <w:jc w:val="right"/>
+    </w:pPr>
+    <w:r>
+      <w:rPr>
+        <w:rFonts w:ascii="Arial" w:hAnsi="Arial"/>
+        <w:sz w:val="19"/>
+      </w:rPr>
+    </w:r>
+    <w:fldSimple w:instr="PAGE"/>
+  </w:p>
+</w:hdr>
 </file>
 
 <file path=word/numbering.xml><?xml version="1.0" encoding="utf-8"?>

--- a/Thesis/docx_export/BAGIAN_AWAL_PROPOSAL.docx
+++ b/Thesis/docx_export/BAGIAN_AWAL_PROPOSAL.docx
@@ -1989,7 +1989,7 @@
           <w:sz w:val="19"/>
         </w:rPr>
         <w:tab/>
-        <w:t>7</w:t>
+        <w:t>8</w:t>
       </w:r>
     </w:p>
     <w:p>
@@ -2014,7 +2014,7 @@
           <w:sz w:val="19"/>
         </w:rPr>
         <w:tab/>
-        <w:t>9</w:t>
+        <w:t>10</w:t>
       </w:r>
     </w:p>
     <w:p>
@@ -2053,7 +2053,7 @@
           <w:sz w:val="19"/>
         </w:rPr>
         <w:tab/>
-        <w:t>9</w:t>
+        <w:t>10</w:t>
       </w:r>
     </w:p>
     <w:p>
@@ -2077,7 +2077,7 @@
           <w:sz w:val="19"/>
         </w:rPr>
         <w:tab/>
-        <w:t>15</w:t>
+        <w:t>13</w:t>
       </w:r>
     </w:p>
     <w:p>
@@ -2101,7 +2101,7 @@
           <w:sz w:val="19"/>
         </w:rPr>
         <w:tab/>
-        <w:t>19</w:t>
+        <w:t>18</w:t>
       </w:r>
     </w:p>
     <w:p>
@@ -2125,7 +2125,7 @@
           <w:sz w:val="19"/>
         </w:rPr>
         <w:tab/>
-        <w:t>25</w:t>
+        <w:t>24</w:t>
       </w:r>
     </w:p>
     <w:p>
@@ -2164,7 +2164,7 @@
           <w:sz w:val="19"/>
         </w:rPr>
         <w:tab/>
-        <w:t>34</w:t>
+        <w:t>32</w:t>
       </w:r>
     </w:p>
     <w:p>
@@ -2203,7 +2203,7 @@
           <w:sz w:val="19"/>
         </w:rPr>
         <w:tab/>
-        <w:t>39</w:t>
+        <w:t>37</w:t>
       </w:r>
     </w:p>
     <w:p>
@@ -2228,7 +2228,7 @@
           <w:sz w:val="19"/>
         </w:rPr>
         <w:tab/>
-        <w:t>42</w:t>
+        <w:t>52</w:t>
       </w:r>
     </w:p>
     <w:p>
@@ -2252,7 +2252,7 @@
           <w:sz w:val="19"/>
         </w:rPr>
         <w:tab/>
-        <w:t>42</w:t>
+        <w:t>52</w:t>
       </w:r>
     </w:p>
     <w:p>
@@ -2276,7 +2276,7 @@
           <w:sz w:val="19"/>
         </w:rPr>
         <w:tab/>
-        <w:t>43</w:t>
+        <w:t>54</w:t>
       </w:r>
     </w:p>
     <w:p>
@@ -2300,7 +2300,7 @@
           <w:sz w:val="19"/>
         </w:rPr>
         <w:tab/>
-        <w:t>45</w:t>
+        <w:t>56</w:t>
       </w:r>
     </w:p>
     <w:p>
@@ -2339,7 +2339,7 @@
           <w:sz w:val="19"/>
         </w:rPr>
         <w:tab/>
-        <w:t>50</w:t>
+        <w:t>61</w:t>
       </w:r>
     </w:p>
     <w:p>
@@ -2378,7 +2378,7 @@
           <w:sz w:val="19"/>
         </w:rPr>
         <w:tab/>
-        <w:t>52</w:t>
+        <w:t>64</w:t>
       </w:r>
     </w:p>
     <w:p>
@@ -2402,7 +2402,7 @@
           <w:sz w:val="19"/>
         </w:rPr>
         <w:tab/>
-        <w:t>57</w:t>
+        <w:t>71</w:t>
       </w:r>
     </w:p>
     <w:p>
@@ -2427,7 +2427,7 @@
           <w:sz w:val="19"/>
         </w:rPr>
         <w:tab/>
-        <w:t>61</w:t>
+        <w:t>76</w:t>
       </w:r>
     </w:p>
     <w:p>
@@ -2494,7 +2494,7 @@
           <w:sz w:val="19"/>
         </w:rPr>
         <w:tab/>
-        <w:t>13</w:t>
+        <w:t>11</w:t>
       </w:r>
     </w:p>
     <w:p>
@@ -2517,7 +2517,7 @@
           <w:sz w:val="19"/>
         </w:rPr>
         <w:tab/>
-        <w:t>16</w:t>
+        <w:t>15</w:t>
       </w:r>
     </w:p>
     <w:p>
@@ -2540,7 +2540,7 @@
           <w:sz w:val="19"/>
         </w:rPr>
         <w:tab/>
-        <w:t>35</w:t>
+        <w:t>34</w:t>
       </w:r>
     </w:p>
     <w:p>
@@ -2563,7 +2563,7 @@
           <w:sz w:val="19"/>
         </w:rPr>
         <w:tab/>
-        <w:t>45</w:t>
+        <w:t>57</w:t>
       </w:r>
     </w:p>
     <w:p>
@@ -2586,7 +2586,7 @@
           <w:sz w:val="19"/>
         </w:rPr>
         <w:tab/>
-        <w:t>47</w:t>
+        <w:t>58</w:t>
       </w:r>
     </w:p>
     <w:p>
@@ -2609,7 +2609,7 @@
           <w:sz w:val="19"/>
         </w:rPr>
         <w:tab/>
-        <w:t>48</w:t>
+        <w:t>59</w:t>
       </w:r>
     </w:p>
     <w:p>
@@ -2632,7 +2632,7 @@
           <w:sz w:val="19"/>
         </w:rPr>
         <w:tab/>
-        <w:t>49</w:t>
+        <w:t>60</w:t>
       </w:r>
     </w:p>
     <w:p>
@@ -2655,7 +2655,7 @@
           <w:sz w:val="19"/>
         </w:rPr>
         <w:tab/>
-        <w:t>53</w:t>
+        <w:t>64</w:t>
       </w:r>
     </w:p>
     <w:p>
@@ -2722,7 +2722,7 @@
           <w:sz w:val="19"/>
         </w:rPr>
         <w:tab/>
-        <w:t>15</w:t>
+        <w:t>13</w:t>
       </w:r>
     </w:p>
     <w:p>
@@ -2745,7 +2745,7 @@
           <w:sz w:val="19"/>
         </w:rPr>
         <w:tab/>
-        <w:t>44</w:t>
+        <w:t>54</w:t>
       </w:r>
     </w:p>
     <w:p>
@@ -2768,7 +2768,7 @@
           <w:sz w:val="19"/>
         </w:rPr>
         <w:tab/>
-        <w:t>50</w:t>
+        <w:t>62</w:t>
       </w:r>
     </w:p>
     <w:p>
@@ -2791,7 +2791,7 @@
           <w:sz w:val="19"/>
         </w:rPr>
         <w:tab/>
-        <w:t>52</w:t>
+        <w:t>64</w:t>
       </w:r>
     </w:p>
     <w:p>
@@ -2814,7 +2814,7 @@
           <w:sz w:val="19"/>
         </w:rPr>
         <w:tab/>
-        <w:t>54</w:t>
+        <w:t>65</w:t>
       </w:r>
     </w:p>
     <w:p>
@@ -2837,7 +2837,7 @@
           <w:sz w:val="19"/>
         </w:rPr>
         <w:tab/>
-        <w:t>54</w:t>
+        <w:t>65</w:t>
       </w:r>
     </w:p>
     <w:p>
@@ -2860,7 +2860,7 @@
           <w:sz w:val="19"/>
         </w:rPr>
         <w:tab/>
-        <w:t>55</w:t>
+        <w:t>66</w:t>
       </w:r>
     </w:p>
     <w:p>
@@ -2883,7 +2883,7 @@
           <w:sz w:val="19"/>
         </w:rPr>
         <w:tab/>
-        <w:t>55</w:t>
+        <w:t>66</w:t>
       </w:r>
     </w:p>
     <w:p>
@@ -2906,7 +2906,7 @@
           <w:sz w:val="19"/>
         </w:rPr>
         <w:tab/>
-        <w:t>56</w:t>
+        <w:t>67</w:t>
       </w:r>
     </w:p>
     <w:p>
@@ -2929,7 +2929,7 @@
           <w:sz w:val="19"/>
         </w:rPr>
         <w:tab/>
-        <w:t>56</w:t>
+        <w:t>67</w:t>
       </w:r>
     </w:p>
     <w:p>

--- a/Thesis/docx_export/BAGIAN_AWAL_PROPOSAL.docx
+++ b/Thesis/docx_export/BAGIAN_AWAL_PROPOSAL.docx
@@ -5,6 +5,7 @@
     <w:p>
       <w:pPr>
         <w:spacing w:before="200" w:after="360"/>
+        <w:ind w:firstLine="0"/>
         <w:jc w:val="center"/>
       </w:pPr>
       <w:r>
@@ -19,6 +20,7 @@
     <w:p>
       <w:pPr>
         <w:spacing w:after="160" w:line="276" w:lineRule="auto"/>
+        <w:ind w:firstLine="0"/>
         <w:jc w:val="center"/>
       </w:pPr>
       <w:r>
@@ -76,6 +78,7 @@
     <w:p>
       <w:pPr>
         <w:spacing w:after="480"/>
+        <w:ind w:firstLine="0"/>
         <w:jc w:val="center"/>
       </w:pPr>
       <w:r>
@@ -90,6 +93,7 @@
     <w:p>
       <w:pPr>
         <w:spacing w:after="560"/>
+        <w:ind w:firstLine="0"/>
         <w:jc w:val="center"/>
       </w:pPr>
       <w:r>
@@ -130,6 +134,7 @@
     <w:p>
       <w:pPr>
         <w:spacing w:after="40"/>
+        <w:ind w:firstLine="0"/>
         <w:jc w:val="center"/>
       </w:pPr>
       <w:r>
@@ -143,6 +148,7 @@
     <w:p>
       <w:pPr>
         <w:spacing w:after="40"/>
+        <w:ind w:firstLine="0"/>
         <w:jc w:val="center"/>
       </w:pPr>
       <w:r>
@@ -157,6 +163,7 @@
     <w:p>
       <w:pPr>
         <w:spacing w:after="720"/>
+        <w:ind w:firstLine="0"/>
         <w:jc w:val="center"/>
       </w:pPr>
       <w:r>
@@ -171,6 +178,7 @@
     <w:p>
       <w:pPr>
         <w:spacing w:after="0" w:line="276" w:lineRule="auto"/>
+        <w:ind w:firstLine="0"/>
         <w:jc w:val="center"/>
       </w:pPr>
       <w:r>
@@ -197,6 +205,8 @@
     </w:p>
     <w:p>
       <w:pPr>
+        <w:pStyle w:val="Heading1"/>
+        <w:keepNext/>
         <w:spacing w:before="240" w:after="240" w:line="276" w:lineRule="auto"/>
         <w:jc w:val="center"/>
       </w:pPr>
@@ -214,6 +224,7 @@
     <w:p>
       <w:pPr>
         <w:spacing w:after="280" w:line="276" w:lineRule="auto"/>
+        <w:ind w:firstLine="0"/>
         <w:jc w:val="center"/>
       </w:pPr>
       <w:r>
@@ -271,6 +282,7 @@
     <w:p>
       <w:pPr>
         <w:spacing w:after="80"/>
+        <w:ind w:firstLine="0"/>
         <w:jc w:val="center"/>
       </w:pPr>
       <w:r>
@@ -284,6 +296,7 @@
     <w:p>
       <w:pPr>
         <w:spacing w:after="280"/>
+        <w:ind w:firstLine="0"/>
         <w:jc w:val="center"/>
       </w:pPr>
       <w:r>
@@ -300,6 +313,7 @@
     <w:p>
       <w:pPr>
         <w:spacing w:after="320"/>
+        <w:ind w:firstLine="0"/>
         <w:jc w:val="center"/>
       </w:pPr>
       <w:r>
@@ -323,13 +337,23 @@
         <w:gridCol w:w="3713"/>
       </w:tblGrid>
       <w:tr>
+        <w:trPr>
+          <w:cantSplit/>
+        </w:trPr>
         <w:tc>
           <w:tcPr>
             <w:tcW w:type="dxa" w:w="3685"/>
+            <w:tcBorders>
+              <w:top w:val="none"/>
+              <w:left w:val="none"/>
+              <w:bottom w:val="none"/>
+              <w:right w:val="none"/>
+            </w:tcBorders>
           </w:tcPr>
           <w:p>
             <w:pPr>
               <w:spacing w:line="276" w:lineRule="auto"/>
+              <w:ind w:firstLine="0"/>
               <w:jc w:val="center"/>
             </w:pPr>
             <w:r>
@@ -362,10 +386,17 @@
         <w:tc>
           <w:tcPr>
             <w:tcW w:type="dxa" w:w="3685"/>
+            <w:tcBorders>
+              <w:top w:val="none"/>
+              <w:left w:val="none"/>
+              <w:bottom w:val="none"/>
+              <w:right w:val="none"/>
+            </w:tcBorders>
           </w:tcPr>
           <w:p>
             <w:pPr>
               <w:spacing w:line="276" w:lineRule="auto"/>
+              <w:ind w:firstLine="0"/>
               <w:jc w:val="center"/>
             </w:pPr>
             <w:r>
@@ -400,6 +431,7 @@
     <w:p>
       <w:pPr>
         <w:spacing w:before="480" w:after="200" w:line="276" w:lineRule="auto"/>
+        <w:ind w:firstLine="0"/>
         <w:jc w:val="center"/>
       </w:pPr>
       <w:r>
@@ -438,6 +470,8 @@
     </w:p>
     <w:p>
       <w:pPr>
+        <w:pStyle w:val="Heading1"/>
+        <w:keepNext/>
         <w:spacing w:before="240" w:after="240" w:line="276" w:lineRule="auto"/>
         <w:jc w:val="center"/>
       </w:pPr>
@@ -453,6 +487,7 @@
     <w:p>
       <w:pPr>
         <w:spacing w:after="120" w:line="276" w:lineRule="auto"/>
+        <w:ind w:firstLine="0"/>
         <w:jc w:val="both"/>
       </w:pPr>
       <w:r>
@@ -475,12 +510,28 @@
         <w:gridCol w:w="2475"/>
       </w:tblGrid>
       <w:tr>
+        <w:trPr>
+          <w:cantSplit/>
+        </w:trPr>
         <w:tc>
           <w:tcPr>
             <w:tcW w:type="dxa" w:w="3118"/>
+            <w:tcBorders>
+              <w:top w:val="none"/>
+              <w:left w:val="none"/>
+              <w:bottom w:val="none"/>
+              <w:right w:val="none"/>
+            </w:tcBorders>
+            <w:tcMar>
+              <w:top w:w="20" w:type="dxa"/>
+              <w:bottom w:w="20" w:type="dxa"/>
+              <w:left w:w="0" w:type="dxa"/>
+              <w:right w:w="40" w:type="dxa"/>
+            </w:tcMar>
           </w:tcPr>
           <w:p>
             <w:pPr>
+              <w:ind w:firstLine="0"/>
               <w:jc w:val="left"/>
             </w:pPr>
             <w:r>
@@ -494,9 +545,22 @@
         <w:tc>
           <w:tcPr>
             <w:tcW w:type="dxa" w:w="283"/>
+            <w:tcBorders>
+              <w:top w:val="none"/>
+              <w:left w:val="none"/>
+              <w:bottom w:val="none"/>
+              <w:right w:val="none"/>
+            </w:tcBorders>
+            <w:tcMar>
+              <w:top w:w="20" w:type="dxa"/>
+              <w:bottom w:w="20" w:type="dxa"/>
+              <w:left w:w="0" w:type="dxa"/>
+              <w:right w:w="40" w:type="dxa"/>
+            </w:tcMar>
           </w:tcPr>
           <w:p>
             <w:pPr>
+              <w:ind w:firstLine="0"/>
               <w:jc w:val="left"/>
             </w:pPr>
             <w:r>
@@ -510,9 +574,22 @@
         <w:tc>
           <w:tcPr>
             <w:tcW w:type="dxa" w:w="4025"/>
+            <w:tcBorders>
+              <w:top w:val="none"/>
+              <w:left w:val="none"/>
+              <w:bottom w:val="none"/>
+              <w:right w:val="none"/>
+            </w:tcBorders>
+            <w:tcMar>
+              <w:top w:w="20" w:type="dxa"/>
+              <w:bottom w:w="20" w:type="dxa"/>
+              <w:left w:w="0" w:type="dxa"/>
+              <w:right w:w="40" w:type="dxa"/>
+            </w:tcMar>
           </w:tcPr>
           <w:p>
             <w:pPr>
+              <w:ind w:firstLine="0"/>
               <w:jc w:val="left"/>
             </w:pPr>
             <w:r>
@@ -526,12 +603,28 @@
         </w:tc>
       </w:tr>
       <w:tr>
+        <w:trPr>
+          <w:cantSplit/>
+        </w:trPr>
         <w:tc>
           <w:tcPr>
             <w:tcW w:type="dxa" w:w="3118"/>
+            <w:tcBorders>
+              <w:top w:val="none"/>
+              <w:left w:val="none"/>
+              <w:bottom w:val="none"/>
+              <w:right w:val="none"/>
+            </w:tcBorders>
+            <w:tcMar>
+              <w:top w:w="20" w:type="dxa"/>
+              <w:bottom w:w="20" w:type="dxa"/>
+              <w:left w:w="0" w:type="dxa"/>
+              <w:right w:w="40" w:type="dxa"/>
+            </w:tcMar>
           </w:tcPr>
           <w:p>
             <w:pPr>
+              <w:ind w:firstLine="0"/>
               <w:jc w:val="left"/>
             </w:pPr>
             <w:r>
@@ -545,9 +638,22 @@
         <w:tc>
           <w:tcPr>
             <w:tcW w:type="dxa" w:w="283"/>
+            <w:tcBorders>
+              <w:top w:val="none"/>
+              <w:left w:val="none"/>
+              <w:bottom w:val="none"/>
+              <w:right w:val="none"/>
+            </w:tcBorders>
+            <w:tcMar>
+              <w:top w:w="20" w:type="dxa"/>
+              <w:bottom w:w="20" w:type="dxa"/>
+              <w:left w:w="0" w:type="dxa"/>
+              <w:right w:w="40" w:type="dxa"/>
+            </w:tcMar>
           </w:tcPr>
           <w:p>
             <w:pPr>
+              <w:ind w:firstLine="0"/>
               <w:jc w:val="left"/>
             </w:pPr>
             <w:r>
@@ -561,9 +667,22 @@
         <w:tc>
           <w:tcPr>
             <w:tcW w:type="dxa" w:w="4025"/>
+            <w:tcBorders>
+              <w:top w:val="none"/>
+              <w:left w:val="none"/>
+              <w:bottom w:val="none"/>
+              <w:right w:val="none"/>
+            </w:tcBorders>
+            <w:tcMar>
+              <w:top w:w="20" w:type="dxa"/>
+              <w:bottom w:w="20" w:type="dxa"/>
+              <w:left w:w="0" w:type="dxa"/>
+              <w:right w:w="40" w:type="dxa"/>
+            </w:tcMar>
           </w:tcPr>
           <w:p>
             <w:pPr>
+              <w:ind w:firstLine="0"/>
               <w:jc w:val="left"/>
             </w:pPr>
             <w:r>
@@ -577,12 +696,28 @@
         </w:tc>
       </w:tr>
       <w:tr>
+        <w:trPr>
+          <w:cantSplit/>
+        </w:trPr>
         <w:tc>
           <w:tcPr>
             <w:tcW w:type="dxa" w:w="3118"/>
+            <w:tcBorders>
+              <w:top w:val="none"/>
+              <w:left w:val="none"/>
+              <w:bottom w:val="none"/>
+              <w:right w:val="none"/>
+            </w:tcBorders>
+            <w:tcMar>
+              <w:top w:w="20" w:type="dxa"/>
+              <w:bottom w:w="20" w:type="dxa"/>
+              <w:left w:w="0" w:type="dxa"/>
+              <w:right w:w="40" w:type="dxa"/>
+            </w:tcMar>
           </w:tcPr>
           <w:p>
             <w:pPr>
+              <w:ind w:firstLine="0"/>
               <w:jc w:val="left"/>
             </w:pPr>
             <w:r>
@@ -596,9 +731,22 @@
         <w:tc>
           <w:tcPr>
             <w:tcW w:type="dxa" w:w="283"/>
+            <w:tcBorders>
+              <w:top w:val="none"/>
+              <w:left w:val="none"/>
+              <w:bottom w:val="none"/>
+              <w:right w:val="none"/>
+            </w:tcBorders>
+            <w:tcMar>
+              <w:top w:w="20" w:type="dxa"/>
+              <w:bottom w:w="20" w:type="dxa"/>
+              <w:left w:w="0" w:type="dxa"/>
+              <w:right w:w="40" w:type="dxa"/>
+            </w:tcMar>
           </w:tcPr>
           <w:p>
             <w:pPr>
+              <w:ind w:firstLine="0"/>
               <w:jc w:val="left"/>
             </w:pPr>
             <w:r>
@@ -612,9 +760,22 @@
         <w:tc>
           <w:tcPr>
             <w:tcW w:type="dxa" w:w="4025"/>
+            <w:tcBorders>
+              <w:top w:val="none"/>
+              <w:left w:val="none"/>
+              <w:bottom w:val="none"/>
+              <w:right w:val="none"/>
+            </w:tcBorders>
+            <w:tcMar>
+              <w:top w:w="20" w:type="dxa"/>
+              <w:bottom w:w="20" w:type="dxa"/>
+              <w:left w:w="0" w:type="dxa"/>
+              <w:right w:w="40" w:type="dxa"/>
+            </w:tcMar>
           </w:tcPr>
           <w:p>
             <w:pPr>
+              <w:ind w:firstLine="0"/>
               <w:jc w:val="left"/>
             </w:pPr>
             <w:r>
@@ -627,12 +788,28 @@
         </w:tc>
       </w:tr>
       <w:tr>
+        <w:trPr>
+          <w:cantSplit/>
+        </w:trPr>
         <w:tc>
           <w:tcPr>
             <w:tcW w:type="dxa" w:w="3118"/>
+            <w:tcBorders>
+              <w:top w:val="none"/>
+              <w:left w:val="none"/>
+              <w:bottom w:val="none"/>
+              <w:right w:val="none"/>
+            </w:tcBorders>
+            <w:tcMar>
+              <w:top w:w="20" w:type="dxa"/>
+              <w:bottom w:w="20" w:type="dxa"/>
+              <w:left w:w="0" w:type="dxa"/>
+              <w:right w:w="40" w:type="dxa"/>
+            </w:tcMar>
           </w:tcPr>
           <w:p>
             <w:pPr>
+              <w:ind w:firstLine="0"/>
               <w:jc w:val="left"/>
             </w:pPr>
             <w:r>
@@ -646,9 +823,22 @@
         <w:tc>
           <w:tcPr>
             <w:tcW w:type="dxa" w:w="283"/>
+            <w:tcBorders>
+              <w:top w:val="none"/>
+              <w:left w:val="none"/>
+              <w:bottom w:val="none"/>
+              <w:right w:val="none"/>
+            </w:tcBorders>
+            <w:tcMar>
+              <w:top w:w="20" w:type="dxa"/>
+              <w:bottom w:w="20" w:type="dxa"/>
+              <w:left w:w="0" w:type="dxa"/>
+              <w:right w:w="40" w:type="dxa"/>
+            </w:tcMar>
           </w:tcPr>
           <w:p>
             <w:pPr>
+              <w:ind w:firstLine="0"/>
               <w:jc w:val="left"/>
             </w:pPr>
             <w:r>
@@ -662,9 +852,22 @@
         <w:tc>
           <w:tcPr>
             <w:tcW w:type="dxa" w:w="4025"/>
+            <w:tcBorders>
+              <w:top w:val="none"/>
+              <w:left w:val="none"/>
+              <w:bottom w:val="none"/>
+              <w:right w:val="none"/>
+            </w:tcBorders>
+            <w:tcMar>
+              <w:top w:w="20" w:type="dxa"/>
+              <w:bottom w:w="20" w:type="dxa"/>
+              <w:left w:w="0" w:type="dxa"/>
+              <w:right w:w="40" w:type="dxa"/>
+            </w:tcMar>
           </w:tcPr>
           <w:p>
             <w:pPr>
+              <w:ind w:firstLine="0"/>
               <w:jc w:val="left"/>
             </w:pPr>
             <w:r>
@@ -685,7 +888,7 @@
     <w:p>
       <w:pPr>
         <w:spacing w:after="80" w:line="276" w:lineRule="auto"/>
-        <w:ind w:firstLine="567"/>
+        <w:ind w:firstLine="0"/>
         <w:jc w:val="both"/>
       </w:pPr>
       <w:r>
@@ -699,6 +902,7 @@
     <w:p>
       <w:pPr>
         <w:spacing w:after="160" w:before="80"/>
+        <w:ind w:firstLine="0"/>
         <w:jc w:val="center"/>
       </w:pPr>
       <w:r>
@@ -796,6 +1000,7 @@
     <w:p>
       <w:pPr>
         <w:spacing w:before="400" w:line="276" w:lineRule="auto"/>
+        <w:ind w:firstLine="0"/>
         <w:jc w:val="right"/>
       </w:pPr>
       <w:r>
@@ -833,6 +1038,8 @@
     </w:p>
     <w:p>
       <w:pPr>
+        <w:pStyle w:val="Heading1"/>
+        <w:keepNext/>
         <w:spacing w:before="240" w:after="240" w:line="276" w:lineRule="auto"/>
         <w:jc w:val="center"/>
       </w:pPr>
@@ -848,7 +1055,7 @@
     <w:p>
       <w:pPr>
         <w:spacing w:after="80" w:line="276" w:lineRule="auto"/>
-        <w:ind w:firstLine="567"/>
+        <w:ind w:firstLine="0"/>
         <w:jc w:val="both"/>
       </w:pPr>
       <w:r>
@@ -1005,6 +1212,7 @@
     <w:p>
       <w:pPr>
         <w:spacing w:before="320" w:line="276" w:lineRule="auto"/>
+        <w:ind w:firstLine="0"/>
         <w:jc w:val="right"/>
       </w:pPr>
       <w:r>
@@ -1031,6 +1239,8 @@
     </w:p>
     <w:p>
       <w:pPr>
+        <w:pStyle w:val="Heading1"/>
+        <w:keepNext/>
         <w:spacing w:before="240" w:after="240" w:line="276" w:lineRule="auto"/>
         <w:jc w:val="center"/>
       </w:pPr>
@@ -1046,6 +1256,7 @@
     <w:p>
       <w:pPr>
         <w:spacing w:after="160" w:line="276" w:lineRule="auto"/>
+        <w:ind w:firstLine="0"/>
         <w:jc w:val="center"/>
       </w:pPr>
       <w:r>
@@ -1103,6 +1314,7 @@
     <w:p>
       <w:pPr>
         <w:spacing w:after="160" w:line="240" w:lineRule="auto"/>
+        <w:ind w:firstLine="0"/>
         <w:jc w:val="both"/>
       </w:pPr>
       <w:r>
@@ -1501,6 +1713,7 @@
     <w:p>
       <w:pPr>
         <w:spacing w:after="280" w:line="240" w:lineRule="auto"/>
+        <w:ind w:firstLine="0"/>
       </w:pPr>
       <w:r>
         <w:rPr>
@@ -1585,6 +1798,8 @@
     </w:p>
     <w:p>
       <w:pPr>
+        <w:pStyle w:val="Heading1"/>
+        <w:keepNext/>
         <w:spacing w:before="240" w:after="240" w:line="276" w:lineRule="auto"/>
         <w:jc w:val="center"/>
       </w:pPr>
@@ -1597,839 +1812,2453 @@
         <w:t>DAFTAR ISI</w:t>
       </w:r>
     </w:p>
-    <w:p>
-      <w:pPr>
-        <w:tabs>
-          <w:tab w:pos="7427" w:val="right"/>
-        </w:tabs>
-        <w:spacing w:after="160"/>
-      </w:pPr>
-      <w:r>
-        <w:rPr>
-          <w:rFonts w:ascii="Arial" w:hAnsi="Arial"/>
-          <w:b/>
-          <w:sz w:val="19"/>
-        </w:rPr>
-        <w:t>Judul</w:t>
-      </w:r>
-      <w:r>
-        <w:rPr>
-          <w:rFonts w:ascii="Arial" w:hAnsi="Arial"/>
-          <w:b/>
-          <w:sz w:val="19"/>
-        </w:rPr>
-        <w:tab/>
-        <w:t>Halaman</w:t>
-      </w:r>
-    </w:p>
-    <w:p>
-      <w:pPr>
-        <w:tabs>
-          <w:tab w:pos="7427" w:val="right" w:leader="dot"/>
-        </w:tabs>
-        <w:spacing w:line="276" w:lineRule="auto" w:after="40"/>
-      </w:pPr>
-      <w:r>
-        <w:rPr>
-          <w:rFonts w:ascii="Arial" w:hAnsi="Arial"/>
-          <w:b/>
-          <w:sz w:val="19"/>
-        </w:rPr>
-        <w:t>HALAMAN SAMPUL DEPAN</w:t>
-      </w:r>
-      <w:r>
-        <w:rPr>
-          <w:rFonts w:ascii="Arial" w:hAnsi="Arial"/>
-          <w:b/>
-          <w:sz w:val="19"/>
-        </w:rPr>
-        <w:tab/>
-        <w:t>i</w:t>
-      </w:r>
-    </w:p>
-    <w:p>
-      <w:pPr>
-        <w:tabs>
-          <w:tab w:pos="7427" w:val="right" w:leader="dot"/>
-        </w:tabs>
-        <w:spacing w:line="276" w:lineRule="auto" w:after="40"/>
-      </w:pPr>
-      <w:r>
-        <w:rPr>
-          <w:rFonts w:ascii="Arial" w:hAnsi="Arial"/>
-          <w:b/>
-          <w:sz w:val="19"/>
-        </w:rPr>
-        <w:t>LEMBAR PENGESAHAN PROPOSAL TUGAS AKHIR</w:t>
-      </w:r>
-      <w:r>
-        <w:rPr>
-          <w:rFonts w:ascii="Arial" w:hAnsi="Arial"/>
-          <w:b/>
-          <w:sz w:val="19"/>
-        </w:rPr>
-        <w:tab/>
-        <w:t>ii</w:t>
-      </w:r>
-    </w:p>
-    <w:p>
-      <w:pPr>
-        <w:tabs>
-          <w:tab w:pos="7427" w:val="right" w:leader="dot"/>
-        </w:tabs>
-        <w:spacing w:line="276" w:lineRule="auto" w:after="40"/>
-      </w:pPr>
-      <w:r>
-        <w:rPr>
-          <w:rFonts w:ascii="Arial" w:hAnsi="Arial"/>
-          <w:b/>
-          <w:sz w:val="19"/>
-        </w:rPr>
-        <w:t>PERNYATAAN KEASLIAN PROPOSAL TUGAS AKHIR</w:t>
-      </w:r>
-      <w:r>
-        <w:rPr>
-          <w:rFonts w:ascii="Arial" w:hAnsi="Arial"/>
-          <w:b/>
-          <w:sz w:val="19"/>
-        </w:rPr>
-        <w:tab/>
-        <w:t>iii</w:t>
-      </w:r>
-    </w:p>
-    <w:p>
-      <w:pPr>
-        <w:tabs>
-          <w:tab w:pos="7427" w:val="right" w:leader="dot"/>
-        </w:tabs>
-        <w:spacing w:line="276" w:lineRule="auto" w:after="40"/>
-      </w:pPr>
-      <w:r>
-        <w:rPr>
-          <w:rFonts w:ascii="Arial" w:hAnsi="Arial"/>
-          <w:b/>
-          <w:sz w:val="19"/>
-        </w:rPr>
-        <w:t>PRAKATA</w:t>
-      </w:r>
-      <w:r>
-        <w:rPr>
-          <w:rFonts w:ascii="Arial" w:hAnsi="Arial"/>
-          <w:b/>
-          <w:sz w:val="19"/>
-        </w:rPr>
-        <w:tab/>
-        <w:t>iv</w:t>
-      </w:r>
-    </w:p>
-    <w:p>
-      <w:pPr>
-        <w:tabs>
-          <w:tab w:pos="7427" w:val="right" w:leader="dot"/>
-        </w:tabs>
-        <w:spacing w:line="276" w:lineRule="auto" w:after="40"/>
-      </w:pPr>
-      <w:r>
-        <w:rPr>
-          <w:rFonts w:ascii="Arial" w:hAnsi="Arial"/>
-          <w:b/>
-          <w:sz w:val="19"/>
-        </w:rPr>
-        <w:t>ABSTRAK</w:t>
-      </w:r>
-      <w:r>
-        <w:rPr>
-          <w:rFonts w:ascii="Arial" w:hAnsi="Arial"/>
-          <w:b/>
-          <w:sz w:val="19"/>
-        </w:rPr>
-        <w:tab/>
-        <w:t>v</w:t>
-      </w:r>
-    </w:p>
-    <w:p>
-      <w:pPr>
-        <w:tabs>
-          <w:tab w:pos="7427" w:val="right" w:leader="dot"/>
-        </w:tabs>
-        <w:spacing w:line="276" w:lineRule="auto" w:after="40"/>
-      </w:pPr>
-      <w:r>
-        <w:rPr>
-          <w:rFonts w:ascii="Arial" w:hAnsi="Arial"/>
-          <w:b/>
-          <w:sz w:val="19"/>
-        </w:rPr>
-        <w:t>DAFTAR ISI</w:t>
-      </w:r>
-      <w:r>
-        <w:rPr>
-          <w:rFonts w:ascii="Arial" w:hAnsi="Arial"/>
-          <w:b/>
-          <w:sz w:val="19"/>
-        </w:rPr>
-        <w:tab/>
-        <w:t>vi</w:t>
-      </w:r>
-    </w:p>
-    <w:p>
-      <w:pPr>
-        <w:tabs>
-          <w:tab w:pos="7427" w:val="right" w:leader="dot"/>
-        </w:tabs>
-        <w:spacing w:line="276" w:lineRule="auto" w:after="40"/>
-      </w:pPr>
-      <w:r>
-        <w:rPr>
-          <w:rFonts w:ascii="Arial" w:hAnsi="Arial"/>
-          <w:b/>
-          <w:sz w:val="19"/>
-        </w:rPr>
-        <w:t>DAFTAR TABEL</w:t>
-      </w:r>
-      <w:r>
-        <w:rPr>
-          <w:rFonts w:ascii="Arial" w:hAnsi="Arial"/>
-          <w:b/>
-          <w:sz w:val="19"/>
-        </w:rPr>
-        <w:tab/>
-        <w:t>vii</w:t>
-      </w:r>
-    </w:p>
-    <w:p>
-      <w:pPr>
-        <w:tabs>
-          <w:tab w:pos="7427" w:val="right" w:leader="dot"/>
-        </w:tabs>
-        <w:spacing w:line="276" w:lineRule="auto" w:after="40"/>
-      </w:pPr>
-      <w:r>
-        <w:rPr>
-          <w:rFonts w:ascii="Arial" w:hAnsi="Arial"/>
-          <w:b/>
-          <w:sz w:val="19"/>
-        </w:rPr>
-        <w:t>DAFTAR GAMBAR</w:t>
-      </w:r>
-      <w:r>
-        <w:rPr>
-          <w:rFonts w:ascii="Arial" w:hAnsi="Arial"/>
-          <w:b/>
-          <w:sz w:val="19"/>
-        </w:rPr>
-        <w:tab/>
-        <w:t>viii</w:t>
-      </w:r>
-    </w:p>
-    <w:p>
-      <w:pPr>
-        <w:tabs>
-          <w:tab w:pos="7427" w:val="right" w:leader="dot"/>
-        </w:tabs>
-        <w:spacing w:line="276" w:lineRule="auto" w:after="40"/>
-      </w:pPr>
-      <w:r>
-        <w:rPr>
-          <w:rFonts w:ascii="Arial" w:hAnsi="Arial"/>
-          <w:b/>
-          <w:sz w:val="19"/>
-        </w:rPr>
-        <w:t>DAFTAR SINGKATAN, ISTILAH, DAN LAMBANG</w:t>
-      </w:r>
-      <w:r>
-        <w:rPr>
-          <w:rFonts w:ascii="Arial" w:hAnsi="Arial"/>
-          <w:b/>
-          <w:sz w:val="19"/>
-        </w:rPr>
-        <w:tab/>
-        <w:t>ix</w:t>
-      </w:r>
-    </w:p>
-    <w:p>
-      <w:pPr>
-        <w:tabs>
-          <w:tab w:pos="7427" w:val="right" w:leader="dot"/>
-        </w:tabs>
-        <w:spacing w:line="276" w:lineRule="auto" w:after="80"/>
-      </w:pPr>
-      <w:r>
-        <w:rPr>
-          <w:rFonts w:ascii="Arial" w:hAnsi="Arial"/>
-          <w:b/>
-          <w:sz w:val="19"/>
-        </w:rPr>
-        <w:t>BAB I: PENDAHULUAN</w:t>
-      </w:r>
-      <w:r>
-        <w:rPr>
-          <w:rFonts w:ascii="Arial" w:hAnsi="Arial"/>
-          <w:b/>
-          <w:sz w:val="19"/>
-        </w:rPr>
-        <w:tab/>
-        <w:t>1</w:t>
-      </w:r>
-    </w:p>
-    <w:p>
-      <w:pPr>
-        <w:tabs>
-          <w:tab w:pos="7427" w:val="right" w:leader="dot"/>
-        </w:tabs>
-        <w:spacing w:line="276" w:lineRule="auto" w:after="40"/>
-        <w:ind w:left="283"/>
-      </w:pPr>
-      <w:r>
-        <w:rPr>
-          <w:rFonts w:ascii="Arial" w:hAnsi="Arial"/>
-          <w:sz w:val="19"/>
-        </w:rPr>
-        <w:t>1.1 Latar Belakang</w:t>
-      </w:r>
-      <w:r>
-        <w:rPr>
-          <w:rFonts w:ascii="Arial" w:hAnsi="Arial"/>
-          <w:sz w:val="19"/>
-        </w:rPr>
-        <w:tab/>
-        <w:t>1</w:t>
-      </w:r>
-    </w:p>
-    <w:p>
-      <w:pPr>
-        <w:tabs>
-          <w:tab w:pos="7427" w:val="right" w:leader="dot"/>
-        </w:tabs>
-        <w:spacing w:line="276" w:lineRule="auto" w:after="40"/>
-        <w:ind w:left="283"/>
-      </w:pPr>
-      <w:r>
-        <w:rPr>
-          <w:rFonts w:ascii="Arial" w:hAnsi="Arial"/>
-          <w:sz w:val="19"/>
-        </w:rPr>
-        <w:t>1.2 Rumusan Masalah</w:t>
-      </w:r>
-      <w:r>
-        <w:rPr>
-          <w:rFonts w:ascii="Arial" w:hAnsi="Arial"/>
-          <w:sz w:val="19"/>
-        </w:rPr>
-        <w:tab/>
-        <w:t>5</w:t>
-      </w:r>
-    </w:p>
-    <w:p>
-      <w:pPr>
-        <w:tabs>
-          <w:tab w:pos="7427" w:val="right" w:leader="dot"/>
-        </w:tabs>
-        <w:spacing w:line="276" w:lineRule="auto" w:after="40"/>
-        <w:ind w:left="283"/>
-      </w:pPr>
-      <w:r>
-        <w:rPr>
-          <w:rFonts w:ascii="Arial" w:hAnsi="Arial"/>
-          <w:sz w:val="19"/>
-        </w:rPr>
-        <w:t>1.3 Tujuan Penelitian</w:t>
-      </w:r>
-      <w:r>
-        <w:rPr>
-          <w:rFonts w:ascii="Arial" w:hAnsi="Arial"/>
-          <w:sz w:val="19"/>
-        </w:rPr>
-        <w:tab/>
-        <w:t>6</w:t>
-      </w:r>
-    </w:p>
-    <w:p>
-      <w:pPr>
-        <w:tabs>
-          <w:tab w:pos="7427" w:val="right" w:leader="dot"/>
-        </w:tabs>
-        <w:spacing w:line="276" w:lineRule="auto" w:after="40"/>
-        <w:ind w:left="283"/>
-      </w:pPr>
-      <w:r>
-        <w:rPr>
-          <w:rFonts w:ascii="Arial" w:hAnsi="Arial"/>
-          <w:sz w:val="19"/>
-        </w:rPr>
-        <w:t>1.4 Batasan Masalah</w:t>
-      </w:r>
-      <w:r>
-        <w:rPr>
-          <w:rFonts w:ascii="Arial" w:hAnsi="Arial"/>
-          <w:sz w:val="19"/>
-        </w:rPr>
-        <w:tab/>
-        <w:t>7</w:t>
-      </w:r>
-    </w:p>
-    <w:p>
-      <w:pPr>
-        <w:tabs>
-          <w:tab w:pos="7427" w:val="right" w:leader="dot"/>
-        </w:tabs>
-        <w:spacing w:line="276" w:lineRule="auto" w:after="40"/>
-        <w:ind w:left="283"/>
-      </w:pPr>
-      <w:r>
-        <w:rPr>
-          <w:rFonts w:ascii="Arial" w:hAnsi="Arial"/>
-          <w:sz w:val="19"/>
-        </w:rPr>
-        <w:t>1.5 Manfaat Penelitian</w:t>
-      </w:r>
-      <w:r>
-        <w:rPr>
-          <w:rFonts w:ascii="Arial" w:hAnsi="Arial"/>
-          <w:sz w:val="19"/>
-        </w:rPr>
-        <w:tab/>
-        <w:t>8</w:t>
-      </w:r>
-    </w:p>
-    <w:p>
-      <w:pPr>
-        <w:tabs>
-          <w:tab w:pos="7427" w:val="right" w:leader="dot"/>
-        </w:tabs>
-        <w:spacing w:line="276" w:lineRule="auto" w:after="80"/>
-      </w:pPr>
-      <w:r>
-        <w:rPr>
-          <w:rFonts w:ascii="Arial" w:hAnsi="Arial"/>
-          <w:b/>
-          <w:sz w:val="19"/>
-        </w:rPr>
-        <w:t>BAB II: TINJAUAN PUSTAKA</w:t>
-      </w:r>
-      <w:r>
-        <w:rPr>
-          <w:rFonts w:ascii="Arial" w:hAnsi="Arial"/>
-          <w:b/>
-          <w:sz w:val="19"/>
-        </w:rPr>
-        <w:tab/>
-        <w:t>10</w:t>
-      </w:r>
-    </w:p>
-    <w:p>
-      <w:pPr>
-        <w:tabs>
-          <w:tab w:pos="7427" w:val="right" w:leader="dot"/>
-        </w:tabs>
-        <w:spacing w:line="276" w:lineRule="auto" w:after="40"/>
-        <w:ind w:left="283"/>
-      </w:pPr>
-      <w:r>
-        <w:rPr>
-          <w:rFonts w:ascii="Arial" w:hAnsi="Arial"/>
-          <w:sz w:val="19"/>
-        </w:rPr>
-        <w:t>2.1 Tinjauan Pustaka (</w:t>
-      </w:r>
-      <w:r>
-        <w:rPr>
-          <w:rFonts w:ascii="Arial" w:hAnsi="Arial"/>
-          <w:i/>
-          <w:sz w:val="19"/>
-        </w:rPr>
-        <w:t>State of the Art</w:t>
-      </w:r>
-      <w:r>
-        <w:rPr>
-          <w:rFonts w:ascii="Arial" w:hAnsi="Arial"/>
-          <w:sz w:val="19"/>
-        </w:rPr>
-        <w:t xml:space="preserve"> Penelitian AUV)</w:t>
-      </w:r>
-      <w:r>
-        <w:rPr>
-          <w:rFonts w:ascii="Arial" w:hAnsi="Arial"/>
-          <w:sz w:val="19"/>
-        </w:rPr>
-        <w:tab/>
-        <w:t>10</w:t>
-      </w:r>
-    </w:p>
-    <w:p>
-      <w:pPr>
-        <w:tabs>
-          <w:tab w:pos="7427" w:val="right" w:leader="dot"/>
-        </w:tabs>
-        <w:spacing w:line="276" w:lineRule="auto" w:after="40"/>
-        <w:ind w:left="283"/>
-      </w:pPr>
-      <w:r>
-        <w:rPr>
-          <w:rFonts w:ascii="Arial" w:hAnsi="Arial"/>
-          <w:sz w:val="19"/>
-        </w:rPr>
-        <w:t>2.2 Sistem Koordinat dan Konvensi SNAME</w:t>
-      </w:r>
-      <w:r>
-        <w:rPr>
-          <w:rFonts w:ascii="Arial" w:hAnsi="Arial"/>
-          <w:sz w:val="19"/>
-        </w:rPr>
-        <w:tab/>
-        <w:t>13</w:t>
-      </w:r>
-    </w:p>
-    <w:p>
-      <w:pPr>
-        <w:tabs>
-          <w:tab w:pos="7427" w:val="right" w:leader="dot"/>
-        </w:tabs>
-        <w:spacing w:line="276" w:lineRule="auto" w:after="40"/>
-        <w:ind w:left="283"/>
-      </w:pPr>
-      <w:r>
-        <w:rPr>
-          <w:rFonts w:ascii="Arial" w:hAnsi="Arial"/>
-          <w:sz w:val="19"/>
-        </w:rPr>
-        <w:t>2.3 Penurunan Kinematika 6-DOF dan Matriks Jacobian</w:t>
-      </w:r>
-      <w:r>
-        <w:rPr>
-          <w:rFonts w:ascii="Arial" w:hAnsi="Arial"/>
-          <w:sz w:val="19"/>
-        </w:rPr>
-        <w:tab/>
-        <w:t>18</w:t>
-      </w:r>
-    </w:p>
-    <w:p>
-      <w:pPr>
-        <w:tabs>
-          <w:tab w:pos="7427" w:val="right" w:leader="dot"/>
-        </w:tabs>
-        <w:spacing w:line="276" w:lineRule="auto" w:after="40"/>
-        <w:ind w:left="283"/>
-      </w:pPr>
-      <w:r>
-        <w:rPr>
-          <w:rFonts w:ascii="Arial" w:hAnsi="Arial"/>
-          <w:sz w:val="19"/>
-        </w:rPr>
-        <w:t>2.4 Penurunan Dinamika Hidrodinamika 6-DOF (Persamaan Fossen)</w:t>
-      </w:r>
-      <w:r>
-        <w:rPr>
-          <w:rFonts w:ascii="Arial" w:hAnsi="Arial"/>
-          <w:sz w:val="19"/>
-        </w:rPr>
-        <w:tab/>
-        <w:t>24</w:t>
-      </w:r>
-    </w:p>
-    <w:p>
-      <w:pPr>
-        <w:tabs>
-          <w:tab w:pos="7427" w:val="right" w:leader="dot"/>
-        </w:tabs>
-        <w:spacing w:line="276" w:lineRule="auto" w:after="40"/>
-        <w:ind w:left="283"/>
-      </w:pPr>
-      <w:r>
-        <w:rPr>
-          <w:rFonts w:ascii="Arial" w:hAnsi="Arial"/>
-          <w:sz w:val="19"/>
-        </w:rPr>
-        <w:t xml:space="preserve">2.5 Alokasi Gaya Dorong Sistem </w:t>
-      </w:r>
-      <w:r>
-        <w:rPr>
-          <w:rFonts w:ascii="Arial" w:hAnsi="Arial"/>
-          <w:i/>
-          <w:sz w:val="19"/>
-        </w:rPr>
-        <w:t>Over-Actuated</w:t>
-      </w:r>
-      <w:r>
-        <w:rPr>
-          <w:rFonts w:ascii="Arial" w:hAnsi="Arial"/>
-          <w:sz w:val="19"/>
-        </w:rPr>
-        <w:t xml:space="preserve"> 8-Pendorong</w:t>
-      </w:r>
-      <w:r>
-        <w:rPr>
-          <w:rFonts w:ascii="Arial" w:hAnsi="Arial"/>
-          <w:sz w:val="19"/>
-        </w:rPr>
-        <w:tab/>
-        <w:t>32</w:t>
-      </w:r>
-    </w:p>
-    <w:p>
-      <w:pPr>
-        <w:tabs>
-          <w:tab w:pos="7427" w:val="right" w:leader="dot"/>
-        </w:tabs>
-        <w:spacing w:line="276" w:lineRule="auto" w:after="40"/>
-        <w:ind w:left="283"/>
-      </w:pPr>
-      <w:r>
-        <w:rPr>
-          <w:rFonts w:ascii="Arial" w:hAnsi="Arial"/>
-          <w:sz w:val="19"/>
-        </w:rPr>
-        <w:t xml:space="preserve">2.6 Teori dan Formulasi Optimal </w:t>
-      </w:r>
-      <w:r>
-        <w:rPr>
-          <w:rFonts w:ascii="Arial" w:hAnsi="Arial"/>
-          <w:i/>
-          <w:sz w:val="19"/>
-        </w:rPr>
-        <w:t>Kalman Filter</w:t>
-      </w:r>
-      <w:r>
-        <w:rPr>
-          <w:rFonts w:ascii="Arial" w:hAnsi="Arial"/>
-          <w:sz w:val="19"/>
-        </w:rPr>
-        <w:t xml:space="preserve"> Suite</w:t>
-      </w:r>
-      <w:r>
-        <w:rPr>
-          <w:rFonts w:ascii="Arial" w:hAnsi="Arial"/>
-          <w:sz w:val="19"/>
-        </w:rPr>
-        <w:tab/>
-        <w:t>37</w:t>
-      </w:r>
-    </w:p>
-    <w:p>
-      <w:pPr>
-        <w:tabs>
-          <w:tab w:pos="7427" w:val="right" w:leader="dot"/>
-        </w:tabs>
-        <w:spacing w:line="276" w:lineRule="auto" w:after="80"/>
-      </w:pPr>
-      <w:r>
-        <w:rPr>
-          <w:rFonts w:ascii="Arial" w:hAnsi="Arial"/>
-          <w:b/>
-          <w:sz w:val="19"/>
-        </w:rPr>
-        <w:t>BAB III: METODOLOGI PENELITIAN</w:t>
-      </w:r>
-      <w:r>
-        <w:rPr>
-          <w:rFonts w:ascii="Arial" w:hAnsi="Arial"/>
-          <w:b/>
-          <w:sz w:val="19"/>
-        </w:rPr>
-        <w:tab/>
-        <w:t>52</w:t>
-      </w:r>
-    </w:p>
-    <w:p>
-      <w:pPr>
-        <w:tabs>
-          <w:tab w:pos="7427" w:val="right" w:leader="dot"/>
-        </w:tabs>
-        <w:spacing w:line="276" w:lineRule="auto" w:after="40"/>
-        <w:ind w:left="283"/>
-      </w:pPr>
-      <w:r>
-        <w:rPr>
-          <w:rFonts w:ascii="Arial" w:hAnsi="Arial"/>
-          <w:sz w:val="19"/>
-        </w:rPr>
-        <w:t>3.1 Tempat dan Waktu Penelitian</w:t>
-      </w:r>
-      <w:r>
-        <w:rPr>
-          <w:rFonts w:ascii="Arial" w:hAnsi="Arial"/>
-          <w:sz w:val="19"/>
-        </w:rPr>
-        <w:tab/>
-        <w:t>52</w:t>
-      </w:r>
-    </w:p>
-    <w:p>
-      <w:pPr>
-        <w:tabs>
-          <w:tab w:pos="7427" w:val="right" w:leader="dot"/>
-        </w:tabs>
-        <w:spacing w:line="276" w:lineRule="auto" w:after="40"/>
-        <w:ind w:left="283"/>
-      </w:pPr>
-      <w:r>
-        <w:rPr>
-          <w:rFonts w:ascii="Arial" w:hAnsi="Arial"/>
-          <w:sz w:val="19"/>
-        </w:rPr>
-        <w:t>3.2 Diagram Alir Penelitian</w:t>
-      </w:r>
-      <w:r>
-        <w:rPr>
-          <w:rFonts w:ascii="Arial" w:hAnsi="Arial"/>
-          <w:sz w:val="19"/>
-        </w:rPr>
-        <w:tab/>
-        <w:t>54</w:t>
-      </w:r>
-    </w:p>
-    <w:p>
-      <w:pPr>
-        <w:tabs>
-          <w:tab w:pos="7427" w:val="right" w:leader="dot"/>
-        </w:tabs>
-        <w:spacing w:line="276" w:lineRule="auto" w:after="40"/>
-        <w:ind w:left="283"/>
-      </w:pPr>
-      <w:r>
-        <w:rPr>
-          <w:rFonts w:ascii="Arial" w:hAnsi="Arial"/>
-          <w:sz w:val="19"/>
-        </w:rPr>
-        <w:t>3.3 Identifikasi Parameter Fisik dan Hidrodinamika Wahana</w:t>
-      </w:r>
-      <w:r>
-        <w:rPr>
-          <w:rFonts w:ascii="Arial" w:hAnsi="Arial"/>
-          <w:sz w:val="19"/>
-        </w:rPr>
-        <w:tab/>
-        <w:t>56</w:t>
-      </w:r>
-    </w:p>
-    <w:p>
-      <w:pPr>
-        <w:tabs>
-          <w:tab w:pos="7427" w:val="right" w:leader="dot"/>
-        </w:tabs>
-        <w:spacing w:line="276" w:lineRule="auto" w:after="40"/>
-        <w:ind w:left="283"/>
-      </w:pPr>
-      <w:r>
-        <w:rPr>
-          <w:rFonts w:ascii="Arial" w:hAnsi="Arial"/>
-          <w:sz w:val="19"/>
-        </w:rPr>
-        <w:t xml:space="preserve">3.4 Perancangan Arsitektur </w:t>
-      </w:r>
-      <w:r>
-        <w:rPr>
-          <w:rFonts w:ascii="Arial" w:hAnsi="Arial"/>
-          <w:i/>
-          <w:sz w:val="19"/>
-        </w:rPr>
-        <w:t>Software-In-The-Loop</w:t>
-      </w:r>
-      <w:r>
-        <w:rPr>
-          <w:rFonts w:ascii="Arial" w:hAnsi="Arial"/>
-          <w:sz w:val="19"/>
-        </w:rPr>
-        <w:t xml:space="preserve"> (SITL)</w:t>
-      </w:r>
-      <w:r>
-        <w:rPr>
-          <w:rFonts w:ascii="Arial" w:hAnsi="Arial"/>
-          <w:sz w:val="19"/>
-        </w:rPr>
-        <w:tab/>
-        <w:t>61</w:t>
-      </w:r>
-    </w:p>
-    <w:p>
-      <w:pPr>
-        <w:tabs>
-          <w:tab w:pos="7427" w:val="right" w:leader="dot"/>
-        </w:tabs>
-        <w:spacing w:line="276" w:lineRule="auto" w:after="40"/>
-        <w:ind w:left="283"/>
-      </w:pPr>
-      <w:r>
-        <w:rPr>
-          <w:rFonts w:ascii="Arial" w:hAnsi="Arial"/>
-          <w:sz w:val="19"/>
-        </w:rPr>
-        <w:t xml:space="preserve">3.5 Perancangan Arsitektur </w:t>
-      </w:r>
-      <w:r>
-        <w:rPr>
-          <w:rFonts w:ascii="Arial" w:hAnsi="Arial"/>
-          <w:i/>
-          <w:sz w:val="19"/>
-        </w:rPr>
-        <w:t>Hardware-In-The-Loop</w:t>
-      </w:r>
-      <w:r>
-        <w:rPr>
-          <w:rFonts w:ascii="Arial" w:hAnsi="Arial"/>
-          <w:sz w:val="19"/>
-        </w:rPr>
-        <w:t xml:space="preserve"> (HITL)</w:t>
-      </w:r>
-      <w:r>
-        <w:rPr>
-          <w:rFonts w:ascii="Arial" w:hAnsi="Arial"/>
-          <w:sz w:val="19"/>
-        </w:rPr>
-        <w:tab/>
-        <w:t>64</w:t>
-      </w:r>
-    </w:p>
-    <w:p>
-      <w:pPr>
-        <w:tabs>
-          <w:tab w:pos="7427" w:val="right" w:leader="dot"/>
-        </w:tabs>
-        <w:spacing w:line="276" w:lineRule="auto" w:after="40"/>
-        <w:ind w:left="283"/>
-      </w:pPr>
-      <w:r>
-        <w:rPr>
-          <w:rFonts w:ascii="Arial" w:hAnsi="Arial"/>
-          <w:sz w:val="19"/>
-        </w:rPr>
-        <w:t>3.6 Prosedur Pengujian dan Evaluasi Kinerja</w:t>
-      </w:r>
-      <w:r>
-        <w:rPr>
-          <w:rFonts w:ascii="Arial" w:hAnsi="Arial"/>
-          <w:sz w:val="19"/>
-        </w:rPr>
-        <w:tab/>
-        <w:t>71</w:t>
-      </w:r>
-    </w:p>
-    <w:p>
-      <w:pPr>
-        <w:tabs>
-          <w:tab w:pos="7427" w:val="right" w:leader="dot"/>
-        </w:tabs>
-        <w:spacing w:line="276" w:lineRule="auto" w:after="80"/>
-      </w:pPr>
-      <w:r>
-        <w:rPr>
-          <w:rFonts w:ascii="Arial" w:hAnsi="Arial"/>
-          <w:b/>
-          <w:sz w:val="19"/>
-        </w:rPr>
-        <w:t>DAFTAR PUSTAKA</w:t>
-      </w:r>
-      <w:r>
-        <w:rPr>
-          <w:rFonts w:ascii="Arial" w:hAnsi="Arial"/>
-          <w:b/>
-          <w:sz w:val="19"/>
-        </w:rPr>
-        <w:tab/>
-        <w:t>76</w:t>
-      </w:r>
-    </w:p>
+    <w:tbl>
+      <w:tblPr>
+        <w:tblW w:type="auto" w:w="0"/>
+        <w:jc w:val="center"/>
+        <w:tblLook w:firstColumn="1" w:firstRow="1" w:lastColumn="0" w:lastRow="0" w:noHBand="0" w:noVBand="1" w:val="04A0"/>
+      </w:tblPr>
+      <w:tblGrid>
+        <w:gridCol w:w="3713"/>
+        <w:gridCol w:w="3713"/>
+      </w:tblGrid>
+      <w:tr>
+        <w:trPr>
+          <w:cantSplit/>
+          <w:tblHeader/>
+        </w:trPr>
+        <w:tc>
+          <w:tcPr>
+            <w:tcW w:type="dxa" w:w="6576"/>
+            <w:tcBorders>
+              <w:top w:val="none"/>
+              <w:left w:val="none"/>
+              <w:bottom w:val="none"/>
+              <w:right w:val="none"/>
+            </w:tcBorders>
+            <w:tcMar>
+              <w:top w:w="20" w:type="dxa"/>
+              <w:bottom w:w="20" w:type="dxa"/>
+              <w:left w:w="0" w:type="dxa"/>
+              <w:right w:w="0" w:type="dxa"/>
+            </w:tcMar>
+          </w:tcPr>
+          <w:p>
+            <w:pPr>
+              <w:spacing w:line="276" w:lineRule="auto" w:after="120"/>
+              <w:jc w:val="left"/>
+            </w:pPr>
+            <w:r>
+              <w:rPr>
+                <w:rFonts w:ascii="Arial" w:hAnsi="Arial"/>
+                <w:b/>
+                <w:sz w:val="19"/>
+              </w:rPr>
+              <w:t>Judul</w:t>
+            </w:r>
+          </w:p>
+        </w:tc>
+        <w:tc>
+          <w:tcPr>
+            <w:tcW w:type="dxa" w:w="794"/>
+            <w:tcBorders>
+              <w:top w:val="none"/>
+              <w:left w:val="none"/>
+              <w:bottom w:val="none"/>
+              <w:right w:val="none"/>
+            </w:tcBorders>
+            <w:tcMar>
+              <w:top w:w="20" w:type="dxa"/>
+              <w:bottom w:w="20" w:type="dxa"/>
+              <w:left w:w="0" w:type="dxa"/>
+              <w:right w:w="0" w:type="dxa"/>
+            </w:tcMar>
+          </w:tcPr>
+          <w:p>
+            <w:pPr>
+              <w:spacing w:line="276" w:lineRule="auto" w:after="120"/>
+              <w:jc w:val="right"/>
+            </w:pPr>
+            <w:r>
+              <w:rPr>
+                <w:rFonts w:ascii="Arial" w:hAnsi="Arial"/>
+                <w:b/>
+                <w:sz w:val="19"/>
+              </w:rPr>
+              <w:t>Halaman</w:t>
+            </w:r>
+          </w:p>
+        </w:tc>
+      </w:tr>
+      <w:tr>
+        <w:trPr>
+          <w:cantSplit/>
+        </w:trPr>
+        <w:tc>
+          <w:tcPr>
+            <w:tcW w:type="dxa" w:w="6576"/>
+            <w:tcBorders>
+              <w:top w:val="none"/>
+              <w:left w:val="none"/>
+              <w:bottom w:val="none"/>
+              <w:right w:val="none"/>
+            </w:tcBorders>
+            <w:tcMar>
+              <w:top w:w="20" w:type="dxa"/>
+              <w:bottom w:w="20" w:type="dxa"/>
+              <w:left w:w="0" w:type="dxa"/>
+              <w:right w:w="0" w:type="dxa"/>
+            </w:tcMar>
+          </w:tcPr>
+          <w:p>
+            <w:pPr>
+              <w:tabs>
+                <w:tab w:pos="6463" w:val="right" w:leader="dot"/>
+              </w:tabs>
+              <w:spacing w:line="276" w:lineRule="auto" w:after="40"/>
+              <w:jc w:val="left"/>
+            </w:pPr>
+            <w:r>
+              <w:rPr>
+                <w:rFonts w:ascii="Arial" w:hAnsi="Arial"/>
+                <w:b/>
+                <w:sz w:val="19"/>
+              </w:rPr>
+              <w:t>HALAMAN SAMPUL DEPAN</w:t>
+            </w:r>
+            <w:r>
+              <w:rPr>
+                <w:rFonts w:ascii="Arial" w:hAnsi="Arial"/>
+                <w:sz w:val="19"/>
+              </w:rPr>
+              <w:tab/>
+            </w:r>
+          </w:p>
+        </w:tc>
+        <w:tc>
+          <w:tcPr>
+            <w:tcW w:type="dxa" w:w="794"/>
+            <w:tcBorders>
+              <w:top w:val="none"/>
+              <w:left w:val="none"/>
+              <w:bottom w:val="none"/>
+              <w:right w:val="none"/>
+            </w:tcBorders>
+            <w:tcMar>
+              <w:top w:w="20" w:type="dxa"/>
+              <w:bottom w:w="20" w:type="dxa"/>
+              <w:left w:w="0" w:type="dxa"/>
+              <w:right w:w="0" w:type="dxa"/>
+            </w:tcMar>
+          </w:tcPr>
+          <w:p>
+            <w:pPr>
+              <w:spacing w:line="276" w:lineRule="auto" w:after="40"/>
+              <w:jc w:val="right"/>
+            </w:pPr>
+            <w:r>
+              <w:rPr>
+                <w:rFonts w:ascii="Arial" w:hAnsi="Arial"/>
+                <w:b/>
+                <w:sz w:val="19"/>
+              </w:rPr>
+              <w:t>i</w:t>
+            </w:r>
+          </w:p>
+        </w:tc>
+      </w:tr>
+      <w:tr>
+        <w:trPr>
+          <w:cantSplit/>
+        </w:trPr>
+        <w:tc>
+          <w:tcPr>
+            <w:tcW w:type="dxa" w:w="6576"/>
+            <w:tcBorders>
+              <w:top w:val="none"/>
+              <w:left w:val="none"/>
+              <w:bottom w:val="none"/>
+              <w:right w:val="none"/>
+            </w:tcBorders>
+            <w:tcMar>
+              <w:top w:w="20" w:type="dxa"/>
+              <w:bottom w:w="20" w:type="dxa"/>
+              <w:left w:w="0" w:type="dxa"/>
+              <w:right w:w="0" w:type="dxa"/>
+            </w:tcMar>
+          </w:tcPr>
+          <w:p>
+            <w:pPr>
+              <w:tabs>
+                <w:tab w:pos="6463" w:val="right" w:leader="dot"/>
+              </w:tabs>
+              <w:spacing w:line="276" w:lineRule="auto" w:after="40"/>
+              <w:jc w:val="left"/>
+            </w:pPr>
+            <w:r>
+              <w:rPr>
+                <w:rFonts w:ascii="Arial" w:hAnsi="Arial"/>
+                <w:b/>
+                <w:sz w:val="19"/>
+              </w:rPr>
+              <w:t>LEMBAR PENGESAHAN PROPOSAL TUGAS AKHIR</w:t>
+            </w:r>
+            <w:r>
+              <w:rPr>
+                <w:rFonts w:ascii="Arial" w:hAnsi="Arial"/>
+                <w:sz w:val="19"/>
+              </w:rPr>
+              <w:tab/>
+            </w:r>
+          </w:p>
+        </w:tc>
+        <w:tc>
+          <w:tcPr>
+            <w:tcW w:type="dxa" w:w="794"/>
+            <w:tcBorders>
+              <w:top w:val="none"/>
+              <w:left w:val="none"/>
+              <w:bottom w:val="none"/>
+              <w:right w:val="none"/>
+            </w:tcBorders>
+            <w:tcMar>
+              <w:top w:w="20" w:type="dxa"/>
+              <w:bottom w:w="20" w:type="dxa"/>
+              <w:left w:w="0" w:type="dxa"/>
+              <w:right w:w="0" w:type="dxa"/>
+            </w:tcMar>
+          </w:tcPr>
+          <w:p>
+            <w:pPr>
+              <w:spacing w:line="276" w:lineRule="auto" w:after="40"/>
+              <w:jc w:val="right"/>
+            </w:pPr>
+            <w:r>
+              <w:rPr>
+                <w:rFonts w:ascii="Arial" w:hAnsi="Arial"/>
+                <w:b/>
+                <w:sz w:val="19"/>
+              </w:rPr>
+              <w:t>ii</w:t>
+            </w:r>
+          </w:p>
+        </w:tc>
+      </w:tr>
+      <w:tr>
+        <w:trPr>
+          <w:cantSplit/>
+        </w:trPr>
+        <w:tc>
+          <w:tcPr>
+            <w:tcW w:type="dxa" w:w="6576"/>
+            <w:tcBorders>
+              <w:top w:val="none"/>
+              <w:left w:val="none"/>
+              <w:bottom w:val="none"/>
+              <w:right w:val="none"/>
+            </w:tcBorders>
+            <w:tcMar>
+              <w:top w:w="20" w:type="dxa"/>
+              <w:bottom w:w="20" w:type="dxa"/>
+              <w:left w:w="0" w:type="dxa"/>
+              <w:right w:w="0" w:type="dxa"/>
+            </w:tcMar>
+          </w:tcPr>
+          <w:p>
+            <w:pPr>
+              <w:tabs>
+                <w:tab w:pos="6463" w:val="right" w:leader="dot"/>
+              </w:tabs>
+              <w:spacing w:line="276" w:lineRule="auto" w:after="40"/>
+              <w:jc w:val="left"/>
+            </w:pPr>
+            <w:r>
+              <w:rPr>
+                <w:rFonts w:ascii="Arial" w:hAnsi="Arial"/>
+                <w:b/>
+                <w:sz w:val="19"/>
+              </w:rPr>
+              <w:t>PERNYATAAN KEASLIAN PROPOSAL TUGAS AKHIR</w:t>
+            </w:r>
+            <w:r>
+              <w:rPr>
+                <w:rFonts w:ascii="Arial" w:hAnsi="Arial"/>
+                <w:sz w:val="19"/>
+              </w:rPr>
+              <w:tab/>
+            </w:r>
+          </w:p>
+        </w:tc>
+        <w:tc>
+          <w:tcPr>
+            <w:tcW w:type="dxa" w:w="794"/>
+            <w:tcBorders>
+              <w:top w:val="none"/>
+              <w:left w:val="none"/>
+              <w:bottom w:val="none"/>
+              <w:right w:val="none"/>
+            </w:tcBorders>
+            <w:tcMar>
+              <w:top w:w="20" w:type="dxa"/>
+              <w:bottom w:w="20" w:type="dxa"/>
+              <w:left w:w="0" w:type="dxa"/>
+              <w:right w:w="0" w:type="dxa"/>
+            </w:tcMar>
+          </w:tcPr>
+          <w:p>
+            <w:pPr>
+              <w:spacing w:line="276" w:lineRule="auto" w:after="40"/>
+              <w:jc w:val="right"/>
+            </w:pPr>
+            <w:r>
+              <w:rPr>
+                <w:rFonts w:ascii="Arial" w:hAnsi="Arial"/>
+                <w:b/>
+                <w:sz w:val="19"/>
+              </w:rPr>
+              <w:t>iii</w:t>
+            </w:r>
+          </w:p>
+        </w:tc>
+      </w:tr>
+      <w:tr>
+        <w:trPr>
+          <w:cantSplit/>
+        </w:trPr>
+        <w:tc>
+          <w:tcPr>
+            <w:tcW w:type="dxa" w:w="6576"/>
+            <w:tcBorders>
+              <w:top w:val="none"/>
+              <w:left w:val="none"/>
+              <w:bottom w:val="none"/>
+              <w:right w:val="none"/>
+            </w:tcBorders>
+            <w:tcMar>
+              <w:top w:w="20" w:type="dxa"/>
+              <w:bottom w:w="20" w:type="dxa"/>
+              <w:left w:w="0" w:type="dxa"/>
+              <w:right w:w="0" w:type="dxa"/>
+            </w:tcMar>
+          </w:tcPr>
+          <w:p>
+            <w:pPr>
+              <w:tabs>
+                <w:tab w:pos="6463" w:val="right" w:leader="dot"/>
+              </w:tabs>
+              <w:spacing w:line="276" w:lineRule="auto" w:after="40"/>
+              <w:jc w:val="left"/>
+            </w:pPr>
+            <w:r>
+              <w:rPr>
+                <w:rFonts w:ascii="Arial" w:hAnsi="Arial"/>
+                <w:b/>
+                <w:sz w:val="19"/>
+              </w:rPr>
+              <w:t>PRAKATA</w:t>
+            </w:r>
+            <w:r>
+              <w:rPr>
+                <w:rFonts w:ascii="Arial" w:hAnsi="Arial"/>
+                <w:sz w:val="19"/>
+              </w:rPr>
+              <w:tab/>
+            </w:r>
+          </w:p>
+        </w:tc>
+        <w:tc>
+          <w:tcPr>
+            <w:tcW w:type="dxa" w:w="794"/>
+            <w:tcBorders>
+              <w:top w:val="none"/>
+              <w:left w:val="none"/>
+              <w:bottom w:val="none"/>
+              <w:right w:val="none"/>
+            </w:tcBorders>
+            <w:tcMar>
+              <w:top w:w="20" w:type="dxa"/>
+              <w:bottom w:w="20" w:type="dxa"/>
+              <w:left w:w="0" w:type="dxa"/>
+              <w:right w:w="0" w:type="dxa"/>
+            </w:tcMar>
+          </w:tcPr>
+          <w:p>
+            <w:pPr>
+              <w:spacing w:line="276" w:lineRule="auto" w:after="40"/>
+              <w:jc w:val="right"/>
+            </w:pPr>
+            <w:r>
+              <w:rPr>
+                <w:rFonts w:ascii="Arial" w:hAnsi="Arial"/>
+                <w:b/>
+                <w:sz w:val="19"/>
+              </w:rPr>
+              <w:t>iv</w:t>
+            </w:r>
+          </w:p>
+        </w:tc>
+      </w:tr>
+      <w:tr>
+        <w:trPr>
+          <w:cantSplit/>
+        </w:trPr>
+        <w:tc>
+          <w:tcPr>
+            <w:tcW w:type="dxa" w:w="6576"/>
+            <w:tcBorders>
+              <w:top w:val="none"/>
+              <w:left w:val="none"/>
+              <w:bottom w:val="none"/>
+              <w:right w:val="none"/>
+            </w:tcBorders>
+            <w:tcMar>
+              <w:top w:w="20" w:type="dxa"/>
+              <w:bottom w:w="20" w:type="dxa"/>
+              <w:left w:w="0" w:type="dxa"/>
+              <w:right w:w="0" w:type="dxa"/>
+            </w:tcMar>
+          </w:tcPr>
+          <w:p>
+            <w:pPr>
+              <w:tabs>
+                <w:tab w:pos="6463" w:val="right" w:leader="dot"/>
+              </w:tabs>
+              <w:spacing w:line="276" w:lineRule="auto" w:after="40"/>
+              <w:jc w:val="left"/>
+            </w:pPr>
+            <w:r>
+              <w:rPr>
+                <w:rFonts w:ascii="Arial" w:hAnsi="Arial"/>
+                <w:b/>
+                <w:sz w:val="19"/>
+              </w:rPr>
+              <w:t>ABSTRAK</w:t>
+            </w:r>
+            <w:r>
+              <w:rPr>
+                <w:rFonts w:ascii="Arial" w:hAnsi="Arial"/>
+                <w:sz w:val="19"/>
+              </w:rPr>
+              <w:tab/>
+            </w:r>
+          </w:p>
+        </w:tc>
+        <w:tc>
+          <w:tcPr>
+            <w:tcW w:type="dxa" w:w="794"/>
+            <w:tcBorders>
+              <w:top w:val="none"/>
+              <w:left w:val="none"/>
+              <w:bottom w:val="none"/>
+              <w:right w:val="none"/>
+            </w:tcBorders>
+            <w:tcMar>
+              <w:top w:w="20" w:type="dxa"/>
+              <w:bottom w:w="20" w:type="dxa"/>
+              <w:left w:w="0" w:type="dxa"/>
+              <w:right w:w="0" w:type="dxa"/>
+            </w:tcMar>
+          </w:tcPr>
+          <w:p>
+            <w:pPr>
+              <w:spacing w:line="276" w:lineRule="auto" w:after="40"/>
+              <w:jc w:val="right"/>
+            </w:pPr>
+            <w:r>
+              <w:rPr>
+                <w:rFonts w:ascii="Arial" w:hAnsi="Arial"/>
+                <w:b/>
+                <w:sz w:val="19"/>
+              </w:rPr>
+              <w:t>v</w:t>
+            </w:r>
+          </w:p>
+        </w:tc>
+      </w:tr>
+      <w:tr>
+        <w:trPr>
+          <w:cantSplit/>
+        </w:trPr>
+        <w:tc>
+          <w:tcPr>
+            <w:tcW w:type="dxa" w:w="6576"/>
+            <w:tcBorders>
+              <w:top w:val="none"/>
+              <w:left w:val="none"/>
+              <w:bottom w:val="none"/>
+              <w:right w:val="none"/>
+            </w:tcBorders>
+            <w:tcMar>
+              <w:top w:w="20" w:type="dxa"/>
+              <w:bottom w:w="20" w:type="dxa"/>
+              <w:left w:w="0" w:type="dxa"/>
+              <w:right w:w="0" w:type="dxa"/>
+            </w:tcMar>
+          </w:tcPr>
+          <w:p>
+            <w:pPr>
+              <w:tabs>
+                <w:tab w:pos="6463" w:val="right" w:leader="dot"/>
+              </w:tabs>
+              <w:spacing w:line="276" w:lineRule="auto" w:after="40"/>
+              <w:jc w:val="left"/>
+            </w:pPr>
+            <w:r>
+              <w:rPr>
+                <w:rFonts w:ascii="Arial" w:hAnsi="Arial"/>
+                <w:b/>
+                <w:sz w:val="19"/>
+              </w:rPr>
+              <w:t>DAFTAR ISI</w:t>
+            </w:r>
+            <w:r>
+              <w:rPr>
+                <w:rFonts w:ascii="Arial" w:hAnsi="Arial"/>
+                <w:sz w:val="19"/>
+              </w:rPr>
+              <w:tab/>
+            </w:r>
+          </w:p>
+        </w:tc>
+        <w:tc>
+          <w:tcPr>
+            <w:tcW w:type="dxa" w:w="794"/>
+            <w:tcBorders>
+              <w:top w:val="none"/>
+              <w:left w:val="none"/>
+              <w:bottom w:val="none"/>
+              <w:right w:val="none"/>
+            </w:tcBorders>
+            <w:tcMar>
+              <w:top w:w="20" w:type="dxa"/>
+              <w:bottom w:w="20" w:type="dxa"/>
+              <w:left w:w="0" w:type="dxa"/>
+              <w:right w:w="0" w:type="dxa"/>
+            </w:tcMar>
+          </w:tcPr>
+          <w:p>
+            <w:pPr>
+              <w:spacing w:line="276" w:lineRule="auto" w:after="40"/>
+              <w:jc w:val="right"/>
+            </w:pPr>
+            <w:r>
+              <w:rPr>
+                <w:rFonts w:ascii="Arial" w:hAnsi="Arial"/>
+                <w:b/>
+                <w:sz w:val="19"/>
+              </w:rPr>
+              <w:t>vi</w:t>
+            </w:r>
+          </w:p>
+        </w:tc>
+      </w:tr>
+      <w:tr>
+        <w:trPr>
+          <w:cantSplit/>
+        </w:trPr>
+        <w:tc>
+          <w:tcPr>
+            <w:tcW w:type="dxa" w:w="6576"/>
+            <w:tcBorders>
+              <w:top w:val="none"/>
+              <w:left w:val="none"/>
+              <w:bottom w:val="none"/>
+              <w:right w:val="none"/>
+            </w:tcBorders>
+            <w:tcMar>
+              <w:top w:w="20" w:type="dxa"/>
+              <w:bottom w:w="20" w:type="dxa"/>
+              <w:left w:w="0" w:type="dxa"/>
+              <w:right w:w="0" w:type="dxa"/>
+            </w:tcMar>
+          </w:tcPr>
+          <w:p>
+            <w:pPr>
+              <w:tabs>
+                <w:tab w:pos="6463" w:val="right" w:leader="dot"/>
+              </w:tabs>
+              <w:spacing w:line="276" w:lineRule="auto" w:after="40"/>
+              <w:jc w:val="left"/>
+            </w:pPr>
+            <w:r>
+              <w:rPr>
+                <w:rFonts w:ascii="Arial" w:hAnsi="Arial"/>
+                <w:b/>
+                <w:sz w:val="19"/>
+              </w:rPr>
+              <w:t>DAFTAR TABEL</w:t>
+            </w:r>
+            <w:r>
+              <w:rPr>
+                <w:rFonts w:ascii="Arial" w:hAnsi="Arial"/>
+                <w:sz w:val="19"/>
+              </w:rPr>
+              <w:tab/>
+            </w:r>
+          </w:p>
+        </w:tc>
+        <w:tc>
+          <w:tcPr>
+            <w:tcW w:type="dxa" w:w="794"/>
+            <w:tcBorders>
+              <w:top w:val="none"/>
+              <w:left w:val="none"/>
+              <w:bottom w:val="none"/>
+              <w:right w:val="none"/>
+            </w:tcBorders>
+            <w:tcMar>
+              <w:top w:w="20" w:type="dxa"/>
+              <w:bottom w:w="20" w:type="dxa"/>
+              <w:left w:w="0" w:type="dxa"/>
+              <w:right w:w="0" w:type="dxa"/>
+            </w:tcMar>
+          </w:tcPr>
+          <w:p>
+            <w:pPr>
+              <w:spacing w:line="276" w:lineRule="auto" w:after="40"/>
+              <w:jc w:val="right"/>
+            </w:pPr>
+            <w:r>
+              <w:rPr>
+                <w:rFonts w:ascii="Arial" w:hAnsi="Arial"/>
+                <w:b/>
+                <w:sz w:val="19"/>
+              </w:rPr>
+              <w:t>vii</w:t>
+            </w:r>
+          </w:p>
+        </w:tc>
+      </w:tr>
+      <w:tr>
+        <w:trPr>
+          <w:cantSplit/>
+        </w:trPr>
+        <w:tc>
+          <w:tcPr>
+            <w:tcW w:type="dxa" w:w="6576"/>
+            <w:tcBorders>
+              <w:top w:val="none"/>
+              <w:left w:val="none"/>
+              <w:bottom w:val="none"/>
+              <w:right w:val="none"/>
+            </w:tcBorders>
+            <w:tcMar>
+              <w:top w:w="20" w:type="dxa"/>
+              <w:bottom w:w="20" w:type="dxa"/>
+              <w:left w:w="0" w:type="dxa"/>
+              <w:right w:w="0" w:type="dxa"/>
+            </w:tcMar>
+          </w:tcPr>
+          <w:p>
+            <w:pPr>
+              <w:tabs>
+                <w:tab w:pos="6463" w:val="right" w:leader="dot"/>
+              </w:tabs>
+              <w:spacing w:line="276" w:lineRule="auto" w:after="40"/>
+              <w:jc w:val="left"/>
+            </w:pPr>
+            <w:r>
+              <w:rPr>
+                <w:rFonts w:ascii="Arial" w:hAnsi="Arial"/>
+                <w:b/>
+                <w:sz w:val="19"/>
+              </w:rPr>
+              <w:t>DAFTAR GAMBAR</w:t>
+            </w:r>
+            <w:r>
+              <w:rPr>
+                <w:rFonts w:ascii="Arial" w:hAnsi="Arial"/>
+                <w:sz w:val="19"/>
+              </w:rPr>
+              <w:tab/>
+            </w:r>
+          </w:p>
+        </w:tc>
+        <w:tc>
+          <w:tcPr>
+            <w:tcW w:type="dxa" w:w="794"/>
+            <w:tcBorders>
+              <w:top w:val="none"/>
+              <w:left w:val="none"/>
+              <w:bottom w:val="none"/>
+              <w:right w:val="none"/>
+            </w:tcBorders>
+            <w:tcMar>
+              <w:top w:w="20" w:type="dxa"/>
+              <w:bottom w:w="20" w:type="dxa"/>
+              <w:left w:w="0" w:type="dxa"/>
+              <w:right w:w="0" w:type="dxa"/>
+            </w:tcMar>
+          </w:tcPr>
+          <w:p>
+            <w:pPr>
+              <w:spacing w:line="276" w:lineRule="auto" w:after="40"/>
+              <w:jc w:val="right"/>
+            </w:pPr>
+            <w:r>
+              <w:rPr>
+                <w:rFonts w:ascii="Arial" w:hAnsi="Arial"/>
+                <w:b/>
+                <w:sz w:val="19"/>
+              </w:rPr>
+              <w:t>viii</w:t>
+            </w:r>
+          </w:p>
+        </w:tc>
+      </w:tr>
+      <w:tr>
+        <w:trPr>
+          <w:cantSplit/>
+        </w:trPr>
+        <w:tc>
+          <w:tcPr>
+            <w:tcW w:type="dxa" w:w="6576"/>
+            <w:tcBorders>
+              <w:top w:val="none"/>
+              <w:left w:val="none"/>
+              <w:bottom w:val="none"/>
+              <w:right w:val="none"/>
+            </w:tcBorders>
+            <w:tcMar>
+              <w:top w:w="20" w:type="dxa"/>
+              <w:bottom w:w="20" w:type="dxa"/>
+              <w:left w:w="0" w:type="dxa"/>
+              <w:right w:w="0" w:type="dxa"/>
+            </w:tcMar>
+          </w:tcPr>
+          <w:p>
+            <w:pPr>
+              <w:tabs>
+                <w:tab w:pos="6463" w:val="right" w:leader="dot"/>
+              </w:tabs>
+              <w:spacing w:line="276" w:lineRule="auto" w:after="40"/>
+              <w:jc w:val="left"/>
+            </w:pPr>
+            <w:r>
+              <w:rPr>
+                <w:rFonts w:ascii="Arial" w:hAnsi="Arial"/>
+                <w:b/>
+                <w:sz w:val="19"/>
+              </w:rPr>
+              <w:t>DAFTAR SINGKATAN, ISTILAH, DAN LAMBANG</w:t>
+            </w:r>
+            <w:r>
+              <w:rPr>
+                <w:rFonts w:ascii="Arial" w:hAnsi="Arial"/>
+                <w:sz w:val="19"/>
+              </w:rPr>
+              <w:tab/>
+            </w:r>
+          </w:p>
+        </w:tc>
+        <w:tc>
+          <w:tcPr>
+            <w:tcW w:type="dxa" w:w="794"/>
+            <w:tcBorders>
+              <w:top w:val="none"/>
+              <w:left w:val="none"/>
+              <w:bottom w:val="none"/>
+              <w:right w:val="none"/>
+            </w:tcBorders>
+            <w:tcMar>
+              <w:top w:w="20" w:type="dxa"/>
+              <w:bottom w:w="20" w:type="dxa"/>
+              <w:left w:w="0" w:type="dxa"/>
+              <w:right w:w="0" w:type="dxa"/>
+            </w:tcMar>
+          </w:tcPr>
+          <w:p>
+            <w:pPr>
+              <w:spacing w:line="276" w:lineRule="auto" w:after="40"/>
+              <w:jc w:val="right"/>
+            </w:pPr>
+            <w:r>
+              <w:rPr>
+                <w:rFonts w:ascii="Arial" w:hAnsi="Arial"/>
+                <w:b/>
+                <w:sz w:val="19"/>
+              </w:rPr>
+              <w:t>ix</w:t>
+            </w:r>
+          </w:p>
+        </w:tc>
+      </w:tr>
+      <w:tr>
+        <w:trPr>
+          <w:cantSplit/>
+        </w:trPr>
+        <w:tc>
+          <w:tcPr>
+            <w:tcW w:type="dxa" w:w="6576"/>
+            <w:tcBorders>
+              <w:top w:val="none"/>
+              <w:left w:val="none"/>
+              <w:bottom w:val="none"/>
+              <w:right w:val="none"/>
+            </w:tcBorders>
+            <w:tcMar>
+              <w:top w:w="20" w:type="dxa"/>
+              <w:bottom w:w="20" w:type="dxa"/>
+              <w:left w:w="0" w:type="dxa"/>
+              <w:right w:w="0" w:type="dxa"/>
+            </w:tcMar>
+          </w:tcPr>
+          <w:p>
+            <w:pPr>
+              <w:tabs>
+                <w:tab w:pos="6463" w:val="right" w:leader="dot"/>
+              </w:tabs>
+              <w:spacing w:line="276" w:lineRule="auto" w:after="80"/>
+              <w:jc w:val="left"/>
+            </w:pPr>
+            <w:r>
+              <w:rPr>
+                <w:rFonts w:ascii="Arial" w:hAnsi="Arial"/>
+                <w:b/>
+                <w:sz w:val="19"/>
+              </w:rPr>
+              <w:t>BAB I: PENDAHULUAN</w:t>
+            </w:r>
+            <w:r>
+              <w:rPr>
+                <w:rFonts w:ascii="Arial" w:hAnsi="Arial"/>
+                <w:sz w:val="19"/>
+              </w:rPr>
+              <w:tab/>
+            </w:r>
+          </w:p>
+        </w:tc>
+        <w:tc>
+          <w:tcPr>
+            <w:tcW w:type="dxa" w:w="794"/>
+            <w:tcBorders>
+              <w:top w:val="none"/>
+              <w:left w:val="none"/>
+              <w:bottom w:val="none"/>
+              <w:right w:val="none"/>
+            </w:tcBorders>
+            <w:tcMar>
+              <w:top w:w="20" w:type="dxa"/>
+              <w:bottom w:w="20" w:type="dxa"/>
+              <w:left w:w="0" w:type="dxa"/>
+              <w:right w:w="0" w:type="dxa"/>
+            </w:tcMar>
+          </w:tcPr>
+          <w:p>
+            <w:pPr>
+              <w:spacing w:line="276" w:lineRule="auto" w:after="80"/>
+              <w:jc w:val="right"/>
+            </w:pPr>
+            <w:r>
+              <w:rPr>
+                <w:rFonts w:ascii="Arial" w:hAnsi="Arial"/>
+                <w:b/>
+                <w:sz w:val="19"/>
+              </w:rPr>
+              <w:t>1</w:t>
+            </w:r>
+          </w:p>
+        </w:tc>
+      </w:tr>
+      <w:tr>
+        <w:trPr>
+          <w:cantSplit/>
+        </w:trPr>
+        <w:tc>
+          <w:tcPr>
+            <w:tcW w:type="dxa" w:w="6576"/>
+            <w:tcBorders>
+              <w:top w:val="none"/>
+              <w:left w:val="none"/>
+              <w:bottom w:val="none"/>
+              <w:right w:val="none"/>
+            </w:tcBorders>
+            <w:tcMar>
+              <w:top w:w="20" w:type="dxa"/>
+              <w:bottom w:w="20" w:type="dxa"/>
+              <w:left w:w="0" w:type="dxa"/>
+              <w:right w:w="0" w:type="dxa"/>
+            </w:tcMar>
+          </w:tcPr>
+          <w:p>
+            <w:pPr>
+              <w:tabs>
+                <w:tab w:pos="6463" w:val="right" w:leader="dot"/>
+              </w:tabs>
+              <w:spacing w:line="276" w:lineRule="auto" w:after="40"/>
+              <w:ind w:left="283"/>
+              <w:jc w:val="left"/>
+            </w:pPr>
+            <w:r>
+              <w:rPr>
+                <w:rFonts w:ascii="Arial" w:hAnsi="Arial"/>
+                <w:sz w:val="19"/>
+              </w:rPr>
+              <w:t>1.1 Latar Belakang</w:t>
+            </w:r>
+            <w:r>
+              <w:rPr>
+                <w:rFonts w:ascii="Arial" w:hAnsi="Arial"/>
+                <w:sz w:val="19"/>
+              </w:rPr>
+              <w:tab/>
+            </w:r>
+          </w:p>
+        </w:tc>
+        <w:tc>
+          <w:tcPr>
+            <w:tcW w:type="dxa" w:w="794"/>
+            <w:tcBorders>
+              <w:top w:val="none"/>
+              <w:left w:val="none"/>
+              <w:bottom w:val="none"/>
+              <w:right w:val="none"/>
+            </w:tcBorders>
+            <w:tcMar>
+              <w:top w:w="20" w:type="dxa"/>
+              <w:bottom w:w="20" w:type="dxa"/>
+              <w:left w:w="0" w:type="dxa"/>
+              <w:right w:w="0" w:type="dxa"/>
+            </w:tcMar>
+          </w:tcPr>
+          <w:p>
+            <w:pPr>
+              <w:spacing w:line="276" w:lineRule="auto" w:after="40"/>
+              <w:jc w:val="right"/>
+            </w:pPr>
+            <w:r>
+              <w:rPr>
+                <w:rFonts w:ascii="Arial" w:hAnsi="Arial"/>
+                <w:sz w:val="19"/>
+              </w:rPr>
+              <w:t>1</w:t>
+            </w:r>
+          </w:p>
+        </w:tc>
+      </w:tr>
+      <w:tr>
+        <w:trPr>
+          <w:cantSplit/>
+        </w:trPr>
+        <w:tc>
+          <w:tcPr>
+            <w:tcW w:type="dxa" w:w="6576"/>
+            <w:tcBorders>
+              <w:top w:val="none"/>
+              <w:left w:val="none"/>
+              <w:bottom w:val="none"/>
+              <w:right w:val="none"/>
+            </w:tcBorders>
+            <w:tcMar>
+              <w:top w:w="20" w:type="dxa"/>
+              <w:bottom w:w="20" w:type="dxa"/>
+              <w:left w:w="0" w:type="dxa"/>
+              <w:right w:w="0" w:type="dxa"/>
+            </w:tcMar>
+          </w:tcPr>
+          <w:p>
+            <w:pPr>
+              <w:tabs>
+                <w:tab w:pos="6463" w:val="right" w:leader="dot"/>
+              </w:tabs>
+              <w:spacing w:line="276" w:lineRule="auto" w:after="40"/>
+              <w:ind w:left="283"/>
+              <w:jc w:val="left"/>
+            </w:pPr>
+            <w:r>
+              <w:rPr>
+                <w:rFonts w:ascii="Arial" w:hAnsi="Arial"/>
+                <w:sz w:val="19"/>
+              </w:rPr>
+              <w:t>1.2 Rumusan Masalah</w:t>
+            </w:r>
+            <w:r>
+              <w:rPr>
+                <w:rFonts w:ascii="Arial" w:hAnsi="Arial"/>
+                <w:sz w:val="19"/>
+              </w:rPr>
+              <w:tab/>
+            </w:r>
+          </w:p>
+        </w:tc>
+        <w:tc>
+          <w:tcPr>
+            <w:tcW w:type="dxa" w:w="794"/>
+            <w:tcBorders>
+              <w:top w:val="none"/>
+              <w:left w:val="none"/>
+              <w:bottom w:val="none"/>
+              <w:right w:val="none"/>
+            </w:tcBorders>
+            <w:tcMar>
+              <w:top w:w="20" w:type="dxa"/>
+              <w:bottom w:w="20" w:type="dxa"/>
+              <w:left w:w="0" w:type="dxa"/>
+              <w:right w:w="0" w:type="dxa"/>
+            </w:tcMar>
+          </w:tcPr>
+          <w:p>
+            <w:pPr>
+              <w:spacing w:line="276" w:lineRule="auto" w:after="40"/>
+              <w:jc w:val="right"/>
+            </w:pPr>
+            <w:r>
+              <w:rPr>
+                <w:rFonts w:ascii="Arial" w:hAnsi="Arial"/>
+                <w:sz w:val="19"/>
+              </w:rPr>
+              <w:t>5</w:t>
+            </w:r>
+          </w:p>
+        </w:tc>
+      </w:tr>
+      <w:tr>
+        <w:trPr>
+          <w:cantSplit/>
+        </w:trPr>
+        <w:tc>
+          <w:tcPr>
+            <w:tcW w:type="dxa" w:w="6576"/>
+            <w:tcBorders>
+              <w:top w:val="none"/>
+              <w:left w:val="none"/>
+              <w:bottom w:val="none"/>
+              <w:right w:val="none"/>
+            </w:tcBorders>
+            <w:tcMar>
+              <w:top w:w="20" w:type="dxa"/>
+              <w:bottom w:w="20" w:type="dxa"/>
+              <w:left w:w="0" w:type="dxa"/>
+              <w:right w:w="0" w:type="dxa"/>
+            </w:tcMar>
+          </w:tcPr>
+          <w:p>
+            <w:pPr>
+              <w:tabs>
+                <w:tab w:pos="6463" w:val="right" w:leader="dot"/>
+              </w:tabs>
+              <w:spacing w:line="276" w:lineRule="auto" w:after="40"/>
+              <w:ind w:left="283"/>
+              <w:jc w:val="left"/>
+            </w:pPr>
+            <w:r>
+              <w:rPr>
+                <w:rFonts w:ascii="Arial" w:hAnsi="Arial"/>
+                <w:sz w:val="19"/>
+              </w:rPr>
+              <w:t>1.3 Tujuan Penelitian</w:t>
+            </w:r>
+            <w:r>
+              <w:rPr>
+                <w:rFonts w:ascii="Arial" w:hAnsi="Arial"/>
+                <w:sz w:val="19"/>
+              </w:rPr>
+              <w:tab/>
+            </w:r>
+          </w:p>
+        </w:tc>
+        <w:tc>
+          <w:tcPr>
+            <w:tcW w:type="dxa" w:w="794"/>
+            <w:tcBorders>
+              <w:top w:val="none"/>
+              <w:left w:val="none"/>
+              <w:bottom w:val="none"/>
+              <w:right w:val="none"/>
+            </w:tcBorders>
+            <w:tcMar>
+              <w:top w:w="20" w:type="dxa"/>
+              <w:bottom w:w="20" w:type="dxa"/>
+              <w:left w:w="0" w:type="dxa"/>
+              <w:right w:w="0" w:type="dxa"/>
+            </w:tcMar>
+          </w:tcPr>
+          <w:p>
+            <w:pPr>
+              <w:spacing w:line="276" w:lineRule="auto" w:after="40"/>
+              <w:jc w:val="right"/>
+            </w:pPr>
+            <w:r>
+              <w:rPr>
+                <w:rFonts w:ascii="Arial" w:hAnsi="Arial"/>
+                <w:sz w:val="19"/>
+              </w:rPr>
+              <w:t>6</w:t>
+            </w:r>
+          </w:p>
+        </w:tc>
+      </w:tr>
+      <w:tr>
+        <w:trPr>
+          <w:cantSplit/>
+        </w:trPr>
+        <w:tc>
+          <w:tcPr>
+            <w:tcW w:type="dxa" w:w="6576"/>
+            <w:tcBorders>
+              <w:top w:val="none"/>
+              <w:left w:val="none"/>
+              <w:bottom w:val="none"/>
+              <w:right w:val="none"/>
+            </w:tcBorders>
+            <w:tcMar>
+              <w:top w:w="20" w:type="dxa"/>
+              <w:bottom w:w="20" w:type="dxa"/>
+              <w:left w:w="0" w:type="dxa"/>
+              <w:right w:w="0" w:type="dxa"/>
+            </w:tcMar>
+          </w:tcPr>
+          <w:p>
+            <w:pPr>
+              <w:tabs>
+                <w:tab w:pos="6463" w:val="right" w:leader="dot"/>
+              </w:tabs>
+              <w:spacing w:line="276" w:lineRule="auto" w:after="40"/>
+              <w:ind w:left="283"/>
+              <w:jc w:val="left"/>
+            </w:pPr>
+            <w:r>
+              <w:rPr>
+                <w:rFonts w:ascii="Arial" w:hAnsi="Arial"/>
+                <w:sz w:val="19"/>
+              </w:rPr>
+              <w:t>1.4 Batasan Masalah</w:t>
+            </w:r>
+            <w:r>
+              <w:rPr>
+                <w:rFonts w:ascii="Arial" w:hAnsi="Arial"/>
+                <w:sz w:val="19"/>
+              </w:rPr>
+              <w:tab/>
+            </w:r>
+          </w:p>
+        </w:tc>
+        <w:tc>
+          <w:tcPr>
+            <w:tcW w:type="dxa" w:w="794"/>
+            <w:tcBorders>
+              <w:top w:val="none"/>
+              <w:left w:val="none"/>
+              <w:bottom w:val="none"/>
+              <w:right w:val="none"/>
+            </w:tcBorders>
+            <w:tcMar>
+              <w:top w:w="20" w:type="dxa"/>
+              <w:bottom w:w="20" w:type="dxa"/>
+              <w:left w:w="0" w:type="dxa"/>
+              <w:right w:w="0" w:type="dxa"/>
+            </w:tcMar>
+          </w:tcPr>
+          <w:p>
+            <w:pPr>
+              <w:spacing w:line="276" w:lineRule="auto" w:after="40"/>
+              <w:jc w:val="right"/>
+            </w:pPr>
+            <w:r>
+              <w:rPr>
+                <w:rFonts w:ascii="Arial" w:hAnsi="Arial"/>
+                <w:sz w:val="19"/>
+              </w:rPr>
+              <w:t>7</w:t>
+            </w:r>
+          </w:p>
+        </w:tc>
+      </w:tr>
+      <w:tr>
+        <w:trPr>
+          <w:cantSplit/>
+        </w:trPr>
+        <w:tc>
+          <w:tcPr>
+            <w:tcW w:type="dxa" w:w="6576"/>
+            <w:tcBorders>
+              <w:top w:val="none"/>
+              <w:left w:val="none"/>
+              <w:bottom w:val="none"/>
+              <w:right w:val="none"/>
+            </w:tcBorders>
+            <w:tcMar>
+              <w:top w:w="20" w:type="dxa"/>
+              <w:bottom w:w="20" w:type="dxa"/>
+              <w:left w:w="0" w:type="dxa"/>
+              <w:right w:w="0" w:type="dxa"/>
+            </w:tcMar>
+          </w:tcPr>
+          <w:p>
+            <w:pPr>
+              <w:tabs>
+                <w:tab w:pos="6463" w:val="right" w:leader="dot"/>
+              </w:tabs>
+              <w:spacing w:line="276" w:lineRule="auto" w:after="40"/>
+              <w:ind w:left="283"/>
+              <w:jc w:val="left"/>
+            </w:pPr>
+            <w:r>
+              <w:rPr>
+                <w:rFonts w:ascii="Arial" w:hAnsi="Arial"/>
+                <w:sz w:val="19"/>
+              </w:rPr>
+              <w:t>1.5 Manfaat Penelitian</w:t>
+            </w:r>
+            <w:r>
+              <w:rPr>
+                <w:rFonts w:ascii="Arial" w:hAnsi="Arial"/>
+                <w:sz w:val="19"/>
+              </w:rPr>
+              <w:tab/>
+            </w:r>
+          </w:p>
+        </w:tc>
+        <w:tc>
+          <w:tcPr>
+            <w:tcW w:type="dxa" w:w="794"/>
+            <w:tcBorders>
+              <w:top w:val="none"/>
+              <w:left w:val="none"/>
+              <w:bottom w:val="none"/>
+              <w:right w:val="none"/>
+            </w:tcBorders>
+            <w:tcMar>
+              <w:top w:w="20" w:type="dxa"/>
+              <w:bottom w:w="20" w:type="dxa"/>
+              <w:left w:w="0" w:type="dxa"/>
+              <w:right w:w="0" w:type="dxa"/>
+            </w:tcMar>
+          </w:tcPr>
+          <w:p>
+            <w:pPr>
+              <w:spacing w:line="276" w:lineRule="auto" w:after="40"/>
+              <w:jc w:val="right"/>
+            </w:pPr>
+            <w:r>
+              <w:rPr>
+                <w:rFonts w:ascii="Arial" w:hAnsi="Arial"/>
+                <w:sz w:val="19"/>
+              </w:rPr>
+              <w:t>8</w:t>
+            </w:r>
+          </w:p>
+        </w:tc>
+      </w:tr>
+      <w:tr>
+        <w:trPr>
+          <w:cantSplit/>
+        </w:trPr>
+        <w:tc>
+          <w:tcPr>
+            <w:tcW w:type="dxa" w:w="6576"/>
+            <w:tcBorders>
+              <w:top w:val="none"/>
+              <w:left w:val="none"/>
+              <w:bottom w:val="none"/>
+              <w:right w:val="none"/>
+            </w:tcBorders>
+            <w:tcMar>
+              <w:top w:w="20" w:type="dxa"/>
+              <w:bottom w:w="20" w:type="dxa"/>
+              <w:left w:w="0" w:type="dxa"/>
+              <w:right w:w="0" w:type="dxa"/>
+            </w:tcMar>
+          </w:tcPr>
+          <w:p>
+            <w:pPr>
+              <w:tabs>
+                <w:tab w:pos="6463" w:val="right" w:leader="dot"/>
+              </w:tabs>
+              <w:spacing w:line="276" w:lineRule="auto" w:after="80"/>
+              <w:jc w:val="left"/>
+            </w:pPr>
+            <w:r>
+              <w:rPr>
+                <w:rFonts w:ascii="Arial" w:hAnsi="Arial"/>
+                <w:b/>
+                <w:sz w:val="19"/>
+              </w:rPr>
+              <w:t>BAB II: TINJAUAN PUSTAKA</w:t>
+            </w:r>
+            <w:r>
+              <w:rPr>
+                <w:rFonts w:ascii="Arial" w:hAnsi="Arial"/>
+                <w:sz w:val="19"/>
+              </w:rPr>
+              <w:tab/>
+            </w:r>
+          </w:p>
+        </w:tc>
+        <w:tc>
+          <w:tcPr>
+            <w:tcW w:type="dxa" w:w="794"/>
+            <w:tcBorders>
+              <w:top w:val="none"/>
+              <w:left w:val="none"/>
+              <w:bottom w:val="none"/>
+              <w:right w:val="none"/>
+            </w:tcBorders>
+            <w:tcMar>
+              <w:top w:w="20" w:type="dxa"/>
+              <w:bottom w:w="20" w:type="dxa"/>
+              <w:left w:w="0" w:type="dxa"/>
+              <w:right w:w="0" w:type="dxa"/>
+            </w:tcMar>
+          </w:tcPr>
+          <w:p>
+            <w:pPr>
+              <w:spacing w:line="276" w:lineRule="auto" w:after="80"/>
+              <w:jc w:val="right"/>
+            </w:pPr>
+            <w:r>
+              <w:rPr>
+                <w:rFonts w:ascii="Arial" w:hAnsi="Arial"/>
+                <w:b/>
+                <w:sz w:val="19"/>
+              </w:rPr>
+              <w:t>10</w:t>
+            </w:r>
+          </w:p>
+        </w:tc>
+      </w:tr>
+      <w:tr>
+        <w:trPr>
+          <w:cantSplit/>
+        </w:trPr>
+        <w:tc>
+          <w:tcPr>
+            <w:tcW w:type="dxa" w:w="6576"/>
+            <w:tcBorders>
+              <w:top w:val="none"/>
+              <w:left w:val="none"/>
+              <w:bottom w:val="none"/>
+              <w:right w:val="none"/>
+            </w:tcBorders>
+            <w:tcMar>
+              <w:top w:w="20" w:type="dxa"/>
+              <w:bottom w:w="20" w:type="dxa"/>
+              <w:left w:w="0" w:type="dxa"/>
+              <w:right w:w="0" w:type="dxa"/>
+            </w:tcMar>
+          </w:tcPr>
+          <w:p>
+            <w:pPr>
+              <w:tabs>
+                <w:tab w:pos="6463" w:val="right" w:leader="dot"/>
+              </w:tabs>
+              <w:spacing w:line="276" w:lineRule="auto" w:after="40"/>
+              <w:ind w:left="283"/>
+              <w:jc w:val="left"/>
+            </w:pPr>
+            <w:r>
+              <w:rPr>
+                <w:rFonts w:ascii="Arial" w:hAnsi="Arial"/>
+                <w:sz w:val="19"/>
+              </w:rPr>
+              <w:t>2.1 Tinjauan Pustaka (</w:t>
+            </w:r>
+            <w:r>
+              <w:rPr>
+                <w:rFonts w:ascii="Arial" w:hAnsi="Arial"/>
+                <w:i/>
+                <w:sz w:val="19"/>
+              </w:rPr>
+              <w:t>State of the Art</w:t>
+            </w:r>
+            <w:r>
+              <w:rPr>
+                <w:rFonts w:ascii="Arial" w:hAnsi="Arial"/>
+                <w:sz w:val="19"/>
+              </w:rPr>
+              <w:t xml:space="preserve"> Penelitian AUV)</w:t>
+            </w:r>
+            <w:r>
+              <w:rPr>
+                <w:rFonts w:ascii="Arial" w:hAnsi="Arial"/>
+                <w:sz w:val="19"/>
+              </w:rPr>
+              <w:tab/>
+            </w:r>
+          </w:p>
+        </w:tc>
+        <w:tc>
+          <w:tcPr>
+            <w:tcW w:type="dxa" w:w="794"/>
+            <w:tcBorders>
+              <w:top w:val="none"/>
+              <w:left w:val="none"/>
+              <w:bottom w:val="none"/>
+              <w:right w:val="none"/>
+            </w:tcBorders>
+            <w:tcMar>
+              <w:top w:w="20" w:type="dxa"/>
+              <w:bottom w:w="20" w:type="dxa"/>
+              <w:left w:w="0" w:type="dxa"/>
+              <w:right w:w="0" w:type="dxa"/>
+            </w:tcMar>
+          </w:tcPr>
+          <w:p>
+            <w:pPr>
+              <w:spacing w:line="276" w:lineRule="auto" w:after="40"/>
+              <w:jc w:val="right"/>
+            </w:pPr>
+            <w:r>
+              <w:rPr>
+                <w:rFonts w:ascii="Arial" w:hAnsi="Arial"/>
+                <w:sz w:val="19"/>
+              </w:rPr>
+              <w:t>10</w:t>
+            </w:r>
+          </w:p>
+        </w:tc>
+      </w:tr>
+      <w:tr>
+        <w:trPr>
+          <w:cantSplit/>
+        </w:trPr>
+        <w:tc>
+          <w:tcPr>
+            <w:tcW w:type="dxa" w:w="6576"/>
+            <w:tcBorders>
+              <w:top w:val="none"/>
+              <w:left w:val="none"/>
+              <w:bottom w:val="none"/>
+              <w:right w:val="none"/>
+            </w:tcBorders>
+            <w:tcMar>
+              <w:top w:w="20" w:type="dxa"/>
+              <w:bottom w:w="20" w:type="dxa"/>
+              <w:left w:w="0" w:type="dxa"/>
+              <w:right w:w="0" w:type="dxa"/>
+            </w:tcMar>
+          </w:tcPr>
+          <w:p>
+            <w:pPr>
+              <w:tabs>
+                <w:tab w:pos="6463" w:val="right" w:leader="dot"/>
+              </w:tabs>
+              <w:spacing w:line="276" w:lineRule="auto" w:after="40"/>
+              <w:ind w:left="283"/>
+              <w:jc w:val="left"/>
+            </w:pPr>
+            <w:r>
+              <w:rPr>
+                <w:rFonts w:ascii="Arial" w:hAnsi="Arial"/>
+                <w:sz w:val="19"/>
+              </w:rPr>
+              <w:t>2.2 Sistem Koordinat dan Konvensi SNAME</w:t>
+            </w:r>
+            <w:r>
+              <w:rPr>
+                <w:rFonts w:ascii="Arial" w:hAnsi="Arial"/>
+                <w:sz w:val="19"/>
+              </w:rPr>
+              <w:tab/>
+            </w:r>
+          </w:p>
+        </w:tc>
+        <w:tc>
+          <w:tcPr>
+            <w:tcW w:type="dxa" w:w="794"/>
+            <w:tcBorders>
+              <w:top w:val="none"/>
+              <w:left w:val="none"/>
+              <w:bottom w:val="none"/>
+              <w:right w:val="none"/>
+            </w:tcBorders>
+            <w:tcMar>
+              <w:top w:w="20" w:type="dxa"/>
+              <w:bottom w:w="20" w:type="dxa"/>
+              <w:left w:w="0" w:type="dxa"/>
+              <w:right w:w="0" w:type="dxa"/>
+            </w:tcMar>
+          </w:tcPr>
+          <w:p>
+            <w:pPr>
+              <w:spacing w:line="276" w:lineRule="auto" w:after="40"/>
+              <w:jc w:val="right"/>
+            </w:pPr>
+            <w:r>
+              <w:rPr>
+                <w:rFonts w:ascii="Arial" w:hAnsi="Arial"/>
+                <w:sz w:val="19"/>
+              </w:rPr>
+              <w:t>13</w:t>
+            </w:r>
+          </w:p>
+        </w:tc>
+      </w:tr>
+      <w:tr>
+        <w:trPr>
+          <w:cantSplit/>
+        </w:trPr>
+        <w:tc>
+          <w:tcPr>
+            <w:tcW w:type="dxa" w:w="6576"/>
+            <w:tcBorders>
+              <w:top w:val="none"/>
+              <w:left w:val="none"/>
+              <w:bottom w:val="none"/>
+              <w:right w:val="none"/>
+            </w:tcBorders>
+            <w:tcMar>
+              <w:top w:w="20" w:type="dxa"/>
+              <w:bottom w:w="20" w:type="dxa"/>
+              <w:left w:w="0" w:type="dxa"/>
+              <w:right w:w="0" w:type="dxa"/>
+            </w:tcMar>
+          </w:tcPr>
+          <w:p>
+            <w:pPr>
+              <w:tabs>
+                <w:tab w:pos="6463" w:val="right" w:leader="dot"/>
+              </w:tabs>
+              <w:spacing w:line="276" w:lineRule="auto" w:after="40"/>
+              <w:ind w:left="283"/>
+              <w:jc w:val="left"/>
+            </w:pPr>
+            <w:r>
+              <w:rPr>
+                <w:rFonts w:ascii="Arial" w:hAnsi="Arial"/>
+                <w:sz w:val="19"/>
+              </w:rPr>
+              <w:t>2.3 Penurunan Kinematika 6-DOF dan Matriks Jacobian</w:t>
+            </w:r>
+            <w:r>
+              <w:rPr>
+                <w:rFonts w:ascii="Arial" w:hAnsi="Arial"/>
+                <w:sz w:val="19"/>
+              </w:rPr>
+              <w:tab/>
+            </w:r>
+          </w:p>
+        </w:tc>
+        <w:tc>
+          <w:tcPr>
+            <w:tcW w:type="dxa" w:w="794"/>
+            <w:tcBorders>
+              <w:top w:val="none"/>
+              <w:left w:val="none"/>
+              <w:bottom w:val="none"/>
+              <w:right w:val="none"/>
+            </w:tcBorders>
+            <w:tcMar>
+              <w:top w:w="20" w:type="dxa"/>
+              <w:bottom w:w="20" w:type="dxa"/>
+              <w:left w:w="0" w:type="dxa"/>
+              <w:right w:w="0" w:type="dxa"/>
+            </w:tcMar>
+          </w:tcPr>
+          <w:p>
+            <w:pPr>
+              <w:spacing w:line="276" w:lineRule="auto" w:after="40"/>
+              <w:jc w:val="right"/>
+            </w:pPr>
+            <w:r>
+              <w:rPr>
+                <w:rFonts w:ascii="Arial" w:hAnsi="Arial"/>
+                <w:sz w:val="19"/>
+              </w:rPr>
+              <w:t>18</w:t>
+            </w:r>
+          </w:p>
+        </w:tc>
+      </w:tr>
+      <w:tr>
+        <w:trPr>
+          <w:cantSplit/>
+        </w:trPr>
+        <w:tc>
+          <w:tcPr>
+            <w:tcW w:type="dxa" w:w="6576"/>
+            <w:tcBorders>
+              <w:top w:val="none"/>
+              <w:left w:val="none"/>
+              <w:bottom w:val="none"/>
+              <w:right w:val="none"/>
+            </w:tcBorders>
+            <w:tcMar>
+              <w:top w:w="20" w:type="dxa"/>
+              <w:bottom w:w="20" w:type="dxa"/>
+              <w:left w:w="0" w:type="dxa"/>
+              <w:right w:w="0" w:type="dxa"/>
+            </w:tcMar>
+          </w:tcPr>
+          <w:p>
+            <w:pPr>
+              <w:tabs>
+                <w:tab w:pos="6463" w:val="right" w:leader="dot"/>
+              </w:tabs>
+              <w:spacing w:line="276" w:lineRule="auto" w:after="40"/>
+              <w:ind w:left="283"/>
+              <w:jc w:val="left"/>
+            </w:pPr>
+            <w:r>
+              <w:rPr>
+                <w:rFonts w:ascii="Arial" w:hAnsi="Arial"/>
+                <w:sz w:val="19"/>
+              </w:rPr>
+              <w:t>2.4 Penurunan Dinamika Hidrodinamika 6-DOF (Persamaan Fossen)</w:t>
+            </w:r>
+            <w:r>
+              <w:rPr>
+                <w:rFonts w:ascii="Arial" w:hAnsi="Arial"/>
+                <w:sz w:val="19"/>
+              </w:rPr>
+              <w:tab/>
+            </w:r>
+          </w:p>
+        </w:tc>
+        <w:tc>
+          <w:tcPr>
+            <w:tcW w:type="dxa" w:w="794"/>
+            <w:tcBorders>
+              <w:top w:val="none"/>
+              <w:left w:val="none"/>
+              <w:bottom w:val="none"/>
+              <w:right w:val="none"/>
+            </w:tcBorders>
+            <w:tcMar>
+              <w:top w:w="20" w:type="dxa"/>
+              <w:bottom w:w="20" w:type="dxa"/>
+              <w:left w:w="0" w:type="dxa"/>
+              <w:right w:w="0" w:type="dxa"/>
+            </w:tcMar>
+          </w:tcPr>
+          <w:p>
+            <w:pPr>
+              <w:spacing w:line="276" w:lineRule="auto" w:after="40"/>
+              <w:jc w:val="right"/>
+            </w:pPr>
+            <w:r>
+              <w:rPr>
+                <w:rFonts w:ascii="Arial" w:hAnsi="Arial"/>
+                <w:sz w:val="19"/>
+              </w:rPr>
+              <w:t>24</w:t>
+            </w:r>
+          </w:p>
+        </w:tc>
+      </w:tr>
+      <w:tr>
+        <w:trPr>
+          <w:cantSplit/>
+        </w:trPr>
+        <w:tc>
+          <w:tcPr>
+            <w:tcW w:type="dxa" w:w="6576"/>
+            <w:tcBorders>
+              <w:top w:val="none"/>
+              <w:left w:val="none"/>
+              <w:bottom w:val="none"/>
+              <w:right w:val="none"/>
+            </w:tcBorders>
+            <w:tcMar>
+              <w:top w:w="20" w:type="dxa"/>
+              <w:bottom w:w="20" w:type="dxa"/>
+              <w:left w:w="0" w:type="dxa"/>
+              <w:right w:w="0" w:type="dxa"/>
+            </w:tcMar>
+          </w:tcPr>
+          <w:p>
+            <w:pPr>
+              <w:tabs>
+                <w:tab w:pos="6463" w:val="right" w:leader="dot"/>
+              </w:tabs>
+              <w:spacing w:line="276" w:lineRule="auto" w:after="40"/>
+              <w:ind w:left="283"/>
+              <w:jc w:val="left"/>
+            </w:pPr>
+            <w:r>
+              <w:rPr>
+                <w:rFonts w:ascii="Arial" w:hAnsi="Arial"/>
+                <w:sz w:val="19"/>
+              </w:rPr>
+              <w:t xml:space="preserve">2.5 Alokasi Gaya Dorong Sistem </w:t>
+            </w:r>
+            <w:r>
+              <w:rPr>
+                <w:rFonts w:ascii="Arial" w:hAnsi="Arial"/>
+                <w:i/>
+                <w:sz w:val="19"/>
+              </w:rPr>
+              <w:t>Over-Actuated</w:t>
+            </w:r>
+            <w:r>
+              <w:rPr>
+                <w:rFonts w:ascii="Arial" w:hAnsi="Arial"/>
+                <w:sz w:val="19"/>
+              </w:rPr>
+              <w:t xml:space="preserve"> 8-Pendorong</w:t>
+            </w:r>
+            <w:r>
+              <w:rPr>
+                <w:rFonts w:ascii="Arial" w:hAnsi="Arial"/>
+                <w:sz w:val="19"/>
+              </w:rPr>
+              <w:tab/>
+            </w:r>
+          </w:p>
+        </w:tc>
+        <w:tc>
+          <w:tcPr>
+            <w:tcW w:type="dxa" w:w="794"/>
+            <w:tcBorders>
+              <w:top w:val="none"/>
+              <w:left w:val="none"/>
+              <w:bottom w:val="none"/>
+              <w:right w:val="none"/>
+            </w:tcBorders>
+            <w:tcMar>
+              <w:top w:w="20" w:type="dxa"/>
+              <w:bottom w:w="20" w:type="dxa"/>
+              <w:left w:w="0" w:type="dxa"/>
+              <w:right w:w="0" w:type="dxa"/>
+            </w:tcMar>
+          </w:tcPr>
+          <w:p>
+            <w:pPr>
+              <w:spacing w:line="276" w:lineRule="auto" w:after="40"/>
+              <w:jc w:val="right"/>
+            </w:pPr>
+            <w:r>
+              <w:rPr>
+                <w:rFonts w:ascii="Arial" w:hAnsi="Arial"/>
+                <w:sz w:val="19"/>
+              </w:rPr>
+              <w:t>32</w:t>
+            </w:r>
+          </w:p>
+        </w:tc>
+      </w:tr>
+      <w:tr>
+        <w:trPr>
+          <w:cantSplit/>
+        </w:trPr>
+        <w:tc>
+          <w:tcPr>
+            <w:tcW w:type="dxa" w:w="6576"/>
+            <w:tcBorders>
+              <w:top w:val="none"/>
+              <w:left w:val="none"/>
+              <w:bottom w:val="none"/>
+              <w:right w:val="none"/>
+            </w:tcBorders>
+            <w:tcMar>
+              <w:top w:w="20" w:type="dxa"/>
+              <w:bottom w:w="20" w:type="dxa"/>
+              <w:left w:w="0" w:type="dxa"/>
+              <w:right w:w="0" w:type="dxa"/>
+            </w:tcMar>
+          </w:tcPr>
+          <w:p>
+            <w:pPr>
+              <w:tabs>
+                <w:tab w:pos="6463" w:val="right" w:leader="dot"/>
+              </w:tabs>
+              <w:spacing w:line="276" w:lineRule="auto" w:after="40"/>
+              <w:ind w:left="283"/>
+              <w:jc w:val="left"/>
+            </w:pPr>
+            <w:r>
+              <w:rPr>
+                <w:rFonts w:ascii="Arial" w:hAnsi="Arial"/>
+                <w:sz w:val="19"/>
+              </w:rPr>
+              <w:t xml:space="preserve">2.6 Teori dan Formulasi Optimal </w:t>
+            </w:r>
+            <w:r>
+              <w:rPr>
+                <w:rFonts w:ascii="Arial" w:hAnsi="Arial"/>
+                <w:i/>
+                <w:sz w:val="19"/>
+              </w:rPr>
+              <w:t>Kalman Filter</w:t>
+            </w:r>
+            <w:r>
+              <w:rPr>
+                <w:rFonts w:ascii="Arial" w:hAnsi="Arial"/>
+                <w:sz w:val="19"/>
+              </w:rPr>
+              <w:t xml:space="preserve"> Suite</w:t>
+            </w:r>
+            <w:r>
+              <w:rPr>
+                <w:rFonts w:ascii="Arial" w:hAnsi="Arial"/>
+                <w:sz w:val="19"/>
+              </w:rPr>
+              <w:tab/>
+            </w:r>
+          </w:p>
+        </w:tc>
+        <w:tc>
+          <w:tcPr>
+            <w:tcW w:type="dxa" w:w="794"/>
+            <w:tcBorders>
+              <w:top w:val="none"/>
+              <w:left w:val="none"/>
+              <w:bottom w:val="none"/>
+              <w:right w:val="none"/>
+            </w:tcBorders>
+            <w:tcMar>
+              <w:top w:w="20" w:type="dxa"/>
+              <w:bottom w:w="20" w:type="dxa"/>
+              <w:left w:w="0" w:type="dxa"/>
+              <w:right w:w="0" w:type="dxa"/>
+            </w:tcMar>
+          </w:tcPr>
+          <w:p>
+            <w:pPr>
+              <w:spacing w:line="276" w:lineRule="auto" w:after="40"/>
+              <w:jc w:val="right"/>
+            </w:pPr>
+            <w:r>
+              <w:rPr>
+                <w:rFonts w:ascii="Arial" w:hAnsi="Arial"/>
+                <w:sz w:val="19"/>
+              </w:rPr>
+              <w:t>37</w:t>
+            </w:r>
+          </w:p>
+        </w:tc>
+      </w:tr>
+      <w:tr>
+        <w:trPr>
+          <w:cantSplit/>
+        </w:trPr>
+        <w:tc>
+          <w:tcPr>
+            <w:tcW w:type="dxa" w:w="6576"/>
+            <w:tcBorders>
+              <w:top w:val="none"/>
+              <w:left w:val="none"/>
+              <w:bottom w:val="none"/>
+              <w:right w:val="none"/>
+            </w:tcBorders>
+            <w:tcMar>
+              <w:top w:w="20" w:type="dxa"/>
+              <w:bottom w:w="20" w:type="dxa"/>
+              <w:left w:w="0" w:type="dxa"/>
+              <w:right w:w="0" w:type="dxa"/>
+            </w:tcMar>
+          </w:tcPr>
+          <w:p>
+            <w:pPr>
+              <w:tabs>
+                <w:tab w:pos="6463" w:val="right" w:leader="dot"/>
+              </w:tabs>
+              <w:spacing w:line="276" w:lineRule="auto" w:after="80"/>
+              <w:jc w:val="left"/>
+            </w:pPr>
+            <w:r>
+              <w:rPr>
+                <w:rFonts w:ascii="Arial" w:hAnsi="Arial"/>
+                <w:b/>
+                <w:sz w:val="19"/>
+              </w:rPr>
+              <w:t>BAB III: METODOLOGI PENELITIAN</w:t>
+            </w:r>
+            <w:r>
+              <w:rPr>
+                <w:rFonts w:ascii="Arial" w:hAnsi="Arial"/>
+                <w:sz w:val="19"/>
+              </w:rPr>
+              <w:tab/>
+            </w:r>
+          </w:p>
+        </w:tc>
+        <w:tc>
+          <w:tcPr>
+            <w:tcW w:type="dxa" w:w="794"/>
+            <w:tcBorders>
+              <w:top w:val="none"/>
+              <w:left w:val="none"/>
+              <w:bottom w:val="none"/>
+              <w:right w:val="none"/>
+            </w:tcBorders>
+            <w:tcMar>
+              <w:top w:w="20" w:type="dxa"/>
+              <w:bottom w:w="20" w:type="dxa"/>
+              <w:left w:w="0" w:type="dxa"/>
+              <w:right w:w="0" w:type="dxa"/>
+            </w:tcMar>
+          </w:tcPr>
+          <w:p>
+            <w:pPr>
+              <w:spacing w:line="276" w:lineRule="auto" w:after="80"/>
+              <w:jc w:val="right"/>
+            </w:pPr>
+            <w:r>
+              <w:rPr>
+                <w:rFonts w:ascii="Arial" w:hAnsi="Arial"/>
+                <w:b/>
+                <w:sz w:val="19"/>
+              </w:rPr>
+              <w:t>52</w:t>
+            </w:r>
+          </w:p>
+        </w:tc>
+      </w:tr>
+      <w:tr>
+        <w:trPr>
+          <w:cantSplit/>
+        </w:trPr>
+        <w:tc>
+          <w:tcPr>
+            <w:tcW w:type="dxa" w:w="6576"/>
+            <w:tcBorders>
+              <w:top w:val="none"/>
+              <w:left w:val="none"/>
+              <w:bottom w:val="none"/>
+              <w:right w:val="none"/>
+            </w:tcBorders>
+            <w:tcMar>
+              <w:top w:w="20" w:type="dxa"/>
+              <w:bottom w:w="20" w:type="dxa"/>
+              <w:left w:w="0" w:type="dxa"/>
+              <w:right w:w="0" w:type="dxa"/>
+            </w:tcMar>
+          </w:tcPr>
+          <w:p>
+            <w:pPr>
+              <w:tabs>
+                <w:tab w:pos="6463" w:val="right" w:leader="dot"/>
+              </w:tabs>
+              <w:spacing w:line="276" w:lineRule="auto" w:after="40"/>
+              <w:ind w:left="283"/>
+              <w:jc w:val="left"/>
+            </w:pPr>
+            <w:r>
+              <w:rPr>
+                <w:rFonts w:ascii="Arial" w:hAnsi="Arial"/>
+                <w:sz w:val="19"/>
+              </w:rPr>
+              <w:t>3.1 Tempat dan Waktu Penelitian</w:t>
+            </w:r>
+            <w:r>
+              <w:rPr>
+                <w:rFonts w:ascii="Arial" w:hAnsi="Arial"/>
+                <w:sz w:val="19"/>
+              </w:rPr>
+              <w:tab/>
+            </w:r>
+          </w:p>
+        </w:tc>
+        <w:tc>
+          <w:tcPr>
+            <w:tcW w:type="dxa" w:w="794"/>
+            <w:tcBorders>
+              <w:top w:val="none"/>
+              <w:left w:val="none"/>
+              <w:bottom w:val="none"/>
+              <w:right w:val="none"/>
+            </w:tcBorders>
+            <w:tcMar>
+              <w:top w:w="20" w:type="dxa"/>
+              <w:bottom w:w="20" w:type="dxa"/>
+              <w:left w:w="0" w:type="dxa"/>
+              <w:right w:w="0" w:type="dxa"/>
+            </w:tcMar>
+          </w:tcPr>
+          <w:p>
+            <w:pPr>
+              <w:spacing w:line="276" w:lineRule="auto" w:after="40"/>
+              <w:jc w:val="right"/>
+            </w:pPr>
+            <w:r>
+              <w:rPr>
+                <w:rFonts w:ascii="Arial" w:hAnsi="Arial"/>
+                <w:sz w:val="19"/>
+              </w:rPr>
+              <w:t>52</w:t>
+            </w:r>
+          </w:p>
+        </w:tc>
+      </w:tr>
+      <w:tr>
+        <w:trPr>
+          <w:cantSplit/>
+        </w:trPr>
+        <w:tc>
+          <w:tcPr>
+            <w:tcW w:type="dxa" w:w="6576"/>
+            <w:tcBorders>
+              <w:top w:val="none"/>
+              <w:left w:val="none"/>
+              <w:bottom w:val="none"/>
+              <w:right w:val="none"/>
+            </w:tcBorders>
+            <w:tcMar>
+              <w:top w:w="20" w:type="dxa"/>
+              <w:bottom w:w="20" w:type="dxa"/>
+              <w:left w:w="0" w:type="dxa"/>
+              <w:right w:w="0" w:type="dxa"/>
+            </w:tcMar>
+          </w:tcPr>
+          <w:p>
+            <w:pPr>
+              <w:tabs>
+                <w:tab w:pos="6463" w:val="right" w:leader="dot"/>
+              </w:tabs>
+              <w:spacing w:line="276" w:lineRule="auto" w:after="40"/>
+              <w:ind w:left="283"/>
+              <w:jc w:val="left"/>
+            </w:pPr>
+            <w:r>
+              <w:rPr>
+                <w:rFonts w:ascii="Arial" w:hAnsi="Arial"/>
+                <w:sz w:val="19"/>
+              </w:rPr>
+              <w:t>3.2 Diagram Alir Penelitian</w:t>
+            </w:r>
+            <w:r>
+              <w:rPr>
+                <w:rFonts w:ascii="Arial" w:hAnsi="Arial"/>
+                <w:sz w:val="19"/>
+              </w:rPr>
+              <w:tab/>
+            </w:r>
+          </w:p>
+        </w:tc>
+        <w:tc>
+          <w:tcPr>
+            <w:tcW w:type="dxa" w:w="794"/>
+            <w:tcBorders>
+              <w:top w:val="none"/>
+              <w:left w:val="none"/>
+              <w:bottom w:val="none"/>
+              <w:right w:val="none"/>
+            </w:tcBorders>
+            <w:tcMar>
+              <w:top w:w="20" w:type="dxa"/>
+              <w:bottom w:w="20" w:type="dxa"/>
+              <w:left w:w="0" w:type="dxa"/>
+              <w:right w:w="0" w:type="dxa"/>
+            </w:tcMar>
+          </w:tcPr>
+          <w:p>
+            <w:pPr>
+              <w:spacing w:line="276" w:lineRule="auto" w:after="40"/>
+              <w:jc w:val="right"/>
+            </w:pPr>
+            <w:r>
+              <w:rPr>
+                <w:rFonts w:ascii="Arial" w:hAnsi="Arial"/>
+                <w:sz w:val="19"/>
+              </w:rPr>
+              <w:t>54</w:t>
+            </w:r>
+          </w:p>
+        </w:tc>
+      </w:tr>
+      <w:tr>
+        <w:trPr>
+          <w:cantSplit/>
+        </w:trPr>
+        <w:tc>
+          <w:tcPr>
+            <w:tcW w:type="dxa" w:w="6576"/>
+            <w:tcBorders>
+              <w:top w:val="none"/>
+              <w:left w:val="none"/>
+              <w:bottom w:val="none"/>
+              <w:right w:val="none"/>
+            </w:tcBorders>
+            <w:tcMar>
+              <w:top w:w="20" w:type="dxa"/>
+              <w:bottom w:w="20" w:type="dxa"/>
+              <w:left w:w="0" w:type="dxa"/>
+              <w:right w:w="0" w:type="dxa"/>
+            </w:tcMar>
+          </w:tcPr>
+          <w:p>
+            <w:pPr>
+              <w:tabs>
+                <w:tab w:pos="6463" w:val="right" w:leader="dot"/>
+              </w:tabs>
+              <w:spacing w:line="276" w:lineRule="auto" w:after="40"/>
+              <w:ind w:left="283"/>
+              <w:jc w:val="left"/>
+            </w:pPr>
+            <w:r>
+              <w:rPr>
+                <w:rFonts w:ascii="Arial" w:hAnsi="Arial"/>
+                <w:sz w:val="19"/>
+              </w:rPr>
+              <w:t>3.3 Identifikasi Parameter Fisik dan Hidrodinamika Wahana</w:t>
+            </w:r>
+            <w:r>
+              <w:rPr>
+                <w:rFonts w:ascii="Arial" w:hAnsi="Arial"/>
+                <w:sz w:val="19"/>
+              </w:rPr>
+              <w:tab/>
+            </w:r>
+          </w:p>
+        </w:tc>
+        <w:tc>
+          <w:tcPr>
+            <w:tcW w:type="dxa" w:w="794"/>
+            <w:tcBorders>
+              <w:top w:val="none"/>
+              <w:left w:val="none"/>
+              <w:bottom w:val="none"/>
+              <w:right w:val="none"/>
+            </w:tcBorders>
+            <w:tcMar>
+              <w:top w:w="20" w:type="dxa"/>
+              <w:bottom w:w="20" w:type="dxa"/>
+              <w:left w:w="0" w:type="dxa"/>
+              <w:right w:w="0" w:type="dxa"/>
+            </w:tcMar>
+          </w:tcPr>
+          <w:p>
+            <w:pPr>
+              <w:spacing w:line="276" w:lineRule="auto" w:after="40"/>
+              <w:jc w:val="right"/>
+            </w:pPr>
+            <w:r>
+              <w:rPr>
+                <w:rFonts w:ascii="Arial" w:hAnsi="Arial"/>
+                <w:sz w:val="19"/>
+              </w:rPr>
+              <w:t>56</w:t>
+            </w:r>
+          </w:p>
+        </w:tc>
+      </w:tr>
+      <w:tr>
+        <w:trPr>
+          <w:cantSplit/>
+        </w:trPr>
+        <w:tc>
+          <w:tcPr>
+            <w:tcW w:type="dxa" w:w="6576"/>
+            <w:tcBorders>
+              <w:top w:val="none"/>
+              <w:left w:val="none"/>
+              <w:bottom w:val="none"/>
+              <w:right w:val="none"/>
+            </w:tcBorders>
+            <w:tcMar>
+              <w:top w:w="20" w:type="dxa"/>
+              <w:bottom w:w="20" w:type="dxa"/>
+              <w:left w:w="0" w:type="dxa"/>
+              <w:right w:w="0" w:type="dxa"/>
+            </w:tcMar>
+          </w:tcPr>
+          <w:p>
+            <w:pPr>
+              <w:tabs>
+                <w:tab w:pos="6463" w:val="right" w:leader="dot"/>
+              </w:tabs>
+              <w:spacing w:line="276" w:lineRule="auto" w:after="40"/>
+              <w:ind w:left="283"/>
+              <w:jc w:val="left"/>
+            </w:pPr>
+            <w:r>
+              <w:rPr>
+                <w:rFonts w:ascii="Arial" w:hAnsi="Arial"/>
+                <w:sz w:val="19"/>
+              </w:rPr>
+              <w:t xml:space="preserve">3.4 Perancangan Arsitektur </w:t>
+            </w:r>
+            <w:r>
+              <w:rPr>
+                <w:rFonts w:ascii="Arial" w:hAnsi="Arial"/>
+                <w:i/>
+                <w:sz w:val="19"/>
+              </w:rPr>
+              <w:t>Software-In-The-Loop</w:t>
+            </w:r>
+            <w:r>
+              <w:rPr>
+                <w:rFonts w:ascii="Arial" w:hAnsi="Arial"/>
+                <w:sz w:val="19"/>
+              </w:rPr>
+              <w:t xml:space="preserve"> (SITL)</w:t>
+            </w:r>
+            <w:r>
+              <w:rPr>
+                <w:rFonts w:ascii="Arial" w:hAnsi="Arial"/>
+                <w:sz w:val="19"/>
+              </w:rPr>
+              <w:tab/>
+            </w:r>
+          </w:p>
+        </w:tc>
+        <w:tc>
+          <w:tcPr>
+            <w:tcW w:type="dxa" w:w="794"/>
+            <w:tcBorders>
+              <w:top w:val="none"/>
+              <w:left w:val="none"/>
+              <w:bottom w:val="none"/>
+              <w:right w:val="none"/>
+            </w:tcBorders>
+            <w:tcMar>
+              <w:top w:w="20" w:type="dxa"/>
+              <w:bottom w:w="20" w:type="dxa"/>
+              <w:left w:w="0" w:type="dxa"/>
+              <w:right w:w="0" w:type="dxa"/>
+            </w:tcMar>
+          </w:tcPr>
+          <w:p>
+            <w:pPr>
+              <w:spacing w:line="276" w:lineRule="auto" w:after="40"/>
+              <w:jc w:val="right"/>
+            </w:pPr>
+            <w:r>
+              <w:rPr>
+                <w:rFonts w:ascii="Arial" w:hAnsi="Arial"/>
+                <w:sz w:val="19"/>
+              </w:rPr>
+              <w:t>61</w:t>
+            </w:r>
+          </w:p>
+        </w:tc>
+      </w:tr>
+      <w:tr>
+        <w:trPr>
+          <w:cantSplit/>
+        </w:trPr>
+        <w:tc>
+          <w:tcPr>
+            <w:tcW w:type="dxa" w:w="6576"/>
+            <w:tcBorders>
+              <w:top w:val="none"/>
+              <w:left w:val="none"/>
+              <w:bottom w:val="none"/>
+              <w:right w:val="none"/>
+            </w:tcBorders>
+            <w:tcMar>
+              <w:top w:w="20" w:type="dxa"/>
+              <w:bottom w:w="20" w:type="dxa"/>
+              <w:left w:w="0" w:type="dxa"/>
+              <w:right w:w="0" w:type="dxa"/>
+            </w:tcMar>
+          </w:tcPr>
+          <w:p>
+            <w:pPr>
+              <w:tabs>
+                <w:tab w:pos="6463" w:val="right" w:leader="dot"/>
+              </w:tabs>
+              <w:spacing w:line="276" w:lineRule="auto" w:after="40"/>
+              <w:ind w:left="283"/>
+              <w:jc w:val="left"/>
+            </w:pPr>
+            <w:r>
+              <w:rPr>
+                <w:rFonts w:ascii="Arial" w:hAnsi="Arial"/>
+                <w:sz w:val="19"/>
+              </w:rPr>
+              <w:t xml:space="preserve">3.5 Perancangan Arsitektur </w:t>
+            </w:r>
+            <w:r>
+              <w:rPr>
+                <w:rFonts w:ascii="Arial" w:hAnsi="Arial"/>
+                <w:i/>
+                <w:sz w:val="19"/>
+              </w:rPr>
+              <w:t>Hardware-In-The-Loop</w:t>
+            </w:r>
+            <w:r>
+              <w:rPr>
+                <w:rFonts w:ascii="Arial" w:hAnsi="Arial"/>
+                <w:sz w:val="19"/>
+              </w:rPr>
+              <w:t xml:space="preserve"> (HITL)</w:t>
+            </w:r>
+            <w:r>
+              <w:rPr>
+                <w:rFonts w:ascii="Arial" w:hAnsi="Arial"/>
+                <w:sz w:val="19"/>
+              </w:rPr>
+              <w:tab/>
+            </w:r>
+          </w:p>
+        </w:tc>
+        <w:tc>
+          <w:tcPr>
+            <w:tcW w:type="dxa" w:w="794"/>
+            <w:tcBorders>
+              <w:top w:val="none"/>
+              <w:left w:val="none"/>
+              <w:bottom w:val="none"/>
+              <w:right w:val="none"/>
+            </w:tcBorders>
+            <w:tcMar>
+              <w:top w:w="20" w:type="dxa"/>
+              <w:bottom w:w="20" w:type="dxa"/>
+              <w:left w:w="0" w:type="dxa"/>
+              <w:right w:w="0" w:type="dxa"/>
+            </w:tcMar>
+          </w:tcPr>
+          <w:p>
+            <w:pPr>
+              <w:spacing w:line="276" w:lineRule="auto" w:after="40"/>
+              <w:jc w:val="right"/>
+            </w:pPr>
+            <w:r>
+              <w:rPr>
+                <w:rFonts w:ascii="Arial" w:hAnsi="Arial"/>
+                <w:sz w:val="19"/>
+              </w:rPr>
+              <w:t>64</w:t>
+            </w:r>
+          </w:p>
+        </w:tc>
+      </w:tr>
+      <w:tr>
+        <w:trPr>
+          <w:cantSplit/>
+        </w:trPr>
+        <w:tc>
+          <w:tcPr>
+            <w:tcW w:type="dxa" w:w="6576"/>
+            <w:tcBorders>
+              <w:top w:val="none"/>
+              <w:left w:val="none"/>
+              <w:bottom w:val="none"/>
+              <w:right w:val="none"/>
+            </w:tcBorders>
+            <w:tcMar>
+              <w:top w:w="20" w:type="dxa"/>
+              <w:bottom w:w="20" w:type="dxa"/>
+              <w:left w:w="0" w:type="dxa"/>
+              <w:right w:w="0" w:type="dxa"/>
+            </w:tcMar>
+          </w:tcPr>
+          <w:p>
+            <w:pPr>
+              <w:tabs>
+                <w:tab w:pos="6463" w:val="right" w:leader="dot"/>
+              </w:tabs>
+              <w:spacing w:line="276" w:lineRule="auto" w:after="40"/>
+              <w:ind w:left="283"/>
+              <w:jc w:val="left"/>
+            </w:pPr>
+            <w:r>
+              <w:rPr>
+                <w:rFonts w:ascii="Arial" w:hAnsi="Arial"/>
+                <w:sz w:val="19"/>
+              </w:rPr>
+              <w:t>3.6 Prosedur Pengujian dan Evaluasi Kinerja</w:t>
+            </w:r>
+            <w:r>
+              <w:rPr>
+                <w:rFonts w:ascii="Arial" w:hAnsi="Arial"/>
+                <w:sz w:val="19"/>
+              </w:rPr>
+              <w:tab/>
+            </w:r>
+          </w:p>
+        </w:tc>
+        <w:tc>
+          <w:tcPr>
+            <w:tcW w:type="dxa" w:w="794"/>
+            <w:tcBorders>
+              <w:top w:val="none"/>
+              <w:left w:val="none"/>
+              <w:bottom w:val="none"/>
+              <w:right w:val="none"/>
+            </w:tcBorders>
+            <w:tcMar>
+              <w:top w:w="20" w:type="dxa"/>
+              <w:bottom w:w="20" w:type="dxa"/>
+              <w:left w:w="0" w:type="dxa"/>
+              <w:right w:w="0" w:type="dxa"/>
+            </w:tcMar>
+          </w:tcPr>
+          <w:p>
+            <w:pPr>
+              <w:spacing w:line="276" w:lineRule="auto" w:after="40"/>
+              <w:jc w:val="right"/>
+            </w:pPr>
+            <w:r>
+              <w:rPr>
+                <w:rFonts w:ascii="Arial" w:hAnsi="Arial"/>
+                <w:sz w:val="19"/>
+              </w:rPr>
+              <w:t>71</w:t>
+            </w:r>
+          </w:p>
+        </w:tc>
+      </w:tr>
+      <w:tr>
+        <w:trPr>
+          <w:cantSplit/>
+        </w:trPr>
+        <w:tc>
+          <w:tcPr>
+            <w:tcW w:type="dxa" w:w="6576"/>
+            <w:tcBorders>
+              <w:top w:val="none"/>
+              <w:left w:val="none"/>
+              <w:bottom w:val="none"/>
+              <w:right w:val="none"/>
+            </w:tcBorders>
+            <w:tcMar>
+              <w:top w:w="20" w:type="dxa"/>
+              <w:bottom w:w="20" w:type="dxa"/>
+              <w:left w:w="0" w:type="dxa"/>
+              <w:right w:w="0" w:type="dxa"/>
+            </w:tcMar>
+          </w:tcPr>
+          <w:p>
+            <w:pPr>
+              <w:tabs>
+                <w:tab w:pos="6463" w:val="right" w:leader="dot"/>
+              </w:tabs>
+              <w:spacing w:line="276" w:lineRule="auto" w:after="80"/>
+              <w:jc w:val="left"/>
+            </w:pPr>
+            <w:r>
+              <w:rPr>
+                <w:rFonts w:ascii="Arial" w:hAnsi="Arial"/>
+                <w:b/>
+                <w:sz w:val="19"/>
+              </w:rPr>
+              <w:t>DAFTAR PUSTAKA</w:t>
+            </w:r>
+            <w:r>
+              <w:rPr>
+                <w:rFonts w:ascii="Arial" w:hAnsi="Arial"/>
+                <w:sz w:val="19"/>
+              </w:rPr>
+              <w:tab/>
+            </w:r>
+          </w:p>
+        </w:tc>
+        <w:tc>
+          <w:tcPr>
+            <w:tcW w:type="dxa" w:w="794"/>
+            <w:tcBorders>
+              <w:top w:val="none"/>
+              <w:left w:val="none"/>
+              <w:bottom w:val="none"/>
+              <w:right w:val="none"/>
+            </w:tcBorders>
+            <w:tcMar>
+              <w:top w:w="20" w:type="dxa"/>
+              <w:bottom w:w="20" w:type="dxa"/>
+              <w:left w:w="0" w:type="dxa"/>
+              <w:right w:w="0" w:type="dxa"/>
+            </w:tcMar>
+          </w:tcPr>
+          <w:p>
+            <w:pPr>
+              <w:spacing w:line="276" w:lineRule="auto" w:after="80"/>
+              <w:jc w:val="right"/>
+            </w:pPr>
+            <w:r>
+              <w:rPr>
+                <w:rFonts w:ascii="Arial" w:hAnsi="Arial"/>
+                <w:b/>
+                <w:sz w:val="19"/>
+              </w:rPr>
+              <w:t>76</w:t>
+            </w:r>
+          </w:p>
+        </w:tc>
+      </w:tr>
+    </w:tbl>
     <w:p>
       <w:r>
         <w:br w:type="page"/>
@@ -2437,6 +4266,8 @@
     </w:p>
     <w:p>
       <w:pPr>
+        <w:pStyle w:val="Heading1"/>
+        <w:keepNext/>
         <w:spacing w:before="240" w:after="240" w:line="276" w:lineRule="auto"/>
         <w:jc w:val="center"/>
       </w:pPr>
@@ -2449,215 +4280,685 @@
         <w:t>DAFTAR TABEL</w:t>
       </w:r>
     </w:p>
-    <w:p>
-      <w:pPr>
-        <w:tabs>
-          <w:tab w:pos="7427" w:val="right"/>
-        </w:tabs>
-        <w:spacing w:after="160"/>
-      </w:pPr>
-      <w:r>
-        <w:rPr>
-          <w:rFonts w:ascii="Arial" w:hAnsi="Arial"/>
-          <w:b/>
-          <w:sz w:val="19"/>
-        </w:rPr>
-        <w:t>Nomor Urut dan Judul Tabel</w:t>
-      </w:r>
-      <w:r>
-        <w:rPr>
-          <w:rFonts w:ascii="Arial" w:hAnsi="Arial"/>
-          <w:b/>
-          <w:sz w:val="19"/>
-        </w:rPr>
-        <w:tab/>
-        <w:t>Halaman</w:t>
-      </w:r>
-    </w:p>
-    <w:p>
-      <w:pPr>
-        <w:tabs>
-          <w:tab w:pos="7427" w:val="right" w:leader="dot"/>
-        </w:tabs>
-        <w:spacing w:line="276" w:lineRule="auto" w:after="60"/>
-      </w:pPr>
-      <w:r>
-        <w:rPr>
-          <w:rFonts w:ascii="Arial" w:hAnsi="Arial"/>
-          <w:sz w:val="19"/>
-        </w:rPr>
-        <w:t>Tabel 2.1  Matriks Sintesis Literatur Terkini (2021–2025) Bidang Dinamika dan Kontrol AUV</w:t>
-      </w:r>
-      <w:r>
-        <w:rPr>
-          <w:rFonts w:ascii="Arial" w:hAnsi="Arial"/>
-          <w:sz w:val="19"/>
-        </w:rPr>
-        <w:tab/>
-        <w:t>11</w:t>
-      </w:r>
-    </w:p>
-    <w:p>
-      <w:pPr>
-        <w:tabs>
-          <w:tab w:pos="7427" w:val="right" w:leader="dot"/>
-        </w:tabs>
-        <w:spacing w:line="276" w:lineRule="auto" w:after="60"/>
-      </w:pPr>
-      <w:r>
-        <w:rPr>
-          <w:rFonts w:ascii="Arial" w:hAnsi="Arial"/>
-          <w:sz w:val="19"/>
-        </w:rPr>
-        <w:t>Tabel 2.2  Notasi dan Konvensi 6 Derajat Kebebasan SNAME (1950) &amp; Fossen (2021)</w:t>
-      </w:r>
-      <w:r>
-        <w:rPr>
-          <w:rFonts w:ascii="Arial" w:hAnsi="Arial"/>
-          <w:sz w:val="19"/>
-        </w:rPr>
-        <w:tab/>
-        <w:t>15</w:t>
-      </w:r>
-    </w:p>
-    <w:p>
-      <w:pPr>
-        <w:tabs>
-          <w:tab w:pos="7427" w:val="right" w:leader="dot"/>
-        </w:tabs>
-        <w:spacing w:line="276" w:lineRule="auto" w:after="60"/>
-      </w:pPr>
-      <w:r>
-        <w:rPr>
-          <w:rFonts w:ascii="Arial" w:hAnsi="Arial"/>
-          <w:sz w:val="19"/>
-        </w:rPr>
-        <w:t>Tabel 2.3  Koordinat Spasial dan Vektor Orientasi 8 Pendorong Wahana Over-Actuated</w:t>
-      </w:r>
-      <w:r>
-        <w:rPr>
-          <w:rFonts w:ascii="Arial" w:hAnsi="Arial"/>
-          <w:sz w:val="19"/>
-        </w:rPr>
-        <w:tab/>
-        <w:t>34</w:t>
-      </w:r>
-    </w:p>
-    <w:p>
-      <w:pPr>
-        <w:tabs>
-          <w:tab w:pos="7427" w:val="right" w:leader="dot"/>
-        </w:tabs>
-        <w:spacing w:line="276" w:lineRule="auto" w:after="60"/>
-      </w:pPr>
-      <w:r>
-        <w:rPr>
-          <w:rFonts w:ascii="Arial" w:hAnsi="Arial"/>
-          <w:sz w:val="19"/>
-        </w:rPr>
-        <w:t>Tabel 3.1  Parameter Fisik dan Properti Benda Tegar Wahana Over-Actuated 8-Pendorong</w:t>
-      </w:r>
-      <w:r>
-        <w:rPr>
-          <w:rFonts w:ascii="Arial" w:hAnsi="Arial"/>
-          <w:sz w:val="19"/>
-        </w:rPr>
-        <w:tab/>
-        <w:t>57</w:t>
-      </w:r>
-    </w:p>
-    <w:p>
-      <w:pPr>
-        <w:tabs>
-          <w:tab w:pos="7427" w:val="right" w:leader="dot"/>
-        </w:tabs>
-        <w:spacing w:line="276" w:lineRule="auto" w:after="60"/>
-      </w:pPr>
-      <w:r>
-        <w:rPr>
-          <w:rFonts w:ascii="Arial" w:hAnsi="Arial"/>
-          <w:sz w:val="19"/>
-        </w:rPr>
-        <w:t>Tabel 3.2  Koefisien Derivatif Massa Tambah Hidrodinamika Wahana</w:t>
-      </w:r>
-      <w:r>
-        <w:rPr>
-          <w:rFonts w:ascii="Arial" w:hAnsi="Arial"/>
-          <w:sz w:val="19"/>
-        </w:rPr>
-        <w:tab/>
-        <w:t>58</w:t>
-      </w:r>
-    </w:p>
-    <w:p>
-      <w:pPr>
-        <w:tabs>
-          <w:tab w:pos="7427" w:val="right" w:leader="dot"/>
-        </w:tabs>
-        <w:spacing w:line="276" w:lineRule="auto" w:after="60"/>
-      </w:pPr>
-      <w:r>
-        <w:rPr>
-          <w:rFonts w:ascii="Arial" w:hAnsi="Arial"/>
-          <w:sz w:val="19"/>
-        </w:rPr>
-        <w:t>Tabel 3.3  Koefisien Redaman Hidrodinamika Linier dan Kuadratik Wahana</w:t>
-      </w:r>
-      <w:r>
-        <w:rPr>
-          <w:rFonts w:ascii="Arial" w:hAnsi="Arial"/>
-          <w:sz w:val="19"/>
-        </w:rPr>
-        <w:tab/>
-        <w:t>59</w:t>
-      </w:r>
-    </w:p>
-    <w:p>
-      <w:pPr>
-        <w:tabs>
-          <w:tab w:pos="7427" w:val="right" w:leader="dot"/>
-        </w:tabs>
-        <w:spacing w:line="276" w:lineRule="auto" w:after="60"/>
-      </w:pPr>
-      <w:r>
-        <w:rPr>
-          <w:rFonts w:ascii="Arial" w:hAnsi="Arial"/>
-          <w:sz w:val="19"/>
-        </w:rPr>
-        <w:t>Tabel 3.4  Posisi Spasial dan Vektor Satuan Gaya Dorong 8-Pendorong Bervektor</w:t>
-      </w:r>
-      <w:r>
-        <w:rPr>
-          <w:rFonts w:ascii="Arial" w:hAnsi="Arial"/>
-          <w:sz w:val="19"/>
-        </w:rPr>
-        <w:tab/>
-        <w:t>60</w:t>
-      </w:r>
-    </w:p>
-    <w:p>
-      <w:pPr>
-        <w:tabs>
-          <w:tab w:pos="7427" w:val="right" w:leader="dot"/>
-        </w:tabs>
-        <w:spacing w:line="276" w:lineRule="auto" w:after="60"/>
-      </w:pPr>
-      <w:r>
-        <w:rPr>
-          <w:rFonts w:ascii="Arial" w:hAnsi="Arial"/>
-          <w:sz w:val="19"/>
-        </w:rPr>
-        <w:t>Tabel 3.5  Spesifikasi Komponen Perangkat Keras Arsitektur HITL</w:t>
-      </w:r>
-      <w:r>
-        <w:rPr>
-          <w:rFonts w:ascii="Arial" w:hAnsi="Arial"/>
-          <w:sz w:val="19"/>
-        </w:rPr>
-        <w:tab/>
-        <w:t>64</w:t>
-      </w:r>
-    </w:p>
+    <w:tbl>
+      <w:tblPr>
+        <w:tblW w:type="auto" w:w="0"/>
+        <w:jc w:val="center"/>
+        <w:tblLook w:firstColumn="1" w:firstRow="1" w:lastColumn="0" w:lastRow="0" w:noHBand="0" w:noVBand="1" w:val="04A0"/>
+      </w:tblPr>
+      <w:tblGrid>
+        <w:gridCol w:w="3713"/>
+        <w:gridCol w:w="3713"/>
+      </w:tblGrid>
+      <w:tr>
+        <w:trPr>
+          <w:cantSplit/>
+          <w:tblHeader/>
+        </w:trPr>
+        <w:tc>
+          <w:tcPr>
+            <w:tcW w:type="dxa" w:w="6576"/>
+            <w:tcBorders>
+              <w:top w:val="none"/>
+              <w:left w:val="none"/>
+              <w:bottom w:val="none"/>
+              <w:right w:val="none"/>
+            </w:tcBorders>
+            <w:tcMar>
+              <w:top w:w="20" w:type="dxa"/>
+              <w:bottom w:w="20" w:type="dxa"/>
+              <w:left w:w="0" w:type="dxa"/>
+              <w:right w:w="0" w:type="dxa"/>
+            </w:tcMar>
+          </w:tcPr>
+          <w:p>
+            <w:pPr>
+              <w:spacing w:line="276" w:lineRule="auto" w:after="120"/>
+              <w:jc w:val="left"/>
+            </w:pPr>
+            <w:r>
+              <w:rPr>
+                <w:rFonts w:ascii="Arial" w:hAnsi="Arial"/>
+                <w:b/>
+                <w:sz w:val="19"/>
+              </w:rPr>
+              <w:t>Nomor Urut dan Judul Tabel</w:t>
+            </w:r>
+          </w:p>
+        </w:tc>
+        <w:tc>
+          <w:tcPr>
+            <w:tcW w:type="dxa" w:w="794"/>
+            <w:tcBorders>
+              <w:top w:val="none"/>
+              <w:left w:val="none"/>
+              <w:bottom w:val="none"/>
+              <w:right w:val="none"/>
+            </w:tcBorders>
+            <w:tcMar>
+              <w:top w:w="20" w:type="dxa"/>
+              <w:bottom w:w="20" w:type="dxa"/>
+              <w:left w:w="0" w:type="dxa"/>
+              <w:right w:w="0" w:type="dxa"/>
+            </w:tcMar>
+          </w:tcPr>
+          <w:p>
+            <w:pPr>
+              <w:spacing w:line="276" w:lineRule="auto" w:after="120"/>
+              <w:jc w:val="right"/>
+            </w:pPr>
+            <w:r>
+              <w:rPr>
+                <w:rFonts w:ascii="Arial" w:hAnsi="Arial"/>
+                <w:b/>
+                <w:sz w:val="19"/>
+              </w:rPr>
+              <w:t>Halaman</w:t>
+            </w:r>
+          </w:p>
+        </w:tc>
+      </w:tr>
+      <w:tr>
+        <w:trPr>
+          <w:cantSplit/>
+        </w:trPr>
+        <w:tc>
+          <w:tcPr>
+            <w:tcW w:type="dxa" w:w="6576"/>
+            <w:tcBorders>
+              <w:top w:val="none"/>
+              <w:left w:val="none"/>
+              <w:bottom w:val="none"/>
+              <w:right w:val="none"/>
+            </w:tcBorders>
+            <w:tcMar>
+              <w:top w:w="20" w:type="dxa"/>
+              <w:bottom w:w="20" w:type="dxa"/>
+              <w:left w:w="0" w:type="dxa"/>
+              <w:right w:w="0" w:type="dxa"/>
+            </w:tcMar>
+          </w:tcPr>
+          <w:p>
+            <w:pPr>
+              <w:tabs>
+                <w:tab w:pos="6463" w:val="right" w:leader="dot"/>
+              </w:tabs>
+              <w:spacing w:line="276" w:lineRule="auto" w:after="60"/>
+              <w:jc w:val="left"/>
+            </w:pPr>
+            <w:r>
+              <w:rPr>
+                <w:rFonts w:ascii="Arial" w:hAnsi="Arial"/>
+                <w:sz w:val="19"/>
+              </w:rPr>
+              <w:t>Tabel 2.1  Matriks Sintesis Literatur Terkini (2021–2025) Bidang Dinamika dan Kontrol AUV</w:t>
+            </w:r>
+            <w:r>
+              <w:rPr>
+                <w:rFonts w:ascii="Arial" w:hAnsi="Arial"/>
+                <w:sz w:val="19"/>
+              </w:rPr>
+              <w:tab/>
+            </w:r>
+          </w:p>
+        </w:tc>
+        <w:tc>
+          <w:tcPr>
+            <w:tcW w:type="dxa" w:w="794"/>
+            <w:tcBorders>
+              <w:top w:val="none"/>
+              <w:left w:val="none"/>
+              <w:bottom w:val="none"/>
+              <w:right w:val="none"/>
+            </w:tcBorders>
+            <w:tcMar>
+              <w:top w:w="20" w:type="dxa"/>
+              <w:bottom w:w="20" w:type="dxa"/>
+              <w:left w:w="0" w:type="dxa"/>
+              <w:right w:w="0" w:type="dxa"/>
+            </w:tcMar>
+          </w:tcPr>
+          <w:p>
+            <w:pPr>
+              <w:spacing w:line="276" w:lineRule="auto" w:after="60"/>
+              <w:jc w:val="right"/>
+            </w:pPr>
+            <w:r>
+              <w:rPr>
+                <w:rFonts w:ascii="Arial" w:hAnsi="Arial"/>
+                <w:sz w:val="19"/>
+              </w:rPr>
+              <w:t>11</w:t>
+            </w:r>
+          </w:p>
+        </w:tc>
+      </w:tr>
+      <w:tr>
+        <w:trPr>
+          <w:cantSplit/>
+        </w:trPr>
+        <w:tc>
+          <w:tcPr>
+            <w:tcW w:type="dxa" w:w="6576"/>
+            <w:tcBorders>
+              <w:top w:val="none"/>
+              <w:left w:val="none"/>
+              <w:bottom w:val="none"/>
+              <w:right w:val="none"/>
+            </w:tcBorders>
+            <w:tcMar>
+              <w:top w:w="20" w:type="dxa"/>
+              <w:bottom w:w="20" w:type="dxa"/>
+              <w:left w:w="0" w:type="dxa"/>
+              <w:right w:w="0" w:type="dxa"/>
+            </w:tcMar>
+          </w:tcPr>
+          <w:p>
+            <w:pPr>
+              <w:tabs>
+                <w:tab w:pos="6463" w:val="right" w:leader="dot"/>
+              </w:tabs>
+              <w:spacing w:line="276" w:lineRule="auto" w:after="60"/>
+              <w:jc w:val="left"/>
+            </w:pPr>
+            <w:r>
+              <w:rPr>
+                <w:rFonts w:ascii="Arial" w:hAnsi="Arial"/>
+                <w:sz w:val="19"/>
+              </w:rPr>
+              <w:t>Tabel 2.2  Notasi dan Konvensi 6 Derajat Kebebasan SNAME (1950) &amp; Fossen (2021)</w:t>
+            </w:r>
+            <w:r>
+              <w:rPr>
+                <w:rFonts w:ascii="Arial" w:hAnsi="Arial"/>
+                <w:sz w:val="19"/>
+              </w:rPr>
+              <w:tab/>
+            </w:r>
+          </w:p>
+        </w:tc>
+        <w:tc>
+          <w:tcPr>
+            <w:tcW w:type="dxa" w:w="794"/>
+            <w:tcBorders>
+              <w:top w:val="none"/>
+              <w:left w:val="none"/>
+              <w:bottom w:val="none"/>
+              <w:right w:val="none"/>
+            </w:tcBorders>
+            <w:tcMar>
+              <w:top w:w="20" w:type="dxa"/>
+              <w:bottom w:w="20" w:type="dxa"/>
+              <w:left w:w="0" w:type="dxa"/>
+              <w:right w:w="0" w:type="dxa"/>
+            </w:tcMar>
+          </w:tcPr>
+          <w:p>
+            <w:pPr>
+              <w:spacing w:line="276" w:lineRule="auto" w:after="60"/>
+              <w:jc w:val="right"/>
+            </w:pPr>
+            <w:r>
+              <w:rPr>
+                <w:rFonts w:ascii="Arial" w:hAnsi="Arial"/>
+                <w:sz w:val="19"/>
+              </w:rPr>
+              <w:t>15</w:t>
+            </w:r>
+          </w:p>
+        </w:tc>
+      </w:tr>
+      <w:tr>
+        <w:trPr>
+          <w:cantSplit/>
+        </w:trPr>
+        <w:tc>
+          <w:tcPr>
+            <w:tcW w:type="dxa" w:w="6576"/>
+            <w:tcBorders>
+              <w:top w:val="none"/>
+              <w:left w:val="none"/>
+              <w:bottom w:val="none"/>
+              <w:right w:val="none"/>
+            </w:tcBorders>
+            <w:tcMar>
+              <w:top w:w="20" w:type="dxa"/>
+              <w:bottom w:w="20" w:type="dxa"/>
+              <w:left w:w="0" w:type="dxa"/>
+              <w:right w:w="0" w:type="dxa"/>
+            </w:tcMar>
+          </w:tcPr>
+          <w:p>
+            <w:pPr>
+              <w:tabs>
+                <w:tab w:pos="6463" w:val="right" w:leader="dot"/>
+              </w:tabs>
+              <w:spacing w:line="276" w:lineRule="auto" w:after="60"/>
+              <w:jc w:val="left"/>
+            </w:pPr>
+            <w:r>
+              <w:rPr>
+                <w:rFonts w:ascii="Arial" w:hAnsi="Arial"/>
+                <w:sz w:val="19"/>
+              </w:rPr>
+              <w:t>Tabel 2.3  Koordinat Spasial dan Vektor Orientasi 8 Pendorong Wahana Over-Actuated</w:t>
+            </w:r>
+            <w:r>
+              <w:rPr>
+                <w:rFonts w:ascii="Arial" w:hAnsi="Arial"/>
+                <w:sz w:val="19"/>
+              </w:rPr>
+              <w:tab/>
+            </w:r>
+          </w:p>
+        </w:tc>
+        <w:tc>
+          <w:tcPr>
+            <w:tcW w:type="dxa" w:w="794"/>
+            <w:tcBorders>
+              <w:top w:val="none"/>
+              <w:left w:val="none"/>
+              <w:bottom w:val="none"/>
+              <w:right w:val="none"/>
+            </w:tcBorders>
+            <w:tcMar>
+              <w:top w:w="20" w:type="dxa"/>
+              <w:bottom w:w="20" w:type="dxa"/>
+              <w:left w:w="0" w:type="dxa"/>
+              <w:right w:w="0" w:type="dxa"/>
+            </w:tcMar>
+          </w:tcPr>
+          <w:p>
+            <w:pPr>
+              <w:spacing w:line="276" w:lineRule="auto" w:after="60"/>
+              <w:jc w:val="right"/>
+            </w:pPr>
+            <w:r>
+              <w:rPr>
+                <w:rFonts w:ascii="Arial" w:hAnsi="Arial"/>
+                <w:sz w:val="19"/>
+              </w:rPr>
+              <w:t>34</w:t>
+            </w:r>
+          </w:p>
+        </w:tc>
+      </w:tr>
+      <w:tr>
+        <w:trPr>
+          <w:cantSplit/>
+        </w:trPr>
+        <w:tc>
+          <w:tcPr>
+            <w:tcW w:type="dxa" w:w="6576"/>
+            <w:tcBorders>
+              <w:top w:val="none"/>
+              <w:left w:val="none"/>
+              <w:bottom w:val="none"/>
+              <w:right w:val="none"/>
+            </w:tcBorders>
+            <w:tcMar>
+              <w:top w:w="20" w:type="dxa"/>
+              <w:bottom w:w="20" w:type="dxa"/>
+              <w:left w:w="0" w:type="dxa"/>
+              <w:right w:w="0" w:type="dxa"/>
+            </w:tcMar>
+          </w:tcPr>
+          <w:p>
+            <w:pPr>
+              <w:tabs>
+                <w:tab w:pos="6463" w:val="right" w:leader="dot"/>
+              </w:tabs>
+              <w:spacing w:line="276" w:lineRule="auto" w:after="60"/>
+              <w:jc w:val="left"/>
+            </w:pPr>
+            <w:r>
+              <w:rPr>
+                <w:rFonts w:ascii="Arial" w:hAnsi="Arial"/>
+                <w:sz w:val="19"/>
+              </w:rPr>
+              <w:t>Tabel 3.1  Parameter Fisik dan Properti Benda Tegar Wahana Over-Actuated 8-Pendorong</w:t>
+            </w:r>
+            <w:r>
+              <w:rPr>
+                <w:rFonts w:ascii="Arial" w:hAnsi="Arial"/>
+                <w:sz w:val="19"/>
+              </w:rPr>
+              <w:tab/>
+            </w:r>
+          </w:p>
+        </w:tc>
+        <w:tc>
+          <w:tcPr>
+            <w:tcW w:type="dxa" w:w="794"/>
+            <w:tcBorders>
+              <w:top w:val="none"/>
+              <w:left w:val="none"/>
+              <w:bottom w:val="none"/>
+              <w:right w:val="none"/>
+            </w:tcBorders>
+            <w:tcMar>
+              <w:top w:w="20" w:type="dxa"/>
+              <w:bottom w:w="20" w:type="dxa"/>
+              <w:left w:w="0" w:type="dxa"/>
+              <w:right w:w="0" w:type="dxa"/>
+            </w:tcMar>
+          </w:tcPr>
+          <w:p>
+            <w:pPr>
+              <w:spacing w:line="276" w:lineRule="auto" w:after="60"/>
+              <w:jc w:val="right"/>
+            </w:pPr>
+            <w:r>
+              <w:rPr>
+                <w:rFonts w:ascii="Arial" w:hAnsi="Arial"/>
+                <w:sz w:val="19"/>
+              </w:rPr>
+              <w:t>57</w:t>
+            </w:r>
+          </w:p>
+        </w:tc>
+      </w:tr>
+      <w:tr>
+        <w:trPr>
+          <w:cantSplit/>
+        </w:trPr>
+        <w:tc>
+          <w:tcPr>
+            <w:tcW w:type="dxa" w:w="6576"/>
+            <w:tcBorders>
+              <w:top w:val="none"/>
+              <w:left w:val="none"/>
+              <w:bottom w:val="none"/>
+              <w:right w:val="none"/>
+            </w:tcBorders>
+            <w:tcMar>
+              <w:top w:w="20" w:type="dxa"/>
+              <w:bottom w:w="20" w:type="dxa"/>
+              <w:left w:w="0" w:type="dxa"/>
+              <w:right w:w="0" w:type="dxa"/>
+            </w:tcMar>
+          </w:tcPr>
+          <w:p>
+            <w:pPr>
+              <w:tabs>
+                <w:tab w:pos="6463" w:val="right" w:leader="dot"/>
+              </w:tabs>
+              <w:spacing w:line="276" w:lineRule="auto" w:after="60"/>
+              <w:jc w:val="left"/>
+            </w:pPr>
+            <w:r>
+              <w:rPr>
+                <w:rFonts w:ascii="Arial" w:hAnsi="Arial"/>
+                <w:sz w:val="19"/>
+              </w:rPr>
+              <w:t>Tabel 3.2  Koefisien Derivatif Massa Tambah Hidrodinamika Wahana</w:t>
+            </w:r>
+            <w:r>
+              <w:rPr>
+                <w:rFonts w:ascii="Arial" w:hAnsi="Arial"/>
+                <w:sz w:val="19"/>
+              </w:rPr>
+              <w:tab/>
+            </w:r>
+          </w:p>
+        </w:tc>
+        <w:tc>
+          <w:tcPr>
+            <w:tcW w:type="dxa" w:w="794"/>
+            <w:tcBorders>
+              <w:top w:val="none"/>
+              <w:left w:val="none"/>
+              <w:bottom w:val="none"/>
+              <w:right w:val="none"/>
+            </w:tcBorders>
+            <w:tcMar>
+              <w:top w:w="20" w:type="dxa"/>
+              <w:bottom w:w="20" w:type="dxa"/>
+              <w:left w:w="0" w:type="dxa"/>
+              <w:right w:w="0" w:type="dxa"/>
+            </w:tcMar>
+          </w:tcPr>
+          <w:p>
+            <w:pPr>
+              <w:spacing w:line="276" w:lineRule="auto" w:after="60"/>
+              <w:jc w:val="right"/>
+            </w:pPr>
+            <w:r>
+              <w:rPr>
+                <w:rFonts w:ascii="Arial" w:hAnsi="Arial"/>
+                <w:sz w:val="19"/>
+              </w:rPr>
+              <w:t>58</w:t>
+            </w:r>
+          </w:p>
+        </w:tc>
+      </w:tr>
+      <w:tr>
+        <w:trPr>
+          <w:cantSplit/>
+        </w:trPr>
+        <w:tc>
+          <w:tcPr>
+            <w:tcW w:type="dxa" w:w="6576"/>
+            <w:tcBorders>
+              <w:top w:val="none"/>
+              <w:left w:val="none"/>
+              <w:bottom w:val="none"/>
+              <w:right w:val="none"/>
+            </w:tcBorders>
+            <w:tcMar>
+              <w:top w:w="20" w:type="dxa"/>
+              <w:bottom w:w="20" w:type="dxa"/>
+              <w:left w:w="0" w:type="dxa"/>
+              <w:right w:w="0" w:type="dxa"/>
+            </w:tcMar>
+          </w:tcPr>
+          <w:p>
+            <w:pPr>
+              <w:tabs>
+                <w:tab w:pos="6463" w:val="right" w:leader="dot"/>
+              </w:tabs>
+              <w:spacing w:line="276" w:lineRule="auto" w:after="60"/>
+              <w:jc w:val="left"/>
+            </w:pPr>
+            <w:r>
+              <w:rPr>
+                <w:rFonts w:ascii="Arial" w:hAnsi="Arial"/>
+                <w:sz w:val="19"/>
+              </w:rPr>
+              <w:t>Tabel 3.3  Koefisien Redaman Hidrodinamika Linier dan Kuadratik Wahana</w:t>
+            </w:r>
+            <w:r>
+              <w:rPr>
+                <w:rFonts w:ascii="Arial" w:hAnsi="Arial"/>
+                <w:sz w:val="19"/>
+              </w:rPr>
+              <w:tab/>
+            </w:r>
+          </w:p>
+        </w:tc>
+        <w:tc>
+          <w:tcPr>
+            <w:tcW w:type="dxa" w:w="794"/>
+            <w:tcBorders>
+              <w:top w:val="none"/>
+              <w:left w:val="none"/>
+              <w:bottom w:val="none"/>
+              <w:right w:val="none"/>
+            </w:tcBorders>
+            <w:tcMar>
+              <w:top w:w="20" w:type="dxa"/>
+              <w:bottom w:w="20" w:type="dxa"/>
+              <w:left w:w="0" w:type="dxa"/>
+              <w:right w:w="0" w:type="dxa"/>
+            </w:tcMar>
+          </w:tcPr>
+          <w:p>
+            <w:pPr>
+              <w:spacing w:line="276" w:lineRule="auto" w:after="60"/>
+              <w:jc w:val="right"/>
+            </w:pPr>
+            <w:r>
+              <w:rPr>
+                <w:rFonts w:ascii="Arial" w:hAnsi="Arial"/>
+                <w:sz w:val="19"/>
+              </w:rPr>
+              <w:t>59</w:t>
+            </w:r>
+          </w:p>
+        </w:tc>
+      </w:tr>
+      <w:tr>
+        <w:trPr>
+          <w:cantSplit/>
+        </w:trPr>
+        <w:tc>
+          <w:tcPr>
+            <w:tcW w:type="dxa" w:w="6576"/>
+            <w:tcBorders>
+              <w:top w:val="none"/>
+              <w:left w:val="none"/>
+              <w:bottom w:val="none"/>
+              <w:right w:val="none"/>
+            </w:tcBorders>
+            <w:tcMar>
+              <w:top w:w="20" w:type="dxa"/>
+              <w:bottom w:w="20" w:type="dxa"/>
+              <w:left w:w="0" w:type="dxa"/>
+              <w:right w:w="0" w:type="dxa"/>
+            </w:tcMar>
+          </w:tcPr>
+          <w:p>
+            <w:pPr>
+              <w:tabs>
+                <w:tab w:pos="6463" w:val="right" w:leader="dot"/>
+              </w:tabs>
+              <w:spacing w:line="276" w:lineRule="auto" w:after="60"/>
+              <w:jc w:val="left"/>
+            </w:pPr>
+            <w:r>
+              <w:rPr>
+                <w:rFonts w:ascii="Arial" w:hAnsi="Arial"/>
+                <w:sz w:val="19"/>
+              </w:rPr>
+              <w:t>Tabel 3.4  Posisi Spasial dan Vektor Satuan Gaya Dorong 8-Pendorong Bervektor</w:t>
+            </w:r>
+            <w:r>
+              <w:rPr>
+                <w:rFonts w:ascii="Arial" w:hAnsi="Arial"/>
+                <w:sz w:val="19"/>
+              </w:rPr>
+              <w:tab/>
+            </w:r>
+          </w:p>
+        </w:tc>
+        <w:tc>
+          <w:tcPr>
+            <w:tcW w:type="dxa" w:w="794"/>
+            <w:tcBorders>
+              <w:top w:val="none"/>
+              <w:left w:val="none"/>
+              <w:bottom w:val="none"/>
+              <w:right w:val="none"/>
+            </w:tcBorders>
+            <w:tcMar>
+              <w:top w:w="20" w:type="dxa"/>
+              <w:bottom w:w="20" w:type="dxa"/>
+              <w:left w:w="0" w:type="dxa"/>
+              <w:right w:w="0" w:type="dxa"/>
+            </w:tcMar>
+          </w:tcPr>
+          <w:p>
+            <w:pPr>
+              <w:spacing w:line="276" w:lineRule="auto" w:after="60"/>
+              <w:jc w:val="right"/>
+            </w:pPr>
+            <w:r>
+              <w:rPr>
+                <w:rFonts w:ascii="Arial" w:hAnsi="Arial"/>
+                <w:sz w:val="19"/>
+              </w:rPr>
+              <w:t>60</w:t>
+            </w:r>
+          </w:p>
+        </w:tc>
+      </w:tr>
+      <w:tr>
+        <w:trPr>
+          <w:cantSplit/>
+        </w:trPr>
+        <w:tc>
+          <w:tcPr>
+            <w:tcW w:type="dxa" w:w="6576"/>
+            <w:tcBorders>
+              <w:top w:val="none"/>
+              <w:left w:val="none"/>
+              <w:bottom w:val="none"/>
+              <w:right w:val="none"/>
+            </w:tcBorders>
+            <w:tcMar>
+              <w:top w:w="20" w:type="dxa"/>
+              <w:bottom w:w="20" w:type="dxa"/>
+              <w:left w:w="0" w:type="dxa"/>
+              <w:right w:w="0" w:type="dxa"/>
+            </w:tcMar>
+          </w:tcPr>
+          <w:p>
+            <w:pPr>
+              <w:tabs>
+                <w:tab w:pos="6463" w:val="right" w:leader="dot"/>
+              </w:tabs>
+              <w:spacing w:line="276" w:lineRule="auto" w:after="60"/>
+              <w:jc w:val="left"/>
+            </w:pPr>
+            <w:r>
+              <w:rPr>
+                <w:rFonts w:ascii="Arial" w:hAnsi="Arial"/>
+                <w:sz w:val="19"/>
+              </w:rPr>
+              <w:t>Tabel 3.5  Spesifikasi Komponen Perangkat Keras Arsitektur HITL</w:t>
+            </w:r>
+            <w:r>
+              <w:rPr>
+                <w:rFonts w:ascii="Arial" w:hAnsi="Arial"/>
+                <w:sz w:val="19"/>
+              </w:rPr>
+              <w:tab/>
+            </w:r>
+          </w:p>
+        </w:tc>
+        <w:tc>
+          <w:tcPr>
+            <w:tcW w:type="dxa" w:w="794"/>
+            <w:tcBorders>
+              <w:top w:val="none"/>
+              <w:left w:val="none"/>
+              <w:bottom w:val="none"/>
+              <w:right w:val="none"/>
+            </w:tcBorders>
+            <w:tcMar>
+              <w:top w:w="20" w:type="dxa"/>
+              <w:bottom w:w="20" w:type="dxa"/>
+              <w:left w:w="0" w:type="dxa"/>
+              <w:right w:w="0" w:type="dxa"/>
+            </w:tcMar>
+          </w:tcPr>
+          <w:p>
+            <w:pPr>
+              <w:spacing w:line="276" w:lineRule="auto" w:after="60"/>
+              <w:jc w:val="right"/>
+            </w:pPr>
+            <w:r>
+              <w:rPr>
+                <w:rFonts w:ascii="Arial" w:hAnsi="Arial"/>
+                <w:sz w:val="19"/>
+              </w:rPr>
+              <w:t>64</w:t>
+            </w:r>
+          </w:p>
+        </w:tc>
+      </w:tr>
+    </w:tbl>
     <w:p>
       <w:r>
         <w:br w:type="page"/>
@@ -2665,6 +4966,8 @@
     </w:p>
     <w:p>
       <w:pPr>
+        <w:pStyle w:val="Heading1"/>
+        <w:keepNext/>
         <w:spacing w:before="240" w:after="240" w:line="276" w:lineRule="auto"/>
         <w:jc w:val="center"/>
       </w:pPr>
@@ -2677,261 +4980,835 @@
         <w:t>DAFTAR GAMBAR</w:t>
       </w:r>
     </w:p>
-    <w:p>
-      <w:pPr>
-        <w:tabs>
-          <w:tab w:pos="7427" w:val="right"/>
-        </w:tabs>
-        <w:spacing w:after="160"/>
-      </w:pPr>
-      <w:r>
-        <w:rPr>
-          <w:rFonts w:ascii="Arial" w:hAnsi="Arial"/>
-          <w:b/>
-          <w:sz w:val="19"/>
-        </w:rPr>
-        <w:t>Nomor Urut dan Judul Gambar</w:t>
-      </w:r>
-      <w:r>
-        <w:rPr>
-          <w:rFonts w:ascii="Arial" w:hAnsi="Arial"/>
-          <w:b/>
-          <w:sz w:val="19"/>
-        </w:rPr>
-        <w:tab/>
-        <w:t>Halaman</w:t>
-      </w:r>
-    </w:p>
-    <w:p>
-      <w:pPr>
-        <w:tabs>
-          <w:tab w:pos="7427" w:val="right" w:leader="dot"/>
-        </w:tabs>
-        <w:spacing w:line="276" w:lineRule="auto" w:after="60"/>
-      </w:pPr>
-      <w:r>
-        <w:rPr>
-          <w:rFonts w:ascii="Arial" w:hAnsi="Arial"/>
-          <w:sz w:val="19"/>
-        </w:rPr>
-        <w:t>Gambar 2.1  Sistem Kerangka Acuan Inersia Bumi (Fn - NED) dan Kerangka Acuan Bergerak Bodi (Fb - FRD) Konvensi SNAME (1950) dan Fossen (2021)</w:t>
-      </w:r>
-      <w:r>
-        <w:rPr>
-          <w:rFonts w:ascii="Arial" w:hAnsi="Arial"/>
-          <w:sz w:val="19"/>
-        </w:rPr>
-        <w:tab/>
-        <w:t>13</w:t>
-      </w:r>
-    </w:p>
-    <w:p>
-      <w:pPr>
-        <w:tabs>
-          <w:tab w:pos="7427" w:val="right" w:leader="dot"/>
-        </w:tabs>
-        <w:spacing w:line="276" w:lineRule="auto" w:after="60"/>
-      </w:pPr>
-      <w:r>
-        <w:rPr>
-          <w:rFonts w:ascii="Arial" w:hAnsi="Arial"/>
-          <w:sz w:val="19"/>
-        </w:rPr>
-        <w:t>Gambar 3.1  Diagram Alir Tahapan Penelitian Komprehensif</w:t>
-      </w:r>
-      <w:r>
-        <w:rPr>
-          <w:rFonts w:ascii="Arial" w:hAnsi="Arial"/>
-          <w:sz w:val="19"/>
-        </w:rPr>
-        <w:tab/>
-        <w:t>54</w:t>
-      </w:r>
-    </w:p>
-    <w:p>
-      <w:pPr>
-        <w:tabs>
-          <w:tab w:pos="7427" w:val="right" w:leader="dot"/>
-        </w:tabs>
-        <w:spacing w:line="276" w:lineRule="auto" w:after="60"/>
-      </w:pPr>
-      <w:r>
-        <w:rPr>
-          <w:rFonts w:ascii="Arial" w:hAnsi="Arial"/>
-          <w:sz w:val="19"/>
-        </w:rPr>
-        <w:t>Gambar 3.2  Arsitektur Simulasi Software-In-The-Loop (SITL) Sistem AUV</w:t>
-      </w:r>
-      <w:r>
-        <w:rPr>
-          <w:rFonts w:ascii="Arial" w:hAnsi="Arial"/>
-          <w:sz w:val="19"/>
-        </w:rPr>
-        <w:tab/>
-        <w:t>62</w:t>
-      </w:r>
-    </w:p>
-    <w:p>
-      <w:pPr>
-        <w:tabs>
-          <w:tab w:pos="7427" w:val="right" w:leader="dot"/>
-        </w:tabs>
-        <w:spacing w:line="276" w:lineRule="auto" w:after="60"/>
-      </w:pPr>
-      <w:r>
-        <w:rPr>
-          <w:rFonts w:ascii="Arial" w:hAnsi="Arial"/>
-          <w:sz w:val="19"/>
-        </w:rPr>
-        <w:t>Gambar 3.3  Arsitektur Integrasi Hardware-In-The-Loop (HITL) Mekatronika AUV</w:t>
-      </w:r>
-      <w:r>
-        <w:rPr>
-          <w:rFonts w:ascii="Arial" w:hAnsi="Arial"/>
-          <w:sz w:val="19"/>
-        </w:rPr>
-        <w:tab/>
-        <w:t>64</w:t>
-      </w:r>
-    </w:p>
-    <w:p>
-      <w:pPr>
-        <w:tabs>
-          <w:tab w:pos="7427" w:val="right" w:leader="dot"/>
-        </w:tabs>
-        <w:spacing w:line="276" w:lineRule="auto" w:after="60"/>
-      </w:pPr>
-      <w:r>
-        <w:rPr>
-          <w:rFonts w:ascii="Arial" w:hAnsi="Arial"/>
-          <w:sz w:val="19"/>
-        </w:rPr>
-        <w:t>Gambar 3.4  Rangka (Frame) dan Lambung Tekanan Kustom AUV 8-Pendorong</w:t>
-      </w:r>
-      <w:r>
-        <w:rPr>
-          <w:rFonts w:ascii="Arial" w:hAnsi="Arial"/>
-          <w:sz w:val="19"/>
-        </w:rPr>
-        <w:tab/>
-        <w:t>65</w:t>
-      </w:r>
-    </w:p>
-    <w:p>
-      <w:pPr>
-        <w:tabs>
-          <w:tab w:pos="7427" w:val="right" w:leader="dot"/>
-        </w:tabs>
-        <w:spacing w:line="276" w:lineRule="auto" w:after="60"/>
-      </w:pPr>
-      <w:r>
-        <w:rPr>
-          <w:rFonts w:ascii="Arial" w:hAnsi="Arial"/>
-          <w:sz w:val="19"/>
-        </w:rPr>
-        <w:t>Gambar 3.5  Papan Pengendali Penerbangan (Flight Controller) Pixhawk 2.4.8</w:t>
-      </w:r>
-      <w:r>
-        <w:rPr>
-          <w:rFonts w:ascii="Arial" w:hAnsi="Arial"/>
-          <w:sz w:val="19"/>
-        </w:rPr>
-        <w:tab/>
-        <w:t>65</w:t>
-      </w:r>
-    </w:p>
-    <w:p>
-      <w:pPr>
-        <w:tabs>
-          <w:tab w:pos="7427" w:val="right" w:leader="dot"/>
-        </w:tabs>
-        <w:spacing w:line="276" w:lineRule="auto" w:after="60"/>
-      </w:pPr>
-      <w:r>
-        <w:rPr>
-          <w:rFonts w:ascii="Arial" w:hAnsi="Arial"/>
-          <w:sz w:val="19"/>
-        </w:rPr>
-        <w:t>Gambar 3.6  Komputer Pendamping (Companion Computer) Raspberry Pi 4B</w:t>
-      </w:r>
-      <w:r>
-        <w:rPr>
-          <w:rFonts w:ascii="Arial" w:hAnsi="Arial"/>
-          <w:sz w:val="19"/>
-        </w:rPr>
-        <w:tab/>
-        <w:t>66</w:t>
-      </w:r>
-    </w:p>
-    <w:p>
-      <w:pPr>
-        <w:tabs>
-          <w:tab w:pos="7427" w:val="right" w:leader="dot"/>
-        </w:tabs>
-        <w:spacing w:line="276" w:lineRule="auto" w:after="60"/>
-      </w:pPr>
-      <w:r>
-        <w:rPr>
-          <w:rFonts w:ascii="Arial" w:hAnsi="Arial"/>
-          <w:sz w:val="19"/>
-        </w:rPr>
-        <w:t>Gambar 3.7  Modul Pengendali Kecepatan Elektronik (ESC EMAX BLHeli 30A)</w:t>
-      </w:r>
-      <w:r>
-        <w:rPr>
-          <w:rFonts w:ascii="Arial" w:hAnsi="Arial"/>
-          <w:sz w:val="19"/>
-        </w:rPr>
-        <w:tab/>
-        <w:t>66</w:t>
-      </w:r>
-    </w:p>
-    <w:p>
-      <w:pPr>
-        <w:tabs>
-          <w:tab w:pos="7427" w:val="right" w:leader="dot"/>
-        </w:tabs>
-        <w:spacing w:line="276" w:lineRule="auto" w:after="60"/>
-      </w:pPr>
-      <w:r>
-        <w:rPr>
-          <w:rFonts w:ascii="Arial" w:hAnsi="Arial"/>
-          <w:sz w:val="19"/>
-        </w:rPr>
-        <w:t>Gambar 3.8  Motor Pendorong Bawah Air (BLDC Underwater Thruster)</w:t>
-      </w:r>
-      <w:r>
-        <w:rPr>
-          <w:rFonts w:ascii="Arial" w:hAnsi="Arial"/>
-          <w:sz w:val="19"/>
-        </w:rPr>
-        <w:tab/>
-        <w:t>67</w:t>
-      </w:r>
-    </w:p>
-    <w:p>
-      <w:pPr>
-        <w:tabs>
-          <w:tab w:pos="7427" w:val="right" w:leader="dot"/>
-        </w:tabs>
-        <w:spacing w:line="276" w:lineRule="auto" w:after="60"/>
-      </w:pPr>
-      <w:r>
-        <w:rPr>
-          <w:rFonts w:ascii="Arial" w:hAnsi="Arial"/>
-          <w:sz w:val="19"/>
-        </w:rPr>
-        <w:t>Gambar 3.9  Sumber Daya Baterai Li-Po 4S 14.8V 6000 mAh dan Pengisi Daya SKYRC IMAX B6AC V2</w:t>
-      </w:r>
-      <w:r>
-        <w:rPr>
-          <w:rFonts w:ascii="Arial" w:hAnsi="Arial"/>
-          <w:sz w:val="19"/>
-        </w:rPr>
-        <w:tab/>
-        <w:t>67</w:t>
-      </w:r>
-    </w:p>
+    <w:tbl>
+      <w:tblPr>
+        <w:tblW w:type="auto" w:w="0"/>
+        <w:jc w:val="center"/>
+        <w:tblLook w:firstColumn="1" w:firstRow="1" w:lastColumn="0" w:lastRow="0" w:noHBand="0" w:noVBand="1" w:val="04A0"/>
+      </w:tblPr>
+      <w:tblGrid>
+        <w:gridCol w:w="3713"/>
+        <w:gridCol w:w="3713"/>
+      </w:tblGrid>
+      <w:tr>
+        <w:trPr>
+          <w:cantSplit/>
+          <w:tblHeader/>
+        </w:trPr>
+        <w:tc>
+          <w:tcPr>
+            <w:tcW w:type="dxa" w:w="6576"/>
+            <w:tcBorders>
+              <w:top w:val="none"/>
+              <w:left w:val="none"/>
+              <w:bottom w:val="none"/>
+              <w:right w:val="none"/>
+            </w:tcBorders>
+            <w:tcMar>
+              <w:top w:w="20" w:type="dxa"/>
+              <w:bottom w:w="20" w:type="dxa"/>
+              <w:left w:w="0" w:type="dxa"/>
+              <w:right w:w="0" w:type="dxa"/>
+            </w:tcMar>
+          </w:tcPr>
+          <w:p>
+            <w:pPr>
+              <w:spacing w:line="276" w:lineRule="auto" w:after="120"/>
+              <w:jc w:val="left"/>
+            </w:pPr>
+            <w:r>
+              <w:rPr>
+                <w:rFonts w:ascii="Arial" w:hAnsi="Arial"/>
+                <w:b/>
+                <w:sz w:val="19"/>
+              </w:rPr>
+              <w:t>Nomor Urut dan Judul Gambar</w:t>
+            </w:r>
+          </w:p>
+        </w:tc>
+        <w:tc>
+          <w:tcPr>
+            <w:tcW w:type="dxa" w:w="794"/>
+            <w:tcBorders>
+              <w:top w:val="none"/>
+              <w:left w:val="none"/>
+              <w:bottom w:val="none"/>
+              <w:right w:val="none"/>
+            </w:tcBorders>
+            <w:tcMar>
+              <w:top w:w="20" w:type="dxa"/>
+              <w:bottom w:w="20" w:type="dxa"/>
+              <w:left w:w="0" w:type="dxa"/>
+              <w:right w:w="0" w:type="dxa"/>
+            </w:tcMar>
+          </w:tcPr>
+          <w:p>
+            <w:pPr>
+              <w:spacing w:line="276" w:lineRule="auto" w:after="120"/>
+              <w:jc w:val="right"/>
+            </w:pPr>
+            <w:r>
+              <w:rPr>
+                <w:rFonts w:ascii="Arial" w:hAnsi="Arial"/>
+                <w:b/>
+                <w:sz w:val="19"/>
+              </w:rPr>
+              <w:t>Halaman</w:t>
+            </w:r>
+          </w:p>
+        </w:tc>
+      </w:tr>
+      <w:tr>
+        <w:trPr>
+          <w:cantSplit/>
+        </w:trPr>
+        <w:tc>
+          <w:tcPr>
+            <w:tcW w:type="dxa" w:w="6576"/>
+            <w:tcBorders>
+              <w:top w:val="none"/>
+              <w:left w:val="none"/>
+              <w:bottom w:val="none"/>
+              <w:right w:val="none"/>
+            </w:tcBorders>
+            <w:tcMar>
+              <w:top w:w="20" w:type="dxa"/>
+              <w:bottom w:w="20" w:type="dxa"/>
+              <w:left w:w="0" w:type="dxa"/>
+              <w:right w:w="0" w:type="dxa"/>
+            </w:tcMar>
+          </w:tcPr>
+          <w:p>
+            <w:pPr>
+              <w:tabs>
+                <w:tab w:pos="6463" w:val="right" w:leader="dot"/>
+              </w:tabs>
+              <w:spacing w:line="276" w:lineRule="auto" w:after="60"/>
+              <w:jc w:val="left"/>
+            </w:pPr>
+            <w:r>
+              <w:rPr>
+                <w:rFonts w:ascii="Arial" w:hAnsi="Arial"/>
+                <w:sz w:val="19"/>
+              </w:rPr>
+              <w:t>Gambar 2.1  Sistem Kerangka Acuan Inersia Bumi (Fn - NED) dan Kerangka Acuan Bergerak Bodi (Fb - FRD) Konvensi SNAME (1950) dan Fossen (2021)</w:t>
+            </w:r>
+            <w:r>
+              <w:rPr>
+                <w:rFonts w:ascii="Arial" w:hAnsi="Arial"/>
+                <w:sz w:val="19"/>
+              </w:rPr>
+              <w:tab/>
+            </w:r>
+          </w:p>
+        </w:tc>
+        <w:tc>
+          <w:tcPr>
+            <w:tcW w:type="dxa" w:w="794"/>
+            <w:tcBorders>
+              <w:top w:val="none"/>
+              <w:left w:val="none"/>
+              <w:bottom w:val="none"/>
+              <w:right w:val="none"/>
+            </w:tcBorders>
+            <w:tcMar>
+              <w:top w:w="20" w:type="dxa"/>
+              <w:bottom w:w="20" w:type="dxa"/>
+              <w:left w:w="0" w:type="dxa"/>
+              <w:right w:w="0" w:type="dxa"/>
+            </w:tcMar>
+          </w:tcPr>
+          <w:p>
+            <w:pPr>
+              <w:spacing w:line="276" w:lineRule="auto" w:after="60"/>
+              <w:jc w:val="right"/>
+            </w:pPr>
+            <w:r>
+              <w:rPr>
+                <w:rFonts w:ascii="Arial" w:hAnsi="Arial"/>
+                <w:sz w:val="19"/>
+              </w:rPr>
+              <w:t>13</w:t>
+            </w:r>
+          </w:p>
+        </w:tc>
+      </w:tr>
+      <w:tr>
+        <w:trPr>
+          <w:cantSplit/>
+        </w:trPr>
+        <w:tc>
+          <w:tcPr>
+            <w:tcW w:type="dxa" w:w="6576"/>
+            <w:tcBorders>
+              <w:top w:val="none"/>
+              <w:left w:val="none"/>
+              <w:bottom w:val="none"/>
+              <w:right w:val="none"/>
+            </w:tcBorders>
+            <w:tcMar>
+              <w:top w:w="20" w:type="dxa"/>
+              <w:bottom w:w="20" w:type="dxa"/>
+              <w:left w:w="0" w:type="dxa"/>
+              <w:right w:w="0" w:type="dxa"/>
+            </w:tcMar>
+          </w:tcPr>
+          <w:p>
+            <w:pPr>
+              <w:tabs>
+                <w:tab w:pos="6463" w:val="right" w:leader="dot"/>
+              </w:tabs>
+              <w:spacing w:line="276" w:lineRule="auto" w:after="60"/>
+              <w:jc w:val="left"/>
+            </w:pPr>
+            <w:r>
+              <w:rPr>
+                <w:rFonts w:ascii="Arial" w:hAnsi="Arial"/>
+                <w:sz w:val="19"/>
+              </w:rPr>
+              <w:t>Gambar 3.1  Diagram Alir Tahapan Penelitian Komprehensif</w:t>
+            </w:r>
+            <w:r>
+              <w:rPr>
+                <w:rFonts w:ascii="Arial" w:hAnsi="Arial"/>
+                <w:sz w:val="19"/>
+              </w:rPr>
+              <w:tab/>
+            </w:r>
+          </w:p>
+        </w:tc>
+        <w:tc>
+          <w:tcPr>
+            <w:tcW w:type="dxa" w:w="794"/>
+            <w:tcBorders>
+              <w:top w:val="none"/>
+              <w:left w:val="none"/>
+              <w:bottom w:val="none"/>
+              <w:right w:val="none"/>
+            </w:tcBorders>
+            <w:tcMar>
+              <w:top w:w="20" w:type="dxa"/>
+              <w:bottom w:w="20" w:type="dxa"/>
+              <w:left w:w="0" w:type="dxa"/>
+              <w:right w:w="0" w:type="dxa"/>
+            </w:tcMar>
+          </w:tcPr>
+          <w:p>
+            <w:pPr>
+              <w:spacing w:line="276" w:lineRule="auto" w:after="60"/>
+              <w:jc w:val="right"/>
+            </w:pPr>
+            <w:r>
+              <w:rPr>
+                <w:rFonts w:ascii="Arial" w:hAnsi="Arial"/>
+                <w:sz w:val="19"/>
+              </w:rPr>
+              <w:t>54</w:t>
+            </w:r>
+          </w:p>
+        </w:tc>
+      </w:tr>
+      <w:tr>
+        <w:trPr>
+          <w:cantSplit/>
+        </w:trPr>
+        <w:tc>
+          <w:tcPr>
+            <w:tcW w:type="dxa" w:w="6576"/>
+            <w:tcBorders>
+              <w:top w:val="none"/>
+              <w:left w:val="none"/>
+              <w:bottom w:val="none"/>
+              <w:right w:val="none"/>
+            </w:tcBorders>
+            <w:tcMar>
+              <w:top w:w="20" w:type="dxa"/>
+              <w:bottom w:w="20" w:type="dxa"/>
+              <w:left w:w="0" w:type="dxa"/>
+              <w:right w:w="0" w:type="dxa"/>
+            </w:tcMar>
+          </w:tcPr>
+          <w:p>
+            <w:pPr>
+              <w:tabs>
+                <w:tab w:pos="6463" w:val="right" w:leader="dot"/>
+              </w:tabs>
+              <w:spacing w:line="276" w:lineRule="auto" w:after="60"/>
+              <w:jc w:val="left"/>
+            </w:pPr>
+            <w:r>
+              <w:rPr>
+                <w:rFonts w:ascii="Arial" w:hAnsi="Arial"/>
+                <w:sz w:val="19"/>
+              </w:rPr>
+              <w:t>Gambar 3.2  Arsitektur Simulasi Software-In-The-Loop (SITL) Sistem AUV</w:t>
+            </w:r>
+            <w:r>
+              <w:rPr>
+                <w:rFonts w:ascii="Arial" w:hAnsi="Arial"/>
+                <w:sz w:val="19"/>
+              </w:rPr>
+              <w:tab/>
+            </w:r>
+          </w:p>
+        </w:tc>
+        <w:tc>
+          <w:tcPr>
+            <w:tcW w:type="dxa" w:w="794"/>
+            <w:tcBorders>
+              <w:top w:val="none"/>
+              <w:left w:val="none"/>
+              <w:bottom w:val="none"/>
+              <w:right w:val="none"/>
+            </w:tcBorders>
+            <w:tcMar>
+              <w:top w:w="20" w:type="dxa"/>
+              <w:bottom w:w="20" w:type="dxa"/>
+              <w:left w:w="0" w:type="dxa"/>
+              <w:right w:w="0" w:type="dxa"/>
+            </w:tcMar>
+          </w:tcPr>
+          <w:p>
+            <w:pPr>
+              <w:spacing w:line="276" w:lineRule="auto" w:after="60"/>
+              <w:jc w:val="right"/>
+            </w:pPr>
+            <w:r>
+              <w:rPr>
+                <w:rFonts w:ascii="Arial" w:hAnsi="Arial"/>
+                <w:sz w:val="19"/>
+              </w:rPr>
+              <w:t>62</w:t>
+            </w:r>
+          </w:p>
+        </w:tc>
+      </w:tr>
+      <w:tr>
+        <w:trPr>
+          <w:cantSplit/>
+        </w:trPr>
+        <w:tc>
+          <w:tcPr>
+            <w:tcW w:type="dxa" w:w="6576"/>
+            <w:tcBorders>
+              <w:top w:val="none"/>
+              <w:left w:val="none"/>
+              <w:bottom w:val="none"/>
+              <w:right w:val="none"/>
+            </w:tcBorders>
+            <w:tcMar>
+              <w:top w:w="20" w:type="dxa"/>
+              <w:bottom w:w="20" w:type="dxa"/>
+              <w:left w:w="0" w:type="dxa"/>
+              <w:right w:w="0" w:type="dxa"/>
+            </w:tcMar>
+          </w:tcPr>
+          <w:p>
+            <w:pPr>
+              <w:tabs>
+                <w:tab w:pos="6463" w:val="right" w:leader="dot"/>
+              </w:tabs>
+              <w:spacing w:line="276" w:lineRule="auto" w:after="60"/>
+              <w:jc w:val="left"/>
+            </w:pPr>
+            <w:r>
+              <w:rPr>
+                <w:rFonts w:ascii="Arial" w:hAnsi="Arial"/>
+                <w:sz w:val="19"/>
+              </w:rPr>
+              <w:t>Gambar 3.3  Arsitektur Integrasi Hardware-In-The-Loop (HITL) Mekatronika AUV</w:t>
+            </w:r>
+            <w:r>
+              <w:rPr>
+                <w:rFonts w:ascii="Arial" w:hAnsi="Arial"/>
+                <w:sz w:val="19"/>
+              </w:rPr>
+              <w:tab/>
+            </w:r>
+          </w:p>
+        </w:tc>
+        <w:tc>
+          <w:tcPr>
+            <w:tcW w:type="dxa" w:w="794"/>
+            <w:tcBorders>
+              <w:top w:val="none"/>
+              <w:left w:val="none"/>
+              <w:bottom w:val="none"/>
+              <w:right w:val="none"/>
+            </w:tcBorders>
+            <w:tcMar>
+              <w:top w:w="20" w:type="dxa"/>
+              <w:bottom w:w="20" w:type="dxa"/>
+              <w:left w:w="0" w:type="dxa"/>
+              <w:right w:w="0" w:type="dxa"/>
+            </w:tcMar>
+          </w:tcPr>
+          <w:p>
+            <w:pPr>
+              <w:spacing w:line="276" w:lineRule="auto" w:after="60"/>
+              <w:jc w:val="right"/>
+            </w:pPr>
+            <w:r>
+              <w:rPr>
+                <w:rFonts w:ascii="Arial" w:hAnsi="Arial"/>
+                <w:sz w:val="19"/>
+              </w:rPr>
+              <w:t>64</w:t>
+            </w:r>
+          </w:p>
+        </w:tc>
+      </w:tr>
+      <w:tr>
+        <w:trPr>
+          <w:cantSplit/>
+        </w:trPr>
+        <w:tc>
+          <w:tcPr>
+            <w:tcW w:type="dxa" w:w="6576"/>
+            <w:tcBorders>
+              <w:top w:val="none"/>
+              <w:left w:val="none"/>
+              <w:bottom w:val="none"/>
+              <w:right w:val="none"/>
+            </w:tcBorders>
+            <w:tcMar>
+              <w:top w:w="20" w:type="dxa"/>
+              <w:bottom w:w="20" w:type="dxa"/>
+              <w:left w:w="0" w:type="dxa"/>
+              <w:right w:w="0" w:type="dxa"/>
+            </w:tcMar>
+          </w:tcPr>
+          <w:p>
+            <w:pPr>
+              <w:tabs>
+                <w:tab w:pos="6463" w:val="right" w:leader="dot"/>
+              </w:tabs>
+              <w:spacing w:line="276" w:lineRule="auto" w:after="60"/>
+              <w:jc w:val="left"/>
+            </w:pPr>
+            <w:r>
+              <w:rPr>
+                <w:rFonts w:ascii="Arial" w:hAnsi="Arial"/>
+                <w:sz w:val="19"/>
+              </w:rPr>
+              <w:t>Gambar 3.4  Rangka (Frame) dan Lambung Tekanan Kustom AUV 8-Pendorong</w:t>
+            </w:r>
+            <w:r>
+              <w:rPr>
+                <w:rFonts w:ascii="Arial" w:hAnsi="Arial"/>
+                <w:sz w:val="19"/>
+              </w:rPr>
+              <w:tab/>
+            </w:r>
+          </w:p>
+        </w:tc>
+        <w:tc>
+          <w:tcPr>
+            <w:tcW w:type="dxa" w:w="794"/>
+            <w:tcBorders>
+              <w:top w:val="none"/>
+              <w:left w:val="none"/>
+              <w:bottom w:val="none"/>
+              <w:right w:val="none"/>
+            </w:tcBorders>
+            <w:tcMar>
+              <w:top w:w="20" w:type="dxa"/>
+              <w:bottom w:w="20" w:type="dxa"/>
+              <w:left w:w="0" w:type="dxa"/>
+              <w:right w:w="0" w:type="dxa"/>
+            </w:tcMar>
+          </w:tcPr>
+          <w:p>
+            <w:pPr>
+              <w:spacing w:line="276" w:lineRule="auto" w:after="60"/>
+              <w:jc w:val="right"/>
+            </w:pPr>
+            <w:r>
+              <w:rPr>
+                <w:rFonts w:ascii="Arial" w:hAnsi="Arial"/>
+                <w:sz w:val="19"/>
+              </w:rPr>
+              <w:t>65</w:t>
+            </w:r>
+          </w:p>
+        </w:tc>
+      </w:tr>
+      <w:tr>
+        <w:trPr>
+          <w:cantSplit/>
+        </w:trPr>
+        <w:tc>
+          <w:tcPr>
+            <w:tcW w:type="dxa" w:w="6576"/>
+            <w:tcBorders>
+              <w:top w:val="none"/>
+              <w:left w:val="none"/>
+              <w:bottom w:val="none"/>
+              <w:right w:val="none"/>
+            </w:tcBorders>
+            <w:tcMar>
+              <w:top w:w="20" w:type="dxa"/>
+              <w:bottom w:w="20" w:type="dxa"/>
+              <w:left w:w="0" w:type="dxa"/>
+              <w:right w:w="0" w:type="dxa"/>
+            </w:tcMar>
+          </w:tcPr>
+          <w:p>
+            <w:pPr>
+              <w:tabs>
+                <w:tab w:pos="6463" w:val="right" w:leader="dot"/>
+              </w:tabs>
+              <w:spacing w:line="276" w:lineRule="auto" w:after="60"/>
+              <w:jc w:val="left"/>
+            </w:pPr>
+            <w:r>
+              <w:rPr>
+                <w:rFonts w:ascii="Arial" w:hAnsi="Arial"/>
+                <w:sz w:val="19"/>
+              </w:rPr>
+              <w:t>Gambar 3.5  Papan Pengendali Penerbangan (Flight Controller) Pixhawk 2.4.8</w:t>
+            </w:r>
+            <w:r>
+              <w:rPr>
+                <w:rFonts w:ascii="Arial" w:hAnsi="Arial"/>
+                <w:sz w:val="19"/>
+              </w:rPr>
+              <w:tab/>
+            </w:r>
+          </w:p>
+        </w:tc>
+        <w:tc>
+          <w:tcPr>
+            <w:tcW w:type="dxa" w:w="794"/>
+            <w:tcBorders>
+              <w:top w:val="none"/>
+              <w:left w:val="none"/>
+              <w:bottom w:val="none"/>
+              <w:right w:val="none"/>
+            </w:tcBorders>
+            <w:tcMar>
+              <w:top w:w="20" w:type="dxa"/>
+              <w:bottom w:w="20" w:type="dxa"/>
+              <w:left w:w="0" w:type="dxa"/>
+              <w:right w:w="0" w:type="dxa"/>
+            </w:tcMar>
+          </w:tcPr>
+          <w:p>
+            <w:pPr>
+              <w:spacing w:line="276" w:lineRule="auto" w:after="60"/>
+              <w:jc w:val="right"/>
+            </w:pPr>
+            <w:r>
+              <w:rPr>
+                <w:rFonts w:ascii="Arial" w:hAnsi="Arial"/>
+                <w:sz w:val="19"/>
+              </w:rPr>
+              <w:t>65</w:t>
+            </w:r>
+          </w:p>
+        </w:tc>
+      </w:tr>
+      <w:tr>
+        <w:trPr>
+          <w:cantSplit/>
+        </w:trPr>
+        <w:tc>
+          <w:tcPr>
+            <w:tcW w:type="dxa" w:w="6576"/>
+            <w:tcBorders>
+              <w:top w:val="none"/>
+              <w:left w:val="none"/>
+              <w:bottom w:val="none"/>
+              <w:right w:val="none"/>
+            </w:tcBorders>
+            <w:tcMar>
+              <w:top w:w="20" w:type="dxa"/>
+              <w:bottom w:w="20" w:type="dxa"/>
+              <w:left w:w="0" w:type="dxa"/>
+              <w:right w:w="0" w:type="dxa"/>
+            </w:tcMar>
+          </w:tcPr>
+          <w:p>
+            <w:pPr>
+              <w:tabs>
+                <w:tab w:pos="6463" w:val="right" w:leader="dot"/>
+              </w:tabs>
+              <w:spacing w:line="276" w:lineRule="auto" w:after="60"/>
+              <w:jc w:val="left"/>
+            </w:pPr>
+            <w:r>
+              <w:rPr>
+                <w:rFonts w:ascii="Arial" w:hAnsi="Arial"/>
+                <w:sz w:val="19"/>
+              </w:rPr>
+              <w:t>Gambar 3.6  Komputer Pendamping (Companion Computer) Raspberry Pi 4B</w:t>
+            </w:r>
+            <w:r>
+              <w:rPr>
+                <w:rFonts w:ascii="Arial" w:hAnsi="Arial"/>
+                <w:sz w:val="19"/>
+              </w:rPr>
+              <w:tab/>
+            </w:r>
+          </w:p>
+        </w:tc>
+        <w:tc>
+          <w:tcPr>
+            <w:tcW w:type="dxa" w:w="794"/>
+            <w:tcBorders>
+              <w:top w:val="none"/>
+              <w:left w:val="none"/>
+              <w:bottom w:val="none"/>
+              <w:right w:val="none"/>
+            </w:tcBorders>
+            <w:tcMar>
+              <w:top w:w="20" w:type="dxa"/>
+              <w:bottom w:w="20" w:type="dxa"/>
+              <w:left w:w="0" w:type="dxa"/>
+              <w:right w:w="0" w:type="dxa"/>
+            </w:tcMar>
+          </w:tcPr>
+          <w:p>
+            <w:pPr>
+              <w:spacing w:line="276" w:lineRule="auto" w:after="60"/>
+              <w:jc w:val="right"/>
+            </w:pPr>
+            <w:r>
+              <w:rPr>
+                <w:rFonts w:ascii="Arial" w:hAnsi="Arial"/>
+                <w:sz w:val="19"/>
+              </w:rPr>
+              <w:t>66</w:t>
+            </w:r>
+          </w:p>
+        </w:tc>
+      </w:tr>
+      <w:tr>
+        <w:trPr>
+          <w:cantSplit/>
+        </w:trPr>
+        <w:tc>
+          <w:tcPr>
+            <w:tcW w:type="dxa" w:w="6576"/>
+            <w:tcBorders>
+              <w:top w:val="none"/>
+              <w:left w:val="none"/>
+              <w:bottom w:val="none"/>
+              <w:right w:val="none"/>
+            </w:tcBorders>
+            <w:tcMar>
+              <w:top w:w="20" w:type="dxa"/>
+              <w:bottom w:w="20" w:type="dxa"/>
+              <w:left w:w="0" w:type="dxa"/>
+              <w:right w:w="0" w:type="dxa"/>
+            </w:tcMar>
+          </w:tcPr>
+          <w:p>
+            <w:pPr>
+              <w:tabs>
+                <w:tab w:pos="6463" w:val="right" w:leader="dot"/>
+              </w:tabs>
+              <w:spacing w:line="276" w:lineRule="auto" w:after="60"/>
+              <w:jc w:val="left"/>
+            </w:pPr>
+            <w:r>
+              <w:rPr>
+                <w:rFonts w:ascii="Arial" w:hAnsi="Arial"/>
+                <w:sz w:val="19"/>
+              </w:rPr>
+              <w:t>Gambar 3.7  Modul Pengendali Kecepatan Elektronik (ESC EMAX BLHeli 30A)</w:t>
+            </w:r>
+            <w:r>
+              <w:rPr>
+                <w:rFonts w:ascii="Arial" w:hAnsi="Arial"/>
+                <w:sz w:val="19"/>
+              </w:rPr>
+              <w:tab/>
+            </w:r>
+          </w:p>
+        </w:tc>
+        <w:tc>
+          <w:tcPr>
+            <w:tcW w:type="dxa" w:w="794"/>
+            <w:tcBorders>
+              <w:top w:val="none"/>
+              <w:left w:val="none"/>
+              <w:bottom w:val="none"/>
+              <w:right w:val="none"/>
+            </w:tcBorders>
+            <w:tcMar>
+              <w:top w:w="20" w:type="dxa"/>
+              <w:bottom w:w="20" w:type="dxa"/>
+              <w:left w:w="0" w:type="dxa"/>
+              <w:right w:w="0" w:type="dxa"/>
+            </w:tcMar>
+          </w:tcPr>
+          <w:p>
+            <w:pPr>
+              <w:spacing w:line="276" w:lineRule="auto" w:after="60"/>
+              <w:jc w:val="right"/>
+            </w:pPr>
+            <w:r>
+              <w:rPr>
+                <w:rFonts w:ascii="Arial" w:hAnsi="Arial"/>
+                <w:sz w:val="19"/>
+              </w:rPr>
+              <w:t>66</w:t>
+            </w:r>
+          </w:p>
+        </w:tc>
+      </w:tr>
+      <w:tr>
+        <w:trPr>
+          <w:cantSplit/>
+        </w:trPr>
+        <w:tc>
+          <w:tcPr>
+            <w:tcW w:type="dxa" w:w="6576"/>
+            <w:tcBorders>
+              <w:top w:val="none"/>
+              <w:left w:val="none"/>
+              <w:bottom w:val="none"/>
+              <w:right w:val="none"/>
+            </w:tcBorders>
+            <w:tcMar>
+              <w:top w:w="20" w:type="dxa"/>
+              <w:bottom w:w="20" w:type="dxa"/>
+              <w:left w:w="0" w:type="dxa"/>
+              <w:right w:w="0" w:type="dxa"/>
+            </w:tcMar>
+          </w:tcPr>
+          <w:p>
+            <w:pPr>
+              <w:tabs>
+                <w:tab w:pos="6463" w:val="right" w:leader="dot"/>
+              </w:tabs>
+              <w:spacing w:line="276" w:lineRule="auto" w:after="60"/>
+              <w:jc w:val="left"/>
+            </w:pPr>
+            <w:r>
+              <w:rPr>
+                <w:rFonts w:ascii="Arial" w:hAnsi="Arial"/>
+                <w:sz w:val="19"/>
+              </w:rPr>
+              <w:t>Gambar 3.8  Motor Pendorong Bawah Air (BLDC Underwater Thruster)</w:t>
+            </w:r>
+            <w:r>
+              <w:rPr>
+                <w:rFonts w:ascii="Arial" w:hAnsi="Arial"/>
+                <w:sz w:val="19"/>
+              </w:rPr>
+              <w:tab/>
+            </w:r>
+          </w:p>
+        </w:tc>
+        <w:tc>
+          <w:tcPr>
+            <w:tcW w:type="dxa" w:w="794"/>
+            <w:tcBorders>
+              <w:top w:val="none"/>
+              <w:left w:val="none"/>
+              <w:bottom w:val="none"/>
+              <w:right w:val="none"/>
+            </w:tcBorders>
+            <w:tcMar>
+              <w:top w:w="20" w:type="dxa"/>
+              <w:bottom w:w="20" w:type="dxa"/>
+              <w:left w:w="0" w:type="dxa"/>
+              <w:right w:w="0" w:type="dxa"/>
+            </w:tcMar>
+          </w:tcPr>
+          <w:p>
+            <w:pPr>
+              <w:spacing w:line="276" w:lineRule="auto" w:after="60"/>
+              <w:jc w:val="right"/>
+            </w:pPr>
+            <w:r>
+              <w:rPr>
+                <w:rFonts w:ascii="Arial" w:hAnsi="Arial"/>
+                <w:sz w:val="19"/>
+              </w:rPr>
+              <w:t>67</w:t>
+            </w:r>
+          </w:p>
+        </w:tc>
+      </w:tr>
+      <w:tr>
+        <w:trPr>
+          <w:cantSplit/>
+        </w:trPr>
+        <w:tc>
+          <w:tcPr>
+            <w:tcW w:type="dxa" w:w="6576"/>
+            <w:tcBorders>
+              <w:top w:val="none"/>
+              <w:left w:val="none"/>
+              <w:bottom w:val="none"/>
+              <w:right w:val="none"/>
+            </w:tcBorders>
+            <w:tcMar>
+              <w:top w:w="20" w:type="dxa"/>
+              <w:bottom w:w="20" w:type="dxa"/>
+              <w:left w:w="0" w:type="dxa"/>
+              <w:right w:w="0" w:type="dxa"/>
+            </w:tcMar>
+          </w:tcPr>
+          <w:p>
+            <w:pPr>
+              <w:tabs>
+                <w:tab w:pos="6463" w:val="right" w:leader="dot"/>
+              </w:tabs>
+              <w:spacing w:line="276" w:lineRule="auto" w:after="60"/>
+              <w:jc w:val="left"/>
+            </w:pPr>
+            <w:r>
+              <w:rPr>
+                <w:rFonts w:ascii="Arial" w:hAnsi="Arial"/>
+                <w:sz w:val="19"/>
+              </w:rPr>
+              <w:t>Gambar 3.9  Sumber Daya Baterai Li-Po 4S 14.8V 6000 mAh dan Pengisi Daya SKYRC IMAX B6AC V2</w:t>
+            </w:r>
+            <w:r>
+              <w:rPr>
+                <w:rFonts w:ascii="Arial" w:hAnsi="Arial"/>
+                <w:sz w:val="19"/>
+              </w:rPr>
+              <w:tab/>
+            </w:r>
+          </w:p>
+        </w:tc>
+        <w:tc>
+          <w:tcPr>
+            <w:tcW w:type="dxa" w:w="794"/>
+            <w:tcBorders>
+              <w:top w:val="none"/>
+              <w:left w:val="none"/>
+              <w:bottom w:val="none"/>
+              <w:right w:val="none"/>
+            </w:tcBorders>
+            <w:tcMar>
+              <w:top w:w="20" w:type="dxa"/>
+              <w:bottom w:w="20" w:type="dxa"/>
+              <w:left w:w="0" w:type="dxa"/>
+              <w:right w:w="0" w:type="dxa"/>
+            </w:tcMar>
+          </w:tcPr>
+          <w:p>
+            <w:pPr>
+              <w:spacing w:line="276" w:lineRule="auto" w:after="60"/>
+              <w:jc w:val="right"/>
+            </w:pPr>
+            <w:r>
+              <w:rPr>
+                <w:rFonts w:ascii="Arial" w:hAnsi="Arial"/>
+                <w:sz w:val="19"/>
+              </w:rPr>
+              <w:t>67</w:t>
+            </w:r>
+          </w:p>
+        </w:tc>
+      </w:tr>
+    </w:tbl>
     <w:p>
       <w:r>
         <w:br w:type="page"/>
@@ -2939,6 +5816,8 @@
     </w:p>
     <w:p>
       <w:pPr>
+        <w:pStyle w:val="Heading1"/>
+        <w:keepNext/>
         <w:spacing w:before="240" w:after="240" w:line="276" w:lineRule="auto"/>
         <w:jc w:val="center"/>
       </w:pPr>
@@ -2953,6 +5832,8 @@
     </w:p>
     <w:p>
       <w:pPr>
+        <w:pStyle w:val="Heading2"/>
+        <w:keepNext/>
         <w:spacing w:before="200" w:after="80" w:line="276" w:lineRule="auto"/>
         <w:jc w:val="left"/>
       </w:pPr>
@@ -3056,6 +5937,7 @@
           <w:p>
             <w:pPr>
               <w:spacing w:line="240" w:lineRule="auto" w:after="40"/>
+              <w:ind w:firstLine="0"/>
             </w:pPr>
             <w:r>
               <w:rPr>
@@ -3086,6 +5968,7 @@
           <w:p>
             <w:pPr>
               <w:spacing w:line="240" w:lineRule="auto" w:after="40"/>
+              <w:ind w:firstLine="0"/>
             </w:pPr>
             <w:r>
               <w:rPr>
@@ -3120,6 +6003,7 @@
           <w:p>
             <w:pPr>
               <w:spacing w:line="240" w:lineRule="auto" w:after="40"/>
+              <w:ind w:firstLine="0"/>
             </w:pPr>
             <w:r>
               <w:rPr>
@@ -3150,6 +6034,7 @@
           <w:p>
             <w:pPr>
               <w:spacing w:line="240" w:lineRule="auto" w:after="40"/>
+              <w:ind w:firstLine="0"/>
             </w:pPr>
             <w:r>
               <w:rPr>
@@ -3184,6 +6069,7 @@
           <w:p>
             <w:pPr>
               <w:spacing w:line="240" w:lineRule="auto" w:after="40"/>
+              <w:ind w:firstLine="0"/>
             </w:pPr>
             <w:r>
               <w:rPr>
@@ -3214,6 +6100,7 @@
           <w:p>
             <w:pPr>
               <w:spacing w:line="240" w:lineRule="auto" w:after="40"/>
+              <w:ind w:firstLine="0"/>
             </w:pPr>
             <w:r>
               <w:rPr>
@@ -3248,6 +6135,7 @@
           <w:p>
             <w:pPr>
               <w:spacing w:line="240" w:lineRule="auto" w:after="40"/>
+              <w:ind w:firstLine="0"/>
             </w:pPr>
             <w:r>
               <w:rPr>
@@ -3278,6 +6166,7 @@
           <w:p>
             <w:pPr>
               <w:spacing w:line="240" w:lineRule="auto" w:after="40"/>
+              <w:ind w:firstLine="0"/>
             </w:pPr>
             <w:r>
               <w:rPr>
@@ -3312,6 +6201,7 @@
           <w:p>
             <w:pPr>
               <w:spacing w:line="240" w:lineRule="auto" w:after="40"/>
+              <w:ind w:firstLine="0"/>
             </w:pPr>
             <w:r>
               <w:rPr>
@@ -3342,6 +6232,7 @@
           <w:p>
             <w:pPr>
               <w:spacing w:line="240" w:lineRule="auto" w:after="40"/>
+              <w:ind w:firstLine="0"/>
             </w:pPr>
             <w:r>
               <w:rPr>
@@ -3376,6 +6267,7 @@
           <w:p>
             <w:pPr>
               <w:spacing w:line="240" w:lineRule="auto" w:after="40"/>
+              <w:ind w:firstLine="0"/>
             </w:pPr>
             <w:r>
               <w:rPr>
@@ -3406,6 +6298,7 @@
           <w:p>
             <w:pPr>
               <w:spacing w:line="240" w:lineRule="auto" w:after="40"/>
+              <w:ind w:firstLine="0"/>
             </w:pPr>
             <w:r>
               <w:rPr>
@@ -3440,6 +6333,7 @@
           <w:p>
             <w:pPr>
               <w:spacing w:line="240" w:lineRule="auto" w:after="40"/>
+              <w:ind w:firstLine="0"/>
             </w:pPr>
             <w:r>
               <w:rPr>
@@ -3470,6 +6364,7 @@
           <w:p>
             <w:pPr>
               <w:spacing w:line="240" w:lineRule="auto" w:after="40"/>
+              <w:ind w:firstLine="0"/>
             </w:pPr>
             <w:r>
               <w:rPr>
@@ -3504,6 +6399,7 @@
           <w:p>
             <w:pPr>
               <w:spacing w:line="240" w:lineRule="auto" w:after="40"/>
+              <w:ind w:firstLine="0"/>
             </w:pPr>
             <w:r>
               <w:rPr>
@@ -3534,6 +6430,7 @@
           <w:p>
             <w:pPr>
               <w:spacing w:line="240" w:lineRule="auto" w:after="40"/>
+              <w:ind w:firstLine="0"/>
             </w:pPr>
             <w:r>
               <w:rPr>
@@ -3568,6 +6465,7 @@
           <w:p>
             <w:pPr>
               <w:spacing w:line="240" w:lineRule="auto" w:after="40"/>
+              <w:ind w:firstLine="0"/>
             </w:pPr>
             <w:r>
               <w:rPr>
@@ -3598,6 +6496,7 @@
           <w:p>
             <w:pPr>
               <w:spacing w:line="240" w:lineRule="auto" w:after="40"/>
+              <w:ind w:firstLine="0"/>
             </w:pPr>
             <w:r>
               <w:rPr>
@@ -3632,6 +6531,7 @@
           <w:p>
             <w:pPr>
               <w:spacing w:line="240" w:lineRule="auto" w:after="40"/>
+              <w:ind w:firstLine="0"/>
             </w:pPr>
             <w:r>
               <w:rPr>
@@ -3662,6 +6562,7 @@
           <w:p>
             <w:pPr>
               <w:spacing w:line="240" w:lineRule="auto" w:after="40"/>
+              <w:ind w:firstLine="0"/>
             </w:pPr>
             <w:r>
               <w:rPr>
@@ -3696,6 +6597,7 @@
           <w:p>
             <w:pPr>
               <w:spacing w:line="240" w:lineRule="auto" w:after="40"/>
+              <w:ind w:firstLine="0"/>
             </w:pPr>
             <w:r>
               <w:rPr>
@@ -3726,6 +6628,7 @@
           <w:p>
             <w:pPr>
               <w:spacing w:line="240" w:lineRule="auto" w:after="40"/>
+              <w:ind w:firstLine="0"/>
             </w:pPr>
             <w:r>
               <w:rPr>
@@ -3760,6 +6663,7 @@
           <w:p>
             <w:pPr>
               <w:spacing w:line="240" w:lineRule="auto" w:after="40"/>
+              <w:ind w:firstLine="0"/>
             </w:pPr>
             <w:r>
               <w:rPr>
@@ -3790,6 +6694,7 @@
           <w:p>
             <w:pPr>
               <w:spacing w:line="240" w:lineRule="auto" w:after="40"/>
+              <w:ind w:firstLine="0"/>
             </w:pPr>
             <w:r>
               <w:rPr>
@@ -3824,6 +6729,7 @@
           <w:p>
             <w:pPr>
               <w:spacing w:line="240" w:lineRule="auto" w:after="40"/>
+              <w:ind w:firstLine="0"/>
             </w:pPr>
             <w:r>
               <w:rPr>
@@ -3854,6 +6760,7 @@
           <w:p>
             <w:pPr>
               <w:spacing w:line="240" w:lineRule="auto" w:after="40"/>
+              <w:ind w:firstLine="0"/>
             </w:pPr>
             <w:r>
               <w:rPr>
@@ -3888,6 +6795,7 @@
           <w:p>
             <w:pPr>
               <w:spacing w:line="240" w:lineRule="auto" w:after="40"/>
+              <w:ind w:firstLine="0"/>
             </w:pPr>
             <w:r>
               <w:rPr>
@@ -3918,6 +6826,7 @@
           <w:p>
             <w:pPr>
               <w:spacing w:line="240" w:lineRule="auto" w:after="40"/>
+              <w:ind w:firstLine="0"/>
             </w:pPr>
             <w:r>
               <w:rPr>
@@ -3952,6 +6861,7 @@
           <w:p>
             <w:pPr>
               <w:spacing w:line="240" w:lineRule="auto" w:after="40"/>
+              <w:ind w:firstLine="0"/>
             </w:pPr>
             <w:r>
               <w:rPr>
@@ -3982,6 +6892,7 @@
           <w:p>
             <w:pPr>
               <w:spacing w:line="240" w:lineRule="auto" w:after="40"/>
+              <w:ind w:firstLine="0"/>
             </w:pPr>
             <w:r>
               <w:rPr>
@@ -4016,6 +6927,7 @@
           <w:p>
             <w:pPr>
               <w:spacing w:line="240" w:lineRule="auto" w:after="40"/>
+              <w:ind w:firstLine="0"/>
             </w:pPr>
             <w:r>
               <w:rPr>
@@ -4046,6 +6958,7 @@
           <w:p>
             <w:pPr>
               <w:spacing w:line="240" w:lineRule="auto" w:after="40"/>
+              <w:ind w:firstLine="0"/>
             </w:pPr>
             <w:r>
               <w:rPr>
@@ -4080,6 +6993,7 @@
           <w:p>
             <w:pPr>
               <w:spacing w:line="240" w:lineRule="auto" w:after="40"/>
+              <w:ind w:firstLine="0"/>
             </w:pPr>
             <w:r>
               <w:rPr>
@@ -4110,6 +7024,7 @@
           <w:p>
             <w:pPr>
               <w:spacing w:line="240" w:lineRule="auto" w:after="40"/>
+              <w:ind w:firstLine="0"/>
             </w:pPr>
             <w:r>
               <w:rPr>
@@ -4144,6 +7059,7 @@
           <w:p>
             <w:pPr>
               <w:spacing w:line="240" w:lineRule="auto" w:after="40"/>
+              <w:ind w:firstLine="0"/>
             </w:pPr>
             <w:r>
               <w:rPr>
@@ -4174,6 +7090,7 @@
           <w:p>
             <w:pPr>
               <w:spacing w:line="240" w:lineRule="auto" w:after="40"/>
+              <w:ind w:firstLine="0"/>
             </w:pPr>
             <w:r>
               <w:rPr>
@@ -4188,11 +7105,13 @@
     </w:tbl>
     <w:p>
       <w:pPr>
-        <w:spacing w:before="240"/>
+        <w:spacing w:after="160"/>
       </w:pPr>
     </w:p>
     <w:p>
       <w:pPr>
+        <w:pStyle w:val="Heading2"/>
+        <w:keepNext/>
         <w:spacing w:before="200" w:after="80" w:line="276" w:lineRule="auto"/>
         <w:jc w:val="left"/>
       </w:pPr>
@@ -4202,7 +7121,7 @@
           <w:b/>
           <w:sz w:val="20"/>
         </w:rPr>
-        <w:t>2. Daftar Lambang dan Simbol Matematika</w:t>
+        <w:t>2. Daftar Lambang dan Simbol Matematis</w:t>
       </w:r>
     </w:p>
     <w:tbl>
@@ -4323,6 +7242,7 @@
           <w:p>
             <w:pPr>
               <w:spacing w:line="240" w:lineRule="auto" w:after="40"/>
+              <w:ind w:firstLine="0"/>
             </w:pPr>
             <w:r>
               <w:rPr>
@@ -4353,6 +7273,7 @@
           <w:p>
             <w:pPr>
               <w:spacing w:line="240" w:lineRule="auto" w:after="40"/>
+              <w:ind w:firstLine="0"/>
             </w:pPr>
             <w:r>
               <w:rPr>
@@ -4382,13 +7303,14 @@
           <w:p>
             <w:pPr>
               <w:spacing w:line="240" w:lineRule="auto" w:after="40"/>
+              <w:ind w:firstLine="0"/>
             </w:pPr>
             <w:r>
               <w:rPr>
                 <w:rFonts w:ascii="Arial" w:hAnsi="Arial"/>
                 <w:sz w:val="17"/>
               </w:rPr>
-              <w:t>Kerangka Acuan Inersia Bumi (</w:t>
+              <w:t>Kerangka acuan inersia bumi (</w:t>
             </w:r>
             <w:r>
               <w:rPr>
@@ -4396,21 +7318,14 @@
                 <w:i/>
                 <w:sz w:val="17"/>
               </w:rPr>
-              <w:t>Earth-Fixed NED Frame</w:t>
+              <w:t>North-East-Down</w:t>
             </w:r>
             <w:r>
               <w:rPr>
                 <w:rFonts w:ascii="Arial" w:hAnsi="Arial"/>
                 <w:sz w:val="17"/>
               </w:rPr>
-              <w:t xml:space="preserve">) </w:t>
-            </w:r>
-            <w:r>
-              <w:rPr>
-                <w:rFonts w:ascii="Arial" w:hAnsi="Arial"/>
-                <w:sz w:val="17"/>
-              </w:rPr>
-              <w:t>$$\{O_n, x_n, y_n, z_n\}$$</w:t>
+              <w:t xml:space="preserve"> / NED)</w:t>
             </w:r>
           </w:p>
         </w:tc>
@@ -4438,6 +7353,7 @@
           <w:p>
             <w:pPr>
               <w:spacing w:line="240" w:lineRule="auto" w:after="40"/>
+              <w:ind w:firstLine="0"/>
             </w:pPr>
             <w:r>
               <w:rPr>
@@ -4468,6 +7384,7 @@
           <w:p>
             <w:pPr>
               <w:spacing w:line="240" w:lineRule="auto" w:after="40"/>
+              <w:ind w:firstLine="0"/>
             </w:pPr>
             <w:r>
               <w:rPr>
@@ -4497,13 +7414,14 @@
           <w:p>
             <w:pPr>
               <w:spacing w:line="240" w:lineRule="auto" w:after="40"/>
+              <w:ind w:firstLine="0"/>
             </w:pPr>
             <w:r>
               <w:rPr>
                 <w:rFonts w:ascii="Arial" w:hAnsi="Arial"/>
                 <w:sz w:val="17"/>
               </w:rPr>
-              <w:t>Kerangka Acuan Bergerak Bodi (</w:t>
+              <w:t>Kerangka acuan bergerak bodi wahana (</w:t>
             </w:r>
             <w:r>
               <w:rPr>
@@ -4511,21 +7429,14 @@
                 <w:i/>
                 <w:sz w:val="17"/>
               </w:rPr>
-              <w:t>Body-Fixed Frame</w:t>
+              <w:t>Forward-Right-Down</w:t>
             </w:r>
             <w:r>
               <w:rPr>
                 <w:rFonts w:ascii="Arial" w:hAnsi="Arial"/>
                 <w:sz w:val="17"/>
               </w:rPr>
-              <w:t xml:space="preserve">) </w:t>
-            </w:r>
-            <w:r>
-              <w:rPr>
-                <w:rFonts w:ascii="Arial" w:hAnsi="Arial"/>
-                <w:sz w:val="17"/>
-              </w:rPr>
-              <w:t>$$\{O_b, x_b, y_b, z_b\}$$</w:t>
+              <w:t xml:space="preserve"> / FRD)</w:t>
             </w:r>
           </w:p>
         </w:tc>
@@ -4553,6 +7464,7 @@
           <w:p>
             <w:pPr>
               <w:spacing w:line="240" w:lineRule="auto" w:after="40"/>
+              <w:ind w:firstLine="0"/>
             </w:pPr>
             <w:r>
               <w:rPr>
@@ -4583,13 +7495,14 @@
           <w:p>
             <w:pPr>
               <w:spacing w:line="240" w:lineRule="auto" w:after="40"/>
+              <w:ind w:firstLine="0"/>
             </w:pPr>
             <w:r>
               <w:rPr>
                 <w:rFonts w:ascii="Arial" w:hAnsi="Arial"/>
                 <w:sz w:val="17"/>
               </w:rPr>
-              <w:t>$$\mathbb{R}^6\text{ (m, rad)}$$</w:t>
+              <w:t>$$\mathbb{R}^6$$</w:t>
             </w:r>
           </w:p>
         </w:tc>
@@ -4612,13 +7525,14 @@
           <w:p>
             <w:pPr>
               <w:spacing w:line="240" w:lineRule="auto" w:after="40"/>
+              <w:ind w:firstLine="0"/>
             </w:pPr>
             <w:r>
               <w:rPr>
                 <w:rFonts w:ascii="Arial" w:hAnsi="Arial"/>
                 <w:sz w:val="17"/>
               </w:rPr>
-              <w:t xml:space="preserve">Vektor posisi dan orientasi spasial di </w:t>
+              <w:t xml:space="preserve">Vektor posisi spasial dan sudut orientasi Euler dalam </w:t>
             </w:r>
             <w:r>
               <w:rPr>
@@ -4632,14 +7546,21 @@
                 <w:rFonts w:ascii="Arial" w:hAnsi="Arial"/>
                 <w:sz w:val="17"/>
               </w:rPr>
-              <w:t xml:space="preserve">: </w:t>
+              <w:t xml:space="preserve"> (</w:t>
             </w:r>
             <w:r>
               <w:rPr>
                 <w:rFonts w:ascii="Arial" w:hAnsi="Arial"/>
                 <w:sz w:val="17"/>
               </w:rPr>
-              <w:t>$$[x, y, z, \phi, \theta, \psi]^T$$</w:t>
+              <w:t>$$\boldsymbol{\eta} = [\mathbf{p}^n, \boldsymbol{\Theta}]^T$$</w:t>
+            </w:r>
+            <w:r>
+              <w:rPr>
+                <w:rFonts w:ascii="Arial" w:hAnsi="Arial"/>
+                <w:sz w:val="17"/>
+              </w:rPr>
+              <w:t>)</w:t>
             </w:r>
           </w:p>
         </w:tc>
@@ -4667,6 +7588,7 @@
           <w:p>
             <w:pPr>
               <w:spacing w:line="240" w:lineRule="auto" w:after="40"/>
+              <w:ind w:firstLine="0"/>
             </w:pPr>
             <w:r>
               <w:rPr>
@@ -4697,13 +7619,14 @@
           <w:p>
             <w:pPr>
               <w:spacing w:line="240" w:lineRule="auto" w:after="40"/>
+              <w:ind w:firstLine="0"/>
             </w:pPr>
             <w:r>
               <w:rPr>
                 <w:rFonts w:ascii="Arial" w:hAnsi="Arial"/>
                 <w:sz w:val="17"/>
               </w:rPr>
-              <w:t>$$\mathbb{R}^6\text{ (m/s, rad/s)}$$</w:t>
+              <w:t>$$\mathbb{R}^6$$</w:t>
             </w:r>
           </w:p>
         </w:tc>
@@ -4726,13 +7649,14 @@
           <w:p>
             <w:pPr>
               <w:spacing w:line="240" w:lineRule="auto" w:after="40"/>
+              <w:ind w:firstLine="0"/>
             </w:pPr>
             <w:r>
               <w:rPr>
                 <w:rFonts w:ascii="Arial" w:hAnsi="Arial"/>
                 <w:sz w:val="17"/>
               </w:rPr>
-              <w:t xml:space="preserve">Vektor kecepatan linier dan sudut di </w:t>
+              <w:t xml:space="preserve">Vektor kecepatan linier dan kecepatan sudut bodi dalam </w:t>
             </w:r>
             <w:r>
               <w:rPr>
@@ -4746,14 +7670,21 @@
                 <w:rFonts w:ascii="Arial" w:hAnsi="Arial"/>
                 <w:sz w:val="17"/>
               </w:rPr>
-              <w:t xml:space="preserve">: </w:t>
+              <w:t xml:space="preserve"> (</w:t>
             </w:r>
             <w:r>
               <w:rPr>
                 <w:rFonts w:ascii="Arial" w:hAnsi="Arial"/>
                 <w:sz w:val="17"/>
               </w:rPr>
-              <w:t>$$[u, v, w, p, q, r]^T$$</w:t>
+              <w:t>$$\boldsymbol{\nu} = [\mathbf{v}_o^b, \boldsymbol{\omega}_{b/n}^b]^T$$</w:t>
+            </w:r>
+            <w:r>
+              <w:rPr>
+                <w:rFonts w:ascii="Arial" w:hAnsi="Arial"/>
+                <w:sz w:val="17"/>
+              </w:rPr>
+              <w:t>)</w:t>
             </w:r>
           </w:p>
         </w:tc>
@@ -4781,6 +7712,7 @@
           <w:p>
             <w:pPr>
               <w:spacing w:line="240" w:lineRule="auto" w:after="40"/>
+              <w:ind w:firstLine="0"/>
             </w:pPr>
             <w:r>
               <w:rPr>
@@ -4811,13 +7743,14 @@
           <w:p>
             <w:pPr>
               <w:spacing w:line="240" w:lineRule="auto" w:after="40"/>
+              <w:ind w:firstLine="0"/>
             </w:pPr>
             <w:r>
               <w:rPr>
                 <w:rFonts w:ascii="Arial" w:hAnsi="Arial"/>
                 <w:sz w:val="17"/>
               </w:rPr>
-              <w:t>$$\mathbb{R}^6\text{ (N, N}\cdot\text{m)}$$</w:t>
+              <w:t>$$\mathbb{R}^6$$</w:t>
             </w:r>
           </w:p>
         </w:tc>
@@ -4840,34 +7773,28 @@
           <w:p>
             <w:pPr>
               <w:spacing w:line="240" w:lineRule="auto" w:after="40"/>
+              <w:ind w:firstLine="0"/>
             </w:pPr>
             <w:r>
               <w:rPr>
                 <w:rFonts w:ascii="Arial" w:hAnsi="Arial"/>
                 <w:sz w:val="17"/>
               </w:rPr>
-              <w:t xml:space="preserve">Vektor gaya dan momen generalisasi di </w:t>
+              <w:t>Vektor gaya kendali dan momen propulsi representasi 6-DOF (</w:t>
             </w:r>
             <w:r>
               <w:rPr>
                 <w:rFonts w:ascii="Arial" w:hAnsi="Arial"/>
                 <w:sz w:val="17"/>
               </w:rPr>
-              <w:t>$$\mathcal{F}^b$$</w:t>
+              <w:t>$$\boldsymbol{\tau} = [X, Y, Z, K, M, N]^T$$</w:t>
             </w:r>
             <w:r>
               <w:rPr>
                 <w:rFonts w:ascii="Arial" w:hAnsi="Arial"/>
                 <w:sz w:val="17"/>
               </w:rPr>
-              <w:t xml:space="preserve">: </w:t>
-            </w:r>
-            <w:r>
-              <w:rPr>
-                <w:rFonts w:ascii="Arial" w:hAnsi="Arial"/>
-                <w:sz w:val="17"/>
-              </w:rPr>
-              <w:t>$$[X, Y, Z, K, M, N]^T$$</w:t>
+              <w:t>)</w:t>
             </w:r>
           </w:p>
         </w:tc>
@@ -4895,6 +7822,7 @@
           <w:p>
             <w:pPr>
               <w:spacing w:line="240" w:lineRule="auto" w:after="40"/>
+              <w:ind w:firstLine="0"/>
             </w:pPr>
             <w:r>
               <w:rPr>
@@ -4902,7 +7830,7 @@
                 <w:b/>
                 <w:sz w:val="18"/>
               </w:rPr>
-              <w:t>$$\boldsymbol{\nu}_c$$</w:t>
+              <w:t>$$\mathbf{R}_b^n$$</w:t>
             </w:r>
           </w:p>
         </w:tc>
@@ -4925,206 +7853,7 @@
           <w:p>
             <w:pPr>
               <w:spacing w:line="240" w:lineRule="auto" w:after="40"/>
-            </w:pPr>
-            <w:r>
-              <w:rPr>
-                <w:rFonts w:ascii="Arial" w:hAnsi="Arial"/>
-                <w:sz w:val="17"/>
-              </w:rPr>
-              <w:t>$$\mathbb{R}^6\text{ (m/s)}$$</w:t>
-            </w:r>
-          </w:p>
-        </w:tc>
-        <w:tc>
-          <w:tcPr>
-            <w:tcW w:type="dxa" w:w="4139"/>
-            <w:tcBorders>
-              <w:top w:val="single" w:sz="4" w:space="0" w:color="CCCCCC"/>
-              <w:left w:val="single" w:sz="4" w:space="0" w:color="CCCCCC"/>
-              <w:bottom w:val="single" w:sz="4" w:space="0" w:color="CCCCCC"/>
-              <w:right w:val="single" w:sz="4" w:space="0" w:color="CCCCCC"/>
-            </w:tcBorders>
-            <w:tcMar>
-              <w:top w:w="50" w:type="dxa"/>
-              <w:bottom w:w="50" w:type="dxa"/>
-              <w:left w:w="100" w:type="dxa"/>
-              <w:right w:w="100" w:type="dxa"/>
-            </w:tcMar>
-          </w:tcPr>
-          <w:p>
-            <w:pPr>
-              <w:spacing w:line="240" w:lineRule="auto" w:after="40"/>
-            </w:pPr>
-            <w:r>
-              <w:rPr>
-                <w:rFonts w:ascii="Arial" w:hAnsi="Arial"/>
-                <w:sz w:val="17"/>
-              </w:rPr>
-              <w:t xml:space="preserve">Vektor kecepatan arus laut fluida pada kerangka bodi: </w:t>
-            </w:r>
-            <w:r>
-              <w:rPr>
-                <w:rFonts w:ascii="Arial" w:hAnsi="Arial"/>
-                <w:sz w:val="17"/>
-              </w:rPr>
-              <w:t>$$[u_c, v_c, w_c, 0, 0, 0]^T$$</w:t>
-            </w:r>
-          </w:p>
-        </w:tc>
-      </w:tr>
-      <w:tr>
-        <w:trPr>
-          <w:cantSplit/>
-        </w:trPr>
-        <w:tc>
-          <w:tcPr>
-            <w:tcW w:type="dxa" w:w="1474"/>
-            <w:tcBorders>
-              <w:top w:val="single" w:sz="4" w:space="0" w:color="CCCCCC"/>
-              <w:left w:val="single" w:sz="4" w:space="0" w:color="CCCCCC"/>
-              <w:bottom w:val="single" w:sz="4" w:space="0" w:color="CCCCCC"/>
-              <w:right w:val="single" w:sz="4" w:space="0" w:color="CCCCCC"/>
-            </w:tcBorders>
-            <w:tcMar>
-              <w:top w:w="50" w:type="dxa"/>
-              <w:bottom w:w="50" w:type="dxa"/>
-              <w:left w:w="100" w:type="dxa"/>
-              <w:right w:w="100" w:type="dxa"/>
-            </w:tcMar>
-          </w:tcPr>
-          <w:p>
-            <w:pPr>
-              <w:spacing w:line="240" w:lineRule="auto" w:after="40"/>
-            </w:pPr>
-            <w:r>
-              <w:rPr>
-                <w:rFonts w:ascii="Arial" w:hAnsi="Arial"/>
-                <w:b/>
-                <w:sz w:val="18"/>
-              </w:rPr>
-              <w:t>$$\boldsymbol{\nu}_r$$</w:t>
-            </w:r>
-          </w:p>
-        </w:tc>
-        <w:tc>
-          <w:tcPr>
-            <w:tcW w:type="dxa" w:w="1814"/>
-            <w:tcBorders>
-              <w:top w:val="single" w:sz="4" w:space="0" w:color="CCCCCC"/>
-              <w:left w:val="single" w:sz="4" w:space="0" w:color="CCCCCC"/>
-              <w:bottom w:val="single" w:sz="4" w:space="0" w:color="CCCCCC"/>
-              <w:right w:val="single" w:sz="4" w:space="0" w:color="CCCCCC"/>
-            </w:tcBorders>
-            <w:tcMar>
-              <w:top w:w="50" w:type="dxa"/>
-              <w:bottom w:w="50" w:type="dxa"/>
-              <w:left w:w="100" w:type="dxa"/>
-              <w:right w:w="100" w:type="dxa"/>
-            </w:tcMar>
-          </w:tcPr>
-          <w:p>
-            <w:pPr>
-              <w:spacing w:line="240" w:lineRule="auto" w:after="40"/>
-            </w:pPr>
-            <w:r>
-              <w:rPr>
-                <w:rFonts w:ascii="Arial" w:hAnsi="Arial"/>
-                <w:sz w:val="17"/>
-              </w:rPr>
-              <w:t>$$\mathbb{R}^6\text{ (m/s, rad/s)}$$</w:t>
-            </w:r>
-          </w:p>
-        </w:tc>
-        <w:tc>
-          <w:tcPr>
-            <w:tcW w:type="dxa" w:w="4139"/>
-            <w:tcBorders>
-              <w:top w:val="single" w:sz="4" w:space="0" w:color="CCCCCC"/>
-              <w:left w:val="single" w:sz="4" w:space="0" w:color="CCCCCC"/>
-              <w:bottom w:val="single" w:sz="4" w:space="0" w:color="CCCCCC"/>
-              <w:right w:val="single" w:sz="4" w:space="0" w:color="CCCCCC"/>
-            </w:tcBorders>
-            <w:tcMar>
-              <w:top w:w="50" w:type="dxa"/>
-              <w:bottom w:w="50" w:type="dxa"/>
-              <w:left w:w="100" w:type="dxa"/>
-              <w:right w:w="100" w:type="dxa"/>
-            </w:tcMar>
-          </w:tcPr>
-          <w:p>
-            <w:pPr>
-              <w:spacing w:line="240" w:lineRule="auto" w:after="40"/>
-            </w:pPr>
-            <w:r>
-              <w:rPr>
-                <w:rFonts w:ascii="Arial" w:hAnsi="Arial"/>
-                <w:sz w:val="17"/>
-              </w:rPr>
-              <w:t xml:space="preserve">Vektor kecepatan relatif wahana terhadap fluida: </w:t>
-            </w:r>
-            <w:r>
-              <w:rPr>
-                <w:rFonts w:ascii="Arial" w:hAnsi="Arial"/>
-                <w:sz w:val="17"/>
-              </w:rPr>
-              <w:t>$$\boldsymbol{\nu}_r = \boldsymbol{\nu} - \boldsymbol{\nu}_c$$</w:t>
-            </w:r>
-          </w:p>
-        </w:tc>
-      </w:tr>
-      <w:tr>
-        <w:trPr>
-          <w:cantSplit/>
-        </w:trPr>
-        <w:tc>
-          <w:tcPr>
-            <w:tcW w:type="dxa" w:w="1474"/>
-            <w:tcBorders>
-              <w:top w:val="single" w:sz="4" w:space="0" w:color="CCCCCC"/>
-              <w:left w:val="single" w:sz="4" w:space="0" w:color="CCCCCC"/>
-              <w:bottom w:val="single" w:sz="4" w:space="0" w:color="CCCCCC"/>
-              <w:right w:val="single" w:sz="4" w:space="0" w:color="CCCCCC"/>
-            </w:tcBorders>
-            <w:tcMar>
-              <w:top w:w="50" w:type="dxa"/>
-              <w:bottom w:w="50" w:type="dxa"/>
-              <w:left w:w="100" w:type="dxa"/>
-              <w:right w:w="100" w:type="dxa"/>
-            </w:tcMar>
-          </w:tcPr>
-          <w:p>
-            <w:pPr>
-              <w:spacing w:line="240" w:lineRule="auto" w:after="40"/>
-            </w:pPr>
-            <w:r>
-              <w:rPr>
-                <w:rFonts w:ascii="Arial" w:hAnsi="Arial"/>
-                <w:b/>
-                <w:sz w:val="18"/>
-              </w:rPr>
-              <w:t>$$\mathbf{R}_b^n(\boldsymbol{\eta}_2)$$</w:t>
-            </w:r>
-          </w:p>
-        </w:tc>
-        <w:tc>
-          <w:tcPr>
-            <w:tcW w:type="dxa" w:w="1814"/>
-            <w:tcBorders>
-              <w:top w:val="single" w:sz="4" w:space="0" w:color="CCCCCC"/>
-              <w:left w:val="single" w:sz="4" w:space="0" w:color="CCCCCC"/>
-              <w:bottom w:val="single" w:sz="4" w:space="0" w:color="CCCCCC"/>
-              <w:right w:val="single" w:sz="4" w:space="0" w:color="CCCCCC"/>
-            </w:tcBorders>
-            <w:tcMar>
-              <w:top w:w="50" w:type="dxa"/>
-              <w:bottom w:w="50" w:type="dxa"/>
-              <w:left w:w="100" w:type="dxa"/>
-              <w:right w:w="100" w:type="dxa"/>
-            </w:tcMar>
-          </w:tcPr>
-          <w:p>
-            <w:pPr>
-              <w:spacing w:line="240" w:lineRule="auto" w:after="40"/>
+              <w:ind w:firstLine="0"/>
             </w:pPr>
             <w:r>
               <w:rPr>
@@ -5154,13 +7883,14 @@
           <w:p>
             <w:pPr>
               <w:spacing w:line="240" w:lineRule="auto" w:after="40"/>
+              <w:ind w:firstLine="0"/>
             </w:pPr>
             <w:r>
               <w:rPr>
                 <w:rFonts w:ascii="Arial" w:hAnsi="Arial"/>
                 <w:sz w:val="17"/>
               </w:rPr>
-              <w:t xml:space="preserve">Matriks transformasi rotasi ortogonal dari </w:t>
+              <w:t xml:space="preserve">Matriks transformasi rotasi ortogonal dari bodi </w:t>
             </w:r>
             <w:r>
               <w:rPr>
@@ -5174,7 +7904,7 @@
                 <w:rFonts w:ascii="Arial" w:hAnsi="Arial"/>
                 <w:sz w:val="17"/>
               </w:rPr>
-              <w:t xml:space="preserve"> ke </w:t>
+              <w:t xml:space="preserve"> ke inersia </w:t>
             </w:r>
             <w:r>
               <w:rPr>
@@ -5209,6 +7939,7 @@
           <w:p>
             <w:pPr>
               <w:spacing w:line="240" w:lineRule="auto" w:after="40"/>
+              <w:ind w:firstLine="0"/>
             </w:pPr>
             <w:r>
               <w:rPr>
@@ -5216,7 +7947,7 @@
                 <w:b/>
                 <w:sz w:val="18"/>
               </w:rPr>
-              <w:t>$$\mathbf{T}_\Theta(\boldsymbol{\eta}_2)$$</w:t>
+              <w:t>$$\mathbf{T}_\Theta$$</w:t>
             </w:r>
           </w:p>
         </w:tc>
@@ -5239,6 +7970,7 @@
           <w:p>
             <w:pPr>
               <w:spacing w:line="240" w:lineRule="auto" w:after="40"/>
+              <w:ind w:firstLine="0"/>
             </w:pPr>
             <w:r>
               <w:rPr>
@@ -5268,20 +8000,14 @@
           <w:p>
             <w:pPr>
               <w:spacing w:line="240" w:lineRule="auto" w:after="40"/>
+              <w:ind w:firstLine="0"/>
             </w:pPr>
             <w:r>
               <w:rPr>
                 <w:rFonts w:ascii="Arial" w:hAnsi="Arial"/>
                 <w:sz w:val="17"/>
               </w:rPr>
-              <w:t xml:space="preserve">Matriks transformasi kecepatan sudut Euler: </w:t>
-            </w:r>
-            <w:r>
-              <w:rPr>
-                <w:rFonts w:ascii="Arial" w:hAnsi="Arial"/>
-                <w:sz w:val="17"/>
-              </w:rPr>
-              <w:t>$$\dot{\boldsymbol{\eta}}_2 = \mathbf{T}_\Theta \boldsymbol{\nu}_2$$</w:t>
+              <w:t>Matriks transformasi kecepatan sudut bodi terhadap laju perubahan sudut Euler</w:t>
             </w:r>
           </w:p>
         </w:tc>
@@ -5309,6 +8035,7 @@
           <w:p>
             <w:pPr>
               <w:spacing w:line="240" w:lineRule="auto" w:after="40"/>
+              <w:ind w:firstLine="0"/>
             </w:pPr>
             <w:r>
               <w:rPr>
@@ -5339,6 +8066,7 @@
           <w:p>
             <w:pPr>
               <w:spacing w:line="240" w:lineRule="auto" w:after="40"/>
+              <w:ind w:firstLine="0"/>
             </w:pPr>
             <w:r>
               <w:rPr>
@@ -5368,20 +8096,14 @@
           <w:p>
             <w:pPr>
               <w:spacing w:line="240" w:lineRule="auto" w:after="40"/>
+              <w:ind w:firstLine="0"/>
             </w:pPr>
             <w:r>
               <w:rPr>
                 <w:rFonts w:ascii="Arial" w:hAnsi="Arial"/>
                 <w:sz w:val="17"/>
               </w:rPr>
-              <w:t xml:space="preserve">Matriks Jacobian kinematika gabungan: </w:t>
-            </w:r>
-            <w:r>
-              <w:rPr>
-                <w:rFonts w:ascii="Arial" w:hAnsi="Arial"/>
-                <w:sz w:val="17"/>
-              </w:rPr>
-              <w:t>$$\text{diag}[\mathbf{R}_b^n, \mathbf{T}_\Theta]$$</w:t>
+              <w:t>Matriks transformasi Jacobian kinematika wahana 6-DOF lengkap</w:t>
             </w:r>
           </w:p>
         </w:tc>
@@ -5409,106 +8131,7 @@
           <w:p>
             <w:pPr>
               <w:spacing w:line="240" w:lineRule="auto" w:after="40"/>
-            </w:pPr>
-            <w:r>
-              <w:rPr>
-                <w:rFonts w:ascii="Arial" w:hAnsi="Arial"/>
-                <w:b/>
-                <w:sz w:val="18"/>
-              </w:rPr>
-              <w:t>$$\mathbf{q}$$</w:t>
-            </w:r>
-          </w:p>
-        </w:tc>
-        <w:tc>
-          <w:tcPr>
-            <w:tcW w:type="dxa" w:w="1814"/>
-            <w:tcBorders>
-              <w:top w:val="single" w:sz="4" w:space="0" w:color="CCCCCC"/>
-              <w:left w:val="single" w:sz="4" w:space="0" w:color="CCCCCC"/>
-              <w:bottom w:val="single" w:sz="4" w:space="0" w:color="CCCCCC"/>
-              <w:right w:val="single" w:sz="4" w:space="0" w:color="CCCCCC"/>
-            </w:tcBorders>
-            <w:tcMar>
-              <w:top w:w="50" w:type="dxa"/>
-              <w:bottom w:w="50" w:type="dxa"/>
-              <w:left w:w="100" w:type="dxa"/>
-              <w:right w:w="100" w:type="dxa"/>
-            </w:tcMar>
-          </w:tcPr>
-          <w:p>
-            <w:pPr>
-              <w:spacing w:line="240" w:lineRule="auto" w:after="40"/>
-            </w:pPr>
-            <w:r>
-              <w:rPr>
-                <w:rFonts w:ascii="Arial" w:hAnsi="Arial"/>
-                <w:sz w:val="17"/>
-              </w:rPr>
-              <w:t>$$S^3$$</w:t>
-            </w:r>
-          </w:p>
-        </w:tc>
-        <w:tc>
-          <w:tcPr>
-            <w:tcW w:type="dxa" w:w="4139"/>
-            <w:tcBorders>
-              <w:top w:val="single" w:sz="4" w:space="0" w:color="CCCCCC"/>
-              <w:left w:val="single" w:sz="4" w:space="0" w:color="CCCCCC"/>
-              <w:bottom w:val="single" w:sz="4" w:space="0" w:color="CCCCCC"/>
-              <w:right w:val="single" w:sz="4" w:space="0" w:color="CCCCCC"/>
-            </w:tcBorders>
-            <w:tcMar>
-              <w:top w:w="50" w:type="dxa"/>
-              <w:bottom w:w="50" w:type="dxa"/>
-              <w:left w:w="100" w:type="dxa"/>
-              <w:right w:w="100" w:type="dxa"/>
-            </w:tcMar>
-          </w:tcPr>
-          <w:p>
-            <w:pPr>
-              <w:spacing w:line="240" w:lineRule="auto" w:after="40"/>
-            </w:pPr>
-            <w:r>
-              <w:rPr>
-                <w:rFonts w:ascii="Arial" w:hAnsi="Arial"/>
-                <w:sz w:val="17"/>
-              </w:rPr>
-              <w:t xml:space="preserve">Kuaternion unit orientasi empat-dimensi: </w:t>
-            </w:r>
-            <w:r>
-              <w:rPr>
-                <w:rFonts w:ascii="Arial" w:hAnsi="Arial"/>
-                <w:sz w:val="17"/>
-              </w:rPr>
-              <w:t>$$[\eta, \epsilon_1, \epsilon_2, \epsilon_3]^T$$</w:t>
-            </w:r>
-          </w:p>
-        </w:tc>
-      </w:tr>
-      <w:tr>
-        <w:trPr>
-          <w:cantSplit/>
-        </w:trPr>
-        <w:tc>
-          <w:tcPr>
-            <w:tcW w:type="dxa" w:w="1474"/>
-            <w:tcBorders>
-              <w:top w:val="single" w:sz="4" w:space="0" w:color="CCCCCC"/>
-              <w:left w:val="single" w:sz="4" w:space="0" w:color="CCCCCC"/>
-              <w:bottom w:val="single" w:sz="4" w:space="0" w:color="CCCCCC"/>
-              <w:right w:val="single" w:sz="4" w:space="0" w:color="CCCCCC"/>
-            </w:tcBorders>
-            <w:tcMar>
-              <w:top w:w="50" w:type="dxa"/>
-              <w:bottom w:w="50" w:type="dxa"/>
-              <w:left w:w="100" w:type="dxa"/>
-              <w:right w:w="100" w:type="dxa"/>
-            </w:tcMar>
-          </w:tcPr>
-          <w:p>
-            <w:pPr>
-              <w:spacing w:line="240" w:lineRule="auto" w:after="40"/>
+              <w:ind w:firstLine="0"/>
             </w:pPr>
             <w:r>
               <w:rPr>
@@ -5539,13 +8162,14 @@
           <w:p>
             <w:pPr>
               <w:spacing w:line="240" w:lineRule="auto" w:after="40"/>
+              <w:ind w:firstLine="0"/>
             </w:pPr>
             <w:r>
               <w:rPr>
                 <w:rFonts w:ascii="Arial" w:hAnsi="Arial"/>
                 <w:sz w:val="17"/>
               </w:rPr>
-              <w:t>$$\mathbb{R}^{6 \times 6}\text{ (kg, kg}\cdot\text{m}^2)$$</w:t>
+              <w:t>$$\text{kg, kg}\cdot\text{m}^2$$</w:t>
             </w:r>
           </w:p>
         </w:tc>
@@ -5568,13 +8192,14 @@
           <w:p>
             <w:pPr>
               <w:spacing w:line="240" w:lineRule="auto" w:after="40"/>
+              <w:ind w:firstLine="0"/>
             </w:pPr>
             <w:r>
               <w:rPr>
                 <w:rFonts w:ascii="Arial" w:hAnsi="Arial"/>
                 <w:sz w:val="17"/>
               </w:rPr>
-              <w:t>Tensor massa inersia bodi kaku (</w:t>
+              <w:t>Matriks tensor massa inersia benda tegar (</w:t>
             </w:r>
             <w:r>
               <w:rPr>
@@ -5617,6 +8242,7 @@
           <w:p>
             <w:pPr>
               <w:spacing w:line="240" w:lineRule="auto" w:after="40"/>
+              <w:ind w:firstLine="0"/>
             </w:pPr>
             <w:r>
               <w:rPr>
@@ -5647,13 +8273,14 @@
           <w:p>
             <w:pPr>
               <w:spacing w:line="240" w:lineRule="auto" w:after="40"/>
+              <w:ind w:firstLine="0"/>
             </w:pPr>
             <w:r>
               <w:rPr>
                 <w:rFonts w:ascii="Arial" w:hAnsi="Arial"/>
                 <w:sz w:val="17"/>
               </w:rPr>
-              <w:t>$$\mathbb{R}^{6 \times 6}\text{ (kg, kg}\cdot\text{m}^2)$$</w:t>
+              <w:t>$$\text{kg, kg}\cdot\text{m}^2$$</w:t>
             </w:r>
           </w:p>
         </w:tc>
@@ -5676,13 +8303,14 @@
           <w:p>
             <w:pPr>
               <w:spacing w:line="240" w:lineRule="auto" w:after="40"/>
+              <w:ind w:firstLine="0"/>
             </w:pPr>
             <w:r>
               <w:rPr>
                 <w:rFonts w:ascii="Arial" w:hAnsi="Arial"/>
                 <w:sz w:val="17"/>
               </w:rPr>
-              <w:t>Tensor massa tambah hidrodinamika fluida (</w:t>
+              <w:t>Matriks massa tambah hidrodinamika fluida (</w:t>
             </w:r>
             <w:r>
               <w:rPr>
@@ -5690,7 +8318,7 @@
                 <w:i/>
                 <w:sz w:val="17"/>
               </w:rPr>
-              <w:t>hydrodynamic added mass</w:t>
+              <w:t>hydrodynamic added mass matrix</w:t>
             </w:r>
             <w:r>
               <w:rPr>
@@ -5725,106 +8353,7 @@
           <w:p>
             <w:pPr>
               <w:spacing w:line="240" w:lineRule="auto" w:after="40"/>
-            </w:pPr>
-            <w:r>
-              <w:rPr>
-                <w:rFonts w:ascii="Arial" w:hAnsi="Arial"/>
-                <w:b/>
-                <w:sz w:val="18"/>
-              </w:rPr>
-              <w:t>$$\mathbf{M}$$</w:t>
-            </w:r>
-          </w:p>
-        </w:tc>
-        <w:tc>
-          <w:tcPr>
-            <w:tcW w:type="dxa" w:w="1814"/>
-            <w:tcBorders>
-              <w:top w:val="single" w:sz="4" w:space="0" w:color="CCCCCC"/>
-              <w:left w:val="single" w:sz="4" w:space="0" w:color="CCCCCC"/>
-              <w:bottom w:val="single" w:sz="4" w:space="0" w:color="CCCCCC"/>
-              <w:right w:val="single" w:sz="4" w:space="0" w:color="CCCCCC"/>
-            </w:tcBorders>
-            <w:tcMar>
-              <w:top w:w="50" w:type="dxa"/>
-              <w:bottom w:w="50" w:type="dxa"/>
-              <w:left w:w="100" w:type="dxa"/>
-              <w:right w:w="100" w:type="dxa"/>
-            </w:tcMar>
-          </w:tcPr>
-          <w:p>
-            <w:pPr>
-              <w:spacing w:line="240" w:lineRule="auto" w:after="40"/>
-            </w:pPr>
-            <w:r>
-              <w:rPr>
-                <w:rFonts w:ascii="Arial" w:hAnsi="Arial"/>
-                <w:sz w:val="17"/>
-              </w:rPr>
-              <w:t>$$\mathbb{R}^{6 \times 6}\text{ (kg, kg}\cdot\text{m}^2)$$</w:t>
-            </w:r>
-          </w:p>
-        </w:tc>
-        <w:tc>
-          <w:tcPr>
-            <w:tcW w:type="dxa" w:w="4139"/>
-            <w:tcBorders>
-              <w:top w:val="single" w:sz="4" w:space="0" w:color="CCCCCC"/>
-              <w:left w:val="single" w:sz="4" w:space="0" w:color="CCCCCC"/>
-              <w:bottom w:val="single" w:sz="4" w:space="0" w:color="CCCCCC"/>
-              <w:right w:val="single" w:sz="4" w:space="0" w:color="CCCCCC"/>
-            </w:tcBorders>
-            <w:tcMar>
-              <w:top w:w="50" w:type="dxa"/>
-              <w:bottom w:w="50" w:type="dxa"/>
-              <w:left w:w="100" w:type="dxa"/>
-              <w:right w:w="100" w:type="dxa"/>
-            </w:tcMar>
-          </w:tcPr>
-          <w:p>
-            <w:pPr>
-              <w:spacing w:line="240" w:lineRule="auto" w:after="40"/>
-            </w:pPr>
-            <w:r>
-              <w:rPr>
-                <w:rFonts w:ascii="Arial" w:hAnsi="Arial"/>
-                <w:sz w:val="17"/>
-              </w:rPr>
-              <w:t xml:space="preserve">Tensor massa sistem total gabungan: </w:t>
-            </w:r>
-            <w:r>
-              <w:rPr>
-                <w:rFonts w:ascii="Arial" w:hAnsi="Arial"/>
-                <w:sz w:val="17"/>
-              </w:rPr>
-              <w:t>$$\mathbf{M} = \mathbf{M}_{RB} + \mathbf{M}_A$$</w:t>
-            </w:r>
-          </w:p>
-        </w:tc>
-      </w:tr>
-      <w:tr>
-        <w:trPr>
-          <w:cantSplit/>
-        </w:trPr>
-        <w:tc>
-          <w:tcPr>
-            <w:tcW w:type="dxa" w:w="1474"/>
-            <w:tcBorders>
-              <w:top w:val="single" w:sz="4" w:space="0" w:color="CCCCCC"/>
-              <w:left w:val="single" w:sz="4" w:space="0" w:color="CCCCCC"/>
-              <w:bottom w:val="single" w:sz="4" w:space="0" w:color="CCCCCC"/>
-              <w:right w:val="single" w:sz="4" w:space="0" w:color="CCCCCC"/>
-            </w:tcBorders>
-            <w:tcMar>
-              <w:top w:w="50" w:type="dxa"/>
-              <w:bottom w:w="50" w:type="dxa"/>
-              <w:left w:w="100" w:type="dxa"/>
-              <w:right w:w="100" w:type="dxa"/>
-            </w:tcMar>
-          </w:tcPr>
-          <w:p>
-            <w:pPr>
-              <w:spacing w:line="240" w:lineRule="auto" w:after="40"/>
+              <w:ind w:firstLine="0"/>
             </w:pPr>
             <w:r>
               <w:rPr>
@@ -5855,13 +8384,14 @@
           <w:p>
             <w:pPr>
               <w:spacing w:line="240" w:lineRule="auto" w:after="40"/>
+              <w:ind w:firstLine="0"/>
             </w:pPr>
             <w:r>
               <w:rPr>
                 <w:rFonts w:ascii="Arial" w:hAnsi="Arial"/>
                 <w:sz w:val="17"/>
               </w:rPr>
-              <w:t>$$\mathbb{R}^{6 \times 6}\text{ (N}\cdot\text{s/m, N}\cdot\text{s}\cdot\text{m)}$$</w:t>
+              <w:t>$$\text{N}\cdot\text{s/m, N}\cdot\text{s}$$</w:t>
             </w:r>
           </w:p>
         </w:tc>
@@ -5884,13 +8414,14 @@
           <w:p>
             <w:pPr>
               <w:spacing w:line="240" w:lineRule="auto" w:after="40"/>
+              <w:ind w:firstLine="0"/>
             </w:pPr>
             <w:r>
               <w:rPr>
                 <w:rFonts w:ascii="Arial" w:hAnsi="Arial"/>
                 <w:sz w:val="17"/>
               </w:rPr>
-              <w:t>Matriks gaya Coriolis dan sentripetal bodi kaku</w:t>
+              <w:t>Matriks Coriolis dan sentripetal benda tegar</w:t>
             </w:r>
           </w:p>
         </w:tc>
@@ -5918,6 +8449,7 @@
           <w:p>
             <w:pPr>
               <w:spacing w:line="240" w:lineRule="auto" w:after="40"/>
+              <w:ind w:firstLine="0"/>
             </w:pPr>
             <w:r>
               <w:rPr>
@@ -5948,13 +8480,14 @@
           <w:p>
             <w:pPr>
               <w:spacing w:line="240" w:lineRule="auto" w:after="40"/>
+              <w:ind w:firstLine="0"/>
             </w:pPr>
             <w:r>
               <w:rPr>
                 <w:rFonts w:ascii="Arial" w:hAnsi="Arial"/>
                 <w:sz w:val="17"/>
               </w:rPr>
-              <w:t>$$\mathbb{R}^{6 \times 6}\text{ (N}\cdot\text{s/m, N}\cdot\text{s}\cdot\text{m)}$$</w:t>
+              <w:t>$$\text{N}\cdot\text{s/m, N}\cdot\text{s}$$</w:t>
             </w:r>
           </w:p>
         </w:tc>
@@ -5977,6 +8510,7 @@
           <w:p>
             <w:pPr>
               <w:spacing w:line="240" w:lineRule="auto" w:after="40"/>
+              <w:ind w:firstLine="0"/>
             </w:pPr>
             <w:r>
               <w:rPr>
@@ -6011,6 +8545,7 @@
           <w:p>
             <w:pPr>
               <w:spacing w:line="240" w:lineRule="auto" w:after="40"/>
+              <w:ind w:firstLine="0"/>
             </w:pPr>
             <w:r>
               <w:rPr>
@@ -6041,13 +8576,14 @@
           <w:p>
             <w:pPr>
               <w:spacing w:line="240" w:lineRule="auto" w:after="40"/>
+              <w:ind w:firstLine="0"/>
             </w:pPr>
             <w:r>
               <w:rPr>
                 <w:rFonts w:ascii="Arial" w:hAnsi="Arial"/>
                 <w:sz w:val="17"/>
               </w:rPr>
-              <w:t>$$\mathbb{R}^{6 \times 6}\text{ (N}\cdot\text{s/m, N}\cdot\text{s}^2/\text{m}^2)$$</w:t>
+              <w:t>$$\text{N}\cdot\text{s/m, N}\cdot\text{s}^2/\text{m}^2$$</w:t>
             </w:r>
           </w:p>
         </w:tc>
@@ -6070,34 +8606,420 @@
           <w:p>
             <w:pPr>
               <w:spacing w:line="240" w:lineRule="auto" w:after="40"/>
+              <w:ind w:firstLine="0"/>
             </w:pPr>
             <w:r>
               <w:rPr>
                 <w:rFonts w:ascii="Arial" w:hAnsi="Arial"/>
                 <w:sz w:val="17"/>
               </w:rPr>
-              <w:t xml:space="preserve">Tensor redaman hidrodinamika gabungan (linier </w:t>
+              <w:t>Matriks redaman hidrodinamika fluida (komponen linier dan kuadratik)</w:t>
+            </w:r>
+          </w:p>
+        </w:tc>
+      </w:tr>
+      <w:tr>
+        <w:trPr>
+          <w:cantSplit/>
+        </w:trPr>
+        <w:tc>
+          <w:tcPr>
+            <w:tcW w:type="dxa" w:w="1474"/>
+            <w:tcBorders>
+              <w:top w:val="single" w:sz="4" w:space="0" w:color="CCCCCC"/>
+              <w:left w:val="single" w:sz="4" w:space="0" w:color="CCCCCC"/>
+              <w:bottom w:val="single" w:sz="4" w:space="0" w:color="CCCCCC"/>
+              <w:right w:val="single" w:sz="4" w:space="0" w:color="CCCCCC"/>
+            </w:tcBorders>
+            <w:tcMar>
+              <w:top w:w="50" w:type="dxa"/>
+              <w:bottom w:w="50" w:type="dxa"/>
+              <w:left w:w="100" w:type="dxa"/>
+              <w:right w:w="100" w:type="dxa"/>
+            </w:tcMar>
+          </w:tcPr>
+          <w:p>
+            <w:pPr>
+              <w:spacing w:line="240" w:lineRule="auto" w:after="40"/>
+              <w:ind w:firstLine="0"/>
+            </w:pPr>
+            <w:r>
+              <w:rPr>
+                <w:rFonts w:ascii="Arial" w:hAnsi="Arial"/>
+                <w:b/>
+                <w:sz w:val="18"/>
+              </w:rPr>
+              <w:t>$$\mathbf{g}(\boldsymbol{\eta})$$</w:t>
+            </w:r>
+          </w:p>
+        </w:tc>
+        <w:tc>
+          <w:tcPr>
+            <w:tcW w:type="dxa" w:w="1814"/>
+            <w:tcBorders>
+              <w:top w:val="single" w:sz="4" w:space="0" w:color="CCCCCC"/>
+              <w:left w:val="single" w:sz="4" w:space="0" w:color="CCCCCC"/>
+              <w:bottom w:val="single" w:sz="4" w:space="0" w:color="CCCCCC"/>
+              <w:right w:val="single" w:sz="4" w:space="0" w:color="CCCCCC"/>
+            </w:tcBorders>
+            <w:tcMar>
+              <w:top w:w="50" w:type="dxa"/>
+              <w:bottom w:w="50" w:type="dxa"/>
+              <w:left w:w="100" w:type="dxa"/>
+              <w:right w:w="100" w:type="dxa"/>
+            </w:tcMar>
+          </w:tcPr>
+          <w:p>
+            <w:pPr>
+              <w:spacing w:line="240" w:lineRule="auto" w:after="40"/>
+              <w:ind w:firstLine="0"/>
+            </w:pPr>
+            <w:r>
+              <w:rPr>
+                <w:rFonts w:ascii="Arial" w:hAnsi="Arial"/>
+                <w:sz w:val="17"/>
+              </w:rPr>
+              <w:t>$$\text{N, N}\cdot\text{m}$$</w:t>
+            </w:r>
+          </w:p>
+        </w:tc>
+        <w:tc>
+          <w:tcPr>
+            <w:tcW w:type="dxa" w:w="4139"/>
+            <w:tcBorders>
+              <w:top w:val="single" w:sz="4" w:space="0" w:color="CCCCCC"/>
+              <w:left w:val="single" w:sz="4" w:space="0" w:color="CCCCCC"/>
+              <w:bottom w:val="single" w:sz="4" w:space="0" w:color="CCCCCC"/>
+              <w:right w:val="single" w:sz="4" w:space="0" w:color="CCCCCC"/>
+            </w:tcBorders>
+            <w:tcMar>
+              <w:top w:w="50" w:type="dxa"/>
+              <w:bottom w:w="50" w:type="dxa"/>
+              <w:left w:w="100" w:type="dxa"/>
+              <w:right w:w="100" w:type="dxa"/>
+            </w:tcMar>
+          </w:tcPr>
+          <w:p>
+            <w:pPr>
+              <w:spacing w:line="240" w:lineRule="auto" w:after="40"/>
+              <w:ind w:firstLine="0"/>
+            </w:pPr>
+            <w:r>
+              <w:rPr>
+                <w:rFonts w:ascii="Arial" w:hAnsi="Arial"/>
+                <w:sz w:val="17"/>
+              </w:rPr>
+              <w:t>Vektor gaya dan momen pemulih gravitasi serta daya apung hidrostatis</w:t>
+            </w:r>
+          </w:p>
+        </w:tc>
+      </w:tr>
+      <w:tr>
+        <w:trPr>
+          <w:cantSplit/>
+        </w:trPr>
+        <w:tc>
+          <w:tcPr>
+            <w:tcW w:type="dxa" w:w="1474"/>
+            <w:tcBorders>
+              <w:top w:val="single" w:sz="4" w:space="0" w:color="CCCCCC"/>
+              <w:left w:val="single" w:sz="4" w:space="0" w:color="CCCCCC"/>
+              <w:bottom w:val="single" w:sz="4" w:space="0" w:color="CCCCCC"/>
+              <w:right w:val="single" w:sz="4" w:space="0" w:color="CCCCCC"/>
+            </w:tcBorders>
+            <w:tcMar>
+              <w:top w:w="50" w:type="dxa"/>
+              <w:bottom w:w="50" w:type="dxa"/>
+              <w:left w:w="100" w:type="dxa"/>
+              <w:right w:w="100" w:type="dxa"/>
+            </w:tcMar>
+          </w:tcPr>
+          <w:p>
+            <w:pPr>
+              <w:spacing w:line="240" w:lineRule="auto" w:after="40"/>
+              <w:ind w:firstLine="0"/>
+            </w:pPr>
+            <w:r>
+              <w:rPr>
+                <w:rFonts w:ascii="Arial" w:hAnsi="Arial"/>
+                <w:b/>
+                <w:sz w:val="18"/>
+              </w:rPr>
+              <w:t>$$\mathbf{T}_{6 \times 8}$$</w:t>
+            </w:r>
+          </w:p>
+        </w:tc>
+        <w:tc>
+          <w:tcPr>
+            <w:tcW w:type="dxa" w:w="1814"/>
+            <w:tcBorders>
+              <w:top w:val="single" w:sz="4" w:space="0" w:color="CCCCCC"/>
+              <w:left w:val="single" w:sz="4" w:space="0" w:color="CCCCCC"/>
+              <w:bottom w:val="single" w:sz="4" w:space="0" w:color="CCCCCC"/>
+              <w:right w:val="single" w:sz="4" w:space="0" w:color="CCCCCC"/>
+            </w:tcBorders>
+            <w:tcMar>
+              <w:top w:w="50" w:type="dxa"/>
+              <w:bottom w:w="50" w:type="dxa"/>
+              <w:left w:w="100" w:type="dxa"/>
+              <w:right w:w="100" w:type="dxa"/>
+            </w:tcMar>
+          </w:tcPr>
+          <w:p>
+            <w:pPr>
+              <w:spacing w:line="240" w:lineRule="auto" w:after="40"/>
+              <w:ind w:firstLine="0"/>
+            </w:pPr>
+            <w:r>
+              <w:rPr>
+                <w:rFonts w:ascii="Arial" w:hAnsi="Arial"/>
+                <w:sz w:val="17"/>
+              </w:rPr>
+              <w:t>-</w:t>
+            </w:r>
+          </w:p>
+        </w:tc>
+        <w:tc>
+          <w:tcPr>
+            <w:tcW w:type="dxa" w:w="4139"/>
+            <w:tcBorders>
+              <w:top w:val="single" w:sz="4" w:space="0" w:color="CCCCCC"/>
+              <w:left w:val="single" w:sz="4" w:space="0" w:color="CCCCCC"/>
+              <w:bottom w:val="single" w:sz="4" w:space="0" w:color="CCCCCC"/>
+              <w:right w:val="single" w:sz="4" w:space="0" w:color="CCCCCC"/>
+            </w:tcBorders>
+            <w:tcMar>
+              <w:top w:w="50" w:type="dxa"/>
+              <w:bottom w:w="50" w:type="dxa"/>
+              <w:left w:w="100" w:type="dxa"/>
+              <w:right w:w="100" w:type="dxa"/>
+            </w:tcMar>
+          </w:tcPr>
+          <w:p>
+            <w:pPr>
+              <w:spacing w:line="240" w:lineRule="auto" w:after="40"/>
+              <w:ind w:firstLine="0"/>
+            </w:pPr>
+            <w:r>
+              <w:rPr>
+                <w:rFonts w:ascii="Arial" w:hAnsi="Arial"/>
+                <w:sz w:val="17"/>
+              </w:rPr>
+              <w:t>Matriks konfigurasi alokasi gaya dorong geometris 8 pendorong</w:t>
+            </w:r>
+          </w:p>
+        </w:tc>
+      </w:tr>
+      <w:tr>
+        <w:trPr>
+          <w:cantSplit/>
+        </w:trPr>
+        <w:tc>
+          <w:tcPr>
+            <w:tcW w:type="dxa" w:w="1474"/>
+            <w:tcBorders>
+              <w:top w:val="single" w:sz="4" w:space="0" w:color="CCCCCC"/>
+              <w:left w:val="single" w:sz="4" w:space="0" w:color="CCCCCC"/>
+              <w:bottom w:val="single" w:sz="4" w:space="0" w:color="CCCCCC"/>
+              <w:right w:val="single" w:sz="4" w:space="0" w:color="CCCCCC"/>
+            </w:tcBorders>
+            <w:tcMar>
+              <w:top w:w="50" w:type="dxa"/>
+              <w:bottom w:w="50" w:type="dxa"/>
+              <w:left w:w="100" w:type="dxa"/>
+              <w:right w:w="100" w:type="dxa"/>
+            </w:tcMar>
+          </w:tcPr>
+          <w:p>
+            <w:pPr>
+              <w:spacing w:line="240" w:lineRule="auto" w:after="40"/>
+              <w:ind w:firstLine="0"/>
+            </w:pPr>
+            <w:r>
+              <w:rPr>
+                <w:rFonts w:ascii="Arial" w:hAnsi="Arial"/>
+                <w:b/>
+                <w:sz w:val="18"/>
+              </w:rPr>
+              <w:t>$$\mathbf{T}_{6 \times 8}^\dagger$$</w:t>
+            </w:r>
+          </w:p>
+        </w:tc>
+        <w:tc>
+          <w:tcPr>
+            <w:tcW w:type="dxa" w:w="1814"/>
+            <w:tcBorders>
+              <w:top w:val="single" w:sz="4" w:space="0" w:color="CCCCCC"/>
+              <w:left w:val="single" w:sz="4" w:space="0" w:color="CCCCCC"/>
+              <w:bottom w:val="single" w:sz="4" w:space="0" w:color="CCCCCC"/>
+              <w:right w:val="single" w:sz="4" w:space="0" w:color="CCCCCC"/>
+            </w:tcBorders>
+            <w:tcMar>
+              <w:top w:w="50" w:type="dxa"/>
+              <w:bottom w:w="50" w:type="dxa"/>
+              <w:left w:w="100" w:type="dxa"/>
+              <w:right w:w="100" w:type="dxa"/>
+            </w:tcMar>
+          </w:tcPr>
+          <w:p>
+            <w:pPr>
+              <w:spacing w:line="240" w:lineRule="auto" w:after="40"/>
+              <w:ind w:firstLine="0"/>
+            </w:pPr>
+            <w:r>
+              <w:rPr>
+                <w:rFonts w:ascii="Arial" w:hAnsi="Arial"/>
+                <w:sz w:val="17"/>
+              </w:rPr>
+              <w:t>-</w:t>
+            </w:r>
+          </w:p>
+        </w:tc>
+        <w:tc>
+          <w:tcPr>
+            <w:tcW w:type="dxa" w:w="4139"/>
+            <w:tcBorders>
+              <w:top w:val="single" w:sz="4" w:space="0" w:color="CCCCCC"/>
+              <w:left w:val="single" w:sz="4" w:space="0" w:color="CCCCCC"/>
+              <w:bottom w:val="single" w:sz="4" w:space="0" w:color="CCCCCC"/>
+              <w:right w:val="single" w:sz="4" w:space="0" w:color="CCCCCC"/>
+            </w:tcBorders>
+            <w:tcMar>
+              <w:top w:w="50" w:type="dxa"/>
+              <w:bottom w:w="50" w:type="dxa"/>
+              <w:left w:w="100" w:type="dxa"/>
+              <w:right w:w="100" w:type="dxa"/>
+            </w:tcMar>
+          </w:tcPr>
+          <w:p>
+            <w:pPr>
+              <w:spacing w:line="240" w:lineRule="auto" w:after="40"/>
+              <w:ind w:firstLine="0"/>
+            </w:pPr>
+            <w:r>
+              <w:rPr>
+                <w:rFonts w:ascii="Arial" w:hAnsi="Arial"/>
+                <w:sz w:val="17"/>
+              </w:rPr>
+              <w:t>Matriks invers semu Moore-Penrose (</w:t>
+            </w:r>
+            <w:r>
+              <w:rPr>
+                <w:rFonts w:ascii="Arial" w:hAnsi="Arial"/>
+                <w:i/>
+                <w:sz w:val="17"/>
+              </w:rPr>
+              <w:t>pseudo-inverse</w:t>
             </w:r>
             <w:r>
               <w:rPr>
                 <w:rFonts w:ascii="Arial" w:hAnsi="Arial"/>
                 <w:sz w:val="17"/>
               </w:rPr>
-              <w:t>$$\mathbf{D}_L$$</w:t>
+              <w:t>) alokasi gaya dorong</w:t>
+            </w:r>
+          </w:p>
+        </w:tc>
+      </w:tr>
+      <w:tr>
+        <w:trPr>
+          <w:cantSplit/>
+        </w:trPr>
+        <w:tc>
+          <w:tcPr>
+            <w:tcW w:type="dxa" w:w="1474"/>
+            <w:tcBorders>
+              <w:top w:val="single" w:sz="4" w:space="0" w:color="CCCCCC"/>
+              <w:left w:val="single" w:sz="4" w:space="0" w:color="CCCCCC"/>
+              <w:bottom w:val="single" w:sz="4" w:space="0" w:color="CCCCCC"/>
+              <w:right w:val="single" w:sz="4" w:space="0" w:color="CCCCCC"/>
+            </w:tcBorders>
+            <w:tcMar>
+              <w:top w:w="50" w:type="dxa"/>
+              <w:bottom w:w="50" w:type="dxa"/>
+              <w:left w:w="100" w:type="dxa"/>
+              <w:right w:w="100" w:type="dxa"/>
+            </w:tcMar>
+          </w:tcPr>
+          <w:p>
+            <w:pPr>
+              <w:spacing w:line="240" w:lineRule="auto" w:after="40"/>
+              <w:ind w:firstLine="0"/>
+            </w:pPr>
+            <w:r>
+              <w:rPr>
+                <w:rFonts w:ascii="Arial" w:hAnsi="Arial"/>
+                <w:b/>
+                <w:sz w:val="18"/>
+              </w:rPr>
+              <w:t>$$\mathbf{f}$$</w:t>
+            </w:r>
+          </w:p>
+        </w:tc>
+        <w:tc>
+          <w:tcPr>
+            <w:tcW w:type="dxa" w:w="1814"/>
+            <w:tcBorders>
+              <w:top w:val="single" w:sz="4" w:space="0" w:color="CCCCCC"/>
+              <w:left w:val="single" w:sz="4" w:space="0" w:color="CCCCCC"/>
+              <w:bottom w:val="single" w:sz="4" w:space="0" w:color="CCCCCC"/>
+              <w:right w:val="single" w:sz="4" w:space="0" w:color="CCCCCC"/>
+            </w:tcBorders>
+            <w:tcMar>
+              <w:top w:w="50" w:type="dxa"/>
+              <w:bottom w:w="50" w:type="dxa"/>
+              <w:left w:w="100" w:type="dxa"/>
+              <w:right w:w="100" w:type="dxa"/>
+            </w:tcMar>
+          </w:tcPr>
+          <w:p>
+            <w:pPr>
+              <w:spacing w:line="240" w:lineRule="auto" w:after="40"/>
+              <w:ind w:firstLine="0"/>
+            </w:pPr>
+            <w:r>
+              <w:rPr>
+                <w:rFonts w:ascii="Arial" w:hAnsi="Arial"/>
+                <w:sz w:val="17"/>
+              </w:rPr>
+              <w:t>$$\text{N}$$</w:t>
+            </w:r>
+          </w:p>
+        </w:tc>
+        <w:tc>
+          <w:tcPr>
+            <w:tcW w:type="dxa" w:w="4139"/>
+            <w:tcBorders>
+              <w:top w:val="single" w:sz="4" w:space="0" w:color="CCCCCC"/>
+              <w:left w:val="single" w:sz="4" w:space="0" w:color="CCCCCC"/>
+              <w:bottom w:val="single" w:sz="4" w:space="0" w:color="CCCCCC"/>
+              <w:right w:val="single" w:sz="4" w:space="0" w:color="CCCCCC"/>
+            </w:tcBorders>
+            <w:tcMar>
+              <w:top w:w="50" w:type="dxa"/>
+              <w:bottom w:w="50" w:type="dxa"/>
+              <w:left w:w="100" w:type="dxa"/>
+              <w:right w:w="100" w:type="dxa"/>
+            </w:tcMar>
+          </w:tcPr>
+          <w:p>
+            <w:pPr>
+              <w:spacing w:line="240" w:lineRule="auto" w:after="40"/>
+              <w:ind w:firstLine="0"/>
+            </w:pPr>
+            <w:r>
+              <w:rPr>
+                <w:rFonts w:ascii="Arial" w:hAnsi="Arial"/>
+                <w:sz w:val="17"/>
+              </w:rPr>
+              <w:t>Vektor gaya dorong 8 unit pendorong individual (</w:t>
             </w:r>
             <w:r>
               <w:rPr>
                 <w:rFonts w:ascii="Arial" w:hAnsi="Arial"/>
                 <w:sz w:val="17"/>
               </w:rPr>
-              <w:t xml:space="preserve"> + kuadratik </w:t>
-            </w:r>
-            <w:r>
-              <w:rPr>
-                <w:rFonts w:ascii="Arial" w:hAnsi="Arial"/>
-                <w:sz w:val="17"/>
-              </w:rPr>
-              <w:t>$$\mathbf{D}_{NL}$$</w:t>
+              <w:t>$$\mathbf{f} \in \mathbb{R}^8$$</w:t>
             </w:r>
             <w:r>
               <w:rPr>
@@ -6132,607 +9054,7 @@
           <w:p>
             <w:pPr>
               <w:spacing w:line="240" w:lineRule="auto" w:after="40"/>
-            </w:pPr>
-            <w:r>
-              <w:rPr>
-                <w:rFonts w:ascii="Arial" w:hAnsi="Arial"/>
-                <w:b/>
-                <w:sz w:val="18"/>
-              </w:rPr>
-              <w:t>$$\mathbf{g}(\boldsymbol{\eta})$$</w:t>
-            </w:r>
-          </w:p>
-        </w:tc>
-        <w:tc>
-          <w:tcPr>
-            <w:tcW w:type="dxa" w:w="1814"/>
-            <w:tcBorders>
-              <w:top w:val="single" w:sz="4" w:space="0" w:color="CCCCCC"/>
-              <w:left w:val="single" w:sz="4" w:space="0" w:color="CCCCCC"/>
-              <w:bottom w:val="single" w:sz="4" w:space="0" w:color="CCCCCC"/>
-              <w:right w:val="single" w:sz="4" w:space="0" w:color="CCCCCC"/>
-            </w:tcBorders>
-            <w:tcMar>
-              <w:top w:w="50" w:type="dxa"/>
-              <w:bottom w:w="50" w:type="dxa"/>
-              <w:left w:w="100" w:type="dxa"/>
-              <w:right w:w="100" w:type="dxa"/>
-            </w:tcMar>
-          </w:tcPr>
-          <w:p>
-            <w:pPr>
-              <w:spacing w:line="240" w:lineRule="auto" w:after="40"/>
-            </w:pPr>
-            <w:r>
-              <w:rPr>
-                <w:rFonts w:ascii="Arial" w:hAnsi="Arial"/>
-                <w:sz w:val="17"/>
-              </w:rPr>
-              <w:t>$$\mathbb{R}^6\text{ (N, N}\cdot\text{m)}$$</w:t>
-            </w:r>
-          </w:p>
-        </w:tc>
-        <w:tc>
-          <w:tcPr>
-            <w:tcW w:type="dxa" w:w="4139"/>
-            <w:tcBorders>
-              <w:top w:val="single" w:sz="4" w:space="0" w:color="CCCCCC"/>
-              <w:left w:val="single" w:sz="4" w:space="0" w:color="CCCCCC"/>
-              <w:bottom w:val="single" w:sz="4" w:space="0" w:color="CCCCCC"/>
-              <w:right w:val="single" w:sz="4" w:space="0" w:color="CCCCCC"/>
-            </w:tcBorders>
-            <w:tcMar>
-              <w:top w:w="50" w:type="dxa"/>
-              <w:bottom w:w="50" w:type="dxa"/>
-              <w:left w:w="100" w:type="dxa"/>
-              <w:right w:w="100" w:type="dxa"/>
-            </w:tcMar>
-          </w:tcPr>
-          <w:p>
-            <w:pPr>
-              <w:spacing w:line="240" w:lineRule="auto" w:after="40"/>
-            </w:pPr>
-            <w:r>
-              <w:rPr>
-                <w:rFonts w:ascii="Arial" w:hAnsi="Arial"/>
-                <w:sz w:val="17"/>
-              </w:rPr>
-              <w:t>Vektor gaya dan momen pemulih hidrostatis (gravitasi dan gaya apung)</w:t>
-            </w:r>
-          </w:p>
-        </w:tc>
-      </w:tr>
-      <w:tr>
-        <w:trPr>
-          <w:cantSplit/>
-        </w:trPr>
-        <w:tc>
-          <w:tcPr>
-            <w:tcW w:type="dxa" w:w="1474"/>
-            <w:tcBorders>
-              <w:top w:val="single" w:sz="4" w:space="0" w:color="CCCCCC"/>
-              <w:left w:val="single" w:sz="4" w:space="0" w:color="CCCCCC"/>
-              <w:bottom w:val="single" w:sz="4" w:space="0" w:color="CCCCCC"/>
-              <w:right w:val="single" w:sz="4" w:space="0" w:color="CCCCCC"/>
-            </w:tcBorders>
-            <w:tcMar>
-              <w:top w:w="50" w:type="dxa"/>
-              <w:bottom w:w="50" w:type="dxa"/>
-              <w:left w:w="100" w:type="dxa"/>
-              <w:right w:w="100" w:type="dxa"/>
-            </w:tcMar>
-          </w:tcPr>
-          <w:p>
-            <w:pPr>
-              <w:spacing w:line="240" w:lineRule="auto" w:after="40"/>
-            </w:pPr>
-            <w:r>
-              <w:rPr>
-                <w:rFonts w:ascii="Arial" w:hAnsi="Arial"/>
-                <w:b/>
-                <w:sz w:val="18"/>
-              </w:rPr>
-              <w:t>$$GM_T$$</w:t>
-            </w:r>
-          </w:p>
-        </w:tc>
-        <w:tc>
-          <w:tcPr>
-            <w:tcW w:type="dxa" w:w="1814"/>
-            <w:tcBorders>
-              <w:top w:val="single" w:sz="4" w:space="0" w:color="CCCCCC"/>
-              <w:left w:val="single" w:sz="4" w:space="0" w:color="CCCCCC"/>
-              <w:bottom w:val="single" w:sz="4" w:space="0" w:color="CCCCCC"/>
-              <w:right w:val="single" w:sz="4" w:space="0" w:color="CCCCCC"/>
-            </w:tcBorders>
-            <w:tcMar>
-              <w:top w:w="50" w:type="dxa"/>
-              <w:bottom w:w="50" w:type="dxa"/>
-              <w:left w:w="100" w:type="dxa"/>
-              <w:right w:w="100" w:type="dxa"/>
-            </w:tcMar>
-          </w:tcPr>
-          <w:p>
-            <w:pPr>
-              <w:spacing w:line="240" w:lineRule="auto" w:after="40"/>
-            </w:pPr>
-            <w:r>
-              <w:rPr>
-                <w:rFonts w:ascii="Arial" w:hAnsi="Arial"/>
-                <w:sz w:val="17"/>
-              </w:rPr>
-              <w:t>$$\text{m}$$</w:t>
-            </w:r>
-          </w:p>
-        </w:tc>
-        <w:tc>
-          <w:tcPr>
-            <w:tcW w:type="dxa" w:w="4139"/>
-            <w:tcBorders>
-              <w:top w:val="single" w:sz="4" w:space="0" w:color="CCCCCC"/>
-              <w:left w:val="single" w:sz="4" w:space="0" w:color="CCCCCC"/>
-              <w:bottom w:val="single" w:sz="4" w:space="0" w:color="CCCCCC"/>
-              <w:right w:val="single" w:sz="4" w:space="0" w:color="CCCCCC"/>
-            </w:tcBorders>
-            <w:tcMar>
-              <w:top w:w="50" w:type="dxa"/>
-              <w:bottom w:w="50" w:type="dxa"/>
-              <w:left w:w="100" w:type="dxa"/>
-              <w:right w:w="100" w:type="dxa"/>
-            </w:tcMar>
-          </w:tcPr>
-          <w:p>
-            <w:pPr>
-              <w:spacing w:line="240" w:lineRule="auto" w:after="40"/>
-            </w:pPr>
-            <w:r>
-              <w:rPr>
-                <w:rFonts w:ascii="Arial" w:hAnsi="Arial"/>
-                <w:sz w:val="17"/>
-              </w:rPr>
-              <w:t xml:space="preserve">Tinggi metasentris transversal wahana: </w:t>
-            </w:r>
-            <w:r>
-              <w:rPr>
-                <w:rFonts w:ascii="Arial" w:hAnsi="Arial"/>
-                <w:sz w:val="17"/>
-              </w:rPr>
-              <w:t>$$z_g - z_b$$</w:t>
-            </w:r>
-          </w:p>
-        </w:tc>
-      </w:tr>
-      <w:tr>
-        <w:trPr>
-          <w:cantSplit/>
-        </w:trPr>
-        <w:tc>
-          <w:tcPr>
-            <w:tcW w:type="dxa" w:w="1474"/>
-            <w:tcBorders>
-              <w:top w:val="single" w:sz="4" w:space="0" w:color="CCCCCC"/>
-              <w:left w:val="single" w:sz="4" w:space="0" w:color="CCCCCC"/>
-              <w:bottom w:val="single" w:sz="4" w:space="0" w:color="CCCCCC"/>
-              <w:right w:val="single" w:sz="4" w:space="0" w:color="CCCCCC"/>
-            </w:tcBorders>
-            <w:tcMar>
-              <w:top w:w="50" w:type="dxa"/>
-              <w:bottom w:w="50" w:type="dxa"/>
-              <w:left w:w="100" w:type="dxa"/>
-              <w:right w:w="100" w:type="dxa"/>
-            </w:tcMar>
-          </w:tcPr>
-          <w:p>
-            <w:pPr>
-              <w:spacing w:line="240" w:lineRule="auto" w:after="40"/>
-            </w:pPr>
-            <w:r>
-              <w:rPr>
-                <w:rFonts w:ascii="Arial" w:hAnsi="Arial"/>
-                <w:b/>
-                <w:sz w:val="18"/>
-              </w:rPr>
-              <w:t>$$\mathbf{T}_{6 \times 8}$$</w:t>
-            </w:r>
-          </w:p>
-        </w:tc>
-        <w:tc>
-          <w:tcPr>
-            <w:tcW w:type="dxa" w:w="1814"/>
-            <w:tcBorders>
-              <w:top w:val="single" w:sz="4" w:space="0" w:color="CCCCCC"/>
-              <w:left w:val="single" w:sz="4" w:space="0" w:color="CCCCCC"/>
-              <w:bottom w:val="single" w:sz="4" w:space="0" w:color="CCCCCC"/>
-              <w:right w:val="single" w:sz="4" w:space="0" w:color="CCCCCC"/>
-            </w:tcBorders>
-            <w:tcMar>
-              <w:top w:w="50" w:type="dxa"/>
-              <w:bottom w:w="50" w:type="dxa"/>
-              <w:left w:w="100" w:type="dxa"/>
-              <w:right w:w="100" w:type="dxa"/>
-            </w:tcMar>
-          </w:tcPr>
-          <w:p>
-            <w:pPr>
-              <w:spacing w:line="240" w:lineRule="auto" w:after="40"/>
-            </w:pPr>
-            <w:r>
-              <w:rPr>
-                <w:rFonts w:ascii="Arial" w:hAnsi="Arial"/>
-                <w:sz w:val="17"/>
-              </w:rPr>
-              <w:t>$$\mathbb{R}^{6 \times 8}$$</w:t>
-            </w:r>
-          </w:p>
-        </w:tc>
-        <w:tc>
-          <w:tcPr>
-            <w:tcW w:type="dxa" w:w="4139"/>
-            <w:tcBorders>
-              <w:top w:val="single" w:sz="4" w:space="0" w:color="CCCCCC"/>
-              <w:left w:val="single" w:sz="4" w:space="0" w:color="CCCCCC"/>
-              <w:bottom w:val="single" w:sz="4" w:space="0" w:color="CCCCCC"/>
-              <w:right w:val="single" w:sz="4" w:space="0" w:color="CCCCCC"/>
-            </w:tcBorders>
-            <w:tcMar>
-              <w:top w:w="50" w:type="dxa"/>
-              <w:bottom w:w="50" w:type="dxa"/>
-              <w:left w:w="100" w:type="dxa"/>
-              <w:right w:w="100" w:type="dxa"/>
-            </w:tcMar>
-          </w:tcPr>
-          <w:p>
-            <w:pPr>
-              <w:spacing w:line="240" w:lineRule="auto" w:after="40"/>
-            </w:pPr>
-            <w:r>
-              <w:rPr>
-                <w:rFonts w:ascii="Arial" w:hAnsi="Arial"/>
-                <w:sz w:val="17"/>
-              </w:rPr>
-              <w:t>Matriks konfigurasi geometri dan alokasi gaya dorong 8 motor pendorong</w:t>
-            </w:r>
-          </w:p>
-        </w:tc>
-      </w:tr>
-      <w:tr>
-        <w:trPr>
-          <w:cantSplit/>
-        </w:trPr>
-        <w:tc>
-          <w:tcPr>
-            <w:tcW w:type="dxa" w:w="1474"/>
-            <w:tcBorders>
-              <w:top w:val="single" w:sz="4" w:space="0" w:color="CCCCCC"/>
-              <w:left w:val="single" w:sz="4" w:space="0" w:color="CCCCCC"/>
-              <w:bottom w:val="single" w:sz="4" w:space="0" w:color="CCCCCC"/>
-              <w:right w:val="single" w:sz="4" w:space="0" w:color="CCCCCC"/>
-            </w:tcBorders>
-            <w:tcMar>
-              <w:top w:w="50" w:type="dxa"/>
-              <w:bottom w:w="50" w:type="dxa"/>
-              <w:left w:w="100" w:type="dxa"/>
-              <w:right w:w="100" w:type="dxa"/>
-            </w:tcMar>
-          </w:tcPr>
-          <w:p>
-            <w:pPr>
-              <w:spacing w:line="240" w:lineRule="auto" w:after="40"/>
-            </w:pPr>
-            <w:r>
-              <w:rPr>
-                <w:rFonts w:ascii="Arial" w:hAnsi="Arial"/>
-                <w:b/>
-                <w:sz w:val="18"/>
-              </w:rPr>
-              <w:t>$$\mathbf{T}^\dagger$$</w:t>
-            </w:r>
-          </w:p>
-        </w:tc>
-        <w:tc>
-          <w:tcPr>
-            <w:tcW w:type="dxa" w:w="1814"/>
-            <w:tcBorders>
-              <w:top w:val="single" w:sz="4" w:space="0" w:color="CCCCCC"/>
-              <w:left w:val="single" w:sz="4" w:space="0" w:color="CCCCCC"/>
-              <w:bottom w:val="single" w:sz="4" w:space="0" w:color="CCCCCC"/>
-              <w:right w:val="single" w:sz="4" w:space="0" w:color="CCCCCC"/>
-            </w:tcBorders>
-            <w:tcMar>
-              <w:top w:w="50" w:type="dxa"/>
-              <w:bottom w:w="50" w:type="dxa"/>
-              <w:left w:w="100" w:type="dxa"/>
-              <w:right w:w="100" w:type="dxa"/>
-            </w:tcMar>
-          </w:tcPr>
-          <w:p>
-            <w:pPr>
-              <w:spacing w:line="240" w:lineRule="auto" w:after="40"/>
-            </w:pPr>
-            <w:r>
-              <w:rPr>
-                <w:rFonts w:ascii="Arial" w:hAnsi="Arial"/>
-                <w:sz w:val="17"/>
-              </w:rPr>
-              <w:t>$$\mathbb{R}^{8 \times 6}$$</w:t>
-            </w:r>
-          </w:p>
-        </w:tc>
-        <w:tc>
-          <w:tcPr>
-            <w:tcW w:type="dxa" w:w="4139"/>
-            <w:tcBorders>
-              <w:top w:val="single" w:sz="4" w:space="0" w:color="CCCCCC"/>
-              <w:left w:val="single" w:sz="4" w:space="0" w:color="CCCCCC"/>
-              <w:bottom w:val="single" w:sz="4" w:space="0" w:color="CCCCCC"/>
-              <w:right w:val="single" w:sz="4" w:space="0" w:color="CCCCCC"/>
-            </w:tcBorders>
-            <w:tcMar>
-              <w:top w:w="50" w:type="dxa"/>
-              <w:bottom w:w="50" w:type="dxa"/>
-              <w:left w:w="100" w:type="dxa"/>
-              <w:right w:w="100" w:type="dxa"/>
-            </w:tcMar>
-          </w:tcPr>
-          <w:p>
-            <w:pPr>
-              <w:spacing w:line="240" w:lineRule="auto" w:after="40"/>
-            </w:pPr>
-            <w:r>
-              <w:rPr>
-                <w:rFonts w:ascii="Arial" w:hAnsi="Arial"/>
-                <w:sz w:val="17"/>
-              </w:rPr>
-              <w:t xml:space="preserve">Matriks </w:t>
-            </w:r>
-            <w:r>
-              <w:rPr>
-                <w:rFonts w:ascii="Arial" w:hAnsi="Arial"/>
-                <w:i/>
-                <w:sz w:val="17"/>
-              </w:rPr>
-              <w:t>pseudo-inverse</w:t>
-            </w:r>
-            <w:r>
-              <w:rPr>
-                <w:rFonts w:ascii="Arial" w:hAnsi="Arial"/>
-                <w:sz w:val="17"/>
-              </w:rPr>
-              <w:t xml:space="preserve"> Moore-Penrose: </w:t>
-            </w:r>
-            <w:r>
-              <w:rPr>
-                <w:rFonts w:ascii="Arial" w:hAnsi="Arial"/>
-                <w:sz w:val="17"/>
-              </w:rPr>
-              <w:t>$$\mathbf{T}^T(\mathbf{T}\mathbf{T}^T)^{-1}$$</w:t>
-            </w:r>
-          </w:p>
-        </w:tc>
-      </w:tr>
-      <w:tr>
-        <w:trPr>
-          <w:cantSplit/>
-        </w:trPr>
-        <w:tc>
-          <w:tcPr>
-            <w:tcW w:type="dxa" w:w="1474"/>
-            <w:tcBorders>
-              <w:top w:val="single" w:sz="4" w:space="0" w:color="CCCCCC"/>
-              <w:left w:val="single" w:sz="4" w:space="0" w:color="CCCCCC"/>
-              <w:bottom w:val="single" w:sz="4" w:space="0" w:color="CCCCCC"/>
-              <w:right w:val="single" w:sz="4" w:space="0" w:color="CCCCCC"/>
-            </w:tcBorders>
-            <w:tcMar>
-              <w:top w:w="50" w:type="dxa"/>
-              <w:bottom w:w="50" w:type="dxa"/>
-              <w:left w:w="100" w:type="dxa"/>
-              <w:right w:w="100" w:type="dxa"/>
-            </w:tcMar>
-          </w:tcPr>
-          <w:p>
-            <w:pPr>
-              <w:spacing w:line="240" w:lineRule="auto" w:after="40"/>
-            </w:pPr>
-            <w:r>
-              <w:rPr>
-                <w:rFonts w:ascii="Arial" w:hAnsi="Arial"/>
-                <w:b/>
-                <w:sz w:val="18"/>
-              </w:rPr>
-              <w:t>$$\mathbf{f}$$</w:t>
-            </w:r>
-          </w:p>
-        </w:tc>
-        <w:tc>
-          <w:tcPr>
-            <w:tcW w:type="dxa" w:w="1814"/>
-            <w:tcBorders>
-              <w:top w:val="single" w:sz="4" w:space="0" w:color="CCCCCC"/>
-              <w:left w:val="single" w:sz="4" w:space="0" w:color="CCCCCC"/>
-              <w:bottom w:val="single" w:sz="4" w:space="0" w:color="CCCCCC"/>
-              <w:right w:val="single" w:sz="4" w:space="0" w:color="CCCCCC"/>
-            </w:tcBorders>
-            <w:tcMar>
-              <w:top w:w="50" w:type="dxa"/>
-              <w:bottom w:w="50" w:type="dxa"/>
-              <w:left w:w="100" w:type="dxa"/>
-              <w:right w:w="100" w:type="dxa"/>
-            </w:tcMar>
-          </w:tcPr>
-          <w:p>
-            <w:pPr>
-              <w:spacing w:line="240" w:lineRule="auto" w:after="40"/>
-            </w:pPr>
-            <w:r>
-              <w:rPr>
-                <w:rFonts w:ascii="Arial" w:hAnsi="Arial"/>
-                <w:sz w:val="17"/>
-              </w:rPr>
-              <w:t>$$\mathbb{R}^{8}\text{ (N)}$$</w:t>
-            </w:r>
-          </w:p>
-        </w:tc>
-        <w:tc>
-          <w:tcPr>
-            <w:tcW w:type="dxa" w:w="4139"/>
-            <w:tcBorders>
-              <w:top w:val="single" w:sz="4" w:space="0" w:color="CCCCCC"/>
-              <w:left w:val="single" w:sz="4" w:space="0" w:color="CCCCCC"/>
-              <w:bottom w:val="single" w:sz="4" w:space="0" w:color="CCCCCC"/>
-              <w:right w:val="single" w:sz="4" w:space="0" w:color="CCCCCC"/>
-            </w:tcBorders>
-            <w:tcMar>
-              <w:top w:w="50" w:type="dxa"/>
-              <w:bottom w:w="50" w:type="dxa"/>
-              <w:left w:w="100" w:type="dxa"/>
-              <w:right w:w="100" w:type="dxa"/>
-            </w:tcMar>
-          </w:tcPr>
-          <w:p>
-            <w:pPr>
-              <w:spacing w:line="240" w:lineRule="auto" w:after="40"/>
-            </w:pPr>
-            <w:r>
-              <w:rPr>
-                <w:rFonts w:ascii="Arial" w:hAnsi="Arial"/>
-                <w:sz w:val="17"/>
-              </w:rPr>
-              <w:t xml:space="preserve">Vektor gaya dorong individual 8 motor pendorong: </w:t>
-            </w:r>
-            <w:r>
-              <w:rPr>
-                <w:rFonts w:ascii="Arial" w:hAnsi="Arial"/>
-                <w:sz w:val="17"/>
-              </w:rPr>
-              <w:t>$$[f_1, f_2, \dots, f_8]^T$$</w:t>
-            </w:r>
-          </w:p>
-        </w:tc>
-      </w:tr>
-      <w:tr>
-        <w:trPr>
-          <w:cantSplit/>
-        </w:trPr>
-        <w:tc>
-          <w:tcPr>
-            <w:tcW w:type="dxa" w:w="1474"/>
-            <w:tcBorders>
-              <w:top w:val="single" w:sz="4" w:space="0" w:color="CCCCCC"/>
-              <w:left w:val="single" w:sz="4" w:space="0" w:color="CCCCCC"/>
-              <w:bottom w:val="single" w:sz="4" w:space="0" w:color="CCCCCC"/>
-              <w:right w:val="single" w:sz="4" w:space="0" w:color="CCCCCC"/>
-            </w:tcBorders>
-            <w:tcMar>
-              <w:top w:w="50" w:type="dxa"/>
-              <w:bottom w:w="50" w:type="dxa"/>
-              <w:left w:w="100" w:type="dxa"/>
-              <w:right w:w="100" w:type="dxa"/>
-            </w:tcMar>
-          </w:tcPr>
-          <w:p>
-            <w:pPr>
-              <w:spacing w:line="240" w:lineRule="auto" w:after="40"/>
-            </w:pPr>
-            <w:r>
-              <w:rPr>
-                <w:rFonts w:ascii="Arial" w:hAnsi="Arial"/>
-                <w:b/>
-                <w:sz w:val="18"/>
-              </w:rPr>
-              <w:t>$$\mathbf{x}_k$$</w:t>
-            </w:r>
-          </w:p>
-        </w:tc>
-        <w:tc>
-          <w:tcPr>
-            <w:tcW w:type="dxa" w:w="1814"/>
-            <w:tcBorders>
-              <w:top w:val="single" w:sz="4" w:space="0" w:color="CCCCCC"/>
-              <w:left w:val="single" w:sz="4" w:space="0" w:color="CCCCCC"/>
-              <w:bottom w:val="single" w:sz="4" w:space="0" w:color="CCCCCC"/>
-              <w:right w:val="single" w:sz="4" w:space="0" w:color="CCCCCC"/>
-            </w:tcBorders>
-            <w:tcMar>
-              <w:top w:w="50" w:type="dxa"/>
-              <w:bottom w:w="50" w:type="dxa"/>
-              <w:left w:w="100" w:type="dxa"/>
-              <w:right w:w="100" w:type="dxa"/>
-            </w:tcMar>
-          </w:tcPr>
-          <w:p>
-            <w:pPr>
-              <w:spacing w:line="240" w:lineRule="auto" w:after="40"/>
-            </w:pPr>
-            <w:r>
-              <w:rPr>
-                <w:rFonts w:ascii="Arial" w:hAnsi="Arial"/>
-                <w:sz w:val="17"/>
-              </w:rPr>
-              <w:t>$$\mathbb{R}^8\text{ (px, px/s)}$$</w:t>
-            </w:r>
-          </w:p>
-        </w:tc>
-        <w:tc>
-          <w:tcPr>
-            <w:tcW w:type="dxa" w:w="4139"/>
-            <w:tcBorders>
-              <w:top w:val="single" w:sz="4" w:space="0" w:color="CCCCCC"/>
-              <w:left w:val="single" w:sz="4" w:space="0" w:color="CCCCCC"/>
-              <w:bottom w:val="single" w:sz="4" w:space="0" w:color="CCCCCC"/>
-              <w:right w:val="single" w:sz="4" w:space="0" w:color="CCCCCC"/>
-            </w:tcBorders>
-            <w:tcMar>
-              <w:top w:w="50" w:type="dxa"/>
-              <w:bottom w:w="50" w:type="dxa"/>
-              <w:left w:w="100" w:type="dxa"/>
-              <w:right w:w="100" w:type="dxa"/>
-            </w:tcMar>
-          </w:tcPr>
-          <w:p>
-            <w:pPr>
-              <w:spacing w:line="240" w:lineRule="auto" w:after="40"/>
-            </w:pPr>
-            <w:r>
-              <w:rPr>
-                <w:rFonts w:ascii="Arial" w:hAnsi="Arial"/>
-                <w:sz w:val="17"/>
-              </w:rPr>
-              <w:t xml:space="preserve">Vektor keadaan penjejakan visual: </w:t>
-            </w:r>
-            <w:r>
-              <w:rPr>
-                <w:rFonts w:ascii="Arial" w:hAnsi="Arial"/>
-                <w:sz w:val="17"/>
-              </w:rPr>
-              <w:t>$$[x, y, w, h, v_x, v_y, v_w, v_h]^T$$</w:t>
-            </w:r>
-          </w:p>
-        </w:tc>
-      </w:tr>
-      <w:tr>
-        <w:trPr>
-          <w:cantSplit/>
-        </w:trPr>
-        <w:tc>
-          <w:tcPr>
-            <w:tcW w:type="dxa" w:w="1474"/>
-            <w:tcBorders>
-              <w:top w:val="single" w:sz="4" w:space="0" w:color="CCCCCC"/>
-              <w:left w:val="single" w:sz="4" w:space="0" w:color="CCCCCC"/>
-              <w:bottom w:val="single" w:sz="4" w:space="0" w:color="CCCCCC"/>
-              <w:right w:val="single" w:sz="4" w:space="0" w:color="CCCCCC"/>
-            </w:tcBorders>
-            <w:tcMar>
-              <w:top w:w="50" w:type="dxa"/>
-              <w:bottom w:w="50" w:type="dxa"/>
-              <w:left w:w="100" w:type="dxa"/>
-              <w:right w:w="100" w:type="dxa"/>
-            </w:tcMar>
-          </w:tcPr>
-          <w:p>
-            <w:pPr>
-              <w:spacing w:line="240" w:lineRule="auto" w:after="40"/>
+              <w:ind w:firstLine="0"/>
             </w:pPr>
             <w:r>
               <w:rPr>
@@ -6763,6 +9085,7 @@
           <w:p>
             <w:pPr>
               <w:spacing w:line="240" w:lineRule="auto" w:after="40"/>
+              <w:ind w:firstLine="0"/>
             </w:pPr>
             <w:r>
               <w:rPr>
@@ -6792,6 +9115,7 @@
           <w:p>
             <w:pPr>
               <w:spacing w:line="240" w:lineRule="auto" w:after="40"/>
+              <w:ind w:firstLine="0"/>
             </w:pPr>
             <w:r>
               <w:rPr>
@@ -6841,6 +9165,7 @@
           <w:p>
             <w:pPr>
               <w:spacing w:line="240" w:lineRule="auto" w:after="40"/>
+              <w:ind w:firstLine="0"/>
             </w:pPr>
             <w:r>
               <w:rPr>
@@ -6871,6 +9196,7 @@
           <w:p>
             <w:pPr>
               <w:spacing w:line="240" w:lineRule="auto" w:after="40"/>
+              <w:ind w:firstLine="0"/>
             </w:pPr>
             <w:r>
               <w:rPr>
@@ -6900,6 +9226,7 @@
           <w:p>
             <w:pPr>
               <w:spacing w:line="240" w:lineRule="auto" w:after="40"/>
+              <w:ind w:firstLine="0"/>
             </w:pPr>
             <w:r>
               <w:rPr>
@@ -6949,6 +9276,7 @@
           <w:p>
             <w:pPr>
               <w:spacing w:line="240" w:lineRule="auto" w:after="40"/>
+              <w:ind w:firstLine="0"/>
             </w:pPr>
             <w:r>
               <w:rPr>
@@ -6979,6 +9307,7 @@
           <w:p>
             <w:pPr>
               <w:spacing w:line="240" w:lineRule="auto" w:after="40"/>
+              <w:ind w:firstLine="0"/>
             </w:pPr>
             <w:r>
               <w:rPr>
@@ -7008,6 +9337,7 @@
           <w:p>
             <w:pPr>
               <w:spacing w:line="240" w:lineRule="auto" w:after="40"/>
+              <w:ind w:firstLine="0"/>
             </w:pPr>
             <w:r>
               <w:rPr>
@@ -7057,6 +9387,7 @@
           <w:p>
             <w:pPr>
               <w:spacing w:line="240" w:lineRule="auto" w:after="40"/>
+              <w:ind w:firstLine="0"/>
             </w:pPr>
             <w:r>
               <w:rPr>
@@ -7087,6 +9418,7 @@
           <w:p>
             <w:pPr>
               <w:spacing w:line="240" w:lineRule="auto" w:after="40"/>
+              <w:ind w:firstLine="0"/>
             </w:pPr>
             <w:r>
               <w:rPr>
@@ -7116,6 +9448,7 @@
           <w:p>
             <w:pPr>
               <w:spacing w:line="240" w:lineRule="auto" w:after="40"/>
+              <w:ind w:firstLine="0"/>
             </w:pPr>
             <w:r>
               <w:rPr>
@@ -7165,6 +9498,7 @@
           <w:p>
             <w:pPr>
               <w:spacing w:line="240" w:lineRule="auto" w:after="40"/>
+              <w:ind w:firstLine="0"/>
             </w:pPr>
             <w:r>
               <w:rPr>
@@ -7195,6 +9529,7 @@
           <w:p>
             <w:pPr>
               <w:spacing w:line="240" w:lineRule="auto" w:after="40"/>
+              <w:ind w:firstLine="0"/>
             </w:pPr>
             <w:r>
               <w:rPr>
@@ -7224,6 +9559,7 @@
           <w:p>
             <w:pPr>
               <w:spacing w:line="240" w:lineRule="auto" w:after="40"/>
+              <w:ind w:firstLine="0"/>
             </w:pPr>
             <w:r>
               <w:rPr>
@@ -7484,10 +9820,10 @@
   <w:docDefaults>
     <w:rPrDefault>
       <w:rPr>
-        <w:rFonts w:asciiTheme="minorHAnsi" w:eastAsiaTheme="minorEastAsia" w:hAnsiTheme="minorHAnsi" w:cstheme="minorBidi"/>
         <w:sz w:val="22"/>
         <w:szCs w:val="22"/>
         <w:lang w:val="en-US" w:eastAsia="en-US" w:bidi="ar-SA"/>
+        <w:rFonts w:ascii="Arial" w:hAnsi="Arial" w:cs="Arial" w:eastAsia="Arial"/>
       </w:rPr>
     </w:rPrDefault>
     <w:pPrDefault>
@@ -7644,9 +9980,9 @@
       <w:jc w:val="both"/>
     </w:pPr>
     <w:rPr>
-      <w:rFonts w:ascii="Arial" w:hAnsi="Arial"/>
       <w:color w:val="111111"/>
       <w:sz w:val="20"/>
+      <w:rFonts w:ascii="Arial" w:hAnsi="Arial" w:cs="Arial" w:eastAsia="Arial"/>
     </w:rPr>
   </w:style>
   <w:style w:type="paragraph" w:styleId="Header">
@@ -7704,16 +10040,17 @@
     <w:pPr>
       <w:keepNext/>
       <w:keepLines/>
-      <w:spacing w:before="480" w:after="0"/>
+      <w:spacing w:before="240" w:after="240" w:line="276" w:lineRule="auto"/>
+      <w:jc w:val="center"/>
       <w:outlineLvl w:val="0"/>
     </w:pPr>
     <w:rPr>
-      <w:rFonts w:asciiTheme="majorHAnsi" w:eastAsiaTheme="majorEastAsia" w:hAnsiTheme="majorHAnsi" w:cstheme="majorBidi"/>
       <w:b/>
       <w:bCs/>
-      <w:color w:val="365F91" w:themeColor="accent1" w:themeShade="BF"/>
-      <w:sz w:val="28"/>
+      <w:color w:val="111111"/>
+      <w:sz w:val="22"/>
       <w:szCs w:val="28"/>
+      <w:rFonts w:ascii="Arial" w:hAnsi="Arial" w:cs="Arial" w:eastAsia="Arial"/>
     </w:rPr>
   </w:style>
   <w:style w:type="paragraph" w:styleId="Heading2">
@@ -7728,16 +10065,17 @@
     <w:pPr>
       <w:keepNext/>
       <w:keepLines/>
-      <w:spacing w:before="200" w:after="0"/>
+      <w:spacing w:before="200" w:after="80" w:line="276" w:lineRule="auto"/>
+      <w:jc w:val="left"/>
       <w:outlineLvl w:val="1"/>
     </w:pPr>
     <w:rPr>
-      <w:rFonts w:asciiTheme="majorHAnsi" w:eastAsiaTheme="majorEastAsia" w:hAnsiTheme="majorHAnsi" w:cstheme="majorBidi"/>
       <w:b/>
       <w:bCs/>
-      <w:color w:val="4F81BD" w:themeColor="accent1"/>
-      <w:sz w:val="26"/>
+      <w:color w:val="111111"/>
+      <w:sz w:val="20"/>
       <w:szCs w:val="26"/>
+      <w:rFonts w:ascii="Arial" w:hAnsi="Arial" w:cs="Arial" w:eastAsia="Arial"/>
     </w:rPr>
   </w:style>
   <w:style w:type="paragraph" w:styleId="Heading3">
@@ -7752,14 +10090,16 @@
     <w:pPr>
       <w:keepNext/>
       <w:keepLines/>
-      <w:spacing w:before="200" w:after="0"/>
+      <w:spacing w:before="160" w:after="40" w:line="276" w:lineRule="auto"/>
+      <w:jc w:val="left"/>
       <w:outlineLvl w:val="2"/>
     </w:pPr>
     <w:rPr>
-      <w:rFonts w:asciiTheme="majorHAnsi" w:eastAsiaTheme="majorEastAsia" w:hAnsiTheme="majorHAnsi" w:cstheme="majorBidi"/>
       <w:b/>
       <w:bCs/>
-      <w:color w:val="4F81BD" w:themeColor="accent1"/>
+      <w:color w:val="111111"/>
+      <w:sz w:val="20"/>
+      <w:rFonts w:ascii="Arial" w:hAnsi="Arial" w:cs="Arial" w:eastAsia="Arial"/>
     </w:rPr>
   </w:style>
   <w:style w:type="paragraph" w:styleId="Heading4">

--- a/Thesis/docx_export/BAGIAN_AWAL_PROPOSAL.docx
+++ b/Thesis/docx_export/BAGIAN_AWAL_PROPOSAL.docx
@@ -10115,16 +10115,18 @@
     <w:pPr>
       <w:keepNext/>
       <w:keepLines/>
-      <w:spacing w:before="200" w:after="0"/>
+      <w:spacing w:before="120" w:after="40" w:line="276" w:lineRule="auto"/>
+      <w:jc w:val="left"/>
       <w:outlineLvl w:val="3"/>
     </w:pPr>
     <w:rPr>
-      <w:rFonts w:asciiTheme="majorHAnsi" w:eastAsiaTheme="majorEastAsia" w:hAnsiTheme="majorHAnsi" w:cstheme="majorBidi"/>
       <w:b/>
       <w:bCs/>
       <w:i/>
       <w:iCs/>
-      <w:color w:val="4F81BD" w:themeColor="accent1"/>
+      <w:color w:val="111111"/>
+      <w:sz w:val="20"/>
+      <w:rFonts w:ascii="Arial" w:hAnsi="Arial" w:cs="Arial" w:eastAsia="Arial"/>
     </w:rPr>
   </w:style>
   <w:style w:type="paragraph" w:styleId="Heading5">

--- a/Thesis/docx_export/BAGIAN_AWAL_PROPOSAL.docx
+++ b/Thesis/docx_export/BAGIAN_AWAL_PROPOSAL.docx
@@ -2807,7 +2807,7 @@
                 <w:rFonts w:ascii="Arial" w:hAnsi="Arial"/>
                 <w:sz w:val="19"/>
               </w:rPr>
-              <w:t>5</w:t>
+              <w:t>4</w:t>
             </w:r>
           </w:p>
         </w:tc>
@@ -2883,7 +2883,7 @@
                 <w:rFonts w:ascii="Arial" w:hAnsi="Arial"/>
                 <w:sz w:val="19"/>
               </w:rPr>
-              <w:t>6</w:t>
+              <w:t>5</w:t>
             </w:r>
           </w:p>
         </w:tc>
@@ -2959,7 +2959,7 @@
                 <w:rFonts w:ascii="Arial" w:hAnsi="Arial"/>
                 <w:sz w:val="19"/>
               </w:rPr>
-              <w:t>7</w:t>
+              <w:t>6</w:t>
             </w:r>
           </w:p>
         </w:tc>
@@ -3035,7 +3035,7 @@
                 <w:rFonts w:ascii="Arial" w:hAnsi="Arial"/>
                 <w:sz w:val="19"/>
               </w:rPr>
-              <w:t>8</w:t>
+              <w:t>7</w:t>
             </w:r>
           </w:p>
         </w:tc>
@@ -3112,7 +3112,7 @@
                 <w:b/>
                 <w:sz w:val="19"/>
               </w:rPr>
-              <w:t>10</w:t>
+              <w:t>9</w:t>
             </w:r>
           </w:p>
         </w:tc>
@@ -3203,7 +3203,7 @@
                 <w:rFonts w:ascii="Arial" w:hAnsi="Arial"/>
                 <w:sz w:val="19"/>
               </w:rPr>
-              <w:t>10</w:t>
+              <w:t>9</w:t>
             </w:r>
           </w:p>
         </w:tc>
@@ -3355,7 +3355,7 @@
                 <w:rFonts w:ascii="Arial" w:hAnsi="Arial"/>
                 <w:sz w:val="19"/>
               </w:rPr>
-              <w:t>18</w:t>
+              <w:t>19</w:t>
             </w:r>
           </w:p>
         </w:tc>
@@ -3431,7 +3431,7 @@
                 <w:rFonts w:ascii="Arial" w:hAnsi="Arial"/>
                 <w:sz w:val="19"/>
               </w:rPr>
-              <w:t>24</w:t>
+              <w:t>25</w:t>
             </w:r>
           </w:p>
         </w:tc>
@@ -3613,7 +3613,7 @@
                 <w:rFonts w:ascii="Arial" w:hAnsi="Arial"/>
                 <w:sz w:val="19"/>
               </w:rPr>
-              <w:t>37</w:t>
+              <w:t>38</w:t>
             </w:r>
           </w:p>
         </w:tc>
@@ -3690,7 +3690,7 @@
                 <w:b/>
                 <w:sz w:val="19"/>
               </w:rPr>
-              <w:t>52</w:t>
+              <w:t>53</w:t>
             </w:r>
           </w:p>
         </w:tc>
@@ -3766,7 +3766,7 @@
                 <w:rFonts w:ascii="Arial" w:hAnsi="Arial"/>
                 <w:sz w:val="19"/>
               </w:rPr>
-              <w:t>52</w:t>
+              <w:t>53</w:t>
             </w:r>
           </w:p>
         </w:tc>
@@ -3918,7 +3918,7 @@
                 <w:rFonts w:ascii="Arial" w:hAnsi="Arial"/>
                 <w:sz w:val="19"/>
               </w:rPr>
-              <w:t>56</w:t>
+              <w:t>57</w:t>
             </w:r>
           </w:p>
         </w:tc>
@@ -4009,7 +4009,7 @@
                 <w:rFonts w:ascii="Arial" w:hAnsi="Arial"/>
                 <w:sz w:val="19"/>
               </w:rPr>
-              <w:t>61</w:t>
+              <w:t>64</w:t>
             </w:r>
           </w:p>
         </w:tc>
@@ -4100,7 +4100,7 @@
                 <w:rFonts w:ascii="Arial" w:hAnsi="Arial"/>
                 <w:sz w:val="19"/>
               </w:rPr>
-              <w:t>64</w:t>
+              <w:t>66</w:t>
             </w:r>
           </w:p>
         </w:tc>
@@ -4176,7 +4176,7 @@
                 <w:rFonts w:ascii="Arial" w:hAnsi="Arial"/>
                 <w:sz w:val="19"/>
               </w:rPr>
-              <w:t>71</w:t>
+              <w:t>76</w:t>
             </w:r>
           </w:p>
         </w:tc>
@@ -4253,7 +4253,7 @@
                 <w:b/>
                 <w:sz w:val="19"/>
               </w:rPr>
-              <w:t>76</w:t>
+              <w:t>80</w:t>
             </w:r>
           </w:p>
         </w:tc>
@@ -4428,7 +4428,7 @@
                 <w:rFonts w:ascii="Arial" w:hAnsi="Arial"/>
                 <w:sz w:val="19"/>
               </w:rPr>
-              <w:t>11</w:t>
+              <w:t>10</w:t>
             </w:r>
           </w:p>
         </w:tc>
@@ -4653,7 +4653,7 @@
                 <w:rFonts w:ascii="Arial" w:hAnsi="Arial"/>
                 <w:sz w:val="19"/>
               </w:rPr>
-              <w:t>57</w:t>
+              <w:t>58</w:t>
             </w:r>
           </w:p>
         </w:tc>
@@ -4728,7 +4728,7 @@
                 <w:rFonts w:ascii="Arial" w:hAnsi="Arial"/>
                 <w:sz w:val="19"/>
               </w:rPr>
-              <w:t>58</w:t>
+              <w:t>60</w:t>
             </w:r>
           </w:p>
         </w:tc>
@@ -4803,7 +4803,7 @@
                 <w:rFonts w:ascii="Arial" w:hAnsi="Arial"/>
                 <w:sz w:val="19"/>
               </w:rPr>
-              <w:t>59</w:t>
+              <w:t>61</w:t>
             </w:r>
           </w:p>
         </w:tc>
@@ -4878,7 +4878,7 @@
                 <w:rFonts w:ascii="Arial" w:hAnsi="Arial"/>
                 <w:sz w:val="19"/>
               </w:rPr>
-              <w:t>60</w:t>
+              <w:t>62</w:t>
             </w:r>
           </w:p>
         </w:tc>
@@ -4953,7 +4953,7 @@
                 <w:rFonts w:ascii="Arial" w:hAnsi="Arial"/>
                 <w:sz w:val="19"/>
               </w:rPr>
-              <w:t>64</w:t>
+              <w:t>67</w:t>
             </w:r>
           </w:p>
         </w:tc>
@@ -5128,7 +5128,7 @@
                 <w:rFonts w:ascii="Arial" w:hAnsi="Arial"/>
                 <w:sz w:val="19"/>
               </w:rPr>
-              <w:t>13</w:t>
+              <w:t>14</w:t>
             </w:r>
           </w:p>
         </w:tc>
@@ -5203,7 +5203,7 @@
                 <w:rFonts w:ascii="Arial" w:hAnsi="Arial"/>
                 <w:sz w:val="19"/>
               </w:rPr>
-              <w:t>54</w:t>
+              <w:t>55</w:t>
             </w:r>
           </w:p>
         </w:tc>
@@ -5278,7 +5278,7 @@
                 <w:rFonts w:ascii="Arial" w:hAnsi="Arial"/>
                 <w:sz w:val="19"/>
               </w:rPr>
-              <w:t>62</w:t>
+              <w:t>65</w:t>
             </w:r>
           </w:p>
         </w:tc>
@@ -5353,7 +5353,7 @@
                 <w:rFonts w:ascii="Arial" w:hAnsi="Arial"/>
                 <w:sz w:val="19"/>
               </w:rPr>
-              <w:t>64</w:t>
+              <w:t>67</w:t>
             </w:r>
           </w:p>
         </w:tc>
@@ -5428,7 +5428,7 @@
                 <w:rFonts w:ascii="Arial" w:hAnsi="Arial"/>
                 <w:sz w:val="19"/>
               </w:rPr>
-              <w:t>65</w:t>
+              <w:t>69</w:t>
             </w:r>
           </w:p>
         </w:tc>
@@ -5503,7 +5503,7 @@
                 <w:rFonts w:ascii="Arial" w:hAnsi="Arial"/>
                 <w:sz w:val="19"/>
               </w:rPr>
-              <w:t>65</w:t>
+              <w:t>69</w:t>
             </w:r>
           </w:p>
         </w:tc>
@@ -5578,7 +5578,7 @@
                 <w:rFonts w:ascii="Arial" w:hAnsi="Arial"/>
                 <w:sz w:val="19"/>
               </w:rPr>
-              <w:t>66</w:t>
+              <w:t>70</w:t>
             </w:r>
           </w:p>
         </w:tc>
@@ -5653,7 +5653,7 @@
                 <w:rFonts w:ascii="Arial" w:hAnsi="Arial"/>
                 <w:sz w:val="19"/>
               </w:rPr>
-              <w:t>66</w:t>
+              <w:t>70</w:t>
             </w:r>
           </w:p>
         </w:tc>
@@ -5728,7 +5728,7 @@
                 <w:rFonts w:ascii="Arial" w:hAnsi="Arial"/>
                 <w:sz w:val="19"/>
               </w:rPr>
-              <w:t>67</w:t>
+              <w:t>71</w:t>
             </w:r>
           </w:p>
         </w:tc>
@@ -5766,7 +5766,7 @@
                 <w:rFonts w:ascii="Arial" w:hAnsi="Arial"/>
                 <w:sz w:val="19"/>
               </w:rPr>
-              <w:t>Gambar 3.9  Sumber Daya Baterai Li-Po 4S 14.8V 6000 mAh dan Pengisi Daya SKYRC IMAX B6AC V2</w:t>
+              <w:t>Gambar 3.9  Sumber Daya Utama Baterai Li-Po 4S 14.8V 6000 mAh</w:t>
             </w:r>
             <w:r>
               <w:rPr>
@@ -5803,7 +5803,82 @@
                 <w:rFonts w:ascii="Arial" w:hAnsi="Arial"/>
                 <w:sz w:val="19"/>
               </w:rPr>
-              <w:t>67</w:t>
+              <w:t>71</w:t>
+            </w:r>
+          </w:p>
+        </w:tc>
+      </w:tr>
+      <w:tr>
+        <w:trPr>
+          <w:cantSplit/>
+        </w:trPr>
+        <w:tc>
+          <w:tcPr>
+            <w:tcW w:type="dxa" w:w="6576"/>
+            <w:tcBorders>
+              <w:top w:val="none"/>
+              <w:left w:val="none"/>
+              <w:bottom w:val="none"/>
+              <w:right w:val="none"/>
+            </w:tcBorders>
+            <w:tcMar>
+              <w:top w:w="20" w:type="dxa"/>
+              <w:bottom w:w="20" w:type="dxa"/>
+              <w:left w:w="0" w:type="dxa"/>
+              <w:right w:w="0" w:type="dxa"/>
+            </w:tcMar>
+          </w:tcPr>
+          <w:p>
+            <w:pPr>
+              <w:tabs>
+                <w:tab w:pos="6463" w:val="right" w:leader="dot"/>
+              </w:tabs>
+              <w:spacing w:line="276" w:lineRule="auto" w:after="60"/>
+              <w:jc w:val="left"/>
+            </w:pPr>
+            <w:r>
+              <w:rPr>
+                <w:rFonts w:ascii="Arial" w:hAnsi="Arial"/>
+                <w:sz w:val="19"/>
+              </w:rPr>
+              <w:t>Gambar 3.10  Modul Kamera Sistem Pelacakan Visual: Raspberry Pi Camera Rev 1.3 dan Webcam Logitech C922 Pro</w:t>
+            </w:r>
+            <w:r>
+              <w:rPr>
+                <w:rFonts w:ascii="Arial" w:hAnsi="Arial"/>
+                <w:sz w:val="19"/>
+              </w:rPr>
+              <w:tab/>
+            </w:r>
+          </w:p>
+        </w:tc>
+        <w:tc>
+          <w:tcPr>
+            <w:tcW w:type="dxa" w:w="794"/>
+            <w:tcBorders>
+              <w:top w:val="none"/>
+              <w:left w:val="none"/>
+              <w:bottom w:val="none"/>
+              <w:right w:val="none"/>
+            </w:tcBorders>
+            <w:tcMar>
+              <w:top w:w="20" w:type="dxa"/>
+              <w:bottom w:w="20" w:type="dxa"/>
+              <w:left w:w="0" w:type="dxa"/>
+              <w:right w:w="0" w:type="dxa"/>
+            </w:tcMar>
+          </w:tcPr>
+          <w:p>
+            <w:pPr>
+              <w:spacing w:line="276" w:lineRule="auto" w:after="60"/>
+              <w:jc w:val="right"/>
+            </w:pPr>
+            <w:r>
+              <w:rPr>
+                <w:rFonts w:ascii="Arial" w:hAnsi="Arial"/>
+                <w:sz w:val="19"/>
+              </w:rPr>
+              <w:t>72</w:t>
             </w:r>
           </w:p>
         </w:tc>

--- a/Thesis/docx_export/BAGIAN_AWAL_PROPOSAL.docx
+++ b/Thesis/docx_export/BAGIAN_AWAL_PROPOSAL.docx
@@ -99,7 +99,7 @@
       <w:r>
         <w:drawing>
           <wp:inline xmlns:a="http://schemas.openxmlformats.org/drawingml/2006/main" xmlns:pic="http://schemas.openxmlformats.org/drawingml/2006/picture">
-            <wp:extent cx="1008000" cy="1260000"/>
+            <wp:extent cx="1260000" cy="1504800"/>
             <wp:docPr id="1" name="Picture 1"/>
             <wp:cNvGraphicFramePr>
               <a:graphicFrameLocks noChangeAspect="1"/>
@@ -108,7 +108,7 @@
               <a:graphicData uri="http://schemas.openxmlformats.org/drawingml/2006/picture">
                 <pic:pic>
                   <pic:nvPicPr>
-                    <pic:cNvPr id="0" name="unhas_logo.png"/>
+                    <pic:cNvPr id="0" name="Logo-Resmi-Unhas-1.png"/>
                     <pic:cNvPicPr/>
                   </pic:nvPicPr>
                   <pic:blipFill>
@@ -120,7 +120,7 @@
                   <pic:spPr>
                     <a:xfrm>
                       <a:off x="0" y="0"/>
-                      <a:ext cx="1008000" cy="1260000"/>
+                      <a:ext cx="1260000" cy="1504800"/>
                     </a:xfrm>
                     <a:prstGeom prst="rect"/>
                   </pic:spPr>
@@ -333,8 +333,8 @@
         <w:tblLook w:firstColumn="1" w:firstRow="1" w:lastColumn="0" w:lastRow="0" w:noHBand="0" w:noVBand="1" w:val="04A0"/>
       </w:tblPr>
       <w:tblGrid>
-        <w:gridCol w:w="3713"/>
-        <w:gridCol w:w="3713"/>
+        <w:gridCol w:w="3968"/>
+        <w:gridCol w:w="3968"/>
       </w:tblGrid>
       <w:tr>
         <w:trPr>
@@ -342,7 +342,7 @@
         </w:trPr>
         <w:tc>
           <w:tcPr>
-            <w:tcW w:type="dxa" w:w="3685"/>
+            <w:tcW w:type="dxa" w:w="3969"/>
             <w:tcBorders>
               <w:top w:val="none"/>
               <w:left w:val="none"/>
@@ -385,7 +385,7 @@
         </w:tc>
         <w:tc>
           <w:tcPr>
-            <w:tcW w:type="dxa" w:w="3685"/>
+            <w:tcW w:type="dxa" w:w="3969"/>
             <w:tcBorders>
               <w:top w:val="none"/>
               <w:left w:val="none"/>
@@ -505,9 +505,9 @@
         <w:tblLook w:firstColumn="1" w:firstRow="1" w:lastColumn="0" w:lastRow="0" w:noHBand="0" w:noVBand="1" w:val="04A0"/>
       </w:tblPr>
       <w:tblGrid>
-        <w:gridCol w:w="2475"/>
-        <w:gridCol w:w="2475"/>
-        <w:gridCol w:w="2475"/>
+        <w:gridCol w:w="2646"/>
+        <w:gridCol w:w="2646"/>
+        <w:gridCol w:w="2646"/>
       </w:tblGrid>
       <w:tr>
         <w:trPr>
@@ -515,7 +515,7 @@
         </w:trPr>
         <w:tc>
           <w:tcPr>
-            <w:tcW w:type="dxa" w:w="3118"/>
+            <w:tcW w:type="dxa" w:w="3288"/>
             <w:tcBorders>
               <w:top w:val="none"/>
               <w:left w:val="none"/>
@@ -573,7 +573,7 @@
         </w:tc>
         <w:tc>
           <w:tcPr>
-            <w:tcW w:type="dxa" w:w="4025"/>
+            <w:tcW w:type="dxa" w:w="4365"/>
             <w:tcBorders>
               <w:top w:val="none"/>
               <w:left w:val="none"/>
@@ -608,7 +608,7 @@
         </w:trPr>
         <w:tc>
           <w:tcPr>
-            <w:tcW w:type="dxa" w:w="3118"/>
+            <w:tcW w:type="dxa" w:w="3288"/>
             <w:tcBorders>
               <w:top w:val="none"/>
               <w:left w:val="none"/>
@@ -666,7 +666,7 @@
         </w:tc>
         <w:tc>
           <w:tcPr>
-            <w:tcW w:type="dxa" w:w="4025"/>
+            <w:tcW w:type="dxa" w:w="4365"/>
             <w:tcBorders>
               <w:top w:val="none"/>
               <w:left w:val="none"/>
@@ -701,7 +701,7 @@
         </w:trPr>
         <w:tc>
           <w:tcPr>
-            <w:tcW w:type="dxa" w:w="3118"/>
+            <w:tcW w:type="dxa" w:w="3288"/>
             <w:tcBorders>
               <w:top w:val="none"/>
               <w:left w:val="none"/>
@@ -759,7 +759,7 @@
         </w:tc>
         <w:tc>
           <w:tcPr>
-            <w:tcW w:type="dxa" w:w="4025"/>
+            <w:tcW w:type="dxa" w:w="4365"/>
             <w:tcBorders>
               <w:top w:val="none"/>
               <w:left w:val="none"/>
@@ -793,7 +793,7 @@
         </w:trPr>
         <w:tc>
           <w:tcPr>
-            <w:tcW w:type="dxa" w:w="3118"/>
+            <w:tcW w:type="dxa" w:w="3288"/>
             <w:tcBorders>
               <w:top w:val="none"/>
               <w:left w:val="none"/>
@@ -851,7 +851,7 @@
         </w:tc>
         <w:tc>
           <w:tcPr>
-            <w:tcW w:type="dxa" w:w="4025"/>
+            <w:tcW w:type="dxa" w:w="4365"/>
             <w:tcBorders>
               <w:top w:val="none"/>
               <w:left w:val="none"/>
@@ -1812,2453 +1812,1052 @@
         <w:t>DAFTAR ISI</w:t>
       </w:r>
     </w:p>
-    <w:tbl>
-      <w:tblPr>
-        <w:tblW w:type="auto" w:w="0"/>
-        <w:jc w:val="center"/>
-        <w:tblLook w:firstColumn="1" w:firstRow="1" w:lastColumn="0" w:lastRow="0" w:noHBand="0" w:noVBand="1" w:val="04A0"/>
-      </w:tblPr>
-      <w:tblGrid>
-        <w:gridCol w:w="3713"/>
-        <w:gridCol w:w="3713"/>
-      </w:tblGrid>
-      <w:tr>
-        <w:trPr>
-          <w:cantSplit/>
-          <w:tblHeader/>
-        </w:trPr>
-        <w:tc>
-          <w:tcPr>
-            <w:tcW w:type="dxa" w:w="6576"/>
-            <w:tcBorders>
-              <w:top w:val="none"/>
-              <w:left w:val="none"/>
-              <w:bottom w:val="none"/>
-              <w:right w:val="none"/>
-            </w:tcBorders>
-            <w:tcMar>
-              <w:top w:w="20" w:type="dxa"/>
-              <w:bottom w:w="20" w:type="dxa"/>
-              <w:left w:w="0" w:type="dxa"/>
-              <w:right w:w="0" w:type="dxa"/>
-            </w:tcMar>
-          </w:tcPr>
-          <w:p>
-            <w:pPr>
-              <w:spacing w:line="276" w:lineRule="auto" w:after="120"/>
-              <w:jc w:val="left"/>
-            </w:pPr>
-            <w:r>
-              <w:rPr>
-                <w:rFonts w:ascii="Arial" w:hAnsi="Arial"/>
-                <w:b/>
-                <w:sz w:val="19"/>
-              </w:rPr>
-              <w:t>Judul</w:t>
-            </w:r>
-          </w:p>
-        </w:tc>
-        <w:tc>
-          <w:tcPr>
-            <w:tcW w:type="dxa" w:w="794"/>
-            <w:tcBorders>
-              <w:top w:val="none"/>
-              <w:left w:val="none"/>
-              <w:bottom w:val="none"/>
-              <w:right w:val="none"/>
-            </w:tcBorders>
-            <w:tcMar>
-              <w:top w:w="20" w:type="dxa"/>
-              <w:bottom w:w="20" w:type="dxa"/>
-              <w:left w:w="0" w:type="dxa"/>
-              <w:right w:w="0" w:type="dxa"/>
-            </w:tcMar>
-          </w:tcPr>
-          <w:p>
-            <w:pPr>
-              <w:spacing w:line="276" w:lineRule="auto" w:after="120"/>
-              <w:jc w:val="right"/>
-            </w:pPr>
-            <w:r>
-              <w:rPr>
-                <w:rFonts w:ascii="Arial" w:hAnsi="Arial"/>
-                <w:b/>
-                <w:sz w:val="19"/>
-              </w:rPr>
-              <w:t>Halaman</w:t>
-            </w:r>
-          </w:p>
-        </w:tc>
-      </w:tr>
-      <w:tr>
-        <w:trPr>
-          <w:cantSplit/>
-        </w:trPr>
-        <w:tc>
-          <w:tcPr>
-            <w:tcW w:type="dxa" w:w="6576"/>
-            <w:tcBorders>
-              <w:top w:val="none"/>
-              <w:left w:val="none"/>
-              <w:bottom w:val="none"/>
-              <w:right w:val="none"/>
-            </w:tcBorders>
-            <w:tcMar>
-              <w:top w:w="20" w:type="dxa"/>
-              <w:bottom w:w="20" w:type="dxa"/>
-              <w:left w:w="0" w:type="dxa"/>
-              <w:right w:w="0" w:type="dxa"/>
-            </w:tcMar>
-          </w:tcPr>
-          <w:p>
-            <w:pPr>
-              <w:tabs>
-                <w:tab w:pos="6463" w:val="right" w:leader="dot"/>
-              </w:tabs>
-              <w:spacing w:line="276" w:lineRule="auto" w:after="40"/>
-              <w:jc w:val="left"/>
-            </w:pPr>
-            <w:r>
-              <w:rPr>
-                <w:rFonts w:ascii="Arial" w:hAnsi="Arial"/>
-                <w:b/>
-                <w:sz w:val="19"/>
-              </w:rPr>
-              <w:t>HALAMAN SAMPUL DEPAN</w:t>
-            </w:r>
-            <w:r>
-              <w:rPr>
-                <w:rFonts w:ascii="Arial" w:hAnsi="Arial"/>
-                <w:sz w:val="19"/>
-              </w:rPr>
-              <w:tab/>
-            </w:r>
-          </w:p>
-        </w:tc>
-        <w:tc>
-          <w:tcPr>
-            <w:tcW w:type="dxa" w:w="794"/>
-            <w:tcBorders>
-              <w:top w:val="none"/>
-              <w:left w:val="none"/>
-              <w:bottom w:val="none"/>
-              <w:right w:val="none"/>
-            </w:tcBorders>
-            <w:tcMar>
-              <w:top w:w="20" w:type="dxa"/>
-              <w:bottom w:w="20" w:type="dxa"/>
-              <w:left w:w="0" w:type="dxa"/>
-              <w:right w:w="0" w:type="dxa"/>
-            </w:tcMar>
-          </w:tcPr>
-          <w:p>
-            <w:pPr>
-              <w:spacing w:line="276" w:lineRule="auto" w:after="40"/>
-              <w:jc w:val="right"/>
-            </w:pPr>
-            <w:r>
-              <w:rPr>
-                <w:rFonts w:ascii="Arial" w:hAnsi="Arial"/>
-                <w:b/>
-                <w:sz w:val="19"/>
-              </w:rPr>
-              <w:t>i</w:t>
-            </w:r>
-          </w:p>
-        </w:tc>
-      </w:tr>
-      <w:tr>
-        <w:trPr>
-          <w:cantSplit/>
-        </w:trPr>
-        <w:tc>
-          <w:tcPr>
-            <w:tcW w:type="dxa" w:w="6576"/>
-            <w:tcBorders>
-              <w:top w:val="none"/>
-              <w:left w:val="none"/>
-              <w:bottom w:val="none"/>
-              <w:right w:val="none"/>
-            </w:tcBorders>
-            <w:tcMar>
-              <w:top w:w="20" w:type="dxa"/>
-              <w:bottom w:w="20" w:type="dxa"/>
-              <w:left w:w="0" w:type="dxa"/>
-              <w:right w:w="0" w:type="dxa"/>
-            </w:tcMar>
-          </w:tcPr>
-          <w:p>
-            <w:pPr>
-              <w:tabs>
-                <w:tab w:pos="6463" w:val="right" w:leader="dot"/>
-              </w:tabs>
-              <w:spacing w:line="276" w:lineRule="auto" w:after="40"/>
-              <w:jc w:val="left"/>
-            </w:pPr>
-            <w:r>
-              <w:rPr>
-                <w:rFonts w:ascii="Arial" w:hAnsi="Arial"/>
-                <w:b/>
-                <w:sz w:val="19"/>
-              </w:rPr>
-              <w:t>LEMBAR PENGESAHAN PROPOSAL TUGAS AKHIR</w:t>
-            </w:r>
-            <w:r>
-              <w:rPr>
-                <w:rFonts w:ascii="Arial" w:hAnsi="Arial"/>
-                <w:sz w:val="19"/>
-              </w:rPr>
-              <w:tab/>
-            </w:r>
-          </w:p>
-        </w:tc>
-        <w:tc>
-          <w:tcPr>
-            <w:tcW w:type="dxa" w:w="794"/>
-            <w:tcBorders>
-              <w:top w:val="none"/>
-              <w:left w:val="none"/>
-              <w:bottom w:val="none"/>
-              <w:right w:val="none"/>
-            </w:tcBorders>
-            <w:tcMar>
-              <w:top w:w="20" w:type="dxa"/>
-              <w:bottom w:w="20" w:type="dxa"/>
-              <w:left w:w="0" w:type="dxa"/>
-              <w:right w:w="0" w:type="dxa"/>
-            </w:tcMar>
-          </w:tcPr>
-          <w:p>
-            <w:pPr>
-              <w:spacing w:line="276" w:lineRule="auto" w:after="40"/>
-              <w:jc w:val="right"/>
-            </w:pPr>
-            <w:r>
-              <w:rPr>
-                <w:rFonts w:ascii="Arial" w:hAnsi="Arial"/>
-                <w:b/>
-                <w:sz w:val="19"/>
-              </w:rPr>
-              <w:t>ii</w:t>
-            </w:r>
-          </w:p>
-        </w:tc>
-      </w:tr>
-      <w:tr>
-        <w:trPr>
-          <w:cantSplit/>
-        </w:trPr>
-        <w:tc>
-          <w:tcPr>
-            <w:tcW w:type="dxa" w:w="6576"/>
-            <w:tcBorders>
-              <w:top w:val="none"/>
-              <w:left w:val="none"/>
-              <w:bottom w:val="none"/>
-              <w:right w:val="none"/>
-            </w:tcBorders>
-            <w:tcMar>
-              <w:top w:w="20" w:type="dxa"/>
-              <w:bottom w:w="20" w:type="dxa"/>
-              <w:left w:w="0" w:type="dxa"/>
-              <w:right w:w="0" w:type="dxa"/>
-            </w:tcMar>
-          </w:tcPr>
-          <w:p>
-            <w:pPr>
-              <w:tabs>
-                <w:tab w:pos="6463" w:val="right" w:leader="dot"/>
-              </w:tabs>
-              <w:spacing w:line="276" w:lineRule="auto" w:after="40"/>
-              <w:jc w:val="left"/>
-            </w:pPr>
-            <w:r>
-              <w:rPr>
-                <w:rFonts w:ascii="Arial" w:hAnsi="Arial"/>
-                <w:b/>
-                <w:sz w:val="19"/>
-              </w:rPr>
-              <w:t>PERNYATAAN KEASLIAN PROPOSAL TUGAS AKHIR</w:t>
-            </w:r>
-            <w:r>
-              <w:rPr>
-                <w:rFonts w:ascii="Arial" w:hAnsi="Arial"/>
-                <w:sz w:val="19"/>
-              </w:rPr>
-              <w:tab/>
-            </w:r>
-          </w:p>
-        </w:tc>
-        <w:tc>
-          <w:tcPr>
-            <w:tcW w:type="dxa" w:w="794"/>
-            <w:tcBorders>
-              <w:top w:val="none"/>
-              <w:left w:val="none"/>
-              <w:bottom w:val="none"/>
-              <w:right w:val="none"/>
-            </w:tcBorders>
-            <w:tcMar>
-              <w:top w:w="20" w:type="dxa"/>
-              <w:bottom w:w="20" w:type="dxa"/>
-              <w:left w:w="0" w:type="dxa"/>
-              <w:right w:w="0" w:type="dxa"/>
-            </w:tcMar>
-          </w:tcPr>
-          <w:p>
-            <w:pPr>
-              <w:spacing w:line="276" w:lineRule="auto" w:after="40"/>
-              <w:jc w:val="right"/>
-            </w:pPr>
-            <w:r>
-              <w:rPr>
-                <w:rFonts w:ascii="Arial" w:hAnsi="Arial"/>
-                <w:b/>
-                <w:sz w:val="19"/>
-              </w:rPr>
-              <w:t>iii</w:t>
-            </w:r>
-          </w:p>
-        </w:tc>
-      </w:tr>
-      <w:tr>
-        <w:trPr>
-          <w:cantSplit/>
-        </w:trPr>
-        <w:tc>
-          <w:tcPr>
-            <w:tcW w:type="dxa" w:w="6576"/>
-            <w:tcBorders>
-              <w:top w:val="none"/>
-              <w:left w:val="none"/>
-              <w:bottom w:val="none"/>
-              <w:right w:val="none"/>
-            </w:tcBorders>
-            <w:tcMar>
-              <w:top w:w="20" w:type="dxa"/>
-              <w:bottom w:w="20" w:type="dxa"/>
-              <w:left w:w="0" w:type="dxa"/>
-              <w:right w:w="0" w:type="dxa"/>
-            </w:tcMar>
-          </w:tcPr>
-          <w:p>
-            <w:pPr>
-              <w:tabs>
-                <w:tab w:pos="6463" w:val="right" w:leader="dot"/>
-              </w:tabs>
-              <w:spacing w:line="276" w:lineRule="auto" w:after="40"/>
-              <w:jc w:val="left"/>
-            </w:pPr>
-            <w:r>
-              <w:rPr>
-                <w:rFonts w:ascii="Arial" w:hAnsi="Arial"/>
-                <w:b/>
-                <w:sz w:val="19"/>
-              </w:rPr>
-              <w:t>PRAKATA</w:t>
-            </w:r>
-            <w:r>
-              <w:rPr>
-                <w:rFonts w:ascii="Arial" w:hAnsi="Arial"/>
-                <w:sz w:val="19"/>
-              </w:rPr>
-              <w:tab/>
-            </w:r>
-          </w:p>
-        </w:tc>
-        <w:tc>
-          <w:tcPr>
-            <w:tcW w:type="dxa" w:w="794"/>
-            <w:tcBorders>
-              <w:top w:val="none"/>
-              <w:left w:val="none"/>
-              <w:bottom w:val="none"/>
-              <w:right w:val="none"/>
-            </w:tcBorders>
-            <w:tcMar>
-              <w:top w:w="20" w:type="dxa"/>
-              <w:bottom w:w="20" w:type="dxa"/>
-              <w:left w:w="0" w:type="dxa"/>
-              <w:right w:w="0" w:type="dxa"/>
-            </w:tcMar>
-          </w:tcPr>
-          <w:p>
-            <w:pPr>
-              <w:spacing w:line="276" w:lineRule="auto" w:after="40"/>
-              <w:jc w:val="right"/>
-            </w:pPr>
-            <w:r>
-              <w:rPr>
-                <w:rFonts w:ascii="Arial" w:hAnsi="Arial"/>
-                <w:b/>
-                <w:sz w:val="19"/>
-              </w:rPr>
-              <w:t>iv</w:t>
-            </w:r>
-          </w:p>
-        </w:tc>
-      </w:tr>
-      <w:tr>
-        <w:trPr>
-          <w:cantSplit/>
-        </w:trPr>
-        <w:tc>
-          <w:tcPr>
-            <w:tcW w:type="dxa" w:w="6576"/>
-            <w:tcBorders>
-              <w:top w:val="none"/>
-              <w:left w:val="none"/>
-              <w:bottom w:val="none"/>
-              <w:right w:val="none"/>
-            </w:tcBorders>
-            <w:tcMar>
-              <w:top w:w="20" w:type="dxa"/>
-              <w:bottom w:w="20" w:type="dxa"/>
-              <w:left w:w="0" w:type="dxa"/>
-              <w:right w:w="0" w:type="dxa"/>
-            </w:tcMar>
-          </w:tcPr>
-          <w:p>
-            <w:pPr>
-              <w:tabs>
-                <w:tab w:pos="6463" w:val="right" w:leader="dot"/>
-              </w:tabs>
-              <w:spacing w:line="276" w:lineRule="auto" w:after="40"/>
-              <w:jc w:val="left"/>
-            </w:pPr>
-            <w:r>
-              <w:rPr>
-                <w:rFonts w:ascii="Arial" w:hAnsi="Arial"/>
-                <w:b/>
-                <w:sz w:val="19"/>
-              </w:rPr>
-              <w:t>ABSTRAK</w:t>
-            </w:r>
-            <w:r>
-              <w:rPr>
-                <w:rFonts w:ascii="Arial" w:hAnsi="Arial"/>
-                <w:sz w:val="19"/>
-              </w:rPr>
-              <w:tab/>
-            </w:r>
-          </w:p>
-        </w:tc>
-        <w:tc>
-          <w:tcPr>
-            <w:tcW w:type="dxa" w:w="794"/>
-            <w:tcBorders>
-              <w:top w:val="none"/>
-              <w:left w:val="none"/>
-              <w:bottom w:val="none"/>
-              <w:right w:val="none"/>
-            </w:tcBorders>
-            <w:tcMar>
-              <w:top w:w="20" w:type="dxa"/>
-              <w:bottom w:w="20" w:type="dxa"/>
-              <w:left w:w="0" w:type="dxa"/>
-              <w:right w:w="0" w:type="dxa"/>
-            </w:tcMar>
-          </w:tcPr>
-          <w:p>
-            <w:pPr>
-              <w:spacing w:line="276" w:lineRule="auto" w:after="40"/>
-              <w:jc w:val="right"/>
-            </w:pPr>
-            <w:r>
-              <w:rPr>
-                <w:rFonts w:ascii="Arial" w:hAnsi="Arial"/>
-                <w:b/>
-                <w:sz w:val="19"/>
-              </w:rPr>
-              <w:t>v</w:t>
-            </w:r>
-          </w:p>
-        </w:tc>
-      </w:tr>
-      <w:tr>
-        <w:trPr>
-          <w:cantSplit/>
-        </w:trPr>
-        <w:tc>
-          <w:tcPr>
-            <w:tcW w:type="dxa" w:w="6576"/>
-            <w:tcBorders>
-              <w:top w:val="none"/>
-              <w:left w:val="none"/>
-              <w:bottom w:val="none"/>
-              <w:right w:val="none"/>
-            </w:tcBorders>
-            <w:tcMar>
-              <w:top w:w="20" w:type="dxa"/>
-              <w:bottom w:w="20" w:type="dxa"/>
-              <w:left w:w="0" w:type="dxa"/>
-              <w:right w:w="0" w:type="dxa"/>
-            </w:tcMar>
-          </w:tcPr>
-          <w:p>
-            <w:pPr>
-              <w:tabs>
-                <w:tab w:pos="6463" w:val="right" w:leader="dot"/>
-              </w:tabs>
-              <w:spacing w:line="276" w:lineRule="auto" w:after="40"/>
-              <w:jc w:val="left"/>
-            </w:pPr>
-            <w:r>
-              <w:rPr>
-                <w:rFonts w:ascii="Arial" w:hAnsi="Arial"/>
-                <w:b/>
-                <w:sz w:val="19"/>
-              </w:rPr>
-              <w:t>DAFTAR ISI</w:t>
-            </w:r>
-            <w:r>
-              <w:rPr>
-                <w:rFonts w:ascii="Arial" w:hAnsi="Arial"/>
-                <w:sz w:val="19"/>
-              </w:rPr>
-              <w:tab/>
-            </w:r>
-          </w:p>
-        </w:tc>
-        <w:tc>
-          <w:tcPr>
-            <w:tcW w:type="dxa" w:w="794"/>
-            <w:tcBorders>
-              <w:top w:val="none"/>
-              <w:left w:val="none"/>
-              <w:bottom w:val="none"/>
-              <w:right w:val="none"/>
-            </w:tcBorders>
-            <w:tcMar>
-              <w:top w:w="20" w:type="dxa"/>
-              <w:bottom w:w="20" w:type="dxa"/>
-              <w:left w:w="0" w:type="dxa"/>
-              <w:right w:w="0" w:type="dxa"/>
-            </w:tcMar>
-          </w:tcPr>
-          <w:p>
-            <w:pPr>
-              <w:spacing w:line="276" w:lineRule="auto" w:after="40"/>
-              <w:jc w:val="right"/>
-            </w:pPr>
-            <w:r>
-              <w:rPr>
-                <w:rFonts w:ascii="Arial" w:hAnsi="Arial"/>
-                <w:b/>
-                <w:sz w:val="19"/>
-              </w:rPr>
-              <w:t>vi</w:t>
-            </w:r>
-          </w:p>
-        </w:tc>
-      </w:tr>
-      <w:tr>
-        <w:trPr>
-          <w:cantSplit/>
-        </w:trPr>
-        <w:tc>
-          <w:tcPr>
-            <w:tcW w:type="dxa" w:w="6576"/>
-            <w:tcBorders>
-              <w:top w:val="none"/>
-              <w:left w:val="none"/>
-              <w:bottom w:val="none"/>
-              <w:right w:val="none"/>
-            </w:tcBorders>
-            <w:tcMar>
-              <w:top w:w="20" w:type="dxa"/>
-              <w:bottom w:w="20" w:type="dxa"/>
-              <w:left w:w="0" w:type="dxa"/>
-              <w:right w:w="0" w:type="dxa"/>
-            </w:tcMar>
-          </w:tcPr>
-          <w:p>
-            <w:pPr>
-              <w:tabs>
-                <w:tab w:pos="6463" w:val="right" w:leader="dot"/>
-              </w:tabs>
-              <w:spacing w:line="276" w:lineRule="auto" w:after="40"/>
-              <w:jc w:val="left"/>
-            </w:pPr>
-            <w:r>
-              <w:rPr>
-                <w:rFonts w:ascii="Arial" w:hAnsi="Arial"/>
-                <w:b/>
-                <w:sz w:val="19"/>
-              </w:rPr>
-              <w:t>DAFTAR TABEL</w:t>
-            </w:r>
-            <w:r>
-              <w:rPr>
-                <w:rFonts w:ascii="Arial" w:hAnsi="Arial"/>
-                <w:sz w:val="19"/>
-              </w:rPr>
-              <w:tab/>
-            </w:r>
-          </w:p>
-        </w:tc>
-        <w:tc>
-          <w:tcPr>
-            <w:tcW w:type="dxa" w:w="794"/>
-            <w:tcBorders>
-              <w:top w:val="none"/>
-              <w:left w:val="none"/>
-              <w:bottom w:val="none"/>
-              <w:right w:val="none"/>
-            </w:tcBorders>
-            <w:tcMar>
-              <w:top w:w="20" w:type="dxa"/>
-              <w:bottom w:w="20" w:type="dxa"/>
-              <w:left w:w="0" w:type="dxa"/>
-              <w:right w:w="0" w:type="dxa"/>
-            </w:tcMar>
-          </w:tcPr>
-          <w:p>
-            <w:pPr>
-              <w:spacing w:line="276" w:lineRule="auto" w:after="40"/>
-              <w:jc w:val="right"/>
-            </w:pPr>
-            <w:r>
-              <w:rPr>
-                <w:rFonts w:ascii="Arial" w:hAnsi="Arial"/>
-                <w:b/>
-                <w:sz w:val="19"/>
-              </w:rPr>
-              <w:t>vii</w:t>
-            </w:r>
-          </w:p>
-        </w:tc>
-      </w:tr>
-      <w:tr>
-        <w:trPr>
-          <w:cantSplit/>
-        </w:trPr>
-        <w:tc>
-          <w:tcPr>
-            <w:tcW w:type="dxa" w:w="6576"/>
-            <w:tcBorders>
-              <w:top w:val="none"/>
-              <w:left w:val="none"/>
-              <w:bottom w:val="none"/>
-              <w:right w:val="none"/>
-            </w:tcBorders>
-            <w:tcMar>
-              <w:top w:w="20" w:type="dxa"/>
-              <w:bottom w:w="20" w:type="dxa"/>
-              <w:left w:w="0" w:type="dxa"/>
-              <w:right w:w="0" w:type="dxa"/>
-            </w:tcMar>
-          </w:tcPr>
-          <w:p>
-            <w:pPr>
-              <w:tabs>
-                <w:tab w:pos="6463" w:val="right" w:leader="dot"/>
-              </w:tabs>
-              <w:spacing w:line="276" w:lineRule="auto" w:after="40"/>
-              <w:jc w:val="left"/>
-            </w:pPr>
-            <w:r>
-              <w:rPr>
-                <w:rFonts w:ascii="Arial" w:hAnsi="Arial"/>
-                <w:b/>
-                <w:sz w:val="19"/>
-              </w:rPr>
-              <w:t>DAFTAR GAMBAR</w:t>
-            </w:r>
-            <w:r>
-              <w:rPr>
-                <w:rFonts w:ascii="Arial" w:hAnsi="Arial"/>
-                <w:sz w:val="19"/>
-              </w:rPr>
-              <w:tab/>
-            </w:r>
-          </w:p>
-        </w:tc>
-        <w:tc>
-          <w:tcPr>
-            <w:tcW w:type="dxa" w:w="794"/>
-            <w:tcBorders>
-              <w:top w:val="none"/>
-              <w:left w:val="none"/>
-              <w:bottom w:val="none"/>
-              <w:right w:val="none"/>
-            </w:tcBorders>
-            <w:tcMar>
-              <w:top w:w="20" w:type="dxa"/>
-              <w:bottom w:w="20" w:type="dxa"/>
-              <w:left w:w="0" w:type="dxa"/>
-              <w:right w:w="0" w:type="dxa"/>
-            </w:tcMar>
-          </w:tcPr>
-          <w:p>
-            <w:pPr>
-              <w:spacing w:line="276" w:lineRule="auto" w:after="40"/>
-              <w:jc w:val="right"/>
-            </w:pPr>
-            <w:r>
-              <w:rPr>
-                <w:rFonts w:ascii="Arial" w:hAnsi="Arial"/>
-                <w:b/>
-                <w:sz w:val="19"/>
-              </w:rPr>
-              <w:t>viii</w:t>
-            </w:r>
-          </w:p>
-        </w:tc>
-      </w:tr>
-      <w:tr>
-        <w:trPr>
-          <w:cantSplit/>
-        </w:trPr>
-        <w:tc>
-          <w:tcPr>
-            <w:tcW w:type="dxa" w:w="6576"/>
-            <w:tcBorders>
-              <w:top w:val="none"/>
-              <w:left w:val="none"/>
-              <w:bottom w:val="none"/>
-              <w:right w:val="none"/>
-            </w:tcBorders>
-            <w:tcMar>
-              <w:top w:w="20" w:type="dxa"/>
-              <w:bottom w:w="20" w:type="dxa"/>
-              <w:left w:w="0" w:type="dxa"/>
-              <w:right w:w="0" w:type="dxa"/>
-            </w:tcMar>
-          </w:tcPr>
-          <w:p>
-            <w:pPr>
-              <w:tabs>
-                <w:tab w:pos="6463" w:val="right" w:leader="dot"/>
-              </w:tabs>
-              <w:spacing w:line="276" w:lineRule="auto" w:after="40"/>
-              <w:jc w:val="left"/>
-            </w:pPr>
-            <w:r>
-              <w:rPr>
-                <w:rFonts w:ascii="Arial" w:hAnsi="Arial"/>
-                <w:b/>
-                <w:sz w:val="19"/>
-              </w:rPr>
-              <w:t>DAFTAR SINGKATAN, ISTILAH, DAN LAMBANG</w:t>
-            </w:r>
-            <w:r>
-              <w:rPr>
-                <w:rFonts w:ascii="Arial" w:hAnsi="Arial"/>
-                <w:sz w:val="19"/>
-              </w:rPr>
-              <w:tab/>
-            </w:r>
-          </w:p>
-        </w:tc>
-        <w:tc>
-          <w:tcPr>
-            <w:tcW w:type="dxa" w:w="794"/>
-            <w:tcBorders>
-              <w:top w:val="none"/>
-              <w:left w:val="none"/>
-              <w:bottom w:val="none"/>
-              <w:right w:val="none"/>
-            </w:tcBorders>
-            <w:tcMar>
-              <w:top w:w="20" w:type="dxa"/>
-              <w:bottom w:w="20" w:type="dxa"/>
-              <w:left w:w="0" w:type="dxa"/>
-              <w:right w:w="0" w:type="dxa"/>
-            </w:tcMar>
-          </w:tcPr>
-          <w:p>
-            <w:pPr>
-              <w:spacing w:line="276" w:lineRule="auto" w:after="40"/>
-              <w:jc w:val="right"/>
-            </w:pPr>
-            <w:r>
-              <w:rPr>
-                <w:rFonts w:ascii="Arial" w:hAnsi="Arial"/>
-                <w:b/>
-                <w:sz w:val="19"/>
-              </w:rPr>
-              <w:t>ix</w:t>
-            </w:r>
-          </w:p>
-        </w:tc>
-      </w:tr>
-      <w:tr>
-        <w:trPr>
-          <w:cantSplit/>
-        </w:trPr>
-        <w:tc>
-          <w:tcPr>
-            <w:tcW w:type="dxa" w:w="6576"/>
-            <w:tcBorders>
-              <w:top w:val="none"/>
-              <w:left w:val="none"/>
-              <w:bottom w:val="none"/>
-              <w:right w:val="none"/>
-            </w:tcBorders>
-            <w:tcMar>
-              <w:top w:w="20" w:type="dxa"/>
-              <w:bottom w:w="20" w:type="dxa"/>
-              <w:left w:w="0" w:type="dxa"/>
-              <w:right w:w="0" w:type="dxa"/>
-            </w:tcMar>
-          </w:tcPr>
-          <w:p>
-            <w:pPr>
-              <w:tabs>
-                <w:tab w:pos="6463" w:val="right" w:leader="dot"/>
-              </w:tabs>
-              <w:spacing w:line="276" w:lineRule="auto" w:after="80"/>
-              <w:jc w:val="left"/>
-            </w:pPr>
-            <w:r>
-              <w:rPr>
-                <w:rFonts w:ascii="Arial" w:hAnsi="Arial"/>
-                <w:b/>
-                <w:sz w:val="19"/>
-              </w:rPr>
-              <w:t>BAB I: PENDAHULUAN</w:t>
-            </w:r>
-            <w:r>
-              <w:rPr>
-                <w:rFonts w:ascii="Arial" w:hAnsi="Arial"/>
-                <w:sz w:val="19"/>
-              </w:rPr>
-              <w:tab/>
-            </w:r>
-          </w:p>
-        </w:tc>
-        <w:tc>
-          <w:tcPr>
-            <w:tcW w:type="dxa" w:w="794"/>
-            <w:tcBorders>
-              <w:top w:val="none"/>
-              <w:left w:val="none"/>
-              <w:bottom w:val="none"/>
-              <w:right w:val="none"/>
-            </w:tcBorders>
-            <w:tcMar>
-              <w:top w:w="20" w:type="dxa"/>
-              <w:bottom w:w="20" w:type="dxa"/>
-              <w:left w:w="0" w:type="dxa"/>
-              <w:right w:w="0" w:type="dxa"/>
-            </w:tcMar>
-          </w:tcPr>
-          <w:p>
-            <w:pPr>
-              <w:spacing w:line="276" w:lineRule="auto" w:after="80"/>
-              <w:jc w:val="right"/>
-            </w:pPr>
-            <w:r>
-              <w:rPr>
-                <w:rFonts w:ascii="Arial" w:hAnsi="Arial"/>
-                <w:b/>
-                <w:sz w:val="19"/>
-              </w:rPr>
-              <w:t>1</w:t>
-            </w:r>
-          </w:p>
-        </w:tc>
-      </w:tr>
-      <w:tr>
-        <w:trPr>
-          <w:cantSplit/>
-        </w:trPr>
-        <w:tc>
-          <w:tcPr>
-            <w:tcW w:type="dxa" w:w="6576"/>
-            <w:tcBorders>
-              <w:top w:val="none"/>
-              <w:left w:val="none"/>
-              <w:bottom w:val="none"/>
-              <w:right w:val="none"/>
-            </w:tcBorders>
-            <w:tcMar>
-              <w:top w:w="20" w:type="dxa"/>
-              <w:bottom w:w="20" w:type="dxa"/>
-              <w:left w:w="0" w:type="dxa"/>
-              <w:right w:w="0" w:type="dxa"/>
-            </w:tcMar>
-          </w:tcPr>
-          <w:p>
-            <w:pPr>
-              <w:tabs>
-                <w:tab w:pos="6463" w:val="right" w:leader="dot"/>
-              </w:tabs>
-              <w:spacing w:line="276" w:lineRule="auto" w:after="40"/>
-              <w:ind w:left="283"/>
-              <w:jc w:val="left"/>
-            </w:pPr>
-            <w:r>
-              <w:rPr>
-                <w:rFonts w:ascii="Arial" w:hAnsi="Arial"/>
-                <w:sz w:val="19"/>
-              </w:rPr>
-              <w:t>1.1 Latar Belakang</w:t>
-            </w:r>
-            <w:r>
-              <w:rPr>
-                <w:rFonts w:ascii="Arial" w:hAnsi="Arial"/>
-                <w:sz w:val="19"/>
-              </w:rPr>
-              <w:tab/>
-            </w:r>
-          </w:p>
-        </w:tc>
-        <w:tc>
-          <w:tcPr>
-            <w:tcW w:type="dxa" w:w="794"/>
-            <w:tcBorders>
-              <w:top w:val="none"/>
-              <w:left w:val="none"/>
-              <w:bottom w:val="none"/>
-              <w:right w:val="none"/>
-            </w:tcBorders>
-            <w:tcMar>
-              <w:top w:w="20" w:type="dxa"/>
-              <w:bottom w:w="20" w:type="dxa"/>
-              <w:left w:w="0" w:type="dxa"/>
-              <w:right w:w="0" w:type="dxa"/>
-            </w:tcMar>
-          </w:tcPr>
-          <w:p>
-            <w:pPr>
-              <w:spacing w:line="276" w:lineRule="auto" w:after="40"/>
-              <w:jc w:val="right"/>
-            </w:pPr>
-            <w:r>
-              <w:rPr>
-                <w:rFonts w:ascii="Arial" w:hAnsi="Arial"/>
-                <w:sz w:val="19"/>
-              </w:rPr>
-              <w:t>1</w:t>
-            </w:r>
-          </w:p>
-        </w:tc>
-      </w:tr>
-      <w:tr>
-        <w:trPr>
-          <w:cantSplit/>
-        </w:trPr>
-        <w:tc>
-          <w:tcPr>
-            <w:tcW w:type="dxa" w:w="6576"/>
-            <w:tcBorders>
-              <w:top w:val="none"/>
-              <w:left w:val="none"/>
-              <w:bottom w:val="none"/>
-              <w:right w:val="none"/>
-            </w:tcBorders>
-            <w:tcMar>
-              <w:top w:w="20" w:type="dxa"/>
-              <w:bottom w:w="20" w:type="dxa"/>
-              <w:left w:w="0" w:type="dxa"/>
-              <w:right w:w="0" w:type="dxa"/>
-            </w:tcMar>
-          </w:tcPr>
-          <w:p>
-            <w:pPr>
-              <w:tabs>
-                <w:tab w:pos="6463" w:val="right" w:leader="dot"/>
-              </w:tabs>
-              <w:spacing w:line="276" w:lineRule="auto" w:after="40"/>
-              <w:ind w:left="283"/>
-              <w:jc w:val="left"/>
-            </w:pPr>
-            <w:r>
-              <w:rPr>
-                <w:rFonts w:ascii="Arial" w:hAnsi="Arial"/>
-                <w:sz w:val="19"/>
-              </w:rPr>
-              <w:t>1.2 Rumusan Masalah</w:t>
-            </w:r>
-            <w:r>
-              <w:rPr>
-                <w:rFonts w:ascii="Arial" w:hAnsi="Arial"/>
-                <w:sz w:val="19"/>
-              </w:rPr>
-              <w:tab/>
-            </w:r>
-          </w:p>
-        </w:tc>
-        <w:tc>
-          <w:tcPr>
-            <w:tcW w:type="dxa" w:w="794"/>
-            <w:tcBorders>
-              <w:top w:val="none"/>
-              <w:left w:val="none"/>
-              <w:bottom w:val="none"/>
-              <w:right w:val="none"/>
-            </w:tcBorders>
-            <w:tcMar>
-              <w:top w:w="20" w:type="dxa"/>
-              <w:bottom w:w="20" w:type="dxa"/>
-              <w:left w:w="0" w:type="dxa"/>
-              <w:right w:w="0" w:type="dxa"/>
-            </w:tcMar>
-          </w:tcPr>
-          <w:p>
-            <w:pPr>
-              <w:spacing w:line="276" w:lineRule="auto" w:after="40"/>
-              <w:jc w:val="right"/>
-            </w:pPr>
-            <w:r>
-              <w:rPr>
-                <w:rFonts w:ascii="Arial" w:hAnsi="Arial"/>
-                <w:sz w:val="19"/>
-              </w:rPr>
-              <w:t>4</w:t>
-            </w:r>
-          </w:p>
-        </w:tc>
-      </w:tr>
-      <w:tr>
-        <w:trPr>
-          <w:cantSplit/>
-        </w:trPr>
-        <w:tc>
-          <w:tcPr>
-            <w:tcW w:type="dxa" w:w="6576"/>
-            <w:tcBorders>
-              <w:top w:val="none"/>
-              <w:left w:val="none"/>
-              <w:bottom w:val="none"/>
-              <w:right w:val="none"/>
-            </w:tcBorders>
-            <w:tcMar>
-              <w:top w:w="20" w:type="dxa"/>
-              <w:bottom w:w="20" w:type="dxa"/>
-              <w:left w:w="0" w:type="dxa"/>
-              <w:right w:w="0" w:type="dxa"/>
-            </w:tcMar>
-          </w:tcPr>
-          <w:p>
-            <w:pPr>
-              <w:tabs>
-                <w:tab w:pos="6463" w:val="right" w:leader="dot"/>
-              </w:tabs>
-              <w:spacing w:line="276" w:lineRule="auto" w:after="40"/>
-              <w:ind w:left="283"/>
-              <w:jc w:val="left"/>
-            </w:pPr>
-            <w:r>
-              <w:rPr>
-                <w:rFonts w:ascii="Arial" w:hAnsi="Arial"/>
-                <w:sz w:val="19"/>
-              </w:rPr>
-              <w:t>1.3 Tujuan Penelitian</w:t>
-            </w:r>
-            <w:r>
-              <w:rPr>
-                <w:rFonts w:ascii="Arial" w:hAnsi="Arial"/>
-                <w:sz w:val="19"/>
-              </w:rPr>
-              <w:tab/>
-            </w:r>
-          </w:p>
-        </w:tc>
-        <w:tc>
-          <w:tcPr>
-            <w:tcW w:type="dxa" w:w="794"/>
-            <w:tcBorders>
-              <w:top w:val="none"/>
-              <w:left w:val="none"/>
-              <w:bottom w:val="none"/>
-              <w:right w:val="none"/>
-            </w:tcBorders>
-            <w:tcMar>
-              <w:top w:w="20" w:type="dxa"/>
-              <w:bottom w:w="20" w:type="dxa"/>
-              <w:left w:w="0" w:type="dxa"/>
-              <w:right w:w="0" w:type="dxa"/>
-            </w:tcMar>
-          </w:tcPr>
-          <w:p>
-            <w:pPr>
-              <w:spacing w:line="276" w:lineRule="auto" w:after="40"/>
-              <w:jc w:val="right"/>
-            </w:pPr>
-            <w:r>
-              <w:rPr>
-                <w:rFonts w:ascii="Arial" w:hAnsi="Arial"/>
-                <w:sz w:val="19"/>
-              </w:rPr>
-              <w:t>5</w:t>
-            </w:r>
-          </w:p>
-        </w:tc>
-      </w:tr>
-      <w:tr>
-        <w:trPr>
-          <w:cantSplit/>
-        </w:trPr>
-        <w:tc>
-          <w:tcPr>
-            <w:tcW w:type="dxa" w:w="6576"/>
-            <w:tcBorders>
-              <w:top w:val="none"/>
-              <w:left w:val="none"/>
-              <w:bottom w:val="none"/>
-              <w:right w:val="none"/>
-            </w:tcBorders>
-            <w:tcMar>
-              <w:top w:w="20" w:type="dxa"/>
-              <w:bottom w:w="20" w:type="dxa"/>
-              <w:left w:w="0" w:type="dxa"/>
-              <w:right w:w="0" w:type="dxa"/>
-            </w:tcMar>
-          </w:tcPr>
-          <w:p>
-            <w:pPr>
-              <w:tabs>
-                <w:tab w:pos="6463" w:val="right" w:leader="dot"/>
-              </w:tabs>
-              <w:spacing w:line="276" w:lineRule="auto" w:after="40"/>
-              <w:ind w:left="283"/>
-              <w:jc w:val="left"/>
-            </w:pPr>
-            <w:r>
-              <w:rPr>
-                <w:rFonts w:ascii="Arial" w:hAnsi="Arial"/>
-                <w:sz w:val="19"/>
-              </w:rPr>
-              <w:t>1.4 Batasan Masalah</w:t>
-            </w:r>
-            <w:r>
-              <w:rPr>
-                <w:rFonts w:ascii="Arial" w:hAnsi="Arial"/>
-                <w:sz w:val="19"/>
-              </w:rPr>
-              <w:tab/>
-            </w:r>
-          </w:p>
-        </w:tc>
-        <w:tc>
-          <w:tcPr>
-            <w:tcW w:type="dxa" w:w="794"/>
-            <w:tcBorders>
-              <w:top w:val="none"/>
-              <w:left w:val="none"/>
-              <w:bottom w:val="none"/>
-              <w:right w:val="none"/>
-            </w:tcBorders>
-            <w:tcMar>
-              <w:top w:w="20" w:type="dxa"/>
-              <w:bottom w:w="20" w:type="dxa"/>
-              <w:left w:w="0" w:type="dxa"/>
-              <w:right w:w="0" w:type="dxa"/>
-            </w:tcMar>
-          </w:tcPr>
-          <w:p>
-            <w:pPr>
-              <w:spacing w:line="276" w:lineRule="auto" w:after="40"/>
-              <w:jc w:val="right"/>
-            </w:pPr>
-            <w:r>
-              <w:rPr>
-                <w:rFonts w:ascii="Arial" w:hAnsi="Arial"/>
-                <w:sz w:val="19"/>
-              </w:rPr>
-              <w:t>6</w:t>
-            </w:r>
-          </w:p>
-        </w:tc>
-      </w:tr>
-      <w:tr>
-        <w:trPr>
-          <w:cantSplit/>
-        </w:trPr>
-        <w:tc>
-          <w:tcPr>
-            <w:tcW w:type="dxa" w:w="6576"/>
-            <w:tcBorders>
-              <w:top w:val="none"/>
-              <w:left w:val="none"/>
-              <w:bottom w:val="none"/>
-              <w:right w:val="none"/>
-            </w:tcBorders>
-            <w:tcMar>
-              <w:top w:w="20" w:type="dxa"/>
-              <w:bottom w:w="20" w:type="dxa"/>
-              <w:left w:w="0" w:type="dxa"/>
-              <w:right w:w="0" w:type="dxa"/>
-            </w:tcMar>
-          </w:tcPr>
-          <w:p>
-            <w:pPr>
-              <w:tabs>
-                <w:tab w:pos="6463" w:val="right" w:leader="dot"/>
-              </w:tabs>
-              <w:spacing w:line="276" w:lineRule="auto" w:after="40"/>
-              <w:ind w:left="283"/>
-              <w:jc w:val="left"/>
-            </w:pPr>
-            <w:r>
-              <w:rPr>
-                <w:rFonts w:ascii="Arial" w:hAnsi="Arial"/>
-                <w:sz w:val="19"/>
-              </w:rPr>
-              <w:t>1.5 Manfaat Penelitian</w:t>
-            </w:r>
-            <w:r>
-              <w:rPr>
-                <w:rFonts w:ascii="Arial" w:hAnsi="Arial"/>
-                <w:sz w:val="19"/>
-              </w:rPr>
-              <w:tab/>
-            </w:r>
-          </w:p>
-        </w:tc>
-        <w:tc>
-          <w:tcPr>
-            <w:tcW w:type="dxa" w:w="794"/>
-            <w:tcBorders>
-              <w:top w:val="none"/>
-              <w:left w:val="none"/>
-              <w:bottom w:val="none"/>
-              <w:right w:val="none"/>
-            </w:tcBorders>
-            <w:tcMar>
-              <w:top w:w="20" w:type="dxa"/>
-              <w:bottom w:w="20" w:type="dxa"/>
-              <w:left w:w="0" w:type="dxa"/>
-              <w:right w:w="0" w:type="dxa"/>
-            </w:tcMar>
-          </w:tcPr>
-          <w:p>
-            <w:pPr>
-              <w:spacing w:line="276" w:lineRule="auto" w:after="40"/>
-              <w:jc w:val="right"/>
-            </w:pPr>
-            <w:r>
-              <w:rPr>
-                <w:rFonts w:ascii="Arial" w:hAnsi="Arial"/>
-                <w:sz w:val="19"/>
-              </w:rPr>
-              <w:t>7</w:t>
-            </w:r>
-          </w:p>
-        </w:tc>
-      </w:tr>
-      <w:tr>
-        <w:trPr>
-          <w:cantSplit/>
-        </w:trPr>
-        <w:tc>
-          <w:tcPr>
-            <w:tcW w:type="dxa" w:w="6576"/>
-            <w:tcBorders>
-              <w:top w:val="none"/>
-              <w:left w:val="none"/>
-              <w:bottom w:val="none"/>
-              <w:right w:val="none"/>
-            </w:tcBorders>
-            <w:tcMar>
-              <w:top w:w="20" w:type="dxa"/>
-              <w:bottom w:w="20" w:type="dxa"/>
-              <w:left w:w="0" w:type="dxa"/>
-              <w:right w:w="0" w:type="dxa"/>
-            </w:tcMar>
-          </w:tcPr>
-          <w:p>
-            <w:pPr>
-              <w:tabs>
-                <w:tab w:pos="6463" w:val="right" w:leader="dot"/>
-              </w:tabs>
-              <w:spacing w:line="276" w:lineRule="auto" w:after="80"/>
-              <w:jc w:val="left"/>
-            </w:pPr>
-            <w:r>
-              <w:rPr>
-                <w:rFonts w:ascii="Arial" w:hAnsi="Arial"/>
-                <w:b/>
-                <w:sz w:val="19"/>
-              </w:rPr>
-              <w:t>BAB II: TINJAUAN PUSTAKA</w:t>
-            </w:r>
-            <w:r>
-              <w:rPr>
-                <w:rFonts w:ascii="Arial" w:hAnsi="Arial"/>
-                <w:sz w:val="19"/>
-              </w:rPr>
-              <w:tab/>
-            </w:r>
-          </w:p>
-        </w:tc>
-        <w:tc>
-          <w:tcPr>
-            <w:tcW w:type="dxa" w:w="794"/>
-            <w:tcBorders>
-              <w:top w:val="none"/>
-              <w:left w:val="none"/>
-              <w:bottom w:val="none"/>
-              <w:right w:val="none"/>
-            </w:tcBorders>
-            <w:tcMar>
-              <w:top w:w="20" w:type="dxa"/>
-              <w:bottom w:w="20" w:type="dxa"/>
-              <w:left w:w="0" w:type="dxa"/>
-              <w:right w:w="0" w:type="dxa"/>
-            </w:tcMar>
-          </w:tcPr>
-          <w:p>
-            <w:pPr>
-              <w:spacing w:line="276" w:lineRule="auto" w:after="80"/>
-              <w:jc w:val="right"/>
-            </w:pPr>
-            <w:r>
-              <w:rPr>
-                <w:rFonts w:ascii="Arial" w:hAnsi="Arial"/>
-                <w:b/>
-                <w:sz w:val="19"/>
-              </w:rPr>
-              <w:t>9</w:t>
-            </w:r>
-          </w:p>
-        </w:tc>
-      </w:tr>
-      <w:tr>
-        <w:trPr>
-          <w:cantSplit/>
-        </w:trPr>
-        <w:tc>
-          <w:tcPr>
-            <w:tcW w:type="dxa" w:w="6576"/>
-            <w:tcBorders>
-              <w:top w:val="none"/>
-              <w:left w:val="none"/>
-              <w:bottom w:val="none"/>
-              <w:right w:val="none"/>
-            </w:tcBorders>
-            <w:tcMar>
-              <w:top w:w="20" w:type="dxa"/>
-              <w:bottom w:w="20" w:type="dxa"/>
-              <w:left w:w="0" w:type="dxa"/>
-              <w:right w:w="0" w:type="dxa"/>
-            </w:tcMar>
-          </w:tcPr>
-          <w:p>
-            <w:pPr>
-              <w:tabs>
-                <w:tab w:pos="6463" w:val="right" w:leader="dot"/>
-              </w:tabs>
-              <w:spacing w:line="276" w:lineRule="auto" w:after="40"/>
-              <w:ind w:left="283"/>
-              <w:jc w:val="left"/>
-            </w:pPr>
-            <w:r>
-              <w:rPr>
-                <w:rFonts w:ascii="Arial" w:hAnsi="Arial"/>
-                <w:sz w:val="19"/>
-              </w:rPr>
-              <w:t>2.1 Tinjauan Pustaka (</w:t>
-            </w:r>
-            <w:r>
-              <w:rPr>
-                <w:rFonts w:ascii="Arial" w:hAnsi="Arial"/>
-                <w:i/>
-                <w:sz w:val="19"/>
-              </w:rPr>
-              <w:t>State of the Art</w:t>
-            </w:r>
-            <w:r>
-              <w:rPr>
-                <w:rFonts w:ascii="Arial" w:hAnsi="Arial"/>
-                <w:sz w:val="19"/>
-              </w:rPr>
-              <w:t xml:space="preserve"> Penelitian AUV)</w:t>
-            </w:r>
-            <w:r>
-              <w:rPr>
-                <w:rFonts w:ascii="Arial" w:hAnsi="Arial"/>
-                <w:sz w:val="19"/>
-              </w:rPr>
-              <w:tab/>
-            </w:r>
-          </w:p>
-        </w:tc>
-        <w:tc>
-          <w:tcPr>
-            <w:tcW w:type="dxa" w:w="794"/>
-            <w:tcBorders>
-              <w:top w:val="none"/>
-              <w:left w:val="none"/>
-              <w:bottom w:val="none"/>
-              <w:right w:val="none"/>
-            </w:tcBorders>
-            <w:tcMar>
-              <w:top w:w="20" w:type="dxa"/>
-              <w:bottom w:w="20" w:type="dxa"/>
-              <w:left w:w="0" w:type="dxa"/>
-              <w:right w:w="0" w:type="dxa"/>
-            </w:tcMar>
-          </w:tcPr>
-          <w:p>
-            <w:pPr>
-              <w:spacing w:line="276" w:lineRule="auto" w:after="40"/>
-              <w:jc w:val="right"/>
-            </w:pPr>
-            <w:r>
-              <w:rPr>
-                <w:rFonts w:ascii="Arial" w:hAnsi="Arial"/>
-                <w:sz w:val="19"/>
-              </w:rPr>
-              <w:t>9</w:t>
-            </w:r>
-          </w:p>
-        </w:tc>
-      </w:tr>
-      <w:tr>
-        <w:trPr>
-          <w:cantSplit/>
-        </w:trPr>
-        <w:tc>
-          <w:tcPr>
-            <w:tcW w:type="dxa" w:w="6576"/>
-            <w:tcBorders>
-              <w:top w:val="none"/>
-              <w:left w:val="none"/>
-              <w:bottom w:val="none"/>
-              <w:right w:val="none"/>
-            </w:tcBorders>
-            <w:tcMar>
-              <w:top w:w="20" w:type="dxa"/>
-              <w:bottom w:w="20" w:type="dxa"/>
-              <w:left w:w="0" w:type="dxa"/>
-              <w:right w:w="0" w:type="dxa"/>
-            </w:tcMar>
-          </w:tcPr>
-          <w:p>
-            <w:pPr>
-              <w:tabs>
-                <w:tab w:pos="6463" w:val="right" w:leader="dot"/>
-              </w:tabs>
-              <w:spacing w:line="276" w:lineRule="auto" w:after="40"/>
-              <w:ind w:left="283"/>
-              <w:jc w:val="left"/>
-            </w:pPr>
-            <w:r>
-              <w:rPr>
-                <w:rFonts w:ascii="Arial" w:hAnsi="Arial"/>
-                <w:sz w:val="19"/>
-              </w:rPr>
-              <w:t>2.2 Sistem Koordinat dan Konvensi SNAME</w:t>
-            </w:r>
-            <w:r>
-              <w:rPr>
-                <w:rFonts w:ascii="Arial" w:hAnsi="Arial"/>
-                <w:sz w:val="19"/>
-              </w:rPr>
-              <w:tab/>
-            </w:r>
-          </w:p>
-        </w:tc>
-        <w:tc>
-          <w:tcPr>
-            <w:tcW w:type="dxa" w:w="794"/>
-            <w:tcBorders>
-              <w:top w:val="none"/>
-              <w:left w:val="none"/>
-              <w:bottom w:val="none"/>
-              <w:right w:val="none"/>
-            </w:tcBorders>
-            <w:tcMar>
-              <w:top w:w="20" w:type="dxa"/>
-              <w:bottom w:w="20" w:type="dxa"/>
-              <w:left w:w="0" w:type="dxa"/>
-              <w:right w:w="0" w:type="dxa"/>
-            </w:tcMar>
-          </w:tcPr>
-          <w:p>
-            <w:pPr>
-              <w:spacing w:line="276" w:lineRule="auto" w:after="40"/>
-              <w:jc w:val="right"/>
-            </w:pPr>
-            <w:r>
-              <w:rPr>
-                <w:rFonts w:ascii="Arial" w:hAnsi="Arial"/>
-                <w:sz w:val="19"/>
-              </w:rPr>
-              <w:t>13</w:t>
-            </w:r>
-          </w:p>
-        </w:tc>
-      </w:tr>
-      <w:tr>
-        <w:trPr>
-          <w:cantSplit/>
-        </w:trPr>
-        <w:tc>
-          <w:tcPr>
-            <w:tcW w:type="dxa" w:w="6576"/>
-            <w:tcBorders>
-              <w:top w:val="none"/>
-              <w:left w:val="none"/>
-              <w:bottom w:val="none"/>
-              <w:right w:val="none"/>
-            </w:tcBorders>
-            <w:tcMar>
-              <w:top w:w="20" w:type="dxa"/>
-              <w:bottom w:w="20" w:type="dxa"/>
-              <w:left w:w="0" w:type="dxa"/>
-              <w:right w:w="0" w:type="dxa"/>
-            </w:tcMar>
-          </w:tcPr>
-          <w:p>
-            <w:pPr>
-              <w:tabs>
-                <w:tab w:pos="6463" w:val="right" w:leader="dot"/>
-              </w:tabs>
-              <w:spacing w:line="276" w:lineRule="auto" w:after="40"/>
-              <w:ind w:left="283"/>
-              <w:jc w:val="left"/>
-            </w:pPr>
-            <w:r>
-              <w:rPr>
-                <w:rFonts w:ascii="Arial" w:hAnsi="Arial"/>
-                <w:sz w:val="19"/>
-              </w:rPr>
-              <w:t>2.3 Penurunan Kinematika 6-DOF dan Matriks Jacobian</w:t>
-            </w:r>
-            <w:r>
-              <w:rPr>
-                <w:rFonts w:ascii="Arial" w:hAnsi="Arial"/>
-                <w:sz w:val="19"/>
-              </w:rPr>
-              <w:tab/>
-            </w:r>
-          </w:p>
-        </w:tc>
-        <w:tc>
-          <w:tcPr>
-            <w:tcW w:type="dxa" w:w="794"/>
-            <w:tcBorders>
-              <w:top w:val="none"/>
-              <w:left w:val="none"/>
-              <w:bottom w:val="none"/>
-              <w:right w:val="none"/>
-            </w:tcBorders>
-            <w:tcMar>
-              <w:top w:w="20" w:type="dxa"/>
-              <w:bottom w:w="20" w:type="dxa"/>
-              <w:left w:w="0" w:type="dxa"/>
-              <w:right w:w="0" w:type="dxa"/>
-            </w:tcMar>
-          </w:tcPr>
-          <w:p>
-            <w:pPr>
-              <w:spacing w:line="276" w:lineRule="auto" w:after="40"/>
-              <w:jc w:val="right"/>
-            </w:pPr>
-            <w:r>
-              <w:rPr>
-                <w:rFonts w:ascii="Arial" w:hAnsi="Arial"/>
-                <w:sz w:val="19"/>
-              </w:rPr>
-              <w:t>19</w:t>
-            </w:r>
-          </w:p>
-        </w:tc>
-      </w:tr>
-      <w:tr>
-        <w:trPr>
-          <w:cantSplit/>
-        </w:trPr>
-        <w:tc>
-          <w:tcPr>
-            <w:tcW w:type="dxa" w:w="6576"/>
-            <w:tcBorders>
-              <w:top w:val="none"/>
-              <w:left w:val="none"/>
-              <w:bottom w:val="none"/>
-              <w:right w:val="none"/>
-            </w:tcBorders>
-            <w:tcMar>
-              <w:top w:w="20" w:type="dxa"/>
-              <w:bottom w:w="20" w:type="dxa"/>
-              <w:left w:w="0" w:type="dxa"/>
-              <w:right w:w="0" w:type="dxa"/>
-            </w:tcMar>
-          </w:tcPr>
-          <w:p>
-            <w:pPr>
-              <w:tabs>
-                <w:tab w:pos="6463" w:val="right" w:leader="dot"/>
-              </w:tabs>
-              <w:spacing w:line="276" w:lineRule="auto" w:after="40"/>
-              <w:ind w:left="283"/>
-              <w:jc w:val="left"/>
-            </w:pPr>
-            <w:r>
-              <w:rPr>
-                <w:rFonts w:ascii="Arial" w:hAnsi="Arial"/>
-                <w:sz w:val="19"/>
-              </w:rPr>
-              <w:t>2.4 Penurunan Dinamika Hidrodinamika 6-DOF (Persamaan Fossen)</w:t>
-            </w:r>
-            <w:r>
-              <w:rPr>
-                <w:rFonts w:ascii="Arial" w:hAnsi="Arial"/>
-                <w:sz w:val="19"/>
-              </w:rPr>
-              <w:tab/>
-            </w:r>
-          </w:p>
-        </w:tc>
-        <w:tc>
-          <w:tcPr>
-            <w:tcW w:type="dxa" w:w="794"/>
-            <w:tcBorders>
-              <w:top w:val="none"/>
-              <w:left w:val="none"/>
-              <w:bottom w:val="none"/>
-              <w:right w:val="none"/>
-            </w:tcBorders>
-            <w:tcMar>
-              <w:top w:w="20" w:type="dxa"/>
-              <w:bottom w:w="20" w:type="dxa"/>
-              <w:left w:w="0" w:type="dxa"/>
-              <w:right w:w="0" w:type="dxa"/>
-            </w:tcMar>
-          </w:tcPr>
-          <w:p>
-            <w:pPr>
-              <w:spacing w:line="276" w:lineRule="auto" w:after="40"/>
-              <w:jc w:val="right"/>
-            </w:pPr>
-            <w:r>
-              <w:rPr>
-                <w:rFonts w:ascii="Arial" w:hAnsi="Arial"/>
-                <w:sz w:val="19"/>
-              </w:rPr>
-              <w:t>25</w:t>
-            </w:r>
-          </w:p>
-        </w:tc>
-      </w:tr>
-      <w:tr>
-        <w:trPr>
-          <w:cantSplit/>
-        </w:trPr>
-        <w:tc>
-          <w:tcPr>
-            <w:tcW w:type="dxa" w:w="6576"/>
-            <w:tcBorders>
-              <w:top w:val="none"/>
-              <w:left w:val="none"/>
-              <w:bottom w:val="none"/>
-              <w:right w:val="none"/>
-            </w:tcBorders>
-            <w:tcMar>
-              <w:top w:w="20" w:type="dxa"/>
-              <w:bottom w:w="20" w:type="dxa"/>
-              <w:left w:w="0" w:type="dxa"/>
-              <w:right w:w="0" w:type="dxa"/>
-            </w:tcMar>
-          </w:tcPr>
-          <w:p>
-            <w:pPr>
-              <w:tabs>
-                <w:tab w:pos="6463" w:val="right" w:leader="dot"/>
-              </w:tabs>
-              <w:spacing w:line="276" w:lineRule="auto" w:after="40"/>
-              <w:ind w:left="283"/>
-              <w:jc w:val="left"/>
-            </w:pPr>
-            <w:r>
-              <w:rPr>
-                <w:rFonts w:ascii="Arial" w:hAnsi="Arial"/>
-                <w:sz w:val="19"/>
-              </w:rPr>
-              <w:t xml:space="preserve">2.5 Alokasi Gaya Dorong Sistem </w:t>
-            </w:r>
-            <w:r>
-              <w:rPr>
-                <w:rFonts w:ascii="Arial" w:hAnsi="Arial"/>
-                <w:i/>
-                <w:sz w:val="19"/>
-              </w:rPr>
-              <w:t>Over-Actuated</w:t>
-            </w:r>
-            <w:r>
-              <w:rPr>
-                <w:rFonts w:ascii="Arial" w:hAnsi="Arial"/>
-                <w:sz w:val="19"/>
-              </w:rPr>
-              <w:t xml:space="preserve"> 8-Pendorong</w:t>
-            </w:r>
-            <w:r>
-              <w:rPr>
-                <w:rFonts w:ascii="Arial" w:hAnsi="Arial"/>
-                <w:sz w:val="19"/>
-              </w:rPr>
-              <w:tab/>
-            </w:r>
-          </w:p>
-        </w:tc>
-        <w:tc>
-          <w:tcPr>
-            <w:tcW w:type="dxa" w:w="794"/>
-            <w:tcBorders>
-              <w:top w:val="none"/>
-              <w:left w:val="none"/>
-              <w:bottom w:val="none"/>
-              <w:right w:val="none"/>
-            </w:tcBorders>
-            <w:tcMar>
-              <w:top w:w="20" w:type="dxa"/>
-              <w:bottom w:w="20" w:type="dxa"/>
-              <w:left w:w="0" w:type="dxa"/>
-              <w:right w:w="0" w:type="dxa"/>
-            </w:tcMar>
-          </w:tcPr>
-          <w:p>
-            <w:pPr>
-              <w:spacing w:line="276" w:lineRule="auto" w:after="40"/>
-              <w:jc w:val="right"/>
-            </w:pPr>
-            <w:r>
-              <w:rPr>
-                <w:rFonts w:ascii="Arial" w:hAnsi="Arial"/>
-                <w:sz w:val="19"/>
-              </w:rPr>
-              <w:t>32</w:t>
-            </w:r>
-          </w:p>
-        </w:tc>
-      </w:tr>
-      <w:tr>
-        <w:trPr>
-          <w:cantSplit/>
-        </w:trPr>
-        <w:tc>
-          <w:tcPr>
-            <w:tcW w:type="dxa" w:w="6576"/>
-            <w:tcBorders>
-              <w:top w:val="none"/>
-              <w:left w:val="none"/>
-              <w:bottom w:val="none"/>
-              <w:right w:val="none"/>
-            </w:tcBorders>
-            <w:tcMar>
-              <w:top w:w="20" w:type="dxa"/>
-              <w:bottom w:w="20" w:type="dxa"/>
-              <w:left w:w="0" w:type="dxa"/>
-              <w:right w:w="0" w:type="dxa"/>
-            </w:tcMar>
-          </w:tcPr>
-          <w:p>
-            <w:pPr>
-              <w:tabs>
-                <w:tab w:pos="6463" w:val="right" w:leader="dot"/>
-              </w:tabs>
-              <w:spacing w:line="276" w:lineRule="auto" w:after="40"/>
-              <w:ind w:left="283"/>
-              <w:jc w:val="left"/>
-            </w:pPr>
-            <w:r>
-              <w:rPr>
-                <w:rFonts w:ascii="Arial" w:hAnsi="Arial"/>
-                <w:sz w:val="19"/>
-              </w:rPr>
-              <w:t xml:space="preserve">2.6 Teori dan Formulasi Optimal </w:t>
-            </w:r>
-            <w:r>
-              <w:rPr>
-                <w:rFonts w:ascii="Arial" w:hAnsi="Arial"/>
-                <w:i/>
-                <w:sz w:val="19"/>
-              </w:rPr>
-              <w:t>Kalman Filter</w:t>
-            </w:r>
-            <w:r>
-              <w:rPr>
-                <w:rFonts w:ascii="Arial" w:hAnsi="Arial"/>
-                <w:sz w:val="19"/>
-              </w:rPr>
-              <w:t xml:space="preserve"> Suite</w:t>
-            </w:r>
-            <w:r>
-              <w:rPr>
-                <w:rFonts w:ascii="Arial" w:hAnsi="Arial"/>
-                <w:sz w:val="19"/>
-              </w:rPr>
-              <w:tab/>
-            </w:r>
-          </w:p>
-        </w:tc>
-        <w:tc>
-          <w:tcPr>
-            <w:tcW w:type="dxa" w:w="794"/>
-            <w:tcBorders>
-              <w:top w:val="none"/>
-              <w:left w:val="none"/>
-              <w:bottom w:val="none"/>
-              <w:right w:val="none"/>
-            </w:tcBorders>
-            <w:tcMar>
-              <w:top w:w="20" w:type="dxa"/>
-              <w:bottom w:w="20" w:type="dxa"/>
-              <w:left w:w="0" w:type="dxa"/>
-              <w:right w:w="0" w:type="dxa"/>
-            </w:tcMar>
-          </w:tcPr>
-          <w:p>
-            <w:pPr>
-              <w:spacing w:line="276" w:lineRule="auto" w:after="40"/>
-              <w:jc w:val="right"/>
-            </w:pPr>
-            <w:r>
-              <w:rPr>
-                <w:rFonts w:ascii="Arial" w:hAnsi="Arial"/>
-                <w:sz w:val="19"/>
-              </w:rPr>
-              <w:t>38</w:t>
-            </w:r>
-          </w:p>
-        </w:tc>
-      </w:tr>
-      <w:tr>
-        <w:trPr>
-          <w:cantSplit/>
-        </w:trPr>
-        <w:tc>
-          <w:tcPr>
-            <w:tcW w:type="dxa" w:w="6576"/>
-            <w:tcBorders>
-              <w:top w:val="none"/>
-              <w:left w:val="none"/>
-              <w:bottom w:val="none"/>
-              <w:right w:val="none"/>
-            </w:tcBorders>
-            <w:tcMar>
-              <w:top w:w="20" w:type="dxa"/>
-              <w:bottom w:w="20" w:type="dxa"/>
-              <w:left w:w="0" w:type="dxa"/>
-              <w:right w:w="0" w:type="dxa"/>
-            </w:tcMar>
-          </w:tcPr>
-          <w:p>
-            <w:pPr>
-              <w:tabs>
-                <w:tab w:pos="6463" w:val="right" w:leader="dot"/>
-              </w:tabs>
-              <w:spacing w:line="276" w:lineRule="auto" w:after="80"/>
-              <w:jc w:val="left"/>
-            </w:pPr>
-            <w:r>
-              <w:rPr>
-                <w:rFonts w:ascii="Arial" w:hAnsi="Arial"/>
-                <w:b/>
-                <w:sz w:val="19"/>
-              </w:rPr>
-              <w:t>BAB III: METODOLOGI PENELITIAN</w:t>
-            </w:r>
-            <w:r>
-              <w:rPr>
-                <w:rFonts w:ascii="Arial" w:hAnsi="Arial"/>
-                <w:sz w:val="19"/>
-              </w:rPr>
-              <w:tab/>
-            </w:r>
-          </w:p>
-        </w:tc>
-        <w:tc>
-          <w:tcPr>
-            <w:tcW w:type="dxa" w:w="794"/>
-            <w:tcBorders>
-              <w:top w:val="none"/>
-              <w:left w:val="none"/>
-              <w:bottom w:val="none"/>
-              <w:right w:val="none"/>
-            </w:tcBorders>
-            <w:tcMar>
-              <w:top w:w="20" w:type="dxa"/>
-              <w:bottom w:w="20" w:type="dxa"/>
-              <w:left w:w="0" w:type="dxa"/>
-              <w:right w:w="0" w:type="dxa"/>
-            </w:tcMar>
-          </w:tcPr>
-          <w:p>
-            <w:pPr>
-              <w:spacing w:line="276" w:lineRule="auto" w:after="80"/>
-              <w:jc w:val="right"/>
-            </w:pPr>
-            <w:r>
-              <w:rPr>
-                <w:rFonts w:ascii="Arial" w:hAnsi="Arial"/>
-                <w:b/>
-                <w:sz w:val="19"/>
-              </w:rPr>
-              <w:t>53</w:t>
-            </w:r>
-          </w:p>
-        </w:tc>
-      </w:tr>
-      <w:tr>
-        <w:trPr>
-          <w:cantSplit/>
-        </w:trPr>
-        <w:tc>
-          <w:tcPr>
-            <w:tcW w:type="dxa" w:w="6576"/>
-            <w:tcBorders>
-              <w:top w:val="none"/>
-              <w:left w:val="none"/>
-              <w:bottom w:val="none"/>
-              <w:right w:val="none"/>
-            </w:tcBorders>
-            <w:tcMar>
-              <w:top w:w="20" w:type="dxa"/>
-              <w:bottom w:w="20" w:type="dxa"/>
-              <w:left w:w="0" w:type="dxa"/>
-              <w:right w:w="0" w:type="dxa"/>
-            </w:tcMar>
-          </w:tcPr>
-          <w:p>
-            <w:pPr>
-              <w:tabs>
-                <w:tab w:pos="6463" w:val="right" w:leader="dot"/>
-              </w:tabs>
-              <w:spacing w:line="276" w:lineRule="auto" w:after="40"/>
-              <w:ind w:left="283"/>
-              <w:jc w:val="left"/>
-            </w:pPr>
-            <w:r>
-              <w:rPr>
-                <w:rFonts w:ascii="Arial" w:hAnsi="Arial"/>
-                <w:sz w:val="19"/>
-              </w:rPr>
-              <w:t>3.1 Tempat dan Waktu Penelitian</w:t>
-            </w:r>
-            <w:r>
-              <w:rPr>
-                <w:rFonts w:ascii="Arial" w:hAnsi="Arial"/>
-                <w:sz w:val="19"/>
-              </w:rPr>
-              <w:tab/>
-            </w:r>
-          </w:p>
-        </w:tc>
-        <w:tc>
-          <w:tcPr>
-            <w:tcW w:type="dxa" w:w="794"/>
-            <w:tcBorders>
-              <w:top w:val="none"/>
-              <w:left w:val="none"/>
-              <w:bottom w:val="none"/>
-              <w:right w:val="none"/>
-            </w:tcBorders>
-            <w:tcMar>
-              <w:top w:w="20" w:type="dxa"/>
-              <w:bottom w:w="20" w:type="dxa"/>
-              <w:left w:w="0" w:type="dxa"/>
-              <w:right w:w="0" w:type="dxa"/>
-            </w:tcMar>
-          </w:tcPr>
-          <w:p>
-            <w:pPr>
-              <w:spacing w:line="276" w:lineRule="auto" w:after="40"/>
-              <w:jc w:val="right"/>
-            </w:pPr>
-            <w:r>
-              <w:rPr>
-                <w:rFonts w:ascii="Arial" w:hAnsi="Arial"/>
-                <w:sz w:val="19"/>
-              </w:rPr>
-              <w:t>53</w:t>
-            </w:r>
-          </w:p>
-        </w:tc>
-      </w:tr>
-      <w:tr>
-        <w:trPr>
-          <w:cantSplit/>
-        </w:trPr>
-        <w:tc>
-          <w:tcPr>
-            <w:tcW w:type="dxa" w:w="6576"/>
-            <w:tcBorders>
-              <w:top w:val="none"/>
-              <w:left w:val="none"/>
-              <w:bottom w:val="none"/>
-              <w:right w:val="none"/>
-            </w:tcBorders>
-            <w:tcMar>
-              <w:top w:w="20" w:type="dxa"/>
-              <w:bottom w:w="20" w:type="dxa"/>
-              <w:left w:w="0" w:type="dxa"/>
-              <w:right w:w="0" w:type="dxa"/>
-            </w:tcMar>
-          </w:tcPr>
-          <w:p>
-            <w:pPr>
-              <w:tabs>
-                <w:tab w:pos="6463" w:val="right" w:leader="dot"/>
-              </w:tabs>
-              <w:spacing w:line="276" w:lineRule="auto" w:after="40"/>
-              <w:ind w:left="283"/>
-              <w:jc w:val="left"/>
-            </w:pPr>
-            <w:r>
-              <w:rPr>
-                <w:rFonts w:ascii="Arial" w:hAnsi="Arial"/>
-                <w:sz w:val="19"/>
-              </w:rPr>
-              <w:t>3.2 Diagram Alir Penelitian</w:t>
-            </w:r>
-            <w:r>
-              <w:rPr>
-                <w:rFonts w:ascii="Arial" w:hAnsi="Arial"/>
-                <w:sz w:val="19"/>
-              </w:rPr>
-              <w:tab/>
-            </w:r>
-          </w:p>
-        </w:tc>
-        <w:tc>
-          <w:tcPr>
-            <w:tcW w:type="dxa" w:w="794"/>
-            <w:tcBorders>
-              <w:top w:val="none"/>
-              <w:left w:val="none"/>
-              <w:bottom w:val="none"/>
-              <w:right w:val="none"/>
-            </w:tcBorders>
-            <w:tcMar>
-              <w:top w:w="20" w:type="dxa"/>
-              <w:bottom w:w="20" w:type="dxa"/>
-              <w:left w:w="0" w:type="dxa"/>
-              <w:right w:w="0" w:type="dxa"/>
-            </w:tcMar>
-          </w:tcPr>
-          <w:p>
-            <w:pPr>
-              <w:spacing w:line="276" w:lineRule="auto" w:after="40"/>
-              <w:jc w:val="right"/>
-            </w:pPr>
-            <w:r>
-              <w:rPr>
-                <w:rFonts w:ascii="Arial" w:hAnsi="Arial"/>
-                <w:sz w:val="19"/>
-              </w:rPr>
-              <w:t>54</w:t>
-            </w:r>
-          </w:p>
-        </w:tc>
-      </w:tr>
-      <w:tr>
-        <w:trPr>
-          <w:cantSplit/>
-        </w:trPr>
-        <w:tc>
-          <w:tcPr>
-            <w:tcW w:type="dxa" w:w="6576"/>
-            <w:tcBorders>
-              <w:top w:val="none"/>
-              <w:left w:val="none"/>
-              <w:bottom w:val="none"/>
-              <w:right w:val="none"/>
-            </w:tcBorders>
-            <w:tcMar>
-              <w:top w:w="20" w:type="dxa"/>
-              <w:bottom w:w="20" w:type="dxa"/>
-              <w:left w:w="0" w:type="dxa"/>
-              <w:right w:w="0" w:type="dxa"/>
-            </w:tcMar>
-          </w:tcPr>
-          <w:p>
-            <w:pPr>
-              <w:tabs>
-                <w:tab w:pos="6463" w:val="right" w:leader="dot"/>
-              </w:tabs>
-              <w:spacing w:line="276" w:lineRule="auto" w:after="40"/>
-              <w:ind w:left="283"/>
-              <w:jc w:val="left"/>
-            </w:pPr>
-            <w:r>
-              <w:rPr>
-                <w:rFonts w:ascii="Arial" w:hAnsi="Arial"/>
-                <w:sz w:val="19"/>
-              </w:rPr>
-              <w:t>3.3 Identifikasi Parameter Fisik dan Hidrodinamika Wahana</w:t>
-            </w:r>
-            <w:r>
-              <w:rPr>
-                <w:rFonts w:ascii="Arial" w:hAnsi="Arial"/>
-                <w:sz w:val="19"/>
-              </w:rPr>
-              <w:tab/>
-            </w:r>
-          </w:p>
-        </w:tc>
-        <w:tc>
-          <w:tcPr>
-            <w:tcW w:type="dxa" w:w="794"/>
-            <w:tcBorders>
-              <w:top w:val="none"/>
-              <w:left w:val="none"/>
-              <w:bottom w:val="none"/>
-              <w:right w:val="none"/>
-            </w:tcBorders>
-            <w:tcMar>
-              <w:top w:w="20" w:type="dxa"/>
-              <w:bottom w:w="20" w:type="dxa"/>
-              <w:left w:w="0" w:type="dxa"/>
-              <w:right w:w="0" w:type="dxa"/>
-            </w:tcMar>
-          </w:tcPr>
-          <w:p>
-            <w:pPr>
-              <w:spacing w:line="276" w:lineRule="auto" w:after="40"/>
-              <w:jc w:val="right"/>
-            </w:pPr>
-            <w:r>
-              <w:rPr>
-                <w:rFonts w:ascii="Arial" w:hAnsi="Arial"/>
-                <w:sz w:val="19"/>
-              </w:rPr>
-              <w:t>57</w:t>
-            </w:r>
-          </w:p>
-        </w:tc>
-      </w:tr>
-      <w:tr>
-        <w:trPr>
-          <w:cantSplit/>
-        </w:trPr>
-        <w:tc>
-          <w:tcPr>
-            <w:tcW w:type="dxa" w:w="6576"/>
-            <w:tcBorders>
-              <w:top w:val="none"/>
-              <w:left w:val="none"/>
-              <w:bottom w:val="none"/>
-              <w:right w:val="none"/>
-            </w:tcBorders>
-            <w:tcMar>
-              <w:top w:w="20" w:type="dxa"/>
-              <w:bottom w:w="20" w:type="dxa"/>
-              <w:left w:w="0" w:type="dxa"/>
-              <w:right w:w="0" w:type="dxa"/>
-            </w:tcMar>
-          </w:tcPr>
-          <w:p>
-            <w:pPr>
-              <w:tabs>
-                <w:tab w:pos="6463" w:val="right" w:leader="dot"/>
-              </w:tabs>
-              <w:spacing w:line="276" w:lineRule="auto" w:after="40"/>
-              <w:ind w:left="283"/>
-              <w:jc w:val="left"/>
-            </w:pPr>
-            <w:r>
-              <w:rPr>
-                <w:rFonts w:ascii="Arial" w:hAnsi="Arial"/>
-                <w:sz w:val="19"/>
-              </w:rPr>
-              <w:t xml:space="preserve">3.4 Perancangan Arsitektur </w:t>
-            </w:r>
-            <w:r>
-              <w:rPr>
-                <w:rFonts w:ascii="Arial" w:hAnsi="Arial"/>
-                <w:i/>
-                <w:sz w:val="19"/>
-              </w:rPr>
-              <w:t>Software-In-The-Loop</w:t>
-            </w:r>
-            <w:r>
-              <w:rPr>
-                <w:rFonts w:ascii="Arial" w:hAnsi="Arial"/>
-                <w:sz w:val="19"/>
-              </w:rPr>
-              <w:t xml:space="preserve"> (SITL)</w:t>
-            </w:r>
-            <w:r>
-              <w:rPr>
-                <w:rFonts w:ascii="Arial" w:hAnsi="Arial"/>
-                <w:sz w:val="19"/>
-              </w:rPr>
-              <w:tab/>
-            </w:r>
-          </w:p>
-        </w:tc>
-        <w:tc>
-          <w:tcPr>
-            <w:tcW w:type="dxa" w:w="794"/>
-            <w:tcBorders>
-              <w:top w:val="none"/>
-              <w:left w:val="none"/>
-              <w:bottom w:val="none"/>
-              <w:right w:val="none"/>
-            </w:tcBorders>
-            <w:tcMar>
-              <w:top w:w="20" w:type="dxa"/>
-              <w:bottom w:w="20" w:type="dxa"/>
-              <w:left w:w="0" w:type="dxa"/>
-              <w:right w:w="0" w:type="dxa"/>
-            </w:tcMar>
-          </w:tcPr>
-          <w:p>
-            <w:pPr>
-              <w:spacing w:line="276" w:lineRule="auto" w:after="40"/>
-              <w:jc w:val="right"/>
-            </w:pPr>
-            <w:r>
-              <w:rPr>
-                <w:rFonts w:ascii="Arial" w:hAnsi="Arial"/>
-                <w:sz w:val="19"/>
-              </w:rPr>
-              <w:t>64</w:t>
-            </w:r>
-          </w:p>
-        </w:tc>
-      </w:tr>
-      <w:tr>
-        <w:trPr>
-          <w:cantSplit/>
-        </w:trPr>
-        <w:tc>
-          <w:tcPr>
-            <w:tcW w:type="dxa" w:w="6576"/>
-            <w:tcBorders>
-              <w:top w:val="none"/>
-              <w:left w:val="none"/>
-              <w:bottom w:val="none"/>
-              <w:right w:val="none"/>
-            </w:tcBorders>
-            <w:tcMar>
-              <w:top w:w="20" w:type="dxa"/>
-              <w:bottom w:w="20" w:type="dxa"/>
-              <w:left w:w="0" w:type="dxa"/>
-              <w:right w:w="0" w:type="dxa"/>
-            </w:tcMar>
-          </w:tcPr>
-          <w:p>
-            <w:pPr>
-              <w:tabs>
-                <w:tab w:pos="6463" w:val="right" w:leader="dot"/>
-              </w:tabs>
-              <w:spacing w:line="276" w:lineRule="auto" w:after="40"/>
-              <w:ind w:left="283"/>
-              <w:jc w:val="left"/>
-            </w:pPr>
-            <w:r>
-              <w:rPr>
-                <w:rFonts w:ascii="Arial" w:hAnsi="Arial"/>
-                <w:sz w:val="19"/>
-              </w:rPr>
-              <w:t xml:space="preserve">3.5 Perancangan Arsitektur </w:t>
-            </w:r>
-            <w:r>
-              <w:rPr>
-                <w:rFonts w:ascii="Arial" w:hAnsi="Arial"/>
-                <w:i/>
-                <w:sz w:val="19"/>
-              </w:rPr>
-              <w:t>Hardware-In-The-Loop</w:t>
-            </w:r>
-            <w:r>
-              <w:rPr>
-                <w:rFonts w:ascii="Arial" w:hAnsi="Arial"/>
-                <w:sz w:val="19"/>
-              </w:rPr>
-              <w:t xml:space="preserve"> (HITL)</w:t>
-            </w:r>
-            <w:r>
-              <w:rPr>
-                <w:rFonts w:ascii="Arial" w:hAnsi="Arial"/>
-                <w:sz w:val="19"/>
-              </w:rPr>
-              <w:tab/>
-            </w:r>
-          </w:p>
-        </w:tc>
-        <w:tc>
-          <w:tcPr>
-            <w:tcW w:type="dxa" w:w="794"/>
-            <w:tcBorders>
-              <w:top w:val="none"/>
-              <w:left w:val="none"/>
-              <w:bottom w:val="none"/>
-              <w:right w:val="none"/>
-            </w:tcBorders>
-            <w:tcMar>
-              <w:top w:w="20" w:type="dxa"/>
-              <w:bottom w:w="20" w:type="dxa"/>
-              <w:left w:w="0" w:type="dxa"/>
-              <w:right w:w="0" w:type="dxa"/>
-            </w:tcMar>
-          </w:tcPr>
-          <w:p>
-            <w:pPr>
-              <w:spacing w:line="276" w:lineRule="auto" w:after="40"/>
-              <w:jc w:val="right"/>
-            </w:pPr>
-            <w:r>
-              <w:rPr>
-                <w:rFonts w:ascii="Arial" w:hAnsi="Arial"/>
-                <w:sz w:val="19"/>
-              </w:rPr>
-              <w:t>66</w:t>
-            </w:r>
-          </w:p>
-        </w:tc>
-      </w:tr>
-      <w:tr>
-        <w:trPr>
-          <w:cantSplit/>
-        </w:trPr>
-        <w:tc>
-          <w:tcPr>
-            <w:tcW w:type="dxa" w:w="6576"/>
-            <w:tcBorders>
-              <w:top w:val="none"/>
-              <w:left w:val="none"/>
-              <w:bottom w:val="none"/>
-              <w:right w:val="none"/>
-            </w:tcBorders>
-            <w:tcMar>
-              <w:top w:w="20" w:type="dxa"/>
-              <w:bottom w:w="20" w:type="dxa"/>
-              <w:left w:w="0" w:type="dxa"/>
-              <w:right w:w="0" w:type="dxa"/>
-            </w:tcMar>
-          </w:tcPr>
-          <w:p>
-            <w:pPr>
-              <w:tabs>
-                <w:tab w:pos="6463" w:val="right" w:leader="dot"/>
-              </w:tabs>
-              <w:spacing w:line="276" w:lineRule="auto" w:after="40"/>
-              <w:ind w:left="283"/>
-              <w:jc w:val="left"/>
-            </w:pPr>
-            <w:r>
-              <w:rPr>
-                <w:rFonts w:ascii="Arial" w:hAnsi="Arial"/>
-                <w:sz w:val="19"/>
-              </w:rPr>
-              <w:t>3.6 Prosedur Pengujian dan Evaluasi Kinerja</w:t>
-            </w:r>
-            <w:r>
-              <w:rPr>
-                <w:rFonts w:ascii="Arial" w:hAnsi="Arial"/>
-                <w:sz w:val="19"/>
-              </w:rPr>
-              <w:tab/>
-            </w:r>
-          </w:p>
-        </w:tc>
-        <w:tc>
-          <w:tcPr>
-            <w:tcW w:type="dxa" w:w="794"/>
-            <w:tcBorders>
-              <w:top w:val="none"/>
-              <w:left w:val="none"/>
-              <w:bottom w:val="none"/>
-              <w:right w:val="none"/>
-            </w:tcBorders>
-            <w:tcMar>
-              <w:top w:w="20" w:type="dxa"/>
-              <w:bottom w:w="20" w:type="dxa"/>
-              <w:left w:w="0" w:type="dxa"/>
-              <w:right w:w="0" w:type="dxa"/>
-            </w:tcMar>
-          </w:tcPr>
-          <w:p>
-            <w:pPr>
-              <w:spacing w:line="276" w:lineRule="auto" w:after="40"/>
-              <w:jc w:val="right"/>
-            </w:pPr>
-            <w:r>
-              <w:rPr>
-                <w:rFonts w:ascii="Arial" w:hAnsi="Arial"/>
-                <w:sz w:val="19"/>
-              </w:rPr>
-              <w:t>76</w:t>
-            </w:r>
-          </w:p>
-        </w:tc>
-      </w:tr>
-      <w:tr>
-        <w:trPr>
-          <w:cantSplit/>
-        </w:trPr>
-        <w:tc>
-          <w:tcPr>
-            <w:tcW w:type="dxa" w:w="6576"/>
-            <w:tcBorders>
-              <w:top w:val="none"/>
-              <w:left w:val="none"/>
-              <w:bottom w:val="none"/>
-              <w:right w:val="none"/>
-            </w:tcBorders>
-            <w:tcMar>
-              <w:top w:w="20" w:type="dxa"/>
-              <w:bottom w:w="20" w:type="dxa"/>
-              <w:left w:w="0" w:type="dxa"/>
-              <w:right w:w="0" w:type="dxa"/>
-            </w:tcMar>
-          </w:tcPr>
-          <w:p>
-            <w:pPr>
-              <w:tabs>
-                <w:tab w:pos="6463" w:val="right" w:leader="dot"/>
-              </w:tabs>
-              <w:spacing w:line="276" w:lineRule="auto" w:after="80"/>
-              <w:jc w:val="left"/>
-            </w:pPr>
-            <w:r>
-              <w:rPr>
-                <w:rFonts w:ascii="Arial" w:hAnsi="Arial"/>
-                <w:b/>
-                <w:sz w:val="19"/>
-              </w:rPr>
-              <w:t>DAFTAR PUSTAKA</w:t>
-            </w:r>
-            <w:r>
-              <w:rPr>
-                <w:rFonts w:ascii="Arial" w:hAnsi="Arial"/>
-                <w:sz w:val="19"/>
-              </w:rPr>
-              <w:tab/>
-            </w:r>
-          </w:p>
-        </w:tc>
-        <w:tc>
-          <w:tcPr>
-            <w:tcW w:type="dxa" w:w="794"/>
-            <w:tcBorders>
-              <w:top w:val="none"/>
-              <w:left w:val="none"/>
-              <w:bottom w:val="none"/>
-              <w:right w:val="none"/>
-            </w:tcBorders>
-            <w:tcMar>
-              <w:top w:w="20" w:type="dxa"/>
-              <w:bottom w:w="20" w:type="dxa"/>
-              <w:left w:w="0" w:type="dxa"/>
-              <w:right w:w="0" w:type="dxa"/>
-            </w:tcMar>
-          </w:tcPr>
-          <w:p>
-            <w:pPr>
-              <w:spacing w:line="276" w:lineRule="auto" w:after="80"/>
-              <w:jc w:val="right"/>
-            </w:pPr>
-            <w:r>
-              <w:rPr>
-                <w:rFonts w:ascii="Arial" w:hAnsi="Arial"/>
-                <w:b/>
-                <w:sz w:val="19"/>
-              </w:rPr>
-              <w:t>80</w:t>
-            </w:r>
-          </w:p>
-        </w:tc>
-      </w:tr>
-    </w:tbl>
+    <w:p>
+      <w:pPr>
+        <w:tabs>
+          <w:tab w:pos="7937" w:val="right"/>
+        </w:tabs>
+        <w:spacing w:line="276" w:lineRule="auto" w:after="120"/>
+        <w:jc w:val="left"/>
+      </w:pPr>
+      <w:r>
+        <w:rPr>
+          <w:rFonts w:ascii="Arial" w:hAnsi="Arial"/>
+          <w:b/>
+          <w:sz w:val="19"/>
+        </w:rPr>
+        <w:t>Judul</w:t>
+      </w:r>
+      <w:r>
+        <w:tab/>
+      </w:r>
+      <w:r>
+        <w:rPr>
+          <w:rFonts w:ascii="Arial" w:hAnsi="Arial"/>
+          <w:b/>
+          <w:sz w:val="19"/>
+        </w:rPr>
+        <w:t>Halaman</w:t>
+      </w:r>
+    </w:p>
+    <w:p>
+      <w:pPr>
+        <w:tabs>
+          <w:tab w:pos="7937" w:val="right" w:leader="dot"/>
+        </w:tabs>
+        <w:spacing w:line="276" w:lineRule="auto" w:after="40"/>
+        <w:jc w:val="left"/>
+      </w:pPr>
+      <w:r>
+        <w:rPr>
+          <w:rFonts w:ascii="Arial" w:hAnsi="Arial"/>
+          <w:b/>
+          <w:sz w:val="19"/>
+        </w:rPr>
+        <w:t>HALAMAN SAMPUL DEPAN</w:t>
+      </w:r>
+      <w:r>
+        <w:rPr>
+          <w:rFonts w:ascii="Arial" w:hAnsi="Arial"/>
+          <w:sz w:val="19"/>
+        </w:rPr>
+        <w:tab/>
+      </w:r>
+      <w:r>
+        <w:rPr>
+          <w:rFonts w:ascii="Arial" w:hAnsi="Arial"/>
+          <w:b/>
+          <w:sz w:val="19"/>
+        </w:rPr>
+        <w:t>i</w:t>
+      </w:r>
+    </w:p>
+    <w:p>
+      <w:pPr>
+        <w:tabs>
+          <w:tab w:pos="7937" w:val="right" w:leader="dot"/>
+        </w:tabs>
+        <w:spacing w:line="276" w:lineRule="auto" w:after="40"/>
+        <w:jc w:val="left"/>
+      </w:pPr>
+      <w:r>
+        <w:rPr>
+          <w:rFonts w:ascii="Arial" w:hAnsi="Arial"/>
+          <w:b/>
+          <w:sz w:val="19"/>
+        </w:rPr>
+        <w:t>LEMBAR PENGESAHAN PROPOSAL TUGAS AKHIR</w:t>
+      </w:r>
+      <w:r>
+        <w:rPr>
+          <w:rFonts w:ascii="Arial" w:hAnsi="Arial"/>
+          <w:sz w:val="19"/>
+        </w:rPr>
+        <w:tab/>
+      </w:r>
+      <w:r>
+        <w:rPr>
+          <w:rFonts w:ascii="Arial" w:hAnsi="Arial"/>
+          <w:b/>
+          <w:sz w:val="19"/>
+        </w:rPr>
+        <w:t>ii</w:t>
+      </w:r>
+    </w:p>
+    <w:p>
+      <w:pPr>
+        <w:tabs>
+          <w:tab w:pos="7937" w:val="right" w:leader="dot"/>
+        </w:tabs>
+        <w:spacing w:line="276" w:lineRule="auto" w:after="40"/>
+        <w:jc w:val="left"/>
+      </w:pPr>
+      <w:r>
+        <w:rPr>
+          <w:rFonts w:ascii="Arial" w:hAnsi="Arial"/>
+          <w:b/>
+          <w:sz w:val="19"/>
+        </w:rPr>
+        <w:t>PERNYATAAN KEASLIAN PROPOSAL TUGAS AKHIR</w:t>
+      </w:r>
+      <w:r>
+        <w:rPr>
+          <w:rFonts w:ascii="Arial" w:hAnsi="Arial"/>
+          <w:sz w:val="19"/>
+        </w:rPr>
+        <w:tab/>
+      </w:r>
+      <w:r>
+        <w:rPr>
+          <w:rFonts w:ascii="Arial" w:hAnsi="Arial"/>
+          <w:b/>
+          <w:sz w:val="19"/>
+        </w:rPr>
+        <w:t>iii</w:t>
+      </w:r>
+    </w:p>
+    <w:p>
+      <w:pPr>
+        <w:tabs>
+          <w:tab w:pos="7937" w:val="right" w:leader="dot"/>
+        </w:tabs>
+        <w:spacing w:line="276" w:lineRule="auto" w:after="40"/>
+        <w:jc w:val="left"/>
+      </w:pPr>
+      <w:r>
+        <w:rPr>
+          <w:rFonts w:ascii="Arial" w:hAnsi="Arial"/>
+          <w:b/>
+          <w:sz w:val="19"/>
+        </w:rPr>
+        <w:t>PRAKATA</w:t>
+      </w:r>
+      <w:r>
+        <w:rPr>
+          <w:rFonts w:ascii="Arial" w:hAnsi="Arial"/>
+          <w:sz w:val="19"/>
+        </w:rPr>
+        <w:tab/>
+      </w:r>
+      <w:r>
+        <w:rPr>
+          <w:rFonts w:ascii="Arial" w:hAnsi="Arial"/>
+          <w:b/>
+          <w:sz w:val="19"/>
+        </w:rPr>
+        <w:t>iv</w:t>
+      </w:r>
+    </w:p>
+    <w:p>
+      <w:pPr>
+        <w:tabs>
+          <w:tab w:pos="7937" w:val="right" w:leader="dot"/>
+        </w:tabs>
+        <w:spacing w:line="276" w:lineRule="auto" w:after="40"/>
+        <w:jc w:val="left"/>
+      </w:pPr>
+      <w:r>
+        <w:rPr>
+          <w:rFonts w:ascii="Arial" w:hAnsi="Arial"/>
+          <w:b/>
+          <w:sz w:val="19"/>
+        </w:rPr>
+        <w:t>ABSTRAK</w:t>
+      </w:r>
+      <w:r>
+        <w:rPr>
+          <w:rFonts w:ascii="Arial" w:hAnsi="Arial"/>
+          <w:sz w:val="19"/>
+        </w:rPr>
+        <w:tab/>
+      </w:r>
+      <w:r>
+        <w:rPr>
+          <w:rFonts w:ascii="Arial" w:hAnsi="Arial"/>
+          <w:b/>
+          <w:sz w:val="19"/>
+        </w:rPr>
+        <w:t>v</w:t>
+      </w:r>
+    </w:p>
+    <w:p>
+      <w:pPr>
+        <w:tabs>
+          <w:tab w:pos="7937" w:val="right" w:leader="dot"/>
+        </w:tabs>
+        <w:spacing w:line="276" w:lineRule="auto" w:after="40"/>
+        <w:jc w:val="left"/>
+      </w:pPr>
+      <w:r>
+        <w:rPr>
+          <w:rFonts w:ascii="Arial" w:hAnsi="Arial"/>
+          <w:b/>
+          <w:sz w:val="19"/>
+        </w:rPr>
+        <w:t>DAFTAR ISI</w:t>
+      </w:r>
+      <w:r>
+        <w:rPr>
+          <w:rFonts w:ascii="Arial" w:hAnsi="Arial"/>
+          <w:sz w:val="19"/>
+        </w:rPr>
+        <w:tab/>
+      </w:r>
+      <w:r>
+        <w:rPr>
+          <w:rFonts w:ascii="Arial" w:hAnsi="Arial"/>
+          <w:b/>
+          <w:sz w:val="19"/>
+        </w:rPr>
+        <w:t>vi</w:t>
+      </w:r>
+    </w:p>
+    <w:p>
+      <w:pPr>
+        <w:tabs>
+          <w:tab w:pos="7937" w:val="right" w:leader="dot"/>
+        </w:tabs>
+        <w:spacing w:line="276" w:lineRule="auto" w:after="40"/>
+        <w:jc w:val="left"/>
+      </w:pPr>
+      <w:r>
+        <w:rPr>
+          <w:rFonts w:ascii="Arial" w:hAnsi="Arial"/>
+          <w:b/>
+          <w:sz w:val="19"/>
+        </w:rPr>
+        <w:t>DAFTAR TABEL</w:t>
+      </w:r>
+      <w:r>
+        <w:rPr>
+          <w:rFonts w:ascii="Arial" w:hAnsi="Arial"/>
+          <w:sz w:val="19"/>
+        </w:rPr>
+        <w:tab/>
+      </w:r>
+      <w:r>
+        <w:rPr>
+          <w:rFonts w:ascii="Arial" w:hAnsi="Arial"/>
+          <w:b/>
+          <w:sz w:val="19"/>
+        </w:rPr>
+        <w:t>vii</w:t>
+      </w:r>
+    </w:p>
+    <w:p>
+      <w:pPr>
+        <w:tabs>
+          <w:tab w:pos="7937" w:val="right" w:leader="dot"/>
+        </w:tabs>
+        <w:spacing w:line="276" w:lineRule="auto" w:after="40"/>
+        <w:jc w:val="left"/>
+      </w:pPr>
+      <w:r>
+        <w:rPr>
+          <w:rFonts w:ascii="Arial" w:hAnsi="Arial"/>
+          <w:b/>
+          <w:sz w:val="19"/>
+        </w:rPr>
+        <w:t>DAFTAR GAMBAR</w:t>
+      </w:r>
+      <w:r>
+        <w:rPr>
+          <w:rFonts w:ascii="Arial" w:hAnsi="Arial"/>
+          <w:sz w:val="19"/>
+        </w:rPr>
+        <w:tab/>
+      </w:r>
+      <w:r>
+        <w:rPr>
+          <w:rFonts w:ascii="Arial" w:hAnsi="Arial"/>
+          <w:b/>
+          <w:sz w:val="19"/>
+        </w:rPr>
+        <w:t>viii</w:t>
+      </w:r>
+    </w:p>
+    <w:p>
+      <w:pPr>
+        <w:tabs>
+          <w:tab w:pos="7937" w:val="right" w:leader="dot"/>
+        </w:tabs>
+        <w:spacing w:line="276" w:lineRule="auto" w:after="40"/>
+        <w:jc w:val="left"/>
+      </w:pPr>
+      <w:r>
+        <w:rPr>
+          <w:rFonts w:ascii="Arial" w:hAnsi="Arial"/>
+          <w:b/>
+          <w:sz w:val="19"/>
+        </w:rPr>
+        <w:t>DAFTAR SINGKATAN, ISTILAH, DAN LAMBANG</w:t>
+      </w:r>
+      <w:r>
+        <w:rPr>
+          <w:rFonts w:ascii="Arial" w:hAnsi="Arial"/>
+          <w:sz w:val="19"/>
+        </w:rPr>
+        <w:tab/>
+      </w:r>
+      <w:r>
+        <w:rPr>
+          <w:rFonts w:ascii="Arial" w:hAnsi="Arial"/>
+          <w:b/>
+          <w:sz w:val="19"/>
+        </w:rPr>
+        <w:t>ix</w:t>
+      </w:r>
+    </w:p>
+    <w:p>
+      <w:pPr>
+        <w:tabs>
+          <w:tab w:pos="7937" w:val="right" w:leader="dot"/>
+        </w:tabs>
+        <w:spacing w:line="276" w:lineRule="auto" w:after="80"/>
+        <w:jc w:val="left"/>
+      </w:pPr>
+      <w:r>
+        <w:rPr>
+          <w:rFonts w:ascii="Arial" w:hAnsi="Arial"/>
+          <w:b/>
+          <w:sz w:val="19"/>
+        </w:rPr>
+        <w:t>BAB I: PENDAHULUAN</w:t>
+      </w:r>
+      <w:r>
+        <w:rPr>
+          <w:rFonts w:ascii="Arial" w:hAnsi="Arial"/>
+          <w:sz w:val="19"/>
+        </w:rPr>
+        <w:tab/>
+      </w:r>
+      <w:r>
+        <w:rPr>
+          <w:rFonts w:ascii="Arial" w:hAnsi="Arial"/>
+          <w:b/>
+          <w:sz w:val="19"/>
+        </w:rPr>
+        <w:t>1</w:t>
+      </w:r>
+    </w:p>
+    <w:p>
+      <w:pPr>
+        <w:tabs>
+          <w:tab w:pos="7937" w:val="right" w:leader="dot"/>
+        </w:tabs>
+        <w:spacing w:line="276" w:lineRule="auto" w:after="40"/>
+        <w:ind w:left="283"/>
+        <w:jc w:val="left"/>
+      </w:pPr>
+      <w:r>
+        <w:rPr>
+          <w:rFonts w:ascii="Arial" w:hAnsi="Arial"/>
+          <w:sz w:val="19"/>
+        </w:rPr>
+        <w:t>1.1 Latar Belakang</w:t>
+      </w:r>
+      <w:r>
+        <w:rPr>
+          <w:rFonts w:ascii="Arial" w:hAnsi="Arial"/>
+          <w:sz w:val="19"/>
+        </w:rPr>
+        <w:tab/>
+      </w:r>
+      <w:r>
+        <w:rPr>
+          <w:rFonts w:ascii="Arial" w:hAnsi="Arial"/>
+          <w:sz w:val="19"/>
+        </w:rPr>
+        <w:t>1</w:t>
+      </w:r>
+    </w:p>
+    <w:p>
+      <w:pPr>
+        <w:tabs>
+          <w:tab w:pos="7937" w:val="right" w:leader="dot"/>
+        </w:tabs>
+        <w:spacing w:line="276" w:lineRule="auto" w:after="40"/>
+        <w:ind w:left="283"/>
+        <w:jc w:val="left"/>
+      </w:pPr>
+      <w:r>
+        <w:rPr>
+          <w:rFonts w:ascii="Arial" w:hAnsi="Arial"/>
+          <w:sz w:val="19"/>
+        </w:rPr>
+        <w:t>1.2 Rumusan Masalah</w:t>
+      </w:r>
+      <w:r>
+        <w:rPr>
+          <w:rFonts w:ascii="Arial" w:hAnsi="Arial"/>
+          <w:sz w:val="19"/>
+        </w:rPr>
+        <w:tab/>
+      </w:r>
+      <w:r>
+        <w:rPr>
+          <w:rFonts w:ascii="Arial" w:hAnsi="Arial"/>
+          <w:sz w:val="19"/>
+        </w:rPr>
+        <w:t>3</w:t>
+      </w:r>
+    </w:p>
+    <w:p>
+      <w:pPr>
+        <w:tabs>
+          <w:tab w:pos="7937" w:val="right" w:leader="dot"/>
+        </w:tabs>
+        <w:spacing w:line="276" w:lineRule="auto" w:after="40"/>
+        <w:ind w:left="283"/>
+        <w:jc w:val="left"/>
+      </w:pPr>
+      <w:r>
+        <w:rPr>
+          <w:rFonts w:ascii="Arial" w:hAnsi="Arial"/>
+          <w:sz w:val="19"/>
+        </w:rPr>
+        <w:t>1.3 Tujuan Penelitian</w:t>
+      </w:r>
+      <w:r>
+        <w:rPr>
+          <w:rFonts w:ascii="Arial" w:hAnsi="Arial"/>
+          <w:sz w:val="19"/>
+        </w:rPr>
+        <w:tab/>
+      </w:r>
+      <w:r>
+        <w:rPr>
+          <w:rFonts w:ascii="Arial" w:hAnsi="Arial"/>
+          <w:sz w:val="19"/>
+        </w:rPr>
+        <w:t>4</w:t>
+      </w:r>
+    </w:p>
+    <w:p>
+      <w:pPr>
+        <w:tabs>
+          <w:tab w:pos="7937" w:val="right" w:leader="dot"/>
+        </w:tabs>
+        <w:spacing w:line="276" w:lineRule="auto" w:after="40"/>
+        <w:ind w:left="283"/>
+        <w:jc w:val="left"/>
+      </w:pPr>
+      <w:r>
+        <w:rPr>
+          <w:rFonts w:ascii="Arial" w:hAnsi="Arial"/>
+          <w:sz w:val="19"/>
+        </w:rPr>
+        <w:t>1.4 Batasan Masalah</w:t>
+      </w:r>
+      <w:r>
+        <w:rPr>
+          <w:rFonts w:ascii="Arial" w:hAnsi="Arial"/>
+          <w:sz w:val="19"/>
+        </w:rPr>
+        <w:tab/>
+      </w:r>
+      <w:r>
+        <w:rPr>
+          <w:rFonts w:ascii="Arial" w:hAnsi="Arial"/>
+          <w:sz w:val="19"/>
+        </w:rPr>
+        <w:t>5</w:t>
+      </w:r>
+    </w:p>
+    <w:p>
+      <w:pPr>
+        <w:tabs>
+          <w:tab w:pos="7937" w:val="right" w:leader="dot"/>
+        </w:tabs>
+        <w:spacing w:line="276" w:lineRule="auto" w:after="40"/>
+        <w:ind w:left="283"/>
+        <w:jc w:val="left"/>
+      </w:pPr>
+      <w:r>
+        <w:rPr>
+          <w:rFonts w:ascii="Arial" w:hAnsi="Arial"/>
+          <w:sz w:val="19"/>
+        </w:rPr>
+        <w:t>1.5 Manfaat Penelitian</w:t>
+      </w:r>
+      <w:r>
+        <w:rPr>
+          <w:rFonts w:ascii="Arial" w:hAnsi="Arial"/>
+          <w:sz w:val="19"/>
+        </w:rPr>
+        <w:tab/>
+      </w:r>
+      <w:r>
+        <w:rPr>
+          <w:rFonts w:ascii="Arial" w:hAnsi="Arial"/>
+          <w:sz w:val="19"/>
+        </w:rPr>
+        <w:t>6</w:t>
+      </w:r>
+    </w:p>
+    <w:p>
+      <w:pPr>
+        <w:tabs>
+          <w:tab w:pos="7937" w:val="right" w:leader="dot"/>
+        </w:tabs>
+        <w:spacing w:line="276" w:lineRule="auto" w:after="80"/>
+        <w:jc w:val="left"/>
+      </w:pPr>
+      <w:r>
+        <w:rPr>
+          <w:rFonts w:ascii="Arial" w:hAnsi="Arial"/>
+          <w:b/>
+          <w:sz w:val="19"/>
+        </w:rPr>
+        <w:t>BAB II: TINJAUAN PUSTAKA</w:t>
+      </w:r>
+      <w:r>
+        <w:rPr>
+          <w:rFonts w:ascii="Arial" w:hAnsi="Arial"/>
+          <w:sz w:val="19"/>
+        </w:rPr>
+        <w:tab/>
+      </w:r>
+      <w:r>
+        <w:rPr>
+          <w:rFonts w:ascii="Arial" w:hAnsi="Arial"/>
+          <w:b/>
+          <w:sz w:val="19"/>
+        </w:rPr>
+        <w:t>7</w:t>
+      </w:r>
+    </w:p>
+    <w:p>
+      <w:pPr>
+        <w:tabs>
+          <w:tab w:pos="7937" w:val="right" w:leader="dot"/>
+        </w:tabs>
+        <w:spacing w:line="276" w:lineRule="auto" w:after="40"/>
+        <w:ind w:left="283"/>
+        <w:jc w:val="left"/>
+      </w:pPr>
+      <w:r>
+        <w:rPr>
+          <w:rFonts w:ascii="Arial" w:hAnsi="Arial"/>
+          <w:sz w:val="19"/>
+        </w:rPr>
+        <w:t>2.1 Tinjauan Pustaka (</w:t>
+      </w:r>
+      <w:r>
+        <w:rPr>
+          <w:rFonts w:ascii="Arial" w:hAnsi="Arial"/>
+          <w:i/>
+          <w:sz w:val="19"/>
+        </w:rPr>
+        <w:t>State of the Art</w:t>
+      </w:r>
+      <w:r>
+        <w:rPr>
+          <w:rFonts w:ascii="Arial" w:hAnsi="Arial"/>
+          <w:sz w:val="19"/>
+        </w:rPr>
+        <w:t xml:space="preserve"> Penelitian AUV)</w:t>
+      </w:r>
+      <w:r>
+        <w:rPr>
+          <w:rFonts w:ascii="Arial" w:hAnsi="Arial"/>
+          <w:sz w:val="19"/>
+        </w:rPr>
+        <w:tab/>
+      </w:r>
+      <w:r>
+        <w:rPr>
+          <w:rFonts w:ascii="Arial" w:hAnsi="Arial"/>
+          <w:sz w:val="19"/>
+        </w:rPr>
+        <w:t>7</w:t>
+      </w:r>
+    </w:p>
+    <w:p>
+      <w:pPr>
+        <w:tabs>
+          <w:tab w:pos="7937" w:val="right" w:leader="dot"/>
+        </w:tabs>
+        <w:spacing w:line="276" w:lineRule="auto" w:after="40"/>
+        <w:ind w:left="283"/>
+        <w:jc w:val="left"/>
+      </w:pPr>
+      <w:r>
+        <w:rPr>
+          <w:rFonts w:ascii="Arial" w:hAnsi="Arial"/>
+          <w:sz w:val="19"/>
+        </w:rPr>
+        <w:t>2.2 Sistem Koordinat dan Konvensi SNAME</w:t>
+      </w:r>
+      <w:r>
+        <w:rPr>
+          <w:rFonts w:ascii="Arial" w:hAnsi="Arial"/>
+          <w:sz w:val="19"/>
+        </w:rPr>
+        <w:tab/>
+      </w:r>
+      <w:r>
+        <w:rPr>
+          <w:rFonts w:ascii="Arial" w:hAnsi="Arial"/>
+          <w:sz w:val="19"/>
+        </w:rPr>
+        <w:t>11</w:t>
+      </w:r>
+    </w:p>
+    <w:p>
+      <w:pPr>
+        <w:tabs>
+          <w:tab w:pos="7937" w:val="right" w:leader="dot"/>
+        </w:tabs>
+        <w:spacing w:line="276" w:lineRule="auto" w:after="40"/>
+        <w:ind w:left="283"/>
+        <w:jc w:val="left"/>
+      </w:pPr>
+      <w:r>
+        <w:rPr>
+          <w:rFonts w:ascii="Arial" w:hAnsi="Arial"/>
+          <w:sz w:val="19"/>
+        </w:rPr>
+        <w:t>2.3 Penurunan Kinematika 6-DOF dan Matriks Jacobian</w:t>
+      </w:r>
+      <w:r>
+        <w:rPr>
+          <w:rFonts w:ascii="Arial" w:hAnsi="Arial"/>
+          <w:sz w:val="19"/>
+        </w:rPr>
+        <w:tab/>
+      </w:r>
+      <w:r>
+        <w:rPr>
+          <w:rFonts w:ascii="Arial" w:hAnsi="Arial"/>
+          <w:sz w:val="19"/>
+        </w:rPr>
+        <w:t>15</w:t>
+      </w:r>
+    </w:p>
+    <w:p>
+      <w:pPr>
+        <w:tabs>
+          <w:tab w:pos="7937" w:val="right" w:leader="dot"/>
+        </w:tabs>
+        <w:spacing w:line="276" w:lineRule="auto" w:after="40"/>
+        <w:ind w:left="283"/>
+        <w:jc w:val="left"/>
+      </w:pPr>
+      <w:r>
+        <w:rPr>
+          <w:rFonts w:ascii="Arial" w:hAnsi="Arial"/>
+          <w:sz w:val="19"/>
+        </w:rPr>
+        <w:t>2.4 Penurunan Dinamika Hidrodinamika 6-DOF (Persamaan Fossen)</w:t>
+      </w:r>
+      <w:r>
+        <w:rPr>
+          <w:rFonts w:ascii="Arial" w:hAnsi="Arial"/>
+          <w:sz w:val="19"/>
+        </w:rPr>
+        <w:tab/>
+      </w:r>
+      <w:r>
+        <w:rPr>
+          <w:rFonts w:ascii="Arial" w:hAnsi="Arial"/>
+          <w:sz w:val="19"/>
+        </w:rPr>
+        <w:t>19</w:t>
+      </w:r>
+    </w:p>
+    <w:p>
+      <w:pPr>
+        <w:tabs>
+          <w:tab w:pos="7937" w:val="right" w:leader="dot"/>
+        </w:tabs>
+        <w:spacing w:line="276" w:lineRule="auto" w:after="40"/>
+        <w:ind w:left="283"/>
+        <w:jc w:val="left"/>
+      </w:pPr>
+      <w:r>
+        <w:rPr>
+          <w:rFonts w:ascii="Arial" w:hAnsi="Arial"/>
+          <w:sz w:val="19"/>
+        </w:rPr>
+        <w:t xml:space="preserve">2.5 Alokasi Gaya Dorong Sistem </w:t>
+      </w:r>
+      <w:r>
+        <w:rPr>
+          <w:rFonts w:ascii="Arial" w:hAnsi="Arial"/>
+          <w:i/>
+          <w:sz w:val="19"/>
+        </w:rPr>
+        <w:t>Over-Actuated</w:t>
+      </w:r>
+      <w:r>
+        <w:rPr>
+          <w:rFonts w:ascii="Arial" w:hAnsi="Arial"/>
+          <w:sz w:val="19"/>
+        </w:rPr>
+        <w:t xml:space="preserve"> 8-Pendorong</w:t>
+      </w:r>
+      <w:r>
+        <w:rPr>
+          <w:rFonts w:ascii="Arial" w:hAnsi="Arial"/>
+          <w:sz w:val="19"/>
+        </w:rPr>
+        <w:tab/>
+      </w:r>
+      <w:r>
+        <w:rPr>
+          <w:rFonts w:ascii="Arial" w:hAnsi="Arial"/>
+          <w:sz w:val="19"/>
+        </w:rPr>
+        <w:t>26</w:t>
+      </w:r>
+    </w:p>
+    <w:p>
+      <w:pPr>
+        <w:tabs>
+          <w:tab w:pos="7937" w:val="right" w:leader="dot"/>
+        </w:tabs>
+        <w:spacing w:line="276" w:lineRule="auto" w:after="40"/>
+        <w:ind w:left="283"/>
+        <w:jc w:val="left"/>
+      </w:pPr>
+      <w:r>
+        <w:rPr>
+          <w:rFonts w:ascii="Arial" w:hAnsi="Arial"/>
+          <w:sz w:val="19"/>
+        </w:rPr>
+        <w:t xml:space="preserve">2.6 Teori dan Formulasi Optimal </w:t>
+      </w:r>
+      <w:r>
+        <w:rPr>
+          <w:rFonts w:ascii="Arial" w:hAnsi="Arial"/>
+          <w:i/>
+          <w:sz w:val="19"/>
+        </w:rPr>
+        <w:t>Kalman Filter</w:t>
+      </w:r>
+      <w:r>
+        <w:rPr>
+          <w:rFonts w:ascii="Arial" w:hAnsi="Arial"/>
+          <w:sz w:val="19"/>
+        </w:rPr>
+        <w:t xml:space="preserve"> Suite</w:t>
+      </w:r>
+      <w:r>
+        <w:rPr>
+          <w:rFonts w:ascii="Arial" w:hAnsi="Arial"/>
+          <w:sz w:val="19"/>
+        </w:rPr>
+        <w:tab/>
+      </w:r>
+      <w:r>
+        <w:rPr>
+          <w:rFonts w:ascii="Arial" w:hAnsi="Arial"/>
+          <w:sz w:val="19"/>
+        </w:rPr>
+        <w:t>30</w:t>
+      </w:r>
+    </w:p>
+    <w:p>
+      <w:pPr>
+        <w:tabs>
+          <w:tab w:pos="7937" w:val="right" w:leader="dot"/>
+        </w:tabs>
+        <w:spacing w:line="276" w:lineRule="auto" w:after="80"/>
+        <w:jc w:val="left"/>
+      </w:pPr>
+      <w:r>
+        <w:rPr>
+          <w:rFonts w:ascii="Arial" w:hAnsi="Arial"/>
+          <w:b/>
+          <w:sz w:val="19"/>
+        </w:rPr>
+        <w:t>BAB III: METODOLOGI PENELITIAN</w:t>
+      </w:r>
+      <w:r>
+        <w:rPr>
+          <w:rFonts w:ascii="Arial" w:hAnsi="Arial"/>
+          <w:sz w:val="19"/>
+        </w:rPr>
+        <w:tab/>
+      </w:r>
+      <w:r>
+        <w:rPr>
+          <w:rFonts w:ascii="Arial" w:hAnsi="Arial"/>
+          <w:b/>
+          <w:sz w:val="19"/>
+        </w:rPr>
+        <w:t>42</w:t>
+      </w:r>
+    </w:p>
+    <w:p>
+      <w:pPr>
+        <w:tabs>
+          <w:tab w:pos="7937" w:val="right" w:leader="dot"/>
+        </w:tabs>
+        <w:spacing w:line="276" w:lineRule="auto" w:after="40"/>
+        <w:ind w:left="283"/>
+        <w:jc w:val="left"/>
+      </w:pPr>
+      <w:r>
+        <w:rPr>
+          <w:rFonts w:ascii="Arial" w:hAnsi="Arial"/>
+          <w:sz w:val="19"/>
+        </w:rPr>
+        <w:t>3.1 Tempat dan Waktu Penelitian</w:t>
+      </w:r>
+      <w:r>
+        <w:rPr>
+          <w:rFonts w:ascii="Arial" w:hAnsi="Arial"/>
+          <w:sz w:val="19"/>
+        </w:rPr>
+        <w:tab/>
+      </w:r>
+      <w:r>
+        <w:rPr>
+          <w:rFonts w:ascii="Arial" w:hAnsi="Arial"/>
+          <w:sz w:val="19"/>
+        </w:rPr>
+        <w:t>42</w:t>
+      </w:r>
+    </w:p>
+    <w:p>
+      <w:pPr>
+        <w:tabs>
+          <w:tab w:pos="7937" w:val="right" w:leader="dot"/>
+        </w:tabs>
+        <w:spacing w:line="276" w:lineRule="auto" w:after="40"/>
+        <w:ind w:left="283"/>
+        <w:jc w:val="left"/>
+      </w:pPr>
+      <w:r>
+        <w:rPr>
+          <w:rFonts w:ascii="Arial" w:hAnsi="Arial"/>
+          <w:sz w:val="19"/>
+        </w:rPr>
+        <w:t>3.2 Diagram Alir Penelitian</w:t>
+      </w:r>
+      <w:r>
+        <w:rPr>
+          <w:rFonts w:ascii="Arial" w:hAnsi="Arial"/>
+          <w:sz w:val="19"/>
+        </w:rPr>
+        <w:tab/>
+      </w:r>
+      <w:r>
+        <w:rPr>
+          <w:rFonts w:ascii="Arial" w:hAnsi="Arial"/>
+          <w:sz w:val="19"/>
+        </w:rPr>
+        <w:t>43</w:t>
+      </w:r>
+    </w:p>
+    <w:p>
+      <w:pPr>
+        <w:tabs>
+          <w:tab w:pos="7937" w:val="right" w:leader="dot"/>
+        </w:tabs>
+        <w:spacing w:line="276" w:lineRule="auto" w:after="40"/>
+        <w:ind w:left="283"/>
+        <w:jc w:val="left"/>
+      </w:pPr>
+      <w:r>
+        <w:rPr>
+          <w:rFonts w:ascii="Arial" w:hAnsi="Arial"/>
+          <w:sz w:val="19"/>
+        </w:rPr>
+        <w:t>3.3 Identifikasi Parameter Fisik dan Hidrodinamika Wahana</w:t>
+      </w:r>
+      <w:r>
+        <w:rPr>
+          <w:rFonts w:ascii="Arial" w:hAnsi="Arial"/>
+          <w:sz w:val="19"/>
+        </w:rPr>
+        <w:tab/>
+      </w:r>
+      <w:r>
+        <w:rPr>
+          <w:rFonts w:ascii="Arial" w:hAnsi="Arial"/>
+          <w:sz w:val="19"/>
+        </w:rPr>
+        <w:t>45</w:t>
+      </w:r>
+    </w:p>
+    <w:p>
+      <w:pPr>
+        <w:tabs>
+          <w:tab w:pos="7937" w:val="right" w:leader="dot"/>
+        </w:tabs>
+        <w:spacing w:line="276" w:lineRule="auto" w:after="40"/>
+        <w:ind w:left="283"/>
+        <w:jc w:val="left"/>
+      </w:pPr>
+      <w:r>
+        <w:rPr>
+          <w:rFonts w:ascii="Arial" w:hAnsi="Arial"/>
+          <w:sz w:val="19"/>
+        </w:rPr>
+        <w:t xml:space="preserve">3.4 Perancangan Arsitektur </w:t>
+      </w:r>
+      <w:r>
+        <w:rPr>
+          <w:rFonts w:ascii="Arial" w:hAnsi="Arial"/>
+          <w:i/>
+          <w:sz w:val="19"/>
+        </w:rPr>
+        <w:t>Software-In-The-Loop</w:t>
+      </w:r>
+      <w:r>
+        <w:rPr>
+          <w:rFonts w:ascii="Arial" w:hAnsi="Arial"/>
+          <w:sz w:val="19"/>
+        </w:rPr>
+        <w:t xml:space="preserve"> (SITL)</w:t>
+      </w:r>
+      <w:r>
+        <w:rPr>
+          <w:rFonts w:ascii="Arial" w:hAnsi="Arial"/>
+          <w:sz w:val="19"/>
+        </w:rPr>
+        <w:tab/>
+      </w:r>
+      <w:r>
+        <w:rPr>
+          <w:rFonts w:ascii="Arial" w:hAnsi="Arial"/>
+          <w:sz w:val="19"/>
+        </w:rPr>
+        <w:t>51</w:t>
+      </w:r>
+    </w:p>
+    <w:p>
+      <w:pPr>
+        <w:tabs>
+          <w:tab w:pos="7937" w:val="right" w:leader="dot"/>
+        </w:tabs>
+        <w:spacing w:line="276" w:lineRule="auto" w:after="40"/>
+        <w:ind w:left="283"/>
+        <w:jc w:val="left"/>
+      </w:pPr>
+      <w:r>
+        <w:rPr>
+          <w:rFonts w:ascii="Arial" w:hAnsi="Arial"/>
+          <w:sz w:val="19"/>
+        </w:rPr>
+        <w:t xml:space="preserve">3.5 Perancangan Arsitektur </w:t>
+      </w:r>
+      <w:r>
+        <w:rPr>
+          <w:rFonts w:ascii="Arial" w:hAnsi="Arial"/>
+          <w:i/>
+          <w:sz w:val="19"/>
+        </w:rPr>
+        <w:t>Hardware-In-The-Loop</w:t>
+      </w:r>
+      <w:r>
+        <w:rPr>
+          <w:rFonts w:ascii="Arial" w:hAnsi="Arial"/>
+          <w:sz w:val="19"/>
+        </w:rPr>
+        <w:t xml:space="preserve"> (HITL)</w:t>
+      </w:r>
+      <w:r>
+        <w:rPr>
+          <w:rFonts w:ascii="Arial" w:hAnsi="Arial"/>
+          <w:sz w:val="19"/>
+        </w:rPr>
+        <w:tab/>
+      </w:r>
+      <w:r>
+        <w:rPr>
+          <w:rFonts w:ascii="Arial" w:hAnsi="Arial"/>
+          <w:sz w:val="19"/>
+        </w:rPr>
+        <w:t>52</w:t>
+      </w:r>
+    </w:p>
+    <w:p>
+      <w:pPr>
+        <w:tabs>
+          <w:tab w:pos="7937" w:val="right" w:leader="dot"/>
+        </w:tabs>
+        <w:spacing w:line="276" w:lineRule="auto" w:after="40"/>
+        <w:ind w:left="283"/>
+        <w:jc w:val="left"/>
+      </w:pPr>
+      <w:r>
+        <w:rPr>
+          <w:rFonts w:ascii="Arial" w:hAnsi="Arial"/>
+          <w:sz w:val="19"/>
+        </w:rPr>
+        <w:t>3.6 Prosedur Pengujian dan Evaluasi Kinerja</w:t>
+      </w:r>
+      <w:r>
+        <w:rPr>
+          <w:rFonts w:ascii="Arial" w:hAnsi="Arial"/>
+          <w:sz w:val="19"/>
+        </w:rPr>
+        <w:tab/>
+      </w:r>
+      <w:r>
+        <w:rPr>
+          <w:rFonts w:ascii="Arial" w:hAnsi="Arial"/>
+          <w:sz w:val="19"/>
+        </w:rPr>
+        <w:t>61</w:t>
+      </w:r>
+    </w:p>
+    <w:p>
+      <w:pPr>
+        <w:tabs>
+          <w:tab w:pos="7937" w:val="right" w:leader="dot"/>
+        </w:tabs>
+        <w:spacing w:line="276" w:lineRule="auto" w:after="80"/>
+        <w:jc w:val="left"/>
+      </w:pPr>
+      <w:r>
+        <w:rPr>
+          <w:rFonts w:ascii="Arial" w:hAnsi="Arial"/>
+          <w:b/>
+          <w:sz w:val="19"/>
+        </w:rPr>
+        <w:t>DAFTAR PUSTAKA</w:t>
+      </w:r>
+      <w:r>
+        <w:rPr>
+          <w:rFonts w:ascii="Arial" w:hAnsi="Arial"/>
+          <w:sz w:val="19"/>
+        </w:rPr>
+        <w:tab/>
+      </w:r>
+      <w:r>
+        <w:rPr>
+          <w:rFonts w:ascii="Arial" w:hAnsi="Arial"/>
+          <w:b/>
+          <w:sz w:val="19"/>
+        </w:rPr>
+        <w:t>64</w:t>
+      </w:r>
+    </w:p>
     <w:p>
       <w:r>
         <w:br w:type="page"/>
@@ -4280,685 +2879,274 @@
         <w:t>DAFTAR TABEL</w:t>
       </w:r>
     </w:p>
-    <w:tbl>
-      <w:tblPr>
-        <w:tblW w:type="auto" w:w="0"/>
-        <w:jc w:val="center"/>
-        <w:tblLook w:firstColumn="1" w:firstRow="1" w:lastColumn="0" w:lastRow="0" w:noHBand="0" w:noVBand="1" w:val="04A0"/>
-      </w:tblPr>
-      <w:tblGrid>
-        <w:gridCol w:w="3713"/>
-        <w:gridCol w:w="3713"/>
-      </w:tblGrid>
-      <w:tr>
-        <w:trPr>
-          <w:cantSplit/>
-          <w:tblHeader/>
-        </w:trPr>
-        <w:tc>
-          <w:tcPr>
-            <w:tcW w:type="dxa" w:w="6576"/>
-            <w:tcBorders>
-              <w:top w:val="none"/>
-              <w:left w:val="none"/>
-              <w:bottom w:val="none"/>
-              <w:right w:val="none"/>
-            </w:tcBorders>
-            <w:tcMar>
-              <w:top w:w="20" w:type="dxa"/>
-              <w:bottom w:w="20" w:type="dxa"/>
-              <w:left w:w="0" w:type="dxa"/>
-              <w:right w:w="0" w:type="dxa"/>
-            </w:tcMar>
-          </w:tcPr>
-          <w:p>
-            <w:pPr>
-              <w:spacing w:line="276" w:lineRule="auto" w:after="120"/>
-              <w:jc w:val="left"/>
-            </w:pPr>
-            <w:r>
-              <w:rPr>
-                <w:rFonts w:ascii="Arial" w:hAnsi="Arial"/>
-                <w:b/>
-                <w:sz w:val="19"/>
-              </w:rPr>
-              <w:t>Nomor Urut dan Judul Tabel</w:t>
-            </w:r>
-          </w:p>
-        </w:tc>
-        <w:tc>
-          <w:tcPr>
-            <w:tcW w:type="dxa" w:w="794"/>
-            <w:tcBorders>
-              <w:top w:val="none"/>
-              <w:left w:val="none"/>
-              <w:bottom w:val="none"/>
-              <w:right w:val="none"/>
-            </w:tcBorders>
-            <w:tcMar>
-              <w:top w:w="20" w:type="dxa"/>
-              <w:bottom w:w="20" w:type="dxa"/>
-              <w:left w:w="0" w:type="dxa"/>
-              <w:right w:w="0" w:type="dxa"/>
-            </w:tcMar>
-          </w:tcPr>
-          <w:p>
-            <w:pPr>
-              <w:spacing w:line="276" w:lineRule="auto" w:after="120"/>
-              <w:jc w:val="right"/>
-            </w:pPr>
-            <w:r>
-              <w:rPr>
-                <w:rFonts w:ascii="Arial" w:hAnsi="Arial"/>
-                <w:b/>
-                <w:sz w:val="19"/>
-              </w:rPr>
-              <w:t>Halaman</w:t>
-            </w:r>
-          </w:p>
-        </w:tc>
-      </w:tr>
-      <w:tr>
-        <w:trPr>
-          <w:cantSplit/>
-        </w:trPr>
-        <w:tc>
-          <w:tcPr>
-            <w:tcW w:type="dxa" w:w="6576"/>
-            <w:tcBorders>
-              <w:top w:val="none"/>
-              <w:left w:val="none"/>
-              <w:bottom w:val="none"/>
-              <w:right w:val="none"/>
-            </w:tcBorders>
-            <w:tcMar>
-              <w:top w:w="20" w:type="dxa"/>
-              <w:bottom w:w="20" w:type="dxa"/>
-              <w:left w:w="0" w:type="dxa"/>
-              <w:right w:w="0" w:type="dxa"/>
-            </w:tcMar>
-          </w:tcPr>
-          <w:p>
-            <w:pPr>
-              <w:tabs>
-                <w:tab w:pos="6463" w:val="right" w:leader="dot"/>
-              </w:tabs>
-              <w:spacing w:line="276" w:lineRule="auto" w:after="60"/>
-              <w:jc w:val="left"/>
-            </w:pPr>
-            <w:r>
-              <w:rPr>
-                <w:rFonts w:ascii="Arial" w:hAnsi="Arial"/>
-                <w:sz w:val="19"/>
-              </w:rPr>
-              <w:t>Tabel 2.1  Matriks Sintesis Literatur Terkini (2021–2025) Bidang Dinamika dan Kontrol AUV</w:t>
-            </w:r>
-            <w:r>
-              <w:rPr>
-                <w:rFonts w:ascii="Arial" w:hAnsi="Arial"/>
-                <w:sz w:val="19"/>
-              </w:rPr>
-              <w:tab/>
-            </w:r>
-          </w:p>
-        </w:tc>
-        <w:tc>
-          <w:tcPr>
-            <w:tcW w:type="dxa" w:w="794"/>
-            <w:tcBorders>
-              <w:top w:val="none"/>
-              <w:left w:val="none"/>
-              <w:bottom w:val="none"/>
-              <w:right w:val="none"/>
-            </w:tcBorders>
-            <w:tcMar>
-              <w:top w:w="20" w:type="dxa"/>
-              <w:bottom w:w="20" w:type="dxa"/>
-              <w:left w:w="0" w:type="dxa"/>
-              <w:right w:w="0" w:type="dxa"/>
-            </w:tcMar>
-          </w:tcPr>
-          <w:p>
-            <w:pPr>
-              <w:spacing w:line="276" w:lineRule="auto" w:after="60"/>
-              <w:jc w:val="right"/>
-            </w:pPr>
-            <w:r>
-              <w:rPr>
-                <w:rFonts w:ascii="Arial" w:hAnsi="Arial"/>
-                <w:sz w:val="19"/>
-              </w:rPr>
-              <w:t>10</w:t>
-            </w:r>
-          </w:p>
-        </w:tc>
-      </w:tr>
-      <w:tr>
-        <w:trPr>
-          <w:cantSplit/>
-        </w:trPr>
-        <w:tc>
-          <w:tcPr>
-            <w:tcW w:type="dxa" w:w="6576"/>
-            <w:tcBorders>
-              <w:top w:val="none"/>
-              <w:left w:val="none"/>
-              <w:bottom w:val="none"/>
-              <w:right w:val="none"/>
-            </w:tcBorders>
-            <w:tcMar>
-              <w:top w:w="20" w:type="dxa"/>
-              <w:bottom w:w="20" w:type="dxa"/>
-              <w:left w:w="0" w:type="dxa"/>
-              <w:right w:w="0" w:type="dxa"/>
-            </w:tcMar>
-          </w:tcPr>
-          <w:p>
-            <w:pPr>
-              <w:tabs>
-                <w:tab w:pos="6463" w:val="right" w:leader="dot"/>
-              </w:tabs>
-              <w:spacing w:line="276" w:lineRule="auto" w:after="60"/>
-              <w:jc w:val="left"/>
-            </w:pPr>
-            <w:r>
-              <w:rPr>
-                <w:rFonts w:ascii="Arial" w:hAnsi="Arial"/>
-                <w:sz w:val="19"/>
-              </w:rPr>
-              <w:t>Tabel 2.2  Notasi dan Konvensi 6 Derajat Kebebasan SNAME (1950) &amp; Fossen (2021)</w:t>
-            </w:r>
-            <w:r>
-              <w:rPr>
-                <w:rFonts w:ascii="Arial" w:hAnsi="Arial"/>
-                <w:sz w:val="19"/>
-              </w:rPr>
-              <w:tab/>
-            </w:r>
-          </w:p>
-        </w:tc>
-        <w:tc>
-          <w:tcPr>
-            <w:tcW w:type="dxa" w:w="794"/>
-            <w:tcBorders>
-              <w:top w:val="none"/>
-              <w:left w:val="none"/>
-              <w:bottom w:val="none"/>
-              <w:right w:val="none"/>
-            </w:tcBorders>
-            <w:tcMar>
-              <w:top w:w="20" w:type="dxa"/>
-              <w:bottom w:w="20" w:type="dxa"/>
-              <w:left w:w="0" w:type="dxa"/>
-              <w:right w:w="0" w:type="dxa"/>
-            </w:tcMar>
-          </w:tcPr>
-          <w:p>
-            <w:pPr>
-              <w:spacing w:line="276" w:lineRule="auto" w:after="60"/>
-              <w:jc w:val="right"/>
-            </w:pPr>
-            <w:r>
-              <w:rPr>
-                <w:rFonts w:ascii="Arial" w:hAnsi="Arial"/>
-                <w:sz w:val="19"/>
-              </w:rPr>
-              <w:t>15</w:t>
-            </w:r>
-          </w:p>
-        </w:tc>
-      </w:tr>
-      <w:tr>
-        <w:trPr>
-          <w:cantSplit/>
-        </w:trPr>
-        <w:tc>
-          <w:tcPr>
-            <w:tcW w:type="dxa" w:w="6576"/>
-            <w:tcBorders>
-              <w:top w:val="none"/>
-              <w:left w:val="none"/>
-              <w:bottom w:val="none"/>
-              <w:right w:val="none"/>
-            </w:tcBorders>
-            <w:tcMar>
-              <w:top w:w="20" w:type="dxa"/>
-              <w:bottom w:w="20" w:type="dxa"/>
-              <w:left w:w="0" w:type="dxa"/>
-              <w:right w:w="0" w:type="dxa"/>
-            </w:tcMar>
-          </w:tcPr>
-          <w:p>
-            <w:pPr>
-              <w:tabs>
-                <w:tab w:pos="6463" w:val="right" w:leader="dot"/>
-              </w:tabs>
-              <w:spacing w:line="276" w:lineRule="auto" w:after="60"/>
-              <w:jc w:val="left"/>
-            </w:pPr>
-            <w:r>
-              <w:rPr>
-                <w:rFonts w:ascii="Arial" w:hAnsi="Arial"/>
-                <w:sz w:val="19"/>
-              </w:rPr>
-              <w:t>Tabel 2.3  Koordinat Spasial dan Vektor Orientasi 8 Pendorong Wahana Over-Actuated</w:t>
-            </w:r>
-            <w:r>
-              <w:rPr>
-                <w:rFonts w:ascii="Arial" w:hAnsi="Arial"/>
-                <w:sz w:val="19"/>
-              </w:rPr>
-              <w:tab/>
-            </w:r>
-          </w:p>
-        </w:tc>
-        <w:tc>
-          <w:tcPr>
-            <w:tcW w:type="dxa" w:w="794"/>
-            <w:tcBorders>
-              <w:top w:val="none"/>
-              <w:left w:val="none"/>
-              <w:bottom w:val="none"/>
-              <w:right w:val="none"/>
-            </w:tcBorders>
-            <w:tcMar>
-              <w:top w:w="20" w:type="dxa"/>
-              <w:bottom w:w="20" w:type="dxa"/>
-              <w:left w:w="0" w:type="dxa"/>
-              <w:right w:w="0" w:type="dxa"/>
-            </w:tcMar>
-          </w:tcPr>
-          <w:p>
-            <w:pPr>
-              <w:spacing w:line="276" w:lineRule="auto" w:after="60"/>
-              <w:jc w:val="right"/>
-            </w:pPr>
-            <w:r>
-              <w:rPr>
-                <w:rFonts w:ascii="Arial" w:hAnsi="Arial"/>
-                <w:sz w:val="19"/>
-              </w:rPr>
-              <w:t>34</w:t>
-            </w:r>
-          </w:p>
-        </w:tc>
-      </w:tr>
-      <w:tr>
-        <w:trPr>
-          <w:cantSplit/>
-        </w:trPr>
-        <w:tc>
-          <w:tcPr>
-            <w:tcW w:type="dxa" w:w="6576"/>
-            <w:tcBorders>
-              <w:top w:val="none"/>
-              <w:left w:val="none"/>
-              <w:bottom w:val="none"/>
-              <w:right w:val="none"/>
-            </w:tcBorders>
-            <w:tcMar>
-              <w:top w:w="20" w:type="dxa"/>
-              <w:bottom w:w="20" w:type="dxa"/>
-              <w:left w:w="0" w:type="dxa"/>
-              <w:right w:w="0" w:type="dxa"/>
-            </w:tcMar>
-          </w:tcPr>
-          <w:p>
-            <w:pPr>
-              <w:tabs>
-                <w:tab w:pos="6463" w:val="right" w:leader="dot"/>
-              </w:tabs>
-              <w:spacing w:line="276" w:lineRule="auto" w:after="60"/>
-              <w:jc w:val="left"/>
-            </w:pPr>
-            <w:r>
-              <w:rPr>
-                <w:rFonts w:ascii="Arial" w:hAnsi="Arial"/>
-                <w:sz w:val="19"/>
-              </w:rPr>
-              <w:t>Tabel 3.1  Parameter Fisik dan Properti Benda Tegar Wahana Over-Actuated 8-Pendorong</w:t>
-            </w:r>
-            <w:r>
-              <w:rPr>
-                <w:rFonts w:ascii="Arial" w:hAnsi="Arial"/>
-                <w:sz w:val="19"/>
-              </w:rPr>
-              <w:tab/>
-            </w:r>
-          </w:p>
-        </w:tc>
-        <w:tc>
-          <w:tcPr>
-            <w:tcW w:type="dxa" w:w="794"/>
-            <w:tcBorders>
-              <w:top w:val="none"/>
-              <w:left w:val="none"/>
-              <w:bottom w:val="none"/>
-              <w:right w:val="none"/>
-            </w:tcBorders>
-            <w:tcMar>
-              <w:top w:w="20" w:type="dxa"/>
-              <w:bottom w:w="20" w:type="dxa"/>
-              <w:left w:w="0" w:type="dxa"/>
-              <w:right w:w="0" w:type="dxa"/>
-            </w:tcMar>
-          </w:tcPr>
-          <w:p>
-            <w:pPr>
-              <w:spacing w:line="276" w:lineRule="auto" w:after="60"/>
-              <w:jc w:val="right"/>
-            </w:pPr>
-            <w:r>
-              <w:rPr>
-                <w:rFonts w:ascii="Arial" w:hAnsi="Arial"/>
-                <w:sz w:val="19"/>
-              </w:rPr>
-              <w:t>58</w:t>
-            </w:r>
-          </w:p>
-        </w:tc>
-      </w:tr>
-      <w:tr>
-        <w:trPr>
-          <w:cantSplit/>
-        </w:trPr>
-        <w:tc>
-          <w:tcPr>
-            <w:tcW w:type="dxa" w:w="6576"/>
-            <w:tcBorders>
-              <w:top w:val="none"/>
-              <w:left w:val="none"/>
-              <w:bottom w:val="none"/>
-              <w:right w:val="none"/>
-            </w:tcBorders>
-            <w:tcMar>
-              <w:top w:w="20" w:type="dxa"/>
-              <w:bottom w:w="20" w:type="dxa"/>
-              <w:left w:w="0" w:type="dxa"/>
-              <w:right w:w="0" w:type="dxa"/>
-            </w:tcMar>
-          </w:tcPr>
-          <w:p>
-            <w:pPr>
-              <w:tabs>
-                <w:tab w:pos="6463" w:val="right" w:leader="dot"/>
-              </w:tabs>
-              <w:spacing w:line="276" w:lineRule="auto" w:after="60"/>
-              <w:jc w:val="left"/>
-            </w:pPr>
-            <w:r>
-              <w:rPr>
-                <w:rFonts w:ascii="Arial" w:hAnsi="Arial"/>
-                <w:sz w:val="19"/>
-              </w:rPr>
-              <w:t>Tabel 3.2  Koefisien Derivatif Massa Tambah Hidrodinamika Wahana</w:t>
-            </w:r>
-            <w:r>
-              <w:rPr>
-                <w:rFonts w:ascii="Arial" w:hAnsi="Arial"/>
-                <w:sz w:val="19"/>
-              </w:rPr>
-              <w:tab/>
-            </w:r>
-          </w:p>
-        </w:tc>
-        <w:tc>
-          <w:tcPr>
-            <w:tcW w:type="dxa" w:w="794"/>
-            <w:tcBorders>
-              <w:top w:val="none"/>
-              <w:left w:val="none"/>
-              <w:bottom w:val="none"/>
-              <w:right w:val="none"/>
-            </w:tcBorders>
-            <w:tcMar>
-              <w:top w:w="20" w:type="dxa"/>
-              <w:bottom w:w="20" w:type="dxa"/>
-              <w:left w:w="0" w:type="dxa"/>
-              <w:right w:w="0" w:type="dxa"/>
-            </w:tcMar>
-          </w:tcPr>
-          <w:p>
-            <w:pPr>
-              <w:spacing w:line="276" w:lineRule="auto" w:after="60"/>
-              <w:jc w:val="right"/>
-            </w:pPr>
-            <w:r>
-              <w:rPr>
-                <w:rFonts w:ascii="Arial" w:hAnsi="Arial"/>
-                <w:sz w:val="19"/>
-              </w:rPr>
-              <w:t>60</w:t>
-            </w:r>
-          </w:p>
-        </w:tc>
-      </w:tr>
-      <w:tr>
-        <w:trPr>
-          <w:cantSplit/>
-        </w:trPr>
-        <w:tc>
-          <w:tcPr>
-            <w:tcW w:type="dxa" w:w="6576"/>
-            <w:tcBorders>
-              <w:top w:val="none"/>
-              <w:left w:val="none"/>
-              <w:bottom w:val="none"/>
-              <w:right w:val="none"/>
-            </w:tcBorders>
-            <w:tcMar>
-              <w:top w:w="20" w:type="dxa"/>
-              <w:bottom w:w="20" w:type="dxa"/>
-              <w:left w:w="0" w:type="dxa"/>
-              <w:right w:w="0" w:type="dxa"/>
-            </w:tcMar>
-          </w:tcPr>
-          <w:p>
-            <w:pPr>
-              <w:tabs>
-                <w:tab w:pos="6463" w:val="right" w:leader="dot"/>
-              </w:tabs>
-              <w:spacing w:line="276" w:lineRule="auto" w:after="60"/>
-              <w:jc w:val="left"/>
-            </w:pPr>
-            <w:r>
-              <w:rPr>
-                <w:rFonts w:ascii="Arial" w:hAnsi="Arial"/>
-                <w:sz w:val="19"/>
-              </w:rPr>
-              <w:t>Tabel 3.3  Koefisien Redaman Hidrodinamika Linier dan Kuadratik Wahana</w:t>
-            </w:r>
-            <w:r>
-              <w:rPr>
-                <w:rFonts w:ascii="Arial" w:hAnsi="Arial"/>
-                <w:sz w:val="19"/>
-              </w:rPr>
-              <w:tab/>
-            </w:r>
-          </w:p>
-        </w:tc>
-        <w:tc>
-          <w:tcPr>
-            <w:tcW w:type="dxa" w:w="794"/>
-            <w:tcBorders>
-              <w:top w:val="none"/>
-              <w:left w:val="none"/>
-              <w:bottom w:val="none"/>
-              <w:right w:val="none"/>
-            </w:tcBorders>
-            <w:tcMar>
-              <w:top w:w="20" w:type="dxa"/>
-              <w:bottom w:w="20" w:type="dxa"/>
-              <w:left w:w="0" w:type="dxa"/>
-              <w:right w:w="0" w:type="dxa"/>
-            </w:tcMar>
-          </w:tcPr>
-          <w:p>
-            <w:pPr>
-              <w:spacing w:line="276" w:lineRule="auto" w:after="60"/>
-              <w:jc w:val="right"/>
-            </w:pPr>
-            <w:r>
-              <w:rPr>
-                <w:rFonts w:ascii="Arial" w:hAnsi="Arial"/>
-                <w:sz w:val="19"/>
-              </w:rPr>
-              <w:t>61</w:t>
-            </w:r>
-          </w:p>
-        </w:tc>
-      </w:tr>
-      <w:tr>
-        <w:trPr>
-          <w:cantSplit/>
-        </w:trPr>
-        <w:tc>
-          <w:tcPr>
-            <w:tcW w:type="dxa" w:w="6576"/>
-            <w:tcBorders>
-              <w:top w:val="none"/>
-              <w:left w:val="none"/>
-              <w:bottom w:val="none"/>
-              <w:right w:val="none"/>
-            </w:tcBorders>
-            <w:tcMar>
-              <w:top w:w="20" w:type="dxa"/>
-              <w:bottom w:w="20" w:type="dxa"/>
-              <w:left w:w="0" w:type="dxa"/>
-              <w:right w:w="0" w:type="dxa"/>
-            </w:tcMar>
-          </w:tcPr>
-          <w:p>
-            <w:pPr>
-              <w:tabs>
-                <w:tab w:pos="6463" w:val="right" w:leader="dot"/>
-              </w:tabs>
-              <w:spacing w:line="276" w:lineRule="auto" w:after="60"/>
-              <w:jc w:val="left"/>
-            </w:pPr>
-            <w:r>
-              <w:rPr>
-                <w:rFonts w:ascii="Arial" w:hAnsi="Arial"/>
-                <w:sz w:val="19"/>
-              </w:rPr>
-              <w:t>Tabel 3.4  Posisi Spasial dan Vektor Satuan Gaya Dorong 8-Pendorong Bervektor</w:t>
-            </w:r>
-            <w:r>
-              <w:rPr>
-                <w:rFonts w:ascii="Arial" w:hAnsi="Arial"/>
-                <w:sz w:val="19"/>
-              </w:rPr>
-              <w:tab/>
-            </w:r>
-          </w:p>
-        </w:tc>
-        <w:tc>
-          <w:tcPr>
-            <w:tcW w:type="dxa" w:w="794"/>
-            <w:tcBorders>
-              <w:top w:val="none"/>
-              <w:left w:val="none"/>
-              <w:bottom w:val="none"/>
-              <w:right w:val="none"/>
-            </w:tcBorders>
-            <w:tcMar>
-              <w:top w:w="20" w:type="dxa"/>
-              <w:bottom w:w="20" w:type="dxa"/>
-              <w:left w:w="0" w:type="dxa"/>
-              <w:right w:w="0" w:type="dxa"/>
-            </w:tcMar>
-          </w:tcPr>
-          <w:p>
-            <w:pPr>
-              <w:spacing w:line="276" w:lineRule="auto" w:after="60"/>
-              <w:jc w:val="right"/>
-            </w:pPr>
-            <w:r>
-              <w:rPr>
-                <w:rFonts w:ascii="Arial" w:hAnsi="Arial"/>
-                <w:sz w:val="19"/>
-              </w:rPr>
-              <w:t>62</w:t>
-            </w:r>
-          </w:p>
-        </w:tc>
-      </w:tr>
-      <w:tr>
-        <w:trPr>
-          <w:cantSplit/>
-        </w:trPr>
-        <w:tc>
-          <w:tcPr>
-            <w:tcW w:type="dxa" w:w="6576"/>
-            <w:tcBorders>
-              <w:top w:val="none"/>
-              <w:left w:val="none"/>
-              <w:bottom w:val="none"/>
-              <w:right w:val="none"/>
-            </w:tcBorders>
-            <w:tcMar>
-              <w:top w:w="20" w:type="dxa"/>
-              <w:bottom w:w="20" w:type="dxa"/>
-              <w:left w:w="0" w:type="dxa"/>
-              <w:right w:w="0" w:type="dxa"/>
-            </w:tcMar>
-          </w:tcPr>
-          <w:p>
-            <w:pPr>
-              <w:tabs>
-                <w:tab w:pos="6463" w:val="right" w:leader="dot"/>
-              </w:tabs>
-              <w:spacing w:line="276" w:lineRule="auto" w:after="60"/>
-              <w:jc w:val="left"/>
-            </w:pPr>
-            <w:r>
-              <w:rPr>
-                <w:rFonts w:ascii="Arial" w:hAnsi="Arial"/>
-                <w:sz w:val="19"/>
-              </w:rPr>
-              <w:t>Tabel 3.5  Spesifikasi Komponen Perangkat Keras Arsitektur HITL</w:t>
-            </w:r>
-            <w:r>
-              <w:rPr>
-                <w:rFonts w:ascii="Arial" w:hAnsi="Arial"/>
-                <w:sz w:val="19"/>
-              </w:rPr>
-              <w:tab/>
-            </w:r>
-          </w:p>
-        </w:tc>
-        <w:tc>
-          <w:tcPr>
-            <w:tcW w:type="dxa" w:w="794"/>
-            <w:tcBorders>
-              <w:top w:val="none"/>
-              <w:left w:val="none"/>
-              <w:bottom w:val="none"/>
-              <w:right w:val="none"/>
-            </w:tcBorders>
-            <w:tcMar>
-              <w:top w:w="20" w:type="dxa"/>
-              <w:bottom w:w="20" w:type="dxa"/>
-              <w:left w:w="0" w:type="dxa"/>
-              <w:right w:w="0" w:type="dxa"/>
-            </w:tcMar>
-          </w:tcPr>
-          <w:p>
-            <w:pPr>
-              <w:spacing w:line="276" w:lineRule="auto" w:after="60"/>
-              <w:jc w:val="right"/>
-            </w:pPr>
-            <w:r>
-              <w:rPr>
-                <w:rFonts w:ascii="Arial" w:hAnsi="Arial"/>
-                <w:sz w:val="19"/>
-              </w:rPr>
-              <w:t>67</w:t>
-            </w:r>
-          </w:p>
-        </w:tc>
-      </w:tr>
-    </w:tbl>
+    <w:p>
+      <w:pPr>
+        <w:tabs>
+          <w:tab w:pos="7937" w:val="right"/>
+        </w:tabs>
+        <w:spacing w:line="276" w:lineRule="auto" w:after="120"/>
+        <w:jc w:val="left"/>
+      </w:pPr>
+      <w:r>
+        <w:rPr>
+          <w:rFonts w:ascii="Arial" w:hAnsi="Arial"/>
+          <w:b/>
+          <w:sz w:val="19"/>
+        </w:rPr>
+        <w:t>Nomor Urut dan Judul Tabel</w:t>
+      </w:r>
+      <w:r>
+        <w:tab/>
+      </w:r>
+      <w:r>
+        <w:rPr>
+          <w:rFonts w:ascii="Arial" w:hAnsi="Arial"/>
+          <w:b/>
+          <w:sz w:val="19"/>
+        </w:rPr>
+        <w:t>Halaman</w:t>
+      </w:r>
+    </w:p>
+    <w:p>
+      <w:pPr>
+        <w:tabs>
+          <w:tab w:pos="7937" w:val="right" w:leader="dot"/>
+        </w:tabs>
+        <w:spacing w:line="276" w:lineRule="auto" w:after="60"/>
+        <w:jc w:val="left"/>
+      </w:pPr>
+      <w:r>
+        <w:rPr>
+          <w:rFonts w:ascii="Arial" w:hAnsi="Arial"/>
+          <w:sz w:val="19"/>
+        </w:rPr>
+        <w:t>Tabel 2.1  Matriks Sintesis Literatur Terkini (2021–2025) Bidang Dinamika dan Kontrol AUV</w:t>
+      </w:r>
+      <w:r>
+        <w:rPr>
+          <w:rFonts w:ascii="Arial" w:hAnsi="Arial"/>
+          <w:sz w:val="19"/>
+        </w:rPr>
+        <w:tab/>
+      </w:r>
+      <w:r>
+        <w:rPr>
+          <w:rFonts w:ascii="Arial" w:hAnsi="Arial"/>
+          <w:sz w:val="19"/>
+        </w:rPr>
+        <w:t>8</w:t>
+      </w:r>
+    </w:p>
+    <w:p>
+      <w:pPr>
+        <w:tabs>
+          <w:tab w:pos="7937" w:val="right" w:leader="dot"/>
+        </w:tabs>
+        <w:spacing w:line="276" w:lineRule="auto" w:after="60"/>
+        <w:jc w:val="left"/>
+      </w:pPr>
+      <w:r>
+        <w:rPr>
+          <w:rFonts w:ascii="Arial" w:hAnsi="Arial"/>
+          <w:sz w:val="19"/>
+        </w:rPr>
+        <w:t>Tabel 2.2  Notasi dan Konvensi 6 Derajat Kebebasan SNAME (1950) &amp; Fossen (2021)</w:t>
+      </w:r>
+      <w:r>
+        <w:rPr>
+          <w:rFonts w:ascii="Arial" w:hAnsi="Arial"/>
+          <w:sz w:val="19"/>
+        </w:rPr>
+        <w:tab/>
+      </w:r>
+      <w:r>
+        <w:rPr>
+          <w:rFonts w:ascii="Arial" w:hAnsi="Arial"/>
+          <w:sz w:val="19"/>
+        </w:rPr>
+        <w:t>12</w:t>
+      </w:r>
+    </w:p>
+    <w:p>
+      <w:pPr>
+        <w:tabs>
+          <w:tab w:pos="7937" w:val="right" w:leader="dot"/>
+        </w:tabs>
+        <w:spacing w:line="276" w:lineRule="auto" w:after="60"/>
+        <w:jc w:val="left"/>
+      </w:pPr>
+      <w:r>
+        <w:rPr>
+          <w:rFonts w:ascii="Arial" w:hAnsi="Arial"/>
+          <w:sz w:val="19"/>
+        </w:rPr>
+        <w:t>Tabel 2.3  Koordinat Spasial dan Vektor Orientasi 8 Pendorong Wahana Over-Actuated</w:t>
+      </w:r>
+      <w:r>
+        <w:rPr>
+          <w:rFonts w:ascii="Arial" w:hAnsi="Arial"/>
+          <w:sz w:val="19"/>
+        </w:rPr>
+        <w:tab/>
+      </w:r>
+      <w:r>
+        <w:rPr>
+          <w:rFonts w:ascii="Arial" w:hAnsi="Arial"/>
+          <w:sz w:val="19"/>
+        </w:rPr>
+        <w:t>27</w:t>
+      </w:r>
+    </w:p>
+    <w:p>
+      <w:pPr>
+        <w:tabs>
+          <w:tab w:pos="7937" w:val="right" w:leader="dot"/>
+        </w:tabs>
+        <w:spacing w:line="276" w:lineRule="auto" w:after="60"/>
+        <w:jc w:val="left"/>
+      </w:pPr>
+      <w:r>
+        <w:rPr>
+          <w:rFonts w:ascii="Arial" w:hAnsi="Arial"/>
+          <w:sz w:val="19"/>
+        </w:rPr>
+        <w:t>Tabel 3.1  Parameter Fisik dan Properti Benda Tegar Wahana Over-Actuated 8-Pendorong</w:t>
+      </w:r>
+      <w:r>
+        <w:rPr>
+          <w:rFonts w:ascii="Arial" w:hAnsi="Arial"/>
+          <w:sz w:val="19"/>
+        </w:rPr>
+        <w:tab/>
+      </w:r>
+      <w:r>
+        <w:rPr>
+          <w:rFonts w:ascii="Arial" w:hAnsi="Arial"/>
+          <w:sz w:val="19"/>
+        </w:rPr>
+        <w:t>46</w:t>
+      </w:r>
+    </w:p>
+    <w:p>
+      <w:pPr>
+        <w:tabs>
+          <w:tab w:pos="7937" w:val="right" w:leader="dot"/>
+        </w:tabs>
+        <w:spacing w:line="276" w:lineRule="auto" w:after="60"/>
+        <w:jc w:val="left"/>
+      </w:pPr>
+      <w:r>
+        <w:rPr>
+          <w:rFonts w:ascii="Arial" w:hAnsi="Arial"/>
+          <w:sz w:val="19"/>
+        </w:rPr>
+        <w:t>Tabel 3.2  Koefisien Derivatif Massa Tambah Hidrodinamika Wahana</w:t>
+      </w:r>
+      <w:r>
+        <w:rPr>
+          <w:rFonts w:ascii="Arial" w:hAnsi="Arial"/>
+          <w:sz w:val="19"/>
+        </w:rPr>
+        <w:tab/>
+      </w:r>
+      <w:r>
+        <w:rPr>
+          <w:rFonts w:ascii="Arial" w:hAnsi="Arial"/>
+          <w:sz w:val="19"/>
+        </w:rPr>
+        <w:t>47</w:t>
+      </w:r>
+    </w:p>
+    <w:p>
+      <w:pPr>
+        <w:tabs>
+          <w:tab w:pos="7937" w:val="right" w:leader="dot"/>
+        </w:tabs>
+        <w:spacing w:line="276" w:lineRule="auto" w:after="60"/>
+        <w:jc w:val="left"/>
+      </w:pPr>
+      <w:r>
+        <w:rPr>
+          <w:rFonts w:ascii="Arial" w:hAnsi="Arial"/>
+          <w:sz w:val="19"/>
+        </w:rPr>
+        <w:t>Tabel 3.3  Koefisien Redaman Hidrodinamika Linier dan Kuadratik Wahana</w:t>
+      </w:r>
+      <w:r>
+        <w:rPr>
+          <w:rFonts w:ascii="Arial" w:hAnsi="Arial"/>
+          <w:sz w:val="19"/>
+        </w:rPr>
+        <w:tab/>
+      </w:r>
+      <w:r>
+        <w:rPr>
+          <w:rFonts w:ascii="Arial" w:hAnsi="Arial"/>
+          <w:sz w:val="19"/>
+        </w:rPr>
+        <w:t>49</w:t>
+      </w:r>
+    </w:p>
+    <w:p>
+      <w:pPr>
+        <w:tabs>
+          <w:tab w:pos="7937" w:val="right" w:leader="dot"/>
+        </w:tabs>
+        <w:spacing w:line="276" w:lineRule="auto" w:after="60"/>
+        <w:jc w:val="left"/>
+      </w:pPr>
+      <w:r>
+        <w:rPr>
+          <w:rFonts w:ascii="Arial" w:hAnsi="Arial"/>
+          <w:sz w:val="19"/>
+        </w:rPr>
+        <w:t>Tabel 3.4  Posisi Spasial dan Vektor Satuan Gaya Dorong 8-Pendorong Bervektor</w:t>
+      </w:r>
+      <w:r>
+        <w:rPr>
+          <w:rFonts w:ascii="Arial" w:hAnsi="Arial"/>
+          <w:sz w:val="19"/>
+        </w:rPr>
+        <w:tab/>
+      </w:r>
+      <w:r>
+        <w:rPr>
+          <w:rFonts w:ascii="Arial" w:hAnsi="Arial"/>
+          <w:sz w:val="19"/>
+        </w:rPr>
+        <w:t>49</w:t>
+      </w:r>
+    </w:p>
+    <w:p>
+      <w:pPr>
+        <w:tabs>
+          <w:tab w:pos="7937" w:val="right" w:leader="dot"/>
+        </w:tabs>
+        <w:spacing w:line="276" w:lineRule="auto" w:after="60"/>
+        <w:jc w:val="left"/>
+      </w:pPr>
+      <w:r>
+        <w:rPr>
+          <w:rFonts w:ascii="Arial" w:hAnsi="Arial"/>
+          <w:sz w:val="19"/>
+        </w:rPr>
+        <w:t>Tabel 3.5  Spesifikasi Komponen Perangkat Keras Arsitektur HITL</w:t>
+      </w:r>
+      <w:r>
+        <w:rPr>
+          <w:rFonts w:ascii="Arial" w:hAnsi="Arial"/>
+          <w:sz w:val="19"/>
+        </w:rPr>
+        <w:tab/>
+      </w:r>
+      <w:r>
+        <w:rPr>
+          <w:rFonts w:ascii="Arial" w:hAnsi="Arial"/>
+          <w:sz w:val="19"/>
+        </w:rPr>
+        <w:t>53</w:t>
+      </w:r>
+    </w:p>
     <w:p>
       <w:r>
         <w:br w:type="page"/>
@@ -4980,910 +3168,364 @@
         <w:t>DAFTAR GAMBAR</w:t>
       </w:r>
     </w:p>
-    <w:tbl>
-      <w:tblPr>
-        <w:tblW w:type="auto" w:w="0"/>
-        <w:jc w:val="center"/>
-        <w:tblLook w:firstColumn="1" w:firstRow="1" w:lastColumn="0" w:lastRow="0" w:noHBand="0" w:noVBand="1" w:val="04A0"/>
-      </w:tblPr>
-      <w:tblGrid>
-        <w:gridCol w:w="3713"/>
-        <w:gridCol w:w="3713"/>
-      </w:tblGrid>
-      <w:tr>
-        <w:trPr>
-          <w:cantSplit/>
-          <w:tblHeader/>
-        </w:trPr>
-        <w:tc>
-          <w:tcPr>
-            <w:tcW w:type="dxa" w:w="6576"/>
-            <w:tcBorders>
-              <w:top w:val="none"/>
-              <w:left w:val="none"/>
-              <w:bottom w:val="none"/>
-              <w:right w:val="none"/>
-            </w:tcBorders>
-            <w:tcMar>
-              <w:top w:w="20" w:type="dxa"/>
-              <w:bottom w:w="20" w:type="dxa"/>
-              <w:left w:w="0" w:type="dxa"/>
-              <w:right w:w="0" w:type="dxa"/>
-            </w:tcMar>
-          </w:tcPr>
-          <w:p>
-            <w:pPr>
-              <w:spacing w:line="276" w:lineRule="auto" w:after="120"/>
-              <w:jc w:val="left"/>
-            </w:pPr>
-            <w:r>
-              <w:rPr>
-                <w:rFonts w:ascii="Arial" w:hAnsi="Arial"/>
-                <w:b/>
-                <w:sz w:val="19"/>
-              </w:rPr>
-              <w:t>Nomor Urut dan Judul Gambar</w:t>
-            </w:r>
-          </w:p>
-        </w:tc>
-        <w:tc>
-          <w:tcPr>
-            <w:tcW w:type="dxa" w:w="794"/>
-            <w:tcBorders>
-              <w:top w:val="none"/>
-              <w:left w:val="none"/>
-              <w:bottom w:val="none"/>
-              <w:right w:val="none"/>
-            </w:tcBorders>
-            <w:tcMar>
-              <w:top w:w="20" w:type="dxa"/>
-              <w:bottom w:w="20" w:type="dxa"/>
-              <w:left w:w="0" w:type="dxa"/>
-              <w:right w:w="0" w:type="dxa"/>
-            </w:tcMar>
-          </w:tcPr>
-          <w:p>
-            <w:pPr>
-              <w:spacing w:line="276" w:lineRule="auto" w:after="120"/>
-              <w:jc w:val="right"/>
-            </w:pPr>
-            <w:r>
-              <w:rPr>
-                <w:rFonts w:ascii="Arial" w:hAnsi="Arial"/>
-                <w:b/>
-                <w:sz w:val="19"/>
-              </w:rPr>
-              <w:t>Halaman</w:t>
-            </w:r>
-          </w:p>
-        </w:tc>
-      </w:tr>
-      <w:tr>
-        <w:trPr>
-          <w:cantSplit/>
-        </w:trPr>
-        <w:tc>
-          <w:tcPr>
-            <w:tcW w:type="dxa" w:w="6576"/>
-            <w:tcBorders>
-              <w:top w:val="none"/>
-              <w:left w:val="none"/>
-              <w:bottom w:val="none"/>
-              <w:right w:val="none"/>
-            </w:tcBorders>
-            <w:tcMar>
-              <w:top w:w="20" w:type="dxa"/>
-              <w:bottom w:w="20" w:type="dxa"/>
-              <w:left w:w="0" w:type="dxa"/>
-              <w:right w:w="0" w:type="dxa"/>
-            </w:tcMar>
-          </w:tcPr>
-          <w:p>
-            <w:pPr>
-              <w:tabs>
-                <w:tab w:pos="6463" w:val="right" w:leader="dot"/>
-              </w:tabs>
-              <w:spacing w:line="276" w:lineRule="auto" w:after="60"/>
-              <w:jc w:val="left"/>
-            </w:pPr>
-            <w:r>
-              <w:rPr>
-                <w:rFonts w:ascii="Arial" w:hAnsi="Arial"/>
-                <w:sz w:val="19"/>
-              </w:rPr>
-              <w:t>Gambar 2.1  Sistem Kerangka Acuan Inersia Bumi (Fn - NED) dan Kerangka Acuan Bergerak Bodi (Fb - FRD) Konvensi SNAME (1950) dan Fossen (2021)</w:t>
-            </w:r>
-            <w:r>
-              <w:rPr>
-                <w:rFonts w:ascii="Arial" w:hAnsi="Arial"/>
-                <w:sz w:val="19"/>
-              </w:rPr>
-              <w:tab/>
-            </w:r>
-          </w:p>
-        </w:tc>
-        <w:tc>
-          <w:tcPr>
-            <w:tcW w:type="dxa" w:w="794"/>
-            <w:tcBorders>
-              <w:top w:val="none"/>
-              <w:left w:val="none"/>
-              <w:bottom w:val="none"/>
-              <w:right w:val="none"/>
-            </w:tcBorders>
-            <w:tcMar>
-              <w:top w:w="20" w:type="dxa"/>
-              <w:bottom w:w="20" w:type="dxa"/>
-              <w:left w:w="0" w:type="dxa"/>
-              <w:right w:w="0" w:type="dxa"/>
-            </w:tcMar>
-          </w:tcPr>
-          <w:p>
-            <w:pPr>
-              <w:spacing w:line="276" w:lineRule="auto" w:after="60"/>
-              <w:jc w:val="right"/>
-            </w:pPr>
-            <w:r>
-              <w:rPr>
-                <w:rFonts w:ascii="Arial" w:hAnsi="Arial"/>
-                <w:sz w:val="19"/>
-              </w:rPr>
-              <w:t>14</w:t>
-            </w:r>
-          </w:p>
-        </w:tc>
-      </w:tr>
-      <w:tr>
-        <w:trPr>
-          <w:cantSplit/>
-        </w:trPr>
-        <w:tc>
-          <w:tcPr>
-            <w:tcW w:type="dxa" w:w="6576"/>
-            <w:tcBorders>
-              <w:top w:val="none"/>
-              <w:left w:val="none"/>
-              <w:bottom w:val="none"/>
-              <w:right w:val="none"/>
-            </w:tcBorders>
-            <w:tcMar>
-              <w:top w:w="20" w:type="dxa"/>
-              <w:bottom w:w="20" w:type="dxa"/>
-              <w:left w:w="0" w:type="dxa"/>
-              <w:right w:w="0" w:type="dxa"/>
-            </w:tcMar>
-          </w:tcPr>
-          <w:p>
-            <w:pPr>
-              <w:tabs>
-                <w:tab w:pos="6463" w:val="right" w:leader="dot"/>
-              </w:tabs>
-              <w:spacing w:line="276" w:lineRule="auto" w:after="60"/>
-              <w:jc w:val="left"/>
-            </w:pPr>
-            <w:r>
-              <w:rPr>
-                <w:rFonts w:ascii="Arial" w:hAnsi="Arial"/>
-                <w:sz w:val="19"/>
-              </w:rPr>
-              <w:t>Gambar 3.1  Diagram Alir Tahapan Penelitian Komprehensif</w:t>
-            </w:r>
-            <w:r>
-              <w:rPr>
-                <w:rFonts w:ascii="Arial" w:hAnsi="Arial"/>
-                <w:sz w:val="19"/>
-              </w:rPr>
-              <w:tab/>
-            </w:r>
-          </w:p>
-        </w:tc>
-        <w:tc>
-          <w:tcPr>
-            <w:tcW w:type="dxa" w:w="794"/>
-            <w:tcBorders>
-              <w:top w:val="none"/>
-              <w:left w:val="none"/>
-              <w:bottom w:val="none"/>
-              <w:right w:val="none"/>
-            </w:tcBorders>
-            <w:tcMar>
-              <w:top w:w="20" w:type="dxa"/>
-              <w:bottom w:w="20" w:type="dxa"/>
-              <w:left w:w="0" w:type="dxa"/>
-              <w:right w:w="0" w:type="dxa"/>
-            </w:tcMar>
-          </w:tcPr>
-          <w:p>
-            <w:pPr>
-              <w:spacing w:line="276" w:lineRule="auto" w:after="60"/>
-              <w:jc w:val="right"/>
-            </w:pPr>
-            <w:r>
-              <w:rPr>
-                <w:rFonts w:ascii="Arial" w:hAnsi="Arial"/>
-                <w:sz w:val="19"/>
-              </w:rPr>
-              <w:t>55</w:t>
-            </w:r>
-          </w:p>
-        </w:tc>
-      </w:tr>
-      <w:tr>
-        <w:trPr>
-          <w:cantSplit/>
-        </w:trPr>
-        <w:tc>
-          <w:tcPr>
-            <w:tcW w:type="dxa" w:w="6576"/>
-            <w:tcBorders>
-              <w:top w:val="none"/>
-              <w:left w:val="none"/>
-              <w:bottom w:val="none"/>
-              <w:right w:val="none"/>
-            </w:tcBorders>
-            <w:tcMar>
-              <w:top w:w="20" w:type="dxa"/>
-              <w:bottom w:w="20" w:type="dxa"/>
-              <w:left w:w="0" w:type="dxa"/>
-              <w:right w:w="0" w:type="dxa"/>
-            </w:tcMar>
-          </w:tcPr>
-          <w:p>
-            <w:pPr>
-              <w:tabs>
-                <w:tab w:pos="6463" w:val="right" w:leader="dot"/>
-              </w:tabs>
-              <w:spacing w:line="276" w:lineRule="auto" w:after="60"/>
-              <w:jc w:val="left"/>
-            </w:pPr>
-            <w:r>
-              <w:rPr>
-                <w:rFonts w:ascii="Arial" w:hAnsi="Arial"/>
-                <w:sz w:val="19"/>
-              </w:rPr>
-              <w:t>Gambar 3.2  Arsitektur Simulasi Software-In-The-Loop (SITL) Sistem AUV</w:t>
-            </w:r>
-            <w:r>
-              <w:rPr>
-                <w:rFonts w:ascii="Arial" w:hAnsi="Arial"/>
-                <w:sz w:val="19"/>
-              </w:rPr>
-              <w:tab/>
-            </w:r>
-          </w:p>
-        </w:tc>
-        <w:tc>
-          <w:tcPr>
-            <w:tcW w:type="dxa" w:w="794"/>
-            <w:tcBorders>
-              <w:top w:val="none"/>
-              <w:left w:val="none"/>
-              <w:bottom w:val="none"/>
-              <w:right w:val="none"/>
-            </w:tcBorders>
-            <w:tcMar>
-              <w:top w:w="20" w:type="dxa"/>
-              <w:bottom w:w="20" w:type="dxa"/>
-              <w:left w:w="0" w:type="dxa"/>
-              <w:right w:w="0" w:type="dxa"/>
-            </w:tcMar>
-          </w:tcPr>
-          <w:p>
-            <w:pPr>
-              <w:spacing w:line="276" w:lineRule="auto" w:after="60"/>
-              <w:jc w:val="right"/>
-            </w:pPr>
-            <w:r>
-              <w:rPr>
-                <w:rFonts w:ascii="Arial" w:hAnsi="Arial"/>
-                <w:sz w:val="19"/>
-              </w:rPr>
-              <w:t>65</w:t>
-            </w:r>
-          </w:p>
-        </w:tc>
-      </w:tr>
-      <w:tr>
-        <w:trPr>
-          <w:cantSplit/>
-        </w:trPr>
-        <w:tc>
-          <w:tcPr>
-            <w:tcW w:type="dxa" w:w="6576"/>
-            <w:tcBorders>
-              <w:top w:val="none"/>
-              <w:left w:val="none"/>
-              <w:bottom w:val="none"/>
-              <w:right w:val="none"/>
-            </w:tcBorders>
-            <w:tcMar>
-              <w:top w:w="20" w:type="dxa"/>
-              <w:bottom w:w="20" w:type="dxa"/>
-              <w:left w:w="0" w:type="dxa"/>
-              <w:right w:w="0" w:type="dxa"/>
-            </w:tcMar>
-          </w:tcPr>
-          <w:p>
-            <w:pPr>
-              <w:tabs>
-                <w:tab w:pos="6463" w:val="right" w:leader="dot"/>
-              </w:tabs>
-              <w:spacing w:line="276" w:lineRule="auto" w:after="60"/>
-              <w:jc w:val="left"/>
-            </w:pPr>
-            <w:r>
-              <w:rPr>
-                <w:rFonts w:ascii="Arial" w:hAnsi="Arial"/>
-                <w:sz w:val="19"/>
-              </w:rPr>
-              <w:t>Gambar 3.3  Arsitektur Integrasi Hardware-In-The-Loop (HITL) Mekatronika AUV</w:t>
-            </w:r>
-            <w:r>
-              <w:rPr>
-                <w:rFonts w:ascii="Arial" w:hAnsi="Arial"/>
-                <w:sz w:val="19"/>
-              </w:rPr>
-              <w:tab/>
-            </w:r>
-          </w:p>
-        </w:tc>
-        <w:tc>
-          <w:tcPr>
-            <w:tcW w:type="dxa" w:w="794"/>
-            <w:tcBorders>
-              <w:top w:val="none"/>
-              <w:left w:val="none"/>
-              <w:bottom w:val="none"/>
-              <w:right w:val="none"/>
-            </w:tcBorders>
-            <w:tcMar>
-              <w:top w:w="20" w:type="dxa"/>
-              <w:bottom w:w="20" w:type="dxa"/>
-              <w:left w:w="0" w:type="dxa"/>
-              <w:right w:w="0" w:type="dxa"/>
-            </w:tcMar>
-          </w:tcPr>
-          <w:p>
-            <w:pPr>
-              <w:spacing w:line="276" w:lineRule="auto" w:after="60"/>
-              <w:jc w:val="right"/>
-            </w:pPr>
-            <w:r>
-              <w:rPr>
-                <w:rFonts w:ascii="Arial" w:hAnsi="Arial"/>
-                <w:sz w:val="19"/>
-              </w:rPr>
-              <w:t>67</w:t>
-            </w:r>
-          </w:p>
-        </w:tc>
-      </w:tr>
-      <w:tr>
-        <w:trPr>
-          <w:cantSplit/>
-        </w:trPr>
-        <w:tc>
-          <w:tcPr>
-            <w:tcW w:type="dxa" w:w="6576"/>
-            <w:tcBorders>
-              <w:top w:val="none"/>
-              <w:left w:val="none"/>
-              <w:bottom w:val="none"/>
-              <w:right w:val="none"/>
-            </w:tcBorders>
-            <w:tcMar>
-              <w:top w:w="20" w:type="dxa"/>
-              <w:bottom w:w="20" w:type="dxa"/>
-              <w:left w:w="0" w:type="dxa"/>
-              <w:right w:w="0" w:type="dxa"/>
-            </w:tcMar>
-          </w:tcPr>
-          <w:p>
-            <w:pPr>
-              <w:tabs>
-                <w:tab w:pos="6463" w:val="right" w:leader="dot"/>
-              </w:tabs>
-              <w:spacing w:line="276" w:lineRule="auto" w:after="60"/>
-              <w:jc w:val="left"/>
-            </w:pPr>
-            <w:r>
-              <w:rPr>
-                <w:rFonts w:ascii="Arial" w:hAnsi="Arial"/>
-                <w:sz w:val="19"/>
-              </w:rPr>
-              <w:t>Gambar 3.4  Rangka (Frame) dan Lambung Tekanan Kustom AUV 8-Pendorong</w:t>
-            </w:r>
-            <w:r>
-              <w:rPr>
-                <w:rFonts w:ascii="Arial" w:hAnsi="Arial"/>
-                <w:sz w:val="19"/>
-              </w:rPr>
-              <w:tab/>
-            </w:r>
-          </w:p>
-        </w:tc>
-        <w:tc>
-          <w:tcPr>
-            <w:tcW w:type="dxa" w:w="794"/>
-            <w:tcBorders>
-              <w:top w:val="none"/>
-              <w:left w:val="none"/>
-              <w:bottom w:val="none"/>
-              <w:right w:val="none"/>
-            </w:tcBorders>
-            <w:tcMar>
-              <w:top w:w="20" w:type="dxa"/>
-              <w:bottom w:w="20" w:type="dxa"/>
-              <w:left w:w="0" w:type="dxa"/>
-              <w:right w:w="0" w:type="dxa"/>
-            </w:tcMar>
-          </w:tcPr>
-          <w:p>
-            <w:pPr>
-              <w:spacing w:line="276" w:lineRule="auto" w:after="60"/>
-              <w:jc w:val="right"/>
-            </w:pPr>
-            <w:r>
-              <w:rPr>
-                <w:rFonts w:ascii="Arial" w:hAnsi="Arial"/>
-                <w:sz w:val="19"/>
-              </w:rPr>
-              <w:t>69</w:t>
-            </w:r>
-          </w:p>
-        </w:tc>
-      </w:tr>
-      <w:tr>
-        <w:trPr>
-          <w:cantSplit/>
-        </w:trPr>
-        <w:tc>
-          <w:tcPr>
-            <w:tcW w:type="dxa" w:w="6576"/>
-            <w:tcBorders>
-              <w:top w:val="none"/>
-              <w:left w:val="none"/>
-              <w:bottom w:val="none"/>
-              <w:right w:val="none"/>
-            </w:tcBorders>
-            <w:tcMar>
-              <w:top w:w="20" w:type="dxa"/>
-              <w:bottom w:w="20" w:type="dxa"/>
-              <w:left w:w="0" w:type="dxa"/>
-              <w:right w:w="0" w:type="dxa"/>
-            </w:tcMar>
-          </w:tcPr>
-          <w:p>
-            <w:pPr>
-              <w:tabs>
-                <w:tab w:pos="6463" w:val="right" w:leader="dot"/>
-              </w:tabs>
-              <w:spacing w:line="276" w:lineRule="auto" w:after="60"/>
-              <w:jc w:val="left"/>
-            </w:pPr>
-            <w:r>
-              <w:rPr>
-                <w:rFonts w:ascii="Arial" w:hAnsi="Arial"/>
-                <w:sz w:val="19"/>
-              </w:rPr>
-              <w:t>Gambar 3.5  Papan Pengendali Penerbangan (Flight Controller) Pixhawk 2.4.8</w:t>
-            </w:r>
-            <w:r>
-              <w:rPr>
-                <w:rFonts w:ascii="Arial" w:hAnsi="Arial"/>
-                <w:sz w:val="19"/>
-              </w:rPr>
-              <w:tab/>
-            </w:r>
-          </w:p>
-        </w:tc>
-        <w:tc>
-          <w:tcPr>
-            <w:tcW w:type="dxa" w:w="794"/>
-            <w:tcBorders>
-              <w:top w:val="none"/>
-              <w:left w:val="none"/>
-              <w:bottom w:val="none"/>
-              <w:right w:val="none"/>
-            </w:tcBorders>
-            <w:tcMar>
-              <w:top w:w="20" w:type="dxa"/>
-              <w:bottom w:w="20" w:type="dxa"/>
-              <w:left w:w="0" w:type="dxa"/>
-              <w:right w:w="0" w:type="dxa"/>
-            </w:tcMar>
-          </w:tcPr>
-          <w:p>
-            <w:pPr>
-              <w:spacing w:line="276" w:lineRule="auto" w:after="60"/>
-              <w:jc w:val="right"/>
-            </w:pPr>
-            <w:r>
-              <w:rPr>
-                <w:rFonts w:ascii="Arial" w:hAnsi="Arial"/>
-                <w:sz w:val="19"/>
-              </w:rPr>
-              <w:t>69</w:t>
-            </w:r>
-          </w:p>
-        </w:tc>
-      </w:tr>
-      <w:tr>
-        <w:trPr>
-          <w:cantSplit/>
-        </w:trPr>
-        <w:tc>
-          <w:tcPr>
-            <w:tcW w:type="dxa" w:w="6576"/>
-            <w:tcBorders>
-              <w:top w:val="none"/>
-              <w:left w:val="none"/>
-              <w:bottom w:val="none"/>
-              <w:right w:val="none"/>
-            </w:tcBorders>
-            <w:tcMar>
-              <w:top w:w="20" w:type="dxa"/>
-              <w:bottom w:w="20" w:type="dxa"/>
-              <w:left w:w="0" w:type="dxa"/>
-              <w:right w:w="0" w:type="dxa"/>
-            </w:tcMar>
-          </w:tcPr>
-          <w:p>
-            <w:pPr>
-              <w:tabs>
-                <w:tab w:pos="6463" w:val="right" w:leader="dot"/>
-              </w:tabs>
-              <w:spacing w:line="276" w:lineRule="auto" w:after="60"/>
-              <w:jc w:val="left"/>
-            </w:pPr>
-            <w:r>
-              <w:rPr>
-                <w:rFonts w:ascii="Arial" w:hAnsi="Arial"/>
-                <w:sz w:val="19"/>
-              </w:rPr>
-              <w:t>Gambar 3.6  Komputer Pendamping (Companion Computer) Raspberry Pi 4B</w:t>
-            </w:r>
-            <w:r>
-              <w:rPr>
-                <w:rFonts w:ascii="Arial" w:hAnsi="Arial"/>
-                <w:sz w:val="19"/>
-              </w:rPr>
-              <w:tab/>
-            </w:r>
-          </w:p>
-        </w:tc>
-        <w:tc>
-          <w:tcPr>
-            <w:tcW w:type="dxa" w:w="794"/>
-            <w:tcBorders>
-              <w:top w:val="none"/>
-              <w:left w:val="none"/>
-              <w:bottom w:val="none"/>
-              <w:right w:val="none"/>
-            </w:tcBorders>
-            <w:tcMar>
-              <w:top w:w="20" w:type="dxa"/>
-              <w:bottom w:w="20" w:type="dxa"/>
-              <w:left w:w="0" w:type="dxa"/>
-              <w:right w:w="0" w:type="dxa"/>
-            </w:tcMar>
-          </w:tcPr>
-          <w:p>
-            <w:pPr>
-              <w:spacing w:line="276" w:lineRule="auto" w:after="60"/>
-              <w:jc w:val="right"/>
-            </w:pPr>
-            <w:r>
-              <w:rPr>
-                <w:rFonts w:ascii="Arial" w:hAnsi="Arial"/>
-                <w:sz w:val="19"/>
-              </w:rPr>
-              <w:t>70</w:t>
-            </w:r>
-          </w:p>
-        </w:tc>
-      </w:tr>
-      <w:tr>
-        <w:trPr>
-          <w:cantSplit/>
-        </w:trPr>
-        <w:tc>
-          <w:tcPr>
-            <w:tcW w:type="dxa" w:w="6576"/>
-            <w:tcBorders>
-              <w:top w:val="none"/>
-              <w:left w:val="none"/>
-              <w:bottom w:val="none"/>
-              <w:right w:val="none"/>
-            </w:tcBorders>
-            <w:tcMar>
-              <w:top w:w="20" w:type="dxa"/>
-              <w:bottom w:w="20" w:type="dxa"/>
-              <w:left w:w="0" w:type="dxa"/>
-              <w:right w:w="0" w:type="dxa"/>
-            </w:tcMar>
-          </w:tcPr>
-          <w:p>
-            <w:pPr>
-              <w:tabs>
-                <w:tab w:pos="6463" w:val="right" w:leader="dot"/>
-              </w:tabs>
-              <w:spacing w:line="276" w:lineRule="auto" w:after="60"/>
-              <w:jc w:val="left"/>
-            </w:pPr>
-            <w:r>
-              <w:rPr>
-                <w:rFonts w:ascii="Arial" w:hAnsi="Arial"/>
-                <w:sz w:val="19"/>
-              </w:rPr>
-              <w:t>Gambar 3.7  Modul Pengendali Kecepatan Elektronik (ESC EMAX BLHeli 30A)</w:t>
-            </w:r>
-            <w:r>
-              <w:rPr>
-                <w:rFonts w:ascii="Arial" w:hAnsi="Arial"/>
-                <w:sz w:val="19"/>
-              </w:rPr>
-              <w:tab/>
-            </w:r>
-          </w:p>
-        </w:tc>
-        <w:tc>
-          <w:tcPr>
-            <w:tcW w:type="dxa" w:w="794"/>
-            <w:tcBorders>
-              <w:top w:val="none"/>
-              <w:left w:val="none"/>
-              <w:bottom w:val="none"/>
-              <w:right w:val="none"/>
-            </w:tcBorders>
-            <w:tcMar>
-              <w:top w:w="20" w:type="dxa"/>
-              <w:bottom w:w="20" w:type="dxa"/>
-              <w:left w:w="0" w:type="dxa"/>
-              <w:right w:w="0" w:type="dxa"/>
-            </w:tcMar>
-          </w:tcPr>
-          <w:p>
-            <w:pPr>
-              <w:spacing w:line="276" w:lineRule="auto" w:after="60"/>
-              <w:jc w:val="right"/>
-            </w:pPr>
-            <w:r>
-              <w:rPr>
-                <w:rFonts w:ascii="Arial" w:hAnsi="Arial"/>
-                <w:sz w:val="19"/>
-              </w:rPr>
-              <w:t>70</w:t>
-            </w:r>
-          </w:p>
-        </w:tc>
-      </w:tr>
-      <w:tr>
-        <w:trPr>
-          <w:cantSplit/>
-        </w:trPr>
-        <w:tc>
-          <w:tcPr>
-            <w:tcW w:type="dxa" w:w="6576"/>
-            <w:tcBorders>
-              <w:top w:val="none"/>
-              <w:left w:val="none"/>
-              <w:bottom w:val="none"/>
-              <w:right w:val="none"/>
-            </w:tcBorders>
-            <w:tcMar>
-              <w:top w:w="20" w:type="dxa"/>
-              <w:bottom w:w="20" w:type="dxa"/>
-              <w:left w:w="0" w:type="dxa"/>
-              <w:right w:w="0" w:type="dxa"/>
-            </w:tcMar>
-          </w:tcPr>
-          <w:p>
-            <w:pPr>
-              <w:tabs>
-                <w:tab w:pos="6463" w:val="right" w:leader="dot"/>
-              </w:tabs>
-              <w:spacing w:line="276" w:lineRule="auto" w:after="60"/>
-              <w:jc w:val="left"/>
-            </w:pPr>
-            <w:r>
-              <w:rPr>
-                <w:rFonts w:ascii="Arial" w:hAnsi="Arial"/>
-                <w:sz w:val="19"/>
-              </w:rPr>
-              <w:t>Gambar 3.8  Motor Pendorong Bawah Air (BLDC Underwater Thruster)</w:t>
-            </w:r>
-            <w:r>
-              <w:rPr>
-                <w:rFonts w:ascii="Arial" w:hAnsi="Arial"/>
-                <w:sz w:val="19"/>
-              </w:rPr>
-              <w:tab/>
-            </w:r>
-          </w:p>
-        </w:tc>
-        <w:tc>
-          <w:tcPr>
-            <w:tcW w:type="dxa" w:w="794"/>
-            <w:tcBorders>
-              <w:top w:val="none"/>
-              <w:left w:val="none"/>
-              <w:bottom w:val="none"/>
-              <w:right w:val="none"/>
-            </w:tcBorders>
-            <w:tcMar>
-              <w:top w:w="20" w:type="dxa"/>
-              <w:bottom w:w="20" w:type="dxa"/>
-              <w:left w:w="0" w:type="dxa"/>
-              <w:right w:w="0" w:type="dxa"/>
-            </w:tcMar>
-          </w:tcPr>
-          <w:p>
-            <w:pPr>
-              <w:spacing w:line="276" w:lineRule="auto" w:after="60"/>
-              <w:jc w:val="right"/>
-            </w:pPr>
-            <w:r>
-              <w:rPr>
-                <w:rFonts w:ascii="Arial" w:hAnsi="Arial"/>
-                <w:sz w:val="19"/>
-              </w:rPr>
-              <w:t>71</w:t>
-            </w:r>
-          </w:p>
-        </w:tc>
-      </w:tr>
-      <w:tr>
-        <w:trPr>
-          <w:cantSplit/>
-        </w:trPr>
-        <w:tc>
-          <w:tcPr>
-            <w:tcW w:type="dxa" w:w="6576"/>
-            <w:tcBorders>
-              <w:top w:val="none"/>
-              <w:left w:val="none"/>
-              <w:bottom w:val="none"/>
-              <w:right w:val="none"/>
-            </w:tcBorders>
-            <w:tcMar>
-              <w:top w:w="20" w:type="dxa"/>
-              <w:bottom w:w="20" w:type="dxa"/>
-              <w:left w:w="0" w:type="dxa"/>
-              <w:right w:w="0" w:type="dxa"/>
-            </w:tcMar>
-          </w:tcPr>
-          <w:p>
-            <w:pPr>
-              <w:tabs>
-                <w:tab w:pos="6463" w:val="right" w:leader="dot"/>
-              </w:tabs>
-              <w:spacing w:line="276" w:lineRule="auto" w:after="60"/>
-              <w:jc w:val="left"/>
-            </w:pPr>
-            <w:r>
-              <w:rPr>
-                <w:rFonts w:ascii="Arial" w:hAnsi="Arial"/>
-                <w:sz w:val="19"/>
-              </w:rPr>
-              <w:t>Gambar 3.9  Sumber Daya Utama Baterai Li-Po 4S 14.8V 6000 mAh</w:t>
-            </w:r>
-            <w:r>
-              <w:rPr>
-                <w:rFonts w:ascii="Arial" w:hAnsi="Arial"/>
-                <w:sz w:val="19"/>
-              </w:rPr>
-              <w:tab/>
-            </w:r>
-          </w:p>
-        </w:tc>
-        <w:tc>
-          <w:tcPr>
-            <w:tcW w:type="dxa" w:w="794"/>
-            <w:tcBorders>
-              <w:top w:val="none"/>
-              <w:left w:val="none"/>
-              <w:bottom w:val="none"/>
-              <w:right w:val="none"/>
-            </w:tcBorders>
-            <w:tcMar>
-              <w:top w:w="20" w:type="dxa"/>
-              <w:bottom w:w="20" w:type="dxa"/>
-              <w:left w:w="0" w:type="dxa"/>
-              <w:right w:w="0" w:type="dxa"/>
-            </w:tcMar>
-          </w:tcPr>
-          <w:p>
-            <w:pPr>
-              <w:spacing w:line="276" w:lineRule="auto" w:after="60"/>
-              <w:jc w:val="right"/>
-            </w:pPr>
-            <w:r>
-              <w:rPr>
-                <w:rFonts w:ascii="Arial" w:hAnsi="Arial"/>
-                <w:sz w:val="19"/>
-              </w:rPr>
-              <w:t>71</w:t>
-            </w:r>
-          </w:p>
-        </w:tc>
-      </w:tr>
-      <w:tr>
-        <w:trPr>
-          <w:cantSplit/>
-        </w:trPr>
-        <w:tc>
-          <w:tcPr>
-            <w:tcW w:type="dxa" w:w="6576"/>
-            <w:tcBorders>
-              <w:top w:val="none"/>
-              <w:left w:val="none"/>
-              <w:bottom w:val="none"/>
-              <w:right w:val="none"/>
-            </w:tcBorders>
-            <w:tcMar>
-              <w:top w:w="20" w:type="dxa"/>
-              <w:bottom w:w="20" w:type="dxa"/>
-              <w:left w:w="0" w:type="dxa"/>
-              <w:right w:w="0" w:type="dxa"/>
-            </w:tcMar>
-          </w:tcPr>
-          <w:p>
-            <w:pPr>
-              <w:tabs>
-                <w:tab w:pos="6463" w:val="right" w:leader="dot"/>
-              </w:tabs>
-              <w:spacing w:line="276" w:lineRule="auto" w:after="60"/>
-              <w:jc w:val="left"/>
-            </w:pPr>
-            <w:r>
-              <w:rPr>
-                <w:rFonts w:ascii="Arial" w:hAnsi="Arial"/>
-                <w:sz w:val="19"/>
-              </w:rPr>
-              <w:t>Gambar 3.10  Modul Kamera Sistem Pelacakan Visual: Raspberry Pi Camera Rev 1.3 dan Webcam Logitech C922 Pro</w:t>
-            </w:r>
-            <w:r>
-              <w:rPr>
-                <w:rFonts w:ascii="Arial" w:hAnsi="Arial"/>
-                <w:sz w:val="19"/>
-              </w:rPr>
-              <w:tab/>
-            </w:r>
-          </w:p>
-        </w:tc>
-        <w:tc>
-          <w:tcPr>
-            <w:tcW w:type="dxa" w:w="794"/>
-            <w:tcBorders>
-              <w:top w:val="none"/>
-              <w:left w:val="none"/>
-              <w:bottom w:val="none"/>
-              <w:right w:val="none"/>
-            </w:tcBorders>
-            <w:tcMar>
-              <w:top w:w="20" w:type="dxa"/>
-              <w:bottom w:w="20" w:type="dxa"/>
-              <w:left w:w="0" w:type="dxa"/>
-              <w:right w:w="0" w:type="dxa"/>
-            </w:tcMar>
-          </w:tcPr>
-          <w:p>
-            <w:pPr>
-              <w:spacing w:line="276" w:lineRule="auto" w:after="60"/>
-              <w:jc w:val="right"/>
-            </w:pPr>
-            <w:r>
-              <w:rPr>
-                <w:rFonts w:ascii="Arial" w:hAnsi="Arial"/>
-                <w:sz w:val="19"/>
-              </w:rPr>
-              <w:t>72</w:t>
-            </w:r>
-          </w:p>
-        </w:tc>
-      </w:tr>
-    </w:tbl>
+    <w:p>
+      <w:pPr>
+        <w:tabs>
+          <w:tab w:pos="7937" w:val="right"/>
+        </w:tabs>
+        <w:spacing w:line="276" w:lineRule="auto" w:after="120"/>
+        <w:jc w:val="left"/>
+      </w:pPr>
+      <w:r>
+        <w:rPr>
+          <w:rFonts w:ascii="Arial" w:hAnsi="Arial"/>
+          <w:b/>
+          <w:sz w:val="19"/>
+        </w:rPr>
+        <w:t>Nomor Urut dan Judul Gambar</w:t>
+      </w:r>
+      <w:r>
+        <w:tab/>
+      </w:r>
+      <w:r>
+        <w:rPr>
+          <w:rFonts w:ascii="Arial" w:hAnsi="Arial"/>
+          <w:b/>
+          <w:sz w:val="19"/>
+        </w:rPr>
+        <w:t>Halaman</w:t>
+      </w:r>
+    </w:p>
+    <w:p>
+      <w:pPr>
+        <w:tabs>
+          <w:tab w:pos="7937" w:val="right" w:leader="dot"/>
+        </w:tabs>
+        <w:spacing w:line="276" w:lineRule="auto" w:after="60"/>
+        <w:jc w:val="left"/>
+      </w:pPr>
+      <w:r>
+        <w:rPr>
+          <w:rFonts w:ascii="Arial" w:hAnsi="Arial"/>
+          <w:sz w:val="19"/>
+        </w:rPr>
+        <w:t>Gambar 2.1  Sistem Kerangka Acuan Inersia Bumi (Fn - NED) dan Kerangka Acuan Bergerak Bodi (Fb - FRD) Konvensi SNAME (1950) dan Fossen (2021)</w:t>
+      </w:r>
+      <w:r>
+        <w:rPr>
+          <w:rFonts w:ascii="Arial" w:hAnsi="Arial"/>
+          <w:sz w:val="19"/>
+        </w:rPr>
+        <w:tab/>
+      </w:r>
+      <w:r>
+        <w:rPr>
+          <w:rFonts w:ascii="Arial" w:hAnsi="Arial"/>
+          <w:sz w:val="19"/>
+        </w:rPr>
+        <w:t>11</w:t>
+      </w:r>
+    </w:p>
+    <w:p>
+      <w:pPr>
+        <w:tabs>
+          <w:tab w:pos="7937" w:val="right" w:leader="dot"/>
+        </w:tabs>
+        <w:spacing w:line="276" w:lineRule="auto" w:after="60"/>
+        <w:jc w:val="left"/>
+      </w:pPr>
+      <w:r>
+        <w:rPr>
+          <w:rFonts w:ascii="Arial" w:hAnsi="Arial"/>
+          <w:sz w:val="19"/>
+        </w:rPr>
+        <w:t>Gambar 3.1  Diagram Alir Tahapan Penelitian Komprehensif</w:t>
+      </w:r>
+      <w:r>
+        <w:rPr>
+          <w:rFonts w:ascii="Arial" w:hAnsi="Arial"/>
+          <w:sz w:val="19"/>
+        </w:rPr>
+        <w:tab/>
+      </w:r>
+      <w:r>
+        <w:rPr>
+          <w:rFonts w:ascii="Arial" w:hAnsi="Arial"/>
+          <w:sz w:val="19"/>
+        </w:rPr>
+        <w:t>44</w:t>
+      </w:r>
+    </w:p>
+    <w:p>
+      <w:pPr>
+        <w:tabs>
+          <w:tab w:pos="7937" w:val="right" w:leader="dot"/>
+        </w:tabs>
+        <w:spacing w:line="276" w:lineRule="auto" w:after="60"/>
+        <w:jc w:val="left"/>
+      </w:pPr>
+      <w:r>
+        <w:rPr>
+          <w:rFonts w:ascii="Arial" w:hAnsi="Arial"/>
+          <w:sz w:val="19"/>
+        </w:rPr>
+        <w:t>Gambar 3.2  Arsitektur Simulasi Software-In-The-Loop (SITL) Sistem AUV</w:t>
+      </w:r>
+      <w:r>
+        <w:rPr>
+          <w:rFonts w:ascii="Arial" w:hAnsi="Arial"/>
+          <w:sz w:val="19"/>
+        </w:rPr>
+        <w:tab/>
+      </w:r>
+      <w:r>
+        <w:rPr>
+          <w:rFonts w:ascii="Arial" w:hAnsi="Arial"/>
+          <w:sz w:val="19"/>
+        </w:rPr>
+        <w:t>51</w:t>
+      </w:r>
+    </w:p>
+    <w:p>
+      <w:pPr>
+        <w:tabs>
+          <w:tab w:pos="7937" w:val="right" w:leader="dot"/>
+        </w:tabs>
+        <w:spacing w:line="276" w:lineRule="auto" w:after="60"/>
+        <w:jc w:val="left"/>
+      </w:pPr>
+      <w:r>
+        <w:rPr>
+          <w:rFonts w:ascii="Arial" w:hAnsi="Arial"/>
+          <w:sz w:val="19"/>
+        </w:rPr>
+        <w:t>Gambar 3.3  Arsitektur Integrasi Hardware-In-The-Loop (HITL) Mekatronika AUV</w:t>
+      </w:r>
+      <w:r>
+        <w:rPr>
+          <w:rFonts w:ascii="Arial" w:hAnsi="Arial"/>
+          <w:sz w:val="19"/>
+        </w:rPr>
+        <w:tab/>
+      </w:r>
+      <w:r>
+        <w:rPr>
+          <w:rFonts w:ascii="Arial" w:hAnsi="Arial"/>
+          <w:sz w:val="19"/>
+        </w:rPr>
+        <w:t>53</w:t>
+      </w:r>
+    </w:p>
+    <w:p>
+      <w:pPr>
+        <w:tabs>
+          <w:tab w:pos="7937" w:val="right" w:leader="dot"/>
+        </w:tabs>
+        <w:spacing w:line="276" w:lineRule="auto" w:after="60"/>
+        <w:jc w:val="left"/>
+      </w:pPr>
+      <w:r>
+        <w:rPr>
+          <w:rFonts w:ascii="Arial" w:hAnsi="Arial"/>
+          <w:sz w:val="19"/>
+        </w:rPr>
+        <w:t>Gambar 3.4  Rangka (Frame) dan Lambung Tekanan Kustom AUV 8-Pendorong</w:t>
+      </w:r>
+      <w:r>
+        <w:rPr>
+          <w:rFonts w:ascii="Arial" w:hAnsi="Arial"/>
+          <w:sz w:val="19"/>
+        </w:rPr>
+        <w:tab/>
+      </w:r>
+      <w:r>
+        <w:rPr>
+          <w:rFonts w:ascii="Arial" w:hAnsi="Arial"/>
+          <w:sz w:val="19"/>
+        </w:rPr>
+        <w:t>55</w:t>
+      </w:r>
+    </w:p>
+    <w:p>
+      <w:pPr>
+        <w:tabs>
+          <w:tab w:pos="7937" w:val="right" w:leader="dot"/>
+        </w:tabs>
+        <w:spacing w:line="276" w:lineRule="auto" w:after="60"/>
+        <w:jc w:val="left"/>
+      </w:pPr>
+      <w:r>
+        <w:rPr>
+          <w:rFonts w:ascii="Arial" w:hAnsi="Arial"/>
+          <w:sz w:val="19"/>
+        </w:rPr>
+        <w:t>Gambar 3.5  Papan Pengendali Penerbangan (Flight Controller) Pixhawk 2.4.8</w:t>
+      </w:r>
+      <w:r>
+        <w:rPr>
+          <w:rFonts w:ascii="Arial" w:hAnsi="Arial"/>
+          <w:sz w:val="19"/>
+        </w:rPr>
+        <w:tab/>
+      </w:r>
+      <w:r>
+        <w:rPr>
+          <w:rFonts w:ascii="Arial" w:hAnsi="Arial"/>
+          <w:sz w:val="19"/>
+        </w:rPr>
+        <w:t>55</w:t>
+      </w:r>
+    </w:p>
+    <w:p>
+      <w:pPr>
+        <w:tabs>
+          <w:tab w:pos="7937" w:val="right" w:leader="dot"/>
+        </w:tabs>
+        <w:spacing w:line="276" w:lineRule="auto" w:after="60"/>
+        <w:jc w:val="left"/>
+      </w:pPr>
+      <w:r>
+        <w:rPr>
+          <w:rFonts w:ascii="Arial" w:hAnsi="Arial"/>
+          <w:sz w:val="19"/>
+        </w:rPr>
+        <w:t>Gambar 3.6  Komputer Pendamping (Companion Computer) Raspberry Pi 4B</w:t>
+      </w:r>
+      <w:r>
+        <w:rPr>
+          <w:rFonts w:ascii="Arial" w:hAnsi="Arial"/>
+          <w:sz w:val="19"/>
+        </w:rPr>
+        <w:tab/>
+      </w:r>
+      <w:r>
+        <w:rPr>
+          <w:rFonts w:ascii="Arial" w:hAnsi="Arial"/>
+          <w:sz w:val="19"/>
+        </w:rPr>
+        <w:t>56</w:t>
+      </w:r>
+    </w:p>
+    <w:p>
+      <w:pPr>
+        <w:tabs>
+          <w:tab w:pos="7937" w:val="right" w:leader="dot"/>
+        </w:tabs>
+        <w:spacing w:line="276" w:lineRule="auto" w:after="60"/>
+        <w:jc w:val="left"/>
+      </w:pPr>
+      <w:r>
+        <w:rPr>
+          <w:rFonts w:ascii="Arial" w:hAnsi="Arial"/>
+          <w:sz w:val="19"/>
+        </w:rPr>
+        <w:t>Gambar 3.7  Modul Pengendali Kecepatan Elektronik (ESC EMAX BLHeli 30A)</w:t>
+      </w:r>
+      <w:r>
+        <w:rPr>
+          <w:rFonts w:ascii="Arial" w:hAnsi="Arial"/>
+          <w:sz w:val="19"/>
+        </w:rPr>
+        <w:tab/>
+      </w:r>
+      <w:r>
+        <w:rPr>
+          <w:rFonts w:ascii="Arial" w:hAnsi="Arial"/>
+          <w:sz w:val="19"/>
+        </w:rPr>
+        <w:t>56</w:t>
+      </w:r>
+    </w:p>
+    <w:p>
+      <w:pPr>
+        <w:tabs>
+          <w:tab w:pos="7937" w:val="right" w:leader="dot"/>
+        </w:tabs>
+        <w:spacing w:line="276" w:lineRule="auto" w:after="60"/>
+        <w:jc w:val="left"/>
+      </w:pPr>
+      <w:r>
+        <w:rPr>
+          <w:rFonts w:ascii="Arial" w:hAnsi="Arial"/>
+          <w:sz w:val="19"/>
+        </w:rPr>
+        <w:t>Gambar 3.8  Motor Pendorong Bawah Air (BLDC Underwater Thruster)</w:t>
+      </w:r>
+      <w:r>
+        <w:rPr>
+          <w:rFonts w:ascii="Arial" w:hAnsi="Arial"/>
+          <w:sz w:val="19"/>
+        </w:rPr>
+        <w:tab/>
+      </w:r>
+      <w:r>
+        <w:rPr>
+          <w:rFonts w:ascii="Arial" w:hAnsi="Arial"/>
+          <w:sz w:val="19"/>
+        </w:rPr>
+        <w:t>57</w:t>
+      </w:r>
+    </w:p>
+    <w:p>
+      <w:pPr>
+        <w:tabs>
+          <w:tab w:pos="7937" w:val="right" w:leader="dot"/>
+        </w:tabs>
+        <w:spacing w:line="276" w:lineRule="auto" w:after="60"/>
+        <w:jc w:val="left"/>
+      </w:pPr>
+      <w:r>
+        <w:rPr>
+          <w:rFonts w:ascii="Arial" w:hAnsi="Arial"/>
+          <w:sz w:val="19"/>
+        </w:rPr>
+        <w:t>Gambar 3.9  Sumber Daya Utama Baterai Li-Po 4S 14.8V 6000 mAh</w:t>
+      </w:r>
+      <w:r>
+        <w:rPr>
+          <w:rFonts w:ascii="Arial" w:hAnsi="Arial"/>
+          <w:sz w:val="19"/>
+        </w:rPr>
+        <w:tab/>
+      </w:r>
+      <w:r>
+        <w:rPr>
+          <w:rFonts w:ascii="Arial" w:hAnsi="Arial"/>
+          <w:sz w:val="19"/>
+        </w:rPr>
+        <w:t>57</w:t>
+      </w:r>
+    </w:p>
+    <w:p>
+      <w:pPr>
+        <w:tabs>
+          <w:tab w:pos="7937" w:val="right" w:leader="dot"/>
+        </w:tabs>
+        <w:spacing w:line="276" w:lineRule="auto" w:after="60"/>
+        <w:jc w:val="left"/>
+      </w:pPr>
+      <w:r>
+        <w:rPr>
+          <w:rFonts w:ascii="Arial" w:hAnsi="Arial"/>
+          <w:sz w:val="19"/>
+        </w:rPr>
+        <w:t>Gambar 3.10  Modul Kamera Sistem Pelacakan Visual: Raspberry Pi Camera Rev 1.3 dan Webcam Logitech C922 Pro</w:t>
+      </w:r>
+      <w:r>
+        <w:rPr>
+          <w:rFonts w:ascii="Arial" w:hAnsi="Arial"/>
+          <w:sz w:val="19"/>
+        </w:rPr>
+        <w:tab/>
+      </w:r>
+      <w:r>
+        <w:rPr>
+          <w:rFonts w:ascii="Arial" w:hAnsi="Arial"/>
+          <w:sz w:val="19"/>
+        </w:rPr>
+        <w:t>58</w:t>
+      </w:r>
+    </w:p>
     <w:p>
       <w:r>
         <w:br w:type="page"/>
@@ -5928,8 +3570,8 @@
         <w:tblLook w:firstColumn="1" w:firstRow="1" w:lastColumn="0" w:lastRow="0" w:noHBand="0" w:noVBand="1" w:val="04A0"/>
       </w:tblPr>
       <w:tblGrid>
-        <w:gridCol w:w="3713"/>
-        <w:gridCol w:w="3713"/>
+        <w:gridCol w:w="3968"/>
+        <w:gridCol w:w="3968"/>
       </w:tblGrid>
       <w:tr>
         <w:trPr>
@@ -7206,9 +4848,9 @@
         <w:tblLook w:firstColumn="1" w:firstRow="1" w:lastColumn="0" w:lastRow="0" w:noHBand="0" w:noVBand="1" w:val="04A0"/>
       </w:tblPr>
       <w:tblGrid>
-        <w:gridCol w:w="2475"/>
-        <w:gridCol w:w="2475"/>
-        <w:gridCol w:w="2475"/>
+        <w:gridCol w:w="2646"/>
+        <w:gridCol w:w="2646"/>
+        <w:gridCol w:w="2646"/>
       </w:tblGrid>
       <w:tr>
         <w:trPr>
@@ -9657,8 +7299,8 @@
     </w:tbl>
     <w:sectPr>
       <w:headerReference w:type="default" r:id="rId9"/>
-      <w:pgSz w:w="9978" w:h="14173"/>
-      <w:pgMar w:top="1276" w:right="1276" w:bottom="1276" w:left="1276" w:header="720" w:footer="720" w:gutter="0"/>
+      <w:pgSz w:w="11906" w:h="16838"/>
+      <w:pgMar w:top="1701" w:right="1701" w:bottom="1701" w:left="2268" w:header="720" w:footer="720" w:gutter="0"/>
       <w:cols w:space="720"/>
       <w:titlePg/>
       <w:docGrid w:linePitch="360"/>

--- a/Thesis/docx_export/BAGIAN_AWAL_PROPOSAL.docx
+++ b/Thesis/docx_export/BAGIAN_AWAL_PROPOSAL.docx
@@ -2529,7 +2529,7 @@
           <w:rFonts w:ascii="Arial" w:hAnsi="Arial"/>
           <w:sz w:val="19"/>
         </w:rPr>
-        <w:t>26</w:t>
+        <w:t>25</w:t>
       </w:r>
     </w:p>
     <w:p>
@@ -2575,7 +2575,7 @@
           <w:rFonts w:ascii="Arial" w:hAnsi="Arial"/>
           <w:sz w:val="19"/>
         </w:rPr>
-        <w:t>30</w:t>
+        <w:t>29</w:t>
       </w:r>
     </w:p>
     <w:p>
@@ -2607,7 +2607,7 @@
           <w:b/>
           <w:sz w:val="19"/>
         </w:rPr>
-        <w:t>42</w:t>
+        <w:t>41</w:t>
       </w:r>
     </w:p>
     <w:p>
@@ -2638,7 +2638,7 @@
           <w:rFonts w:ascii="Arial" w:hAnsi="Arial"/>
           <w:sz w:val="19"/>
         </w:rPr>
-        <w:t>42</w:t>
+        <w:t>41</w:t>
       </w:r>
     </w:p>
     <w:p>
@@ -2669,7 +2669,7 @@
           <w:rFonts w:ascii="Arial" w:hAnsi="Arial"/>
           <w:sz w:val="19"/>
         </w:rPr>
-        <w:t>43</w:t>
+        <w:t>42</w:t>
       </w:r>
     </w:p>
     <w:p>
@@ -2700,7 +2700,7 @@
           <w:rFonts w:ascii="Arial" w:hAnsi="Arial"/>
           <w:sz w:val="19"/>
         </w:rPr>
-        <w:t>45</w:t>
+        <w:t>44</w:t>
       </w:r>
     </w:p>
     <w:p>
@@ -2746,7 +2746,7 @@
           <w:rFonts w:ascii="Arial" w:hAnsi="Arial"/>
           <w:sz w:val="19"/>
         </w:rPr>
-        <w:t>51</w:t>
+        <w:t>50</w:t>
       </w:r>
     </w:p>
     <w:p>
@@ -2792,7 +2792,7 @@
           <w:rFonts w:ascii="Arial" w:hAnsi="Arial"/>
           <w:sz w:val="19"/>
         </w:rPr>
-        <w:t>52</w:t>
+        <w:t>51</w:t>
       </w:r>
     </w:p>
     <w:p>
@@ -2823,7 +2823,7 @@
           <w:rFonts w:ascii="Arial" w:hAnsi="Arial"/>
           <w:sz w:val="19"/>
         </w:rPr>
-        <w:t>61</w:t>
+        <w:t>60</w:t>
       </w:r>
     </w:p>
     <w:p>
@@ -2855,7 +2855,7 @@
           <w:b/>
           <w:sz w:val="19"/>
         </w:rPr>
-        <w:t>64</w:t>
+        <w:t>63</w:t>
       </w:r>
     </w:p>
     <w:p>
@@ -2994,7 +2994,7 @@
           <w:rFonts w:ascii="Arial" w:hAnsi="Arial"/>
           <w:sz w:val="19"/>
         </w:rPr>
-        <w:t>27</w:t>
+        <w:t>26</w:t>
       </w:r>
     </w:p>
     <w:p>
@@ -3024,7 +3024,7 @@
           <w:rFonts w:ascii="Arial" w:hAnsi="Arial"/>
           <w:sz w:val="19"/>
         </w:rPr>
-        <w:t>46</w:t>
+        <w:t>45</w:t>
       </w:r>
     </w:p>
     <w:p>
@@ -3054,7 +3054,7 @@
           <w:rFonts w:ascii="Arial" w:hAnsi="Arial"/>
           <w:sz w:val="19"/>
         </w:rPr>
-        <w:t>47</w:t>
+        <w:t>46</w:t>
       </w:r>
     </w:p>
     <w:p>
@@ -3084,7 +3084,7 @@
           <w:rFonts w:ascii="Arial" w:hAnsi="Arial"/>
           <w:sz w:val="19"/>
         </w:rPr>
-        <w:t>49</w:t>
+        <w:t>48</w:t>
       </w:r>
     </w:p>
     <w:p>
@@ -3114,7 +3114,7 @@
           <w:rFonts w:ascii="Arial" w:hAnsi="Arial"/>
           <w:sz w:val="19"/>
         </w:rPr>
-        <w:t>49</w:t>
+        <w:t>48</w:t>
       </w:r>
     </w:p>
     <w:p>
@@ -3144,7 +3144,7 @@
           <w:rFonts w:ascii="Arial" w:hAnsi="Arial"/>
           <w:sz w:val="19"/>
         </w:rPr>
-        <w:t>53</w:t>
+        <w:t>52</w:t>
       </w:r>
     </w:p>
     <w:p>
@@ -3253,7 +3253,7 @@
           <w:rFonts w:ascii="Arial" w:hAnsi="Arial"/>
           <w:sz w:val="19"/>
         </w:rPr>
-        <w:t>44</w:t>
+        <w:t>43</w:t>
       </w:r>
     </w:p>
     <w:p>
@@ -3283,7 +3283,7 @@
           <w:rFonts w:ascii="Arial" w:hAnsi="Arial"/>
           <w:sz w:val="19"/>
         </w:rPr>
-        <w:t>51</w:t>
+        <w:t>50</w:t>
       </w:r>
     </w:p>
     <w:p>
@@ -3313,7 +3313,7 @@
           <w:rFonts w:ascii="Arial" w:hAnsi="Arial"/>
           <w:sz w:val="19"/>
         </w:rPr>
-        <w:t>53</w:t>
+        <w:t>52</w:t>
       </w:r>
     </w:p>
     <w:p>
@@ -3343,7 +3343,7 @@
           <w:rFonts w:ascii="Arial" w:hAnsi="Arial"/>
           <w:sz w:val="19"/>
         </w:rPr>
-        <w:t>55</w:t>
+        <w:t>54</w:t>
       </w:r>
     </w:p>
     <w:p>
@@ -3373,7 +3373,7 @@
           <w:rFonts w:ascii="Arial" w:hAnsi="Arial"/>
           <w:sz w:val="19"/>
         </w:rPr>
-        <w:t>55</w:t>
+        <w:t>54</w:t>
       </w:r>
     </w:p>
     <w:p>
@@ -3403,7 +3403,7 @@
           <w:rFonts w:ascii="Arial" w:hAnsi="Arial"/>
           <w:sz w:val="19"/>
         </w:rPr>
-        <w:t>56</w:t>
+        <w:t>55</w:t>
       </w:r>
     </w:p>
     <w:p>
@@ -3433,7 +3433,7 @@
           <w:rFonts w:ascii="Arial" w:hAnsi="Arial"/>
           <w:sz w:val="19"/>
         </w:rPr>
-        <w:t>56</w:t>
+        <w:t>55</w:t>
       </w:r>
     </w:p>
     <w:p>
@@ -3463,7 +3463,7 @@
           <w:rFonts w:ascii="Arial" w:hAnsi="Arial"/>
           <w:sz w:val="19"/>
         </w:rPr>
-        <w:t>57</w:t>
+        <w:t>56</w:t>
       </w:r>
     </w:p>
     <w:p>
@@ -3493,7 +3493,7 @@
           <w:rFonts w:ascii="Arial" w:hAnsi="Arial"/>
           <w:sz w:val="19"/>
         </w:rPr>
-        <w:t>57</w:t>
+        <w:t>56</w:t>
       </w:r>
     </w:p>
     <w:p>
@@ -3523,7 +3523,7 @@
           <w:rFonts w:ascii="Arial" w:hAnsi="Arial"/>
           <w:sz w:val="19"/>
         </w:rPr>
-        <w:t>58</w:t>
+        <w:t>57</w:t>
       </w:r>
     </w:p>
     <w:p>

--- a/Thesis/docx_export/BAGIAN_AWAL_PROPOSAL.docx
+++ b/Thesis/docx_export/BAGIAN_AWAL_PROPOSAL.docx
@@ -2281,7 +2281,7 @@
           <w:rFonts w:ascii="Arial" w:hAnsi="Arial"/>
           <w:sz w:val="19"/>
         </w:rPr>
-        <w:t>5</w:t>
+        <w:t>4</w:t>
       </w:r>
     </w:p>
     <w:p>
@@ -2312,7 +2312,7 @@
           <w:rFonts w:ascii="Arial" w:hAnsi="Arial"/>
           <w:sz w:val="19"/>
         </w:rPr>
-        <w:t>6</w:t>
+        <w:t>5</w:t>
       </w:r>
     </w:p>
     <w:p>
@@ -2452,7 +2452,7 @@
           <w:rFonts w:ascii="Arial" w:hAnsi="Arial"/>
           <w:sz w:val="19"/>
         </w:rPr>
-        <w:t>15</w:t>
+        <w:t>19</w:t>
       </w:r>
     </w:p>
     <w:p>
@@ -2483,7 +2483,7 @@
           <w:rFonts w:ascii="Arial" w:hAnsi="Arial"/>
           <w:sz w:val="19"/>
         </w:rPr>
-        <w:t>19</w:t>
+        <w:t>25</w:t>
       </w:r>
     </w:p>
     <w:p>
@@ -2529,7 +2529,7 @@
           <w:rFonts w:ascii="Arial" w:hAnsi="Arial"/>
           <w:sz w:val="19"/>
         </w:rPr>
-        <w:t>25</w:t>
+        <w:t>32</w:t>
       </w:r>
     </w:p>
     <w:p>
@@ -2575,7 +2575,7 @@
           <w:rFonts w:ascii="Arial" w:hAnsi="Arial"/>
           <w:sz w:val="19"/>
         </w:rPr>
-        <w:t>29</w:t>
+        <w:t>38</w:t>
       </w:r>
     </w:p>
     <w:p>
@@ -2607,7 +2607,7 @@
           <w:b/>
           <w:sz w:val="19"/>
         </w:rPr>
-        <w:t>41</w:t>
+        <w:t>38</w:t>
       </w:r>
     </w:p>
     <w:p>
@@ -2638,7 +2638,7 @@
           <w:rFonts w:ascii="Arial" w:hAnsi="Arial"/>
           <w:sz w:val="19"/>
         </w:rPr>
-        <w:t>41</w:t>
+        <w:t>38</w:t>
       </w:r>
     </w:p>
     <w:p>
@@ -2669,7 +2669,7 @@
           <w:rFonts w:ascii="Arial" w:hAnsi="Arial"/>
           <w:sz w:val="19"/>
         </w:rPr>
-        <w:t>42</w:t>
+        <w:t>39</w:t>
       </w:r>
     </w:p>
     <w:p>
@@ -2700,7 +2700,7 @@
           <w:rFonts w:ascii="Arial" w:hAnsi="Arial"/>
           <w:sz w:val="19"/>
         </w:rPr>
-        <w:t>44</w:t>
+        <w:t>41</w:t>
       </w:r>
     </w:p>
     <w:p>
@@ -2746,7 +2746,7 @@
           <w:rFonts w:ascii="Arial" w:hAnsi="Arial"/>
           <w:sz w:val="19"/>
         </w:rPr>
-        <w:t>50</w:t>
+        <w:t>48</w:t>
       </w:r>
     </w:p>
     <w:p>
@@ -2792,7 +2792,7 @@
           <w:rFonts w:ascii="Arial" w:hAnsi="Arial"/>
           <w:sz w:val="19"/>
         </w:rPr>
-        <w:t>51</w:t>
+        <w:t>49</w:t>
       </w:r>
     </w:p>
     <w:p>
@@ -2823,7 +2823,7 @@
           <w:rFonts w:ascii="Arial" w:hAnsi="Arial"/>
           <w:sz w:val="19"/>
         </w:rPr>
-        <w:t>60</w:t>
+        <w:t>58</w:t>
       </w:r>
     </w:p>
     <w:p>
@@ -2855,7 +2855,7 @@
           <w:b/>
           <w:sz w:val="19"/>
         </w:rPr>
-        <w:t>63</w:t>
+        <w:t>61</w:t>
       </w:r>
     </w:p>
     <w:p>
@@ -2908,246 +2908,6 @@
       </w:r>
     </w:p>
     <w:p>
-      <w:pPr>
-        <w:tabs>
-          <w:tab w:pos="7937" w:val="right" w:leader="dot"/>
-        </w:tabs>
-        <w:spacing w:line="276" w:lineRule="auto" w:after="60"/>
-        <w:jc w:val="left"/>
-      </w:pPr>
-      <w:r>
-        <w:rPr>
-          <w:rFonts w:ascii="Arial" w:hAnsi="Arial"/>
-          <w:sz w:val="19"/>
-        </w:rPr>
-        <w:t>Tabel 2.1  Matriks Sintesis Literatur Terkini (2021–2025) Bidang Dinamika dan Kontrol AUV</w:t>
-      </w:r>
-      <w:r>
-        <w:rPr>
-          <w:rFonts w:ascii="Arial" w:hAnsi="Arial"/>
-          <w:sz w:val="19"/>
-        </w:rPr>
-        <w:tab/>
-      </w:r>
-      <w:r>
-        <w:rPr>
-          <w:rFonts w:ascii="Arial" w:hAnsi="Arial"/>
-          <w:sz w:val="19"/>
-        </w:rPr>
-        <w:t>8</w:t>
-      </w:r>
-    </w:p>
-    <w:p>
-      <w:pPr>
-        <w:tabs>
-          <w:tab w:pos="7937" w:val="right" w:leader="dot"/>
-        </w:tabs>
-        <w:spacing w:line="276" w:lineRule="auto" w:after="60"/>
-        <w:jc w:val="left"/>
-      </w:pPr>
-      <w:r>
-        <w:rPr>
-          <w:rFonts w:ascii="Arial" w:hAnsi="Arial"/>
-          <w:sz w:val="19"/>
-        </w:rPr>
-        <w:t>Tabel 2.2  Notasi dan Konvensi 6 Derajat Kebebasan SNAME (1950) &amp; Fossen (2021)</w:t>
-      </w:r>
-      <w:r>
-        <w:rPr>
-          <w:rFonts w:ascii="Arial" w:hAnsi="Arial"/>
-          <w:sz w:val="19"/>
-        </w:rPr>
-        <w:tab/>
-      </w:r>
-      <w:r>
-        <w:rPr>
-          <w:rFonts w:ascii="Arial" w:hAnsi="Arial"/>
-          <w:sz w:val="19"/>
-        </w:rPr>
-        <w:t>12</w:t>
-      </w:r>
-    </w:p>
-    <w:p>
-      <w:pPr>
-        <w:tabs>
-          <w:tab w:pos="7937" w:val="right" w:leader="dot"/>
-        </w:tabs>
-        <w:spacing w:line="276" w:lineRule="auto" w:after="60"/>
-        <w:jc w:val="left"/>
-      </w:pPr>
-      <w:r>
-        <w:rPr>
-          <w:rFonts w:ascii="Arial" w:hAnsi="Arial"/>
-          <w:sz w:val="19"/>
-        </w:rPr>
-        <w:t>Tabel 2.3  Koordinat Spasial dan Vektor Orientasi 8 Pendorong Wahana Over-Actuated</w:t>
-      </w:r>
-      <w:r>
-        <w:rPr>
-          <w:rFonts w:ascii="Arial" w:hAnsi="Arial"/>
-          <w:sz w:val="19"/>
-        </w:rPr>
-        <w:tab/>
-      </w:r>
-      <w:r>
-        <w:rPr>
-          <w:rFonts w:ascii="Arial" w:hAnsi="Arial"/>
-          <w:sz w:val="19"/>
-        </w:rPr>
-        <w:t>26</w:t>
-      </w:r>
-    </w:p>
-    <w:p>
-      <w:pPr>
-        <w:tabs>
-          <w:tab w:pos="7937" w:val="right" w:leader="dot"/>
-        </w:tabs>
-        <w:spacing w:line="276" w:lineRule="auto" w:after="60"/>
-        <w:jc w:val="left"/>
-      </w:pPr>
-      <w:r>
-        <w:rPr>
-          <w:rFonts w:ascii="Arial" w:hAnsi="Arial"/>
-          <w:sz w:val="19"/>
-        </w:rPr>
-        <w:t>Tabel 3.1  Parameter Fisik dan Properti Benda Tegar Wahana Over-Actuated 8-Pendorong</w:t>
-      </w:r>
-      <w:r>
-        <w:rPr>
-          <w:rFonts w:ascii="Arial" w:hAnsi="Arial"/>
-          <w:sz w:val="19"/>
-        </w:rPr>
-        <w:tab/>
-      </w:r>
-      <w:r>
-        <w:rPr>
-          <w:rFonts w:ascii="Arial" w:hAnsi="Arial"/>
-          <w:sz w:val="19"/>
-        </w:rPr>
-        <w:t>45</w:t>
-      </w:r>
-    </w:p>
-    <w:p>
-      <w:pPr>
-        <w:tabs>
-          <w:tab w:pos="7937" w:val="right" w:leader="dot"/>
-        </w:tabs>
-        <w:spacing w:line="276" w:lineRule="auto" w:after="60"/>
-        <w:jc w:val="left"/>
-      </w:pPr>
-      <w:r>
-        <w:rPr>
-          <w:rFonts w:ascii="Arial" w:hAnsi="Arial"/>
-          <w:sz w:val="19"/>
-        </w:rPr>
-        <w:t>Tabel 3.2  Koefisien Derivatif Massa Tambah Hidrodinamika Wahana</w:t>
-      </w:r>
-      <w:r>
-        <w:rPr>
-          <w:rFonts w:ascii="Arial" w:hAnsi="Arial"/>
-          <w:sz w:val="19"/>
-        </w:rPr>
-        <w:tab/>
-      </w:r>
-      <w:r>
-        <w:rPr>
-          <w:rFonts w:ascii="Arial" w:hAnsi="Arial"/>
-          <w:sz w:val="19"/>
-        </w:rPr>
-        <w:t>46</w:t>
-      </w:r>
-    </w:p>
-    <w:p>
-      <w:pPr>
-        <w:tabs>
-          <w:tab w:pos="7937" w:val="right" w:leader="dot"/>
-        </w:tabs>
-        <w:spacing w:line="276" w:lineRule="auto" w:after="60"/>
-        <w:jc w:val="left"/>
-      </w:pPr>
-      <w:r>
-        <w:rPr>
-          <w:rFonts w:ascii="Arial" w:hAnsi="Arial"/>
-          <w:sz w:val="19"/>
-        </w:rPr>
-        <w:t>Tabel 3.3  Koefisien Redaman Hidrodinamika Linier dan Kuadratik Wahana</w:t>
-      </w:r>
-      <w:r>
-        <w:rPr>
-          <w:rFonts w:ascii="Arial" w:hAnsi="Arial"/>
-          <w:sz w:val="19"/>
-        </w:rPr>
-        <w:tab/>
-      </w:r>
-      <w:r>
-        <w:rPr>
-          <w:rFonts w:ascii="Arial" w:hAnsi="Arial"/>
-          <w:sz w:val="19"/>
-        </w:rPr>
-        <w:t>48</w:t>
-      </w:r>
-    </w:p>
-    <w:p>
-      <w:pPr>
-        <w:tabs>
-          <w:tab w:pos="7937" w:val="right" w:leader="dot"/>
-        </w:tabs>
-        <w:spacing w:line="276" w:lineRule="auto" w:after="60"/>
-        <w:jc w:val="left"/>
-      </w:pPr>
-      <w:r>
-        <w:rPr>
-          <w:rFonts w:ascii="Arial" w:hAnsi="Arial"/>
-          <w:sz w:val="19"/>
-        </w:rPr>
-        <w:t>Tabel 3.4  Posisi Spasial dan Vektor Satuan Gaya Dorong 8-Pendorong Bervektor</w:t>
-      </w:r>
-      <w:r>
-        <w:rPr>
-          <w:rFonts w:ascii="Arial" w:hAnsi="Arial"/>
-          <w:sz w:val="19"/>
-        </w:rPr>
-        <w:tab/>
-      </w:r>
-      <w:r>
-        <w:rPr>
-          <w:rFonts w:ascii="Arial" w:hAnsi="Arial"/>
-          <w:sz w:val="19"/>
-        </w:rPr>
-        <w:t>48</w:t>
-      </w:r>
-    </w:p>
-    <w:p>
-      <w:pPr>
-        <w:tabs>
-          <w:tab w:pos="7937" w:val="right" w:leader="dot"/>
-        </w:tabs>
-        <w:spacing w:line="276" w:lineRule="auto" w:after="60"/>
-        <w:jc w:val="left"/>
-      </w:pPr>
-      <w:r>
-        <w:rPr>
-          <w:rFonts w:ascii="Arial" w:hAnsi="Arial"/>
-          <w:sz w:val="19"/>
-        </w:rPr>
-        <w:t>Tabel 3.5  Spesifikasi Komponen Perangkat Keras Arsitektur HITL</w:t>
-      </w:r>
-      <w:r>
-        <w:rPr>
-          <w:rFonts w:ascii="Arial" w:hAnsi="Arial"/>
-          <w:sz w:val="19"/>
-        </w:rPr>
-        <w:tab/>
-      </w:r>
-      <w:r>
-        <w:rPr>
-          <w:rFonts w:ascii="Arial" w:hAnsi="Arial"/>
-          <w:sz w:val="19"/>
-        </w:rPr>
-        <w:t>52</w:t>
-      </w:r>
-    </w:p>
-    <w:p>
       <w:r>
         <w:br w:type="page"/>
       </w:r>
@@ -3194,336 +2954,6 @@
           <w:sz w:val="19"/>
         </w:rPr>
         <w:t>Halaman</w:t>
-      </w:r>
-    </w:p>
-    <w:p>
-      <w:pPr>
-        <w:tabs>
-          <w:tab w:pos="7937" w:val="right" w:leader="dot"/>
-        </w:tabs>
-        <w:spacing w:line="276" w:lineRule="auto" w:after="60"/>
-        <w:jc w:val="left"/>
-      </w:pPr>
-      <w:r>
-        <w:rPr>
-          <w:rFonts w:ascii="Arial" w:hAnsi="Arial"/>
-          <w:sz w:val="19"/>
-        </w:rPr>
-        <w:t>Gambar 2.1  Sistem Kerangka Acuan Inersia Bumi (Fn - NED) dan Kerangka Acuan Bergerak Bodi (Fb - FRD) Konvensi SNAME (1950) dan Fossen (2021)</w:t>
-      </w:r>
-      <w:r>
-        <w:rPr>
-          <w:rFonts w:ascii="Arial" w:hAnsi="Arial"/>
-          <w:sz w:val="19"/>
-        </w:rPr>
-        <w:tab/>
-      </w:r>
-      <w:r>
-        <w:rPr>
-          <w:rFonts w:ascii="Arial" w:hAnsi="Arial"/>
-          <w:sz w:val="19"/>
-        </w:rPr>
-        <w:t>11</w:t>
-      </w:r>
-    </w:p>
-    <w:p>
-      <w:pPr>
-        <w:tabs>
-          <w:tab w:pos="7937" w:val="right" w:leader="dot"/>
-        </w:tabs>
-        <w:spacing w:line="276" w:lineRule="auto" w:after="60"/>
-        <w:jc w:val="left"/>
-      </w:pPr>
-      <w:r>
-        <w:rPr>
-          <w:rFonts w:ascii="Arial" w:hAnsi="Arial"/>
-          <w:sz w:val="19"/>
-        </w:rPr>
-        <w:t>Gambar 3.1  Diagram Alir Tahapan Penelitian Komprehensif</w:t>
-      </w:r>
-      <w:r>
-        <w:rPr>
-          <w:rFonts w:ascii="Arial" w:hAnsi="Arial"/>
-          <w:sz w:val="19"/>
-        </w:rPr>
-        <w:tab/>
-      </w:r>
-      <w:r>
-        <w:rPr>
-          <w:rFonts w:ascii="Arial" w:hAnsi="Arial"/>
-          <w:sz w:val="19"/>
-        </w:rPr>
-        <w:t>43</w:t>
-      </w:r>
-    </w:p>
-    <w:p>
-      <w:pPr>
-        <w:tabs>
-          <w:tab w:pos="7937" w:val="right" w:leader="dot"/>
-        </w:tabs>
-        <w:spacing w:line="276" w:lineRule="auto" w:after="60"/>
-        <w:jc w:val="left"/>
-      </w:pPr>
-      <w:r>
-        <w:rPr>
-          <w:rFonts w:ascii="Arial" w:hAnsi="Arial"/>
-          <w:sz w:val="19"/>
-        </w:rPr>
-        <w:t>Gambar 3.2  Arsitektur Simulasi Software-In-The-Loop (SITL) Sistem AUV</w:t>
-      </w:r>
-      <w:r>
-        <w:rPr>
-          <w:rFonts w:ascii="Arial" w:hAnsi="Arial"/>
-          <w:sz w:val="19"/>
-        </w:rPr>
-        <w:tab/>
-      </w:r>
-      <w:r>
-        <w:rPr>
-          <w:rFonts w:ascii="Arial" w:hAnsi="Arial"/>
-          <w:sz w:val="19"/>
-        </w:rPr>
-        <w:t>50</w:t>
-      </w:r>
-    </w:p>
-    <w:p>
-      <w:pPr>
-        <w:tabs>
-          <w:tab w:pos="7937" w:val="right" w:leader="dot"/>
-        </w:tabs>
-        <w:spacing w:line="276" w:lineRule="auto" w:after="60"/>
-        <w:jc w:val="left"/>
-      </w:pPr>
-      <w:r>
-        <w:rPr>
-          <w:rFonts w:ascii="Arial" w:hAnsi="Arial"/>
-          <w:sz w:val="19"/>
-        </w:rPr>
-        <w:t>Gambar 3.3  Arsitektur Integrasi Hardware-In-The-Loop (HITL) Mekatronika AUV</w:t>
-      </w:r>
-      <w:r>
-        <w:rPr>
-          <w:rFonts w:ascii="Arial" w:hAnsi="Arial"/>
-          <w:sz w:val="19"/>
-        </w:rPr>
-        <w:tab/>
-      </w:r>
-      <w:r>
-        <w:rPr>
-          <w:rFonts w:ascii="Arial" w:hAnsi="Arial"/>
-          <w:sz w:val="19"/>
-        </w:rPr>
-        <w:t>52</w:t>
-      </w:r>
-    </w:p>
-    <w:p>
-      <w:pPr>
-        <w:tabs>
-          <w:tab w:pos="7937" w:val="right" w:leader="dot"/>
-        </w:tabs>
-        <w:spacing w:line="276" w:lineRule="auto" w:after="60"/>
-        <w:jc w:val="left"/>
-      </w:pPr>
-      <w:r>
-        <w:rPr>
-          <w:rFonts w:ascii="Arial" w:hAnsi="Arial"/>
-          <w:sz w:val="19"/>
-        </w:rPr>
-        <w:t>Gambar 3.4  Rangka (Frame) dan Lambung Tekanan Kustom AUV 8-Pendorong</w:t>
-      </w:r>
-      <w:r>
-        <w:rPr>
-          <w:rFonts w:ascii="Arial" w:hAnsi="Arial"/>
-          <w:sz w:val="19"/>
-        </w:rPr>
-        <w:tab/>
-      </w:r>
-      <w:r>
-        <w:rPr>
-          <w:rFonts w:ascii="Arial" w:hAnsi="Arial"/>
-          <w:sz w:val="19"/>
-        </w:rPr>
-        <w:t>54</w:t>
-      </w:r>
-    </w:p>
-    <w:p>
-      <w:pPr>
-        <w:tabs>
-          <w:tab w:pos="7937" w:val="right" w:leader="dot"/>
-        </w:tabs>
-        <w:spacing w:line="276" w:lineRule="auto" w:after="60"/>
-        <w:jc w:val="left"/>
-      </w:pPr>
-      <w:r>
-        <w:rPr>
-          <w:rFonts w:ascii="Arial" w:hAnsi="Arial"/>
-          <w:sz w:val="19"/>
-        </w:rPr>
-        <w:t>Gambar 3.5  Papan Pengendali Penerbangan (Flight Controller) Pixhawk 2.4.8</w:t>
-      </w:r>
-      <w:r>
-        <w:rPr>
-          <w:rFonts w:ascii="Arial" w:hAnsi="Arial"/>
-          <w:sz w:val="19"/>
-        </w:rPr>
-        <w:tab/>
-      </w:r>
-      <w:r>
-        <w:rPr>
-          <w:rFonts w:ascii="Arial" w:hAnsi="Arial"/>
-          <w:sz w:val="19"/>
-        </w:rPr>
-        <w:t>54</w:t>
-      </w:r>
-    </w:p>
-    <w:p>
-      <w:pPr>
-        <w:tabs>
-          <w:tab w:pos="7937" w:val="right" w:leader="dot"/>
-        </w:tabs>
-        <w:spacing w:line="276" w:lineRule="auto" w:after="60"/>
-        <w:jc w:val="left"/>
-      </w:pPr>
-      <w:r>
-        <w:rPr>
-          <w:rFonts w:ascii="Arial" w:hAnsi="Arial"/>
-          <w:sz w:val="19"/>
-        </w:rPr>
-        <w:t>Gambar 3.6  Komputer Pendamping (Companion Computer) Raspberry Pi 4B</w:t>
-      </w:r>
-      <w:r>
-        <w:rPr>
-          <w:rFonts w:ascii="Arial" w:hAnsi="Arial"/>
-          <w:sz w:val="19"/>
-        </w:rPr>
-        <w:tab/>
-      </w:r>
-      <w:r>
-        <w:rPr>
-          <w:rFonts w:ascii="Arial" w:hAnsi="Arial"/>
-          <w:sz w:val="19"/>
-        </w:rPr>
-        <w:t>55</w:t>
-      </w:r>
-    </w:p>
-    <w:p>
-      <w:pPr>
-        <w:tabs>
-          <w:tab w:pos="7937" w:val="right" w:leader="dot"/>
-        </w:tabs>
-        <w:spacing w:line="276" w:lineRule="auto" w:after="60"/>
-        <w:jc w:val="left"/>
-      </w:pPr>
-      <w:r>
-        <w:rPr>
-          <w:rFonts w:ascii="Arial" w:hAnsi="Arial"/>
-          <w:sz w:val="19"/>
-        </w:rPr>
-        <w:t>Gambar 3.7  Modul Pengendali Kecepatan Elektronik (ESC EMAX BLHeli 30A)</w:t>
-      </w:r>
-      <w:r>
-        <w:rPr>
-          <w:rFonts w:ascii="Arial" w:hAnsi="Arial"/>
-          <w:sz w:val="19"/>
-        </w:rPr>
-        <w:tab/>
-      </w:r>
-      <w:r>
-        <w:rPr>
-          <w:rFonts w:ascii="Arial" w:hAnsi="Arial"/>
-          <w:sz w:val="19"/>
-        </w:rPr>
-        <w:t>55</w:t>
-      </w:r>
-    </w:p>
-    <w:p>
-      <w:pPr>
-        <w:tabs>
-          <w:tab w:pos="7937" w:val="right" w:leader="dot"/>
-        </w:tabs>
-        <w:spacing w:line="276" w:lineRule="auto" w:after="60"/>
-        <w:jc w:val="left"/>
-      </w:pPr>
-      <w:r>
-        <w:rPr>
-          <w:rFonts w:ascii="Arial" w:hAnsi="Arial"/>
-          <w:sz w:val="19"/>
-        </w:rPr>
-        <w:t>Gambar 3.8  Motor Pendorong Bawah Air (BLDC Underwater Thruster)</w:t>
-      </w:r>
-      <w:r>
-        <w:rPr>
-          <w:rFonts w:ascii="Arial" w:hAnsi="Arial"/>
-          <w:sz w:val="19"/>
-        </w:rPr>
-        <w:tab/>
-      </w:r>
-      <w:r>
-        <w:rPr>
-          <w:rFonts w:ascii="Arial" w:hAnsi="Arial"/>
-          <w:sz w:val="19"/>
-        </w:rPr>
-        <w:t>56</w:t>
-      </w:r>
-    </w:p>
-    <w:p>
-      <w:pPr>
-        <w:tabs>
-          <w:tab w:pos="7937" w:val="right" w:leader="dot"/>
-        </w:tabs>
-        <w:spacing w:line="276" w:lineRule="auto" w:after="60"/>
-        <w:jc w:val="left"/>
-      </w:pPr>
-      <w:r>
-        <w:rPr>
-          <w:rFonts w:ascii="Arial" w:hAnsi="Arial"/>
-          <w:sz w:val="19"/>
-        </w:rPr>
-        <w:t>Gambar 3.9  Sumber Daya Utama Baterai Li-Po 4S 14.8V 6000 mAh</w:t>
-      </w:r>
-      <w:r>
-        <w:rPr>
-          <w:rFonts w:ascii="Arial" w:hAnsi="Arial"/>
-          <w:sz w:val="19"/>
-        </w:rPr>
-        <w:tab/>
-      </w:r>
-      <w:r>
-        <w:rPr>
-          <w:rFonts w:ascii="Arial" w:hAnsi="Arial"/>
-          <w:sz w:val="19"/>
-        </w:rPr>
-        <w:t>56</w:t>
-      </w:r>
-    </w:p>
-    <w:p>
-      <w:pPr>
-        <w:tabs>
-          <w:tab w:pos="7937" w:val="right" w:leader="dot"/>
-        </w:tabs>
-        <w:spacing w:line="276" w:lineRule="auto" w:after="60"/>
-        <w:jc w:val="left"/>
-      </w:pPr>
-      <w:r>
-        <w:rPr>
-          <w:rFonts w:ascii="Arial" w:hAnsi="Arial"/>
-          <w:sz w:val="19"/>
-        </w:rPr>
-        <w:t>Gambar 3.10  Modul Kamera Sistem Pelacakan Visual: Raspberry Pi Camera Rev 1.3 dan Webcam Logitech C922 Pro</w:t>
-      </w:r>
-      <w:r>
-        <w:rPr>
-          <w:rFonts w:ascii="Arial" w:hAnsi="Arial"/>
-          <w:sz w:val="19"/>
-        </w:rPr>
-        <w:tab/>
-      </w:r>
-      <w:r>
-        <w:rPr>
-          <w:rFonts w:ascii="Arial" w:hAnsi="Arial"/>
-          <w:sz w:val="19"/>
-        </w:rPr>
-        <w:t>57</w:t>
       </w:r>
     </w:p>
     <w:p>
@@ -7306,6 +6736,690 @@
       <w:docGrid w:linePitch="360"/>
       <w:pgNumType w:fmt="lowerRoman" w:start="1"/>
     </w:sectPr>
+    <w:sdt>
+      <w:sdtPr>
+        <w:id w:val="3318259101"/>
+        <w:docPartObj>
+          <w:docPartGallery w:val="Table of Contents"/>
+          <w:docPartUnique w:val="1"/>
+        </w:docPartObj>
+      </w:sdtPr>
+      <w:sdtContent>
+        <w:p w14:paraId="C5C89D9D00">
+          <w:pPr>
+            <w:widowControl w:val="0"/>
+            <w:tabs>
+              <w:tab w:val="right" w:leader="dot" w:pos="7937"/>
+              <w:tab w:val="right" w:leader="dot" w:pos="12000"/>
+            </w:tabs>
+            <w:spacing w:after="40" w:before="40" w:line="240" w:lineRule="auto"/>
+            <w:jc w:val="left"/>
+            <w:rPr>
+              <w:color w:val="000000"/>
+              <w:u w:val="none"/>
+            </w:rPr>
+          </w:pPr>
+          <w:r>
+            <w:fldChar w:fldCharType="begin"/>
+            <w:instrText xml:space="preserve"> TOC \c "Tabel" </w:instrText>
+            <w:fldChar w:fldCharType="separate"/>
+          </w:r>
+          <w:hyperlink w:anchor="">
+            <w:r>
+              <w:rPr>
+                <w:rFonts w:ascii="Arial" w:cs="Arial" w:eastAsia="Arial" w:hAnsi="Arial"/>
+                <w:sz w:val="19"/>
+                <w:szCs w:val="19"/>
+                <w:color w:val="000000"/>
+                <w:u w:val="none"/>
+              </w:rPr>
+              <w:t xml:space="preserve">Tabel 2.1  Matriks Sintesis Literatur Terkini (2021–2025) Bidang Dinamika dan Kontrol AUV</w:t>
+              <w:tab/>
+              <w:t xml:space="preserve">8</w:t>
+            </w:r>
+          </w:hyperlink>
+          <w:r>
+            <w:rPr>
+              <w:rtl w:val="0"/>
+            </w:rPr>
+          </w:r>
+        </w:p>
+        <w:p w14:paraId="C5C89D9D01">
+          <w:pPr>
+            <w:widowControl w:val="0"/>
+            <w:tabs>
+              <w:tab w:val="right" w:leader="dot" w:pos="7937"/>
+              <w:tab w:val="right" w:leader="dot" w:pos="12000"/>
+            </w:tabs>
+            <w:spacing w:after="40" w:before="40" w:line="240" w:lineRule="auto"/>
+            <w:jc w:val="left"/>
+            <w:rPr>
+              <w:color w:val="000000"/>
+              <w:u w:val="none"/>
+            </w:rPr>
+          </w:pPr>
+          <w:hyperlink w:anchor="">
+            <w:r>
+              <w:rPr>
+                <w:rFonts w:ascii="Arial" w:cs="Arial" w:eastAsia="Arial" w:hAnsi="Arial"/>
+                <w:sz w:val="19"/>
+                <w:szCs w:val="19"/>
+                <w:color w:val="000000"/>
+                <w:u w:val="none"/>
+              </w:rPr>
+              <w:t xml:space="preserve">Tabel 2.2  Notasi dan Konvensi 6 Derajat Kebebasan SNAME (1950) &amp; Fossen (2021)</w:t>
+              <w:tab/>
+              <w:t xml:space="preserve">12</w:t>
+            </w:r>
+          </w:hyperlink>
+          <w:r>
+            <w:rPr>
+              <w:rtl w:val="0"/>
+            </w:rPr>
+          </w:r>
+        </w:p>
+        <w:p w14:paraId="C5C89D9D02">
+          <w:pPr>
+            <w:widowControl w:val="0"/>
+            <w:tabs>
+              <w:tab w:val="right" w:leader="dot" w:pos="7937"/>
+              <w:tab w:val="right" w:leader="dot" w:pos="12000"/>
+            </w:tabs>
+            <w:spacing w:after="40" w:before="40" w:line="240" w:lineRule="auto"/>
+            <w:jc w:val="left"/>
+            <w:rPr>
+              <w:color w:val="000000"/>
+              <w:u w:val="none"/>
+            </w:rPr>
+          </w:pPr>
+          <w:hyperlink w:anchor="">
+            <w:r>
+              <w:rPr>
+                <w:rFonts w:ascii="Arial" w:cs="Arial" w:eastAsia="Arial" w:hAnsi="Arial"/>
+                <w:sz w:val="19"/>
+                <w:szCs w:val="19"/>
+                <w:color w:val="000000"/>
+                <w:u w:val="none"/>
+              </w:rPr>
+              <w:t xml:space="preserve">Tabel 2.3  Koordinat Spasial dan Vektor Orientasi 8 Pendorong Wahana Over-Actuated</w:t>
+              <w:tab/>
+              <w:t xml:space="preserve">26</w:t>
+            </w:r>
+          </w:hyperlink>
+          <w:r>
+            <w:rPr>
+              <w:rtl w:val="0"/>
+            </w:rPr>
+          </w:r>
+        </w:p>
+        <w:p w14:paraId="C5C89D9D03">
+          <w:pPr>
+            <w:widowControl w:val="0"/>
+            <w:tabs>
+              <w:tab w:val="right" w:leader="dot" w:pos="7937"/>
+              <w:tab w:val="right" w:leader="dot" w:pos="12000"/>
+            </w:tabs>
+            <w:spacing w:after="40" w:before="40" w:line="240" w:lineRule="auto"/>
+            <w:jc w:val="left"/>
+            <w:rPr>
+              <w:color w:val="000000"/>
+              <w:u w:val="none"/>
+            </w:rPr>
+          </w:pPr>
+          <w:hyperlink w:anchor="">
+            <w:r>
+              <w:rPr>
+                <w:rFonts w:ascii="Arial" w:cs="Arial" w:eastAsia="Arial" w:hAnsi="Arial"/>
+                <w:sz w:val="19"/>
+                <w:szCs w:val="19"/>
+                <w:color w:val="000000"/>
+                <w:u w:val="none"/>
+              </w:rPr>
+              <w:t xml:space="preserve">Tabel 3.1  Parameter Fisik dan Properti Benda Tegar Wahana Over-Actuated 8-Pendorong</w:t>
+              <w:tab/>
+              <w:t xml:space="preserve">42</w:t>
+            </w:r>
+          </w:hyperlink>
+          <w:r>
+            <w:rPr>
+              <w:rtl w:val="0"/>
+            </w:rPr>
+          </w:r>
+        </w:p>
+        <w:p w14:paraId="C5C89D9D04">
+          <w:pPr>
+            <w:widowControl w:val="0"/>
+            <w:tabs>
+              <w:tab w:val="right" w:leader="dot" w:pos="7937"/>
+              <w:tab w:val="right" w:leader="dot" w:pos="12000"/>
+            </w:tabs>
+            <w:spacing w:after="40" w:before="40" w:line="240" w:lineRule="auto"/>
+            <w:jc w:val="left"/>
+            <w:rPr>
+              <w:color w:val="000000"/>
+              <w:u w:val="none"/>
+            </w:rPr>
+          </w:pPr>
+          <w:hyperlink w:anchor="">
+            <w:r>
+              <w:rPr>
+                <w:rFonts w:ascii="Arial" w:cs="Arial" w:eastAsia="Arial" w:hAnsi="Arial"/>
+                <w:sz w:val="19"/>
+                <w:szCs w:val="19"/>
+                <w:color w:val="000000"/>
+                <w:u w:val="none"/>
+              </w:rPr>
+              <w:t xml:space="preserve">Tabel 3.2  Koefisien Derivatif Massa Tambah Hidrodinamika Wahana</w:t>
+              <w:tab/>
+              <w:t xml:space="preserve">44</w:t>
+            </w:r>
+          </w:hyperlink>
+          <w:r>
+            <w:rPr>
+              <w:rtl w:val="0"/>
+            </w:rPr>
+          </w:r>
+        </w:p>
+        <w:p w14:paraId="C5C89D9D05">
+          <w:pPr>
+            <w:widowControl w:val="0"/>
+            <w:tabs>
+              <w:tab w:val="right" w:leader="dot" w:pos="7937"/>
+              <w:tab w:val="right" w:leader="dot" w:pos="12000"/>
+            </w:tabs>
+            <w:spacing w:after="40" w:before="40" w:line="240" w:lineRule="auto"/>
+            <w:jc w:val="left"/>
+            <w:rPr>
+              <w:color w:val="000000"/>
+              <w:u w:val="none"/>
+            </w:rPr>
+          </w:pPr>
+          <w:hyperlink w:anchor="">
+            <w:r>
+              <w:rPr>
+                <w:rFonts w:ascii="Arial" w:cs="Arial" w:eastAsia="Arial" w:hAnsi="Arial"/>
+                <w:sz w:val="19"/>
+                <w:szCs w:val="19"/>
+                <w:color w:val="000000"/>
+                <w:u w:val="none"/>
+              </w:rPr>
+              <w:t xml:space="preserve">Tabel 3.3  Koefisien Redaman Hidrodinamika Linier dan Kuadratik Wahana</w:t>
+              <w:tab/>
+              <w:t xml:space="preserve">45</w:t>
+            </w:r>
+          </w:hyperlink>
+          <w:r>
+            <w:rPr>
+              <w:rtl w:val="0"/>
+            </w:rPr>
+          </w:r>
+        </w:p>
+        <w:p w14:paraId="C5C89D9D06">
+          <w:pPr>
+            <w:widowControl w:val="0"/>
+            <w:tabs>
+              <w:tab w:val="right" w:leader="dot" w:pos="7937"/>
+              <w:tab w:val="right" w:leader="dot" w:pos="12000"/>
+            </w:tabs>
+            <w:spacing w:after="40" w:before="40" w:line="240" w:lineRule="auto"/>
+            <w:jc w:val="left"/>
+            <w:rPr>
+              <w:color w:val="000000"/>
+              <w:u w:val="none"/>
+            </w:rPr>
+          </w:pPr>
+          <w:hyperlink w:anchor="">
+            <w:r>
+              <w:rPr>
+                <w:rFonts w:ascii="Arial" w:cs="Arial" w:eastAsia="Arial" w:hAnsi="Arial"/>
+                <w:sz w:val="19"/>
+                <w:szCs w:val="19"/>
+                <w:color w:val="000000"/>
+                <w:u w:val="none"/>
+              </w:rPr>
+              <w:t xml:space="preserve">Tabel 3.4  Posisi Spasial dan Vektor Satuan Gaya Dorong 8-Pendorong Bervektor</w:t>
+              <w:tab/>
+              <w:t xml:space="preserve">46</w:t>
+            </w:r>
+          </w:hyperlink>
+          <w:r>
+            <w:rPr>
+              <w:rtl w:val="0"/>
+            </w:rPr>
+          </w:r>
+        </w:p>
+        <w:p w14:paraId="C5C89D9D07">
+          <w:pPr>
+            <w:widowControl w:val="0"/>
+            <w:tabs>
+              <w:tab w:val="right" w:leader="dot" w:pos="7937"/>
+              <w:tab w:val="right" w:leader="dot" w:pos="12000"/>
+            </w:tabs>
+            <w:spacing w:after="40" w:before="40" w:line="240" w:lineRule="auto"/>
+            <w:jc w:val="left"/>
+            <w:rPr>
+              <w:color w:val="000000"/>
+              <w:u w:val="none"/>
+            </w:rPr>
+          </w:pPr>
+          <w:hyperlink w:anchor="">
+            <w:r>
+              <w:rPr>
+                <w:rFonts w:ascii="Arial" w:cs="Arial" w:eastAsia="Arial" w:hAnsi="Arial"/>
+                <w:sz w:val="19"/>
+                <w:szCs w:val="19"/>
+                <w:color w:val="000000"/>
+                <w:u w:val="none"/>
+              </w:rPr>
+              <w:t xml:space="preserve">Tabel 3.5  Spesifikasi Komponen Perangkat Keras Arsitektur HITL</w:t>
+              <w:tab/>
+              <w:t xml:space="preserve">50</w:t>
+            </w:r>
+          </w:hyperlink>
+          <w:r>
+            <w:rPr>
+              <w:rtl w:val="0"/>
+            </w:rPr>
+          </w:r>
+          <w:r>
+            <w:fldChar w:fldCharType="end"/>
+          </w:r>
+        </w:p>
+      </w:sdtContent>
+    </w:sdt>
+    <w:sdt>
+      <w:sdtPr>
+        <w:id w:val="3318259102"/>
+        <w:docPartObj>
+          <w:docPartGallery w:val="Table of Contents"/>
+          <w:docPartUnique w:val="1"/>
+        </w:docPartObj>
+      </w:sdtPr>
+      <w:sdtContent>
+        <w:p w14:paraId="C5C89D9E00">
+          <w:pPr>
+            <w:widowControl w:val="0"/>
+            <w:tabs>
+              <w:tab w:val="right" w:leader="dot" w:pos="7937"/>
+              <w:tab w:val="right" w:leader="dot" w:pos="12000"/>
+            </w:tabs>
+            <w:spacing w:after="40" w:before="40" w:line="240" w:lineRule="auto"/>
+            <w:jc w:val="left"/>
+            <w:rPr>
+              <w:color w:val="000000"/>
+              <w:u w:val="none"/>
+            </w:rPr>
+          </w:pPr>
+          <w:r>
+            <w:fldChar w:fldCharType="begin"/>
+            <w:instrText xml:space="preserve"> TOC \c "Gambar" </w:instrText>
+            <w:fldChar w:fldCharType="separate"/>
+          </w:r>
+          <w:hyperlink w:anchor="">
+            <w:r>
+              <w:rPr>
+                <w:rFonts w:ascii="Arial" w:cs="Arial" w:eastAsia="Arial" w:hAnsi="Arial"/>
+                <w:sz w:val="19"/>
+                <w:szCs w:val="19"/>
+                <w:color w:val="000000"/>
+                <w:u w:val="none"/>
+              </w:rPr>
+              <w:t xml:space="preserve">Gambar 2.1  Sistem Kerangka Acuan Inersia Bumi (Fn - NED) dan Kerangka Acuan Bergerak Bodi (Fb - FRD) Konvensi SNAME (1950) dan Fossen (2021)</w:t>
+              <w:tab/>
+              <w:t xml:space="preserve">11</w:t>
+            </w:r>
+          </w:hyperlink>
+          <w:r>
+            <w:rPr>
+              <w:rtl w:val="0"/>
+            </w:rPr>
+          </w:r>
+        </w:p>
+        <w:p w14:paraId="C5C89D9E01">
+          <w:pPr>
+            <w:widowControl w:val="0"/>
+            <w:tabs>
+              <w:tab w:val="right" w:leader="dot" w:pos="7937"/>
+              <w:tab w:val="right" w:leader="dot" w:pos="12000"/>
+            </w:tabs>
+            <w:spacing w:after="40" w:before="40" w:line="240" w:lineRule="auto"/>
+            <w:jc w:val="left"/>
+            <w:rPr>
+              <w:color w:val="000000"/>
+              <w:u w:val="none"/>
+            </w:rPr>
+          </w:pPr>
+          <w:hyperlink w:anchor="">
+            <w:r>
+              <w:rPr>
+                <w:rFonts w:ascii="Arial" w:cs="Arial" w:eastAsia="Arial" w:hAnsi="Arial"/>
+                <w:sz w:val="19"/>
+                <w:szCs w:val="19"/>
+                <w:color w:val="000000"/>
+                <w:u w:val="none"/>
+              </w:rPr>
+              <w:t xml:space="preserve">Gambar 3.1  Diagram Alir Tahapan Penelitian Komprehensif</w:t>
+              <w:tab/>
+              <w:t xml:space="preserve">40</w:t>
+            </w:r>
+          </w:hyperlink>
+          <w:r>
+            <w:rPr>
+              <w:rtl w:val="0"/>
+            </w:rPr>
+          </w:r>
+        </w:p>
+        <w:p w14:paraId="C5C89D9E02">
+          <w:pPr>
+            <w:widowControl w:val="0"/>
+            <w:tabs>
+              <w:tab w:val="right" w:leader="dot" w:pos="7937"/>
+              <w:tab w:val="right" w:leader="dot" w:pos="12000"/>
+            </w:tabs>
+            <w:spacing w:after="40" w:before="40" w:line="240" w:lineRule="auto"/>
+            <w:jc w:val="left"/>
+            <w:rPr>
+              <w:color w:val="000000"/>
+              <w:u w:val="none"/>
+            </w:rPr>
+          </w:pPr>
+          <w:hyperlink w:anchor="">
+            <w:r>
+              <w:rPr>
+                <w:rFonts w:ascii="Arial" w:cs="Arial" w:eastAsia="Arial" w:hAnsi="Arial"/>
+                <w:sz w:val="19"/>
+                <w:szCs w:val="19"/>
+                <w:color w:val="000000"/>
+                <w:u w:val="none"/>
+              </w:rPr>
+              <w:t xml:space="preserve">Gambar 3.2  Arsitektur Simulasi Software-In-The-Loop (SITL) Sistem AUV</w:t>
+              <w:tab/>
+              <w:t xml:space="preserve">48</w:t>
+            </w:r>
+          </w:hyperlink>
+          <w:r>
+            <w:rPr>
+              <w:rtl w:val="0"/>
+            </w:rPr>
+          </w:r>
+        </w:p>
+        <w:p w14:paraId="C5C89D9E03">
+          <w:pPr>
+            <w:widowControl w:val="0"/>
+            <w:tabs>
+              <w:tab w:val="right" w:leader="dot" w:pos="7937"/>
+              <w:tab w:val="right" w:leader="dot" w:pos="12000"/>
+            </w:tabs>
+            <w:spacing w:after="40" w:before="40" w:line="240" w:lineRule="auto"/>
+            <w:jc w:val="left"/>
+            <w:rPr>
+              <w:color w:val="000000"/>
+              <w:u w:val="none"/>
+            </w:rPr>
+          </w:pPr>
+          <w:hyperlink w:anchor="">
+            <w:r>
+              <w:rPr>
+                <w:rFonts w:ascii="Arial" w:cs="Arial" w:eastAsia="Arial" w:hAnsi="Arial"/>
+                <w:sz w:val="19"/>
+                <w:szCs w:val="19"/>
+                <w:color w:val="000000"/>
+                <w:u w:val="none"/>
+              </w:rPr>
+              <w:t xml:space="preserve">Gambar 3.3  Arsitektur Integrasi Hardware-In-The-Loop (HITL) Mekatronika AUV</w:t>
+              <w:tab/>
+              <w:t xml:space="preserve">50</w:t>
+            </w:r>
+          </w:hyperlink>
+          <w:r>
+            <w:rPr>
+              <w:rtl w:val="0"/>
+            </w:rPr>
+          </w:r>
+        </w:p>
+        <w:p w14:paraId="C5C89D9E04">
+          <w:pPr>
+            <w:widowControl w:val="0"/>
+            <w:tabs>
+              <w:tab w:val="right" w:leader="dot" w:pos="7937"/>
+              <w:tab w:val="right" w:leader="dot" w:pos="12000"/>
+            </w:tabs>
+            <w:spacing w:after="40" w:before="40" w:line="240" w:lineRule="auto"/>
+            <w:jc w:val="left"/>
+            <w:rPr>
+              <w:color w:val="000000"/>
+              <w:u w:val="none"/>
+            </w:rPr>
+          </w:pPr>
+          <w:hyperlink w:anchor="">
+            <w:r>
+              <w:rPr>
+                <w:rFonts w:ascii="Arial" w:cs="Arial" w:eastAsia="Arial" w:hAnsi="Arial"/>
+                <w:sz w:val="19"/>
+                <w:szCs w:val="19"/>
+                <w:color w:val="000000"/>
+                <w:u w:val="none"/>
+              </w:rPr>
+              <w:t xml:space="preserve">Gambar 3.4  Rangka (Frame) dan Lambung Tekanan Kustom AUV 8-Pendorong</w:t>
+              <w:tab/>
+              <w:t xml:space="preserve">52</w:t>
+            </w:r>
+          </w:hyperlink>
+          <w:r>
+            <w:rPr>
+              <w:rtl w:val="0"/>
+            </w:rPr>
+          </w:r>
+        </w:p>
+        <w:p w14:paraId="C5C89D9E05">
+          <w:pPr>
+            <w:widowControl w:val="0"/>
+            <w:tabs>
+              <w:tab w:val="right" w:leader="dot" w:pos="7937"/>
+              <w:tab w:val="right" w:leader="dot" w:pos="12000"/>
+            </w:tabs>
+            <w:spacing w:after="40" w:before="40" w:line="240" w:lineRule="auto"/>
+            <w:jc w:val="left"/>
+            <w:rPr>
+              <w:color w:val="000000"/>
+              <w:u w:val="none"/>
+            </w:rPr>
+          </w:pPr>
+          <w:hyperlink w:anchor="">
+            <w:r>
+              <w:rPr>
+                <w:rFonts w:ascii="Arial" w:cs="Arial" w:eastAsia="Arial" w:hAnsi="Arial"/>
+                <w:sz w:val="19"/>
+                <w:szCs w:val="19"/>
+                <w:color w:val="000000"/>
+                <w:u w:val="none"/>
+              </w:rPr>
+              <w:t xml:space="preserve">Gambar 3.5  Papan Pengendali Penerbangan (Flight Controller) Pixhawk 2.4.8</w:t>
+              <w:tab/>
+              <w:t xml:space="preserve">52</w:t>
+            </w:r>
+          </w:hyperlink>
+          <w:r>
+            <w:rPr>
+              <w:rtl w:val="0"/>
+            </w:rPr>
+          </w:r>
+        </w:p>
+        <w:p w14:paraId="C5C89D9E06">
+          <w:pPr>
+            <w:widowControl w:val="0"/>
+            <w:tabs>
+              <w:tab w:val="right" w:leader="dot" w:pos="7937"/>
+              <w:tab w:val="right" w:leader="dot" w:pos="12000"/>
+            </w:tabs>
+            <w:spacing w:after="40" w:before="40" w:line="240" w:lineRule="auto"/>
+            <w:jc w:val="left"/>
+            <w:rPr>
+              <w:color w:val="000000"/>
+              <w:u w:val="none"/>
+            </w:rPr>
+          </w:pPr>
+          <w:hyperlink w:anchor="">
+            <w:r>
+              <w:rPr>
+                <w:rFonts w:ascii="Arial" w:cs="Arial" w:eastAsia="Arial" w:hAnsi="Arial"/>
+                <w:sz w:val="19"/>
+                <w:szCs w:val="19"/>
+                <w:color w:val="000000"/>
+                <w:u w:val="none"/>
+              </w:rPr>
+              <w:t xml:space="preserve">Gambar 3.6  Komputer Pendamping (Companion Computer) Raspberry Pi 4B</w:t>
+              <w:tab/>
+              <w:t xml:space="preserve">53</w:t>
+            </w:r>
+          </w:hyperlink>
+          <w:r>
+            <w:rPr>
+              <w:rtl w:val="0"/>
+            </w:rPr>
+          </w:r>
+        </w:p>
+        <w:p w14:paraId="C5C89D9E07">
+          <w:pPr>
+            <w:widowControl w:val="0"/>
+            <w:tabs>
+              <w:tab w:val="right" w:leader="dot" w:pos="7937"/>
+              <w:tab w:val="right" w:leader="dot" w:pos="12000"/>
+            </w:tabs>
+            <w:spacing w:after="40" w:before="40" w:line="240" w:lineRule="auto"/>
+            <w:jc w:val="left"/>
+            <w:rPr>
+              <w:color w:val="000000"/>
+              <w:u w:val="none"/>
+            </w:rPr>
+          </w:pPr>
+          <w:hyperlink w:anchor="">
+            <w:r>
+              <w:rPr>
+                <w:rFonts w:ascii="Arial" w:cs="Arial" w:eastAsia="Arial" w:hAnsi="Arial"/>
+                <w:sz w:val="19"/>
+                <w:szCs w:val="19"/>
+                <w:color w:val="000000"/>
+                <w:u w:val="none"/>
+              </w:rPr>
+              <w:t xml:space="preserve">Gambar 3.7  Modul Pengendali Kecepatan Elektronik (ESC EMAX BLHeli 30A)</w:t>
+              <w:tab/>
+              <w:t xml:space="preserve">53</w:t>
+            </w:r>
+          </w:hyperlink>
+          <w:r>
+            <w:rPr>
+              <w:rtl w:val="0"/>
+            </w:rPr>
+          </w:r>
+        </w:p>
+        <w:p w14:paraId="C5C89D9E08">
+          <w:pPr>
+            <w:widowControl w:val="0"/>
+            <w:tabs>
+              <w:tab w:val="right" w:leader="dot" w:pos="7937"/>
+              <w:tab w:val="right" w:leader="dot" w:pos="12000"/>
+            </w:tabs>
+            <w:spacing w:after="40" w:before="40" w:line="240" w:lineRule="auto"/>
+            <w:jc w:val="left"/>
+            <w:rPr>
+              <w:color w:val="000000"/>
+              <w:u w:val="none"/>
+            </w:rPr>
+          </w:pPr>
+          <w:hyperlink w:anchor="">
+            <w:r>
+              <w:rPr>
+                <w:rFonts w:ascii="Arial" w:cs="Arial" w:eastAsia="Arial" w:hAnsi="Arial"/>
+                <w:sz w:val="19"/>
+                <w:szCs w:val="19"/>
+                <w:color w:val="000000"/>
+                <w:u w:val="none"/>
+              </w:rPr>
+              <w:t xml:space="preserve">Gambar 3.8  Motor Pendorong Bawah Air (BLDC Underwater Thruster)</w:t>
+              <w:tab/>
+              <w:t xml:space="preserve">54</w:t>
+            </w:r>
+          </w:hyperlink>
+          <w:r>
+            <w:rPr>
+              <w:rtl w:val="0"/>
+            </w:rPr>
+          </w:r>
+        </w:p>
+        <w:p w14:paraId="C5C89D9E09">
+          <w:pPr>
+            <w:widowControl w:val="0"/>
+            <w:tabs>
+              <w:tab w:val="right" w:leader="dot" w:pos="7937"/>
+              <w:tab w:val="right" w:leader="dot" w:pos="12000"/>
+            </w:tabs>
+            <w:spacing w:after="40" w:before="40" w:line="240" w:lineRule="auto"/>
+            <w:jc w:val="left"/>
+            <w:rPr>
+              <w:color w:val="000000"/>
+              <w:u w:val="none"/>
+            </w:rPr>
+          </w:pPr>
+          <w:hyperlink w:anchor="">
+            <w:r>
+              <w:rPr>
+                <w:rFonts w:ascii="Arial" w:cs="Arial" w:eastAsia="Arial" w:hAnsi="Arial"/>
+                <w:sz w:val="19"/>
+                <w:szCs w:val="19"/>
+                <w:color w:val="000000"/>
+                <w:u w:val="none"/>
+              </w:rPr>
+              <w:t xml:space="preserve">Gambar 3.9  Sumber Daya Utama Baterai Li-Po 4S 14.8V 6000 mAh</w:t>
+              <w:tab/>
+              <w:t xml:space="preserve">54</w:t>
+            </w:r>
+          </w:hyperlink>
+          <w:r>
+            <w:rPr>
+              <w:rtl w:val="0"/>
+            </w:rPr>
+          </w:r>
+        </w:p>
+        <w:p w14:paraId="C5C89D9E0A">
+          <w:pPr>
+            <w:widowControl w:val="0"/>
+            <w:tabs>
+              <w:tab w:val="right" w:leader="dot" w:pos="7937"/>
+              <w:tab w:val="right" w:leader="dot" w:pos="12000"/>
+            </w:tabs>
+            <w:spacing w:after="40" w:before="40" w:line="240" w:lineRule="auto"/>
+            <w:jc w:val="left"/>
+            <w:rPr>
+              <w:color w:val="000000"/>
+              <w:u w:val="none"/>
+            </w:rPr>
+          </w:pPr>
+          <w:hyperlink w:anchor="">
+            <w:r>
+              <w:rPr>
+                <w:rFonts w:ascii="Arial" w:cs="Arial" w:eastAsia="Arial" w:hAnsi="Arial"/>
+                <w:sz w:val="19"/>
+                <w:szCs w:val="19"/>
+                <w:color w:val="000000"/>
+                <w:u w:val="none"/>
+              </w:rPr>
+              <w:t xml:space="preserve">Gambar 3.10  Modul Kamera Sistem Pelacakan Visual: Raspberry Pi Camera Rev 1.3 dan Webcam Logitech C922 Pro</w:t>
+              <w:tab/>
+              <w:t xml:space="preserve">55</w:t>
+            </w:r>
+          </w:hyperlink>
+          <w:r>
+            <w:rPr>
+              <w:rtl w:val="0"/>
+            </w:rPr>
+          </w:r>
+          <w:r>
+            <w:fldChar w:fldCharType="end"/>
+          </w:r>
+        </w:p>
+      </w:sdtContent>
+    </w:sdt>
   </w:body>
 </w:document>
 </file>
